--- a/docs/MVP-InHouse.docx
+++ b/docs/MVP-InHouse.docx
@@ -30,8 +30,8 @@
         <w:tblLayout w:type="fixed"/>
       </w:tblPr>
       <w:tblGrid>
-        <w:gridCol w:w="1493"/>
-        <w:gridCol w:w="8145"/>
+        <w:gridCol w:w="1823"/>
+        <w:gridCol w:w="7815"/>
       </w:tblGrid>
       <w:tr>
         <w:trPr>
@@ -39,7 +39,7 @@
         </w:trPr>
         <w:tc>
           <w:tcPr>
-            <w:tcW w:type="dxa" w:w="1493"/>
+            <w:tcW w:type="dxa" w:w="1823"/>
             <w:tcBorders>
               <w:top w:val="single" w:color="BFBFBF" w:sz="4"/>
               <w:left w:val="single" w:color="BFBFBF" w:sz="4"/>
@@ -74,7 +74,7 @@
         </w:tc>
         <w:tc>
           <w:tcPr>
-            <w:tcW w:type="dxa" w:w="8145"/>
+            <w:tcW w:type="dxa" w:w="7815"/>
             <w:tcBorders>
               <w:top w:val="single" w:color="BFBFBF" w:sz="4"/>
               <w:left w:val="single" w:color="BFBFBF" w:sz="4"/>
@@ -111,7 +111,7 @@
         </w:trPr>
         <w:tc>
           <w:tcPr>
-            <w:tcW w:type="dxa" w:w="1493"/>
+            <w:tcW w:type="dxa" w:w="1823"/>
             <w:tcBorders>
               <w:top w:val="single" w:color="BFBFBF" w:sz="4"/>
               <w:left w:val="single" w:color="BFBFBF" w:sz="4"/>
@@ -146,7 +146,7 @@
         </w:tc>
         <w:tc>
           <w:tcPr>
-            <w:tcW w:type="dxa" w:w="8145"/>
+            <w:tcW w:type="dxa" w:w="7815"/>
             <w:tcBorders>
               <w:top w:val="single" w:color="BFBFBF" w:sz="4"/>
               <w:left w:val="single" w:color="BFBFBF" w:sz="4"/>
@@ -183,7 +183,7 @@
         </w:trPr>
         <w:tc>
           <w:tcPr>
-            <w:tcW w:type="dxa" w:w="1493"/>
+            <w:tcW w:type="dxa" w:w="1823"/>
             <w:tcBorders>
               <w:top w:val="single" w:color="BFBFBF" w:sz="4"/>
               <w:left w:val="single" w:color="BFBFBF" w:sz="4"/>
@@ -218,7 +218,7 @@
         </w:tc>
         <w:tc>
           <w:tcPr>
-            <w:tcW w:type="dxa" w:w="8145"/>
+            <w:tcW w:type="dxa" w:w="7815"/>
             <w:tcBorders>
               <w:top w:val="single" w:color="BFBFBF" w:sz="4"/>
               <w:left w:val="single" w:color="BFBFBF" w:sz="4"/>
@@ -255,7 +255,7 @@
         </w:trPr>
         <w:tc>
           <w:tcPr>
-            <w:tcW w:type="dxa" w:w="1493"/>
+            <w:tcW w:type="dxa" w:w="1823"/>
             <w:tcBorders>
               <w:top w:val="single" w:color="BFBFBF" w:sz="4"/>
               <w:left w:val="single" w:color="BFBFBF" w:sz="4"/>
@@ -290,7 +290,7 @@
         </w:tc>
         <w:tc>
           <w:tcPr>
-            <w:tcW w:type="dxa" w:w="8145"/>
+            <w:tcW w:type="dxa" w:w="7815"/>
             <w:tcBorders>
               <w:top w:val="single" w:color="BFBFBF" w:sz="4"/>
               <w:left w:val="single" w:color="BFBFBF" w:sz="4"/>
@@ -317,6 +317,78 @@
                 <w:rtl/>
               </w:rPr>
               <w:t xml:space="preserve">Salesforce נשארת מערכת התמיכה (קייסים, בקשות, SLA). ה-DW נשאר מקור הנתונים</w:t>
+            </w:r>
+          </w:p>
+        </w:tc>
+      </w:tr>
+      <w:tr>
+        <w:trPr>
+          <w:tblHeader w:val="false"/>
+        </w:trPr>
+        <w:tc>
+          <w:tcPr>
+            <w:tcW w:type="dxa" w:w="1823"/>
+            <w:tcBorders>
+              <w:top w:val="single" w:color="BFBFBF" w:sz="4"/>
+              <w:left w:val="single" w:color="BFBFBF" w:sz="4"/>
+              <w:bottom w:val="single" w:color="BFBFBF" w:sz="4"/>
+              <w:right w:val="single" w:color="BFBFBF" w:sz="4"/>
+            </w:tcBorders>
+            <w:shd w:fill="F2F2F2" w:color="auto" w:val="clear"/>
+            <w:tcMar>
+              <w:top w:type="dxa" w:w="60"/>
+              <w:left w:type="dxa" w:w="100"/>
+              <w:bottom w:type="dxa" w:w="60"/>
+              <w:right w:type="dxa" w:w="100"/>
+            </w:tcMar>
+          </w:tcPr>
+          <w:p>
+            <w:pPr>
+              <w:bidi/>
+              <w:spacing w:after="0"/>
+            </w:pPr>
+            <w:r>
+              <w:rPr>
+                <w:rFonts w:ascii="Arial" w:cs="Arial" w:eastAsia="Arial" w:hAnsi="Arial"/>
+                <w:b/>
+                <w:bCs/>
+                <w:sz w:val="19"/>
+                <w:szCs w:val="19"/>
+                <w:rtl/>
+              </w:rPr>
+              <w:t xml:space="preserve">החלטות שהתקבלו</w:t>
+            </w:r>
+          </w:p>
+        </w:tc>
+        <w:tc>
+          <w:tcPr>
+            <w:tcW w:type="dxa" w:w="7815"/>
+            <w:tcBorders>
+              <w:top w:val="single" w:color="BFBFBF" w:sz="4"/>
+              <w:left w:val="single" w:color="BFBFBF" w:sz="4"/>
+              <w:bottom w:val="single" w:color="BFBFBF" w:sz="4"/>
+              <w:right w:val="single" w:color="BFBFBF" w:sz="4"/>
+            </w:tcBorders>
+            <w:tcMar>
+              <w:top w:type="dxa" w:w="60"/>
+              <w:left w:type="dxa" w:w="100"/>
+              <w:bottom w:type="dxa" w:w="60"/>
+              <w:right w:type="dxa" w:w="100"/>
+            </w:tcMar>
+          </w:tcPr>
+          <w:p>
+            <w:pPr>
+              <w:bidi/>
+              <w:spacing w:after="0"/>
+            </w:pPr>
+            <w:r>
+              <w:rPr>
+                <w:rFonts w:ascii="Arial" w:cs="Arial" w:eastAsia="Arial" w:hAnsi="Arial"/>
+                <w:sz w:val="19"/>
+                <w:szCs w:val="19"/>
+                <w:rtl/>
+              </w:rPr>
+              <w:t xml:space="preserve">אין כלי BI בתרחיש הזה. האנליטיקה תפותח כחלק מהמערכת. אחרי העלייה לאוויר: מפתח ו-DBA מתחזקים ומפתחים</w:t>
             </w:r>
           </w:p>
         </w:tc>
@@ -1293,7 +1365,7 @@
           <w:bCs/>
           <w:rtl/>
         </w:rPr>
-        <w:t xml:space="preserve">ההמלצה שלי:</w:t>
+        <w:t xml:space="preserve">ההמלצה שלי, בהינתן שאין כלי BI והאנליטיקה תפותח בבית:</w:t>
       </w:r>
     </w:p>
     <w:p>
@@ -1314,14 +1386,14 @@
           <w:bCs/>
           <w:rtl/>
         </w:rPr>
-        <w:t xml:space="preserve">פיתוח פנימי מתאים למסך החי.</w:t>
+        <w:t xml:space="preserve">המסך החי מתאים לפיתוח פנימי מכל בחינה.</w:t>
       </w:r>
       <w:r>
         <w:rPr>
           <w:rFonts w:ascii="Arial" w:cs="Arial" w:eastAsia="Arial" w:hAnsi="Arial"/>
           <w:rtl/>
         </w:rPr>
-        <w:t xml:space="preserve"> זה מסך תפעולי, ולא כלי ניתוח: שלושה מספרים ושתי רשימות שחייבים להתעדכן מהר. כאן שליטה מלאה ברענון שווה יותר מגמישות של כלי BI.</w:t>
+        <w:t xml:space="preserve"> זה מסך תפעולי של שלושה מספרים ושתי רשימות, ושליטה מלאה ברענון שווה כאן יותר מכלי BI.</w:t>
       </w:r>
     </w:p>
     <w:p>
@@ -1342,14 +1414,98 @@
           <w:bCs/>
           <w:rtl/>
         </w:rPr>
-        <w:t xml:space="preserve">פיתוח פנימי לא מתאים לגלים האנליטיים.</w:t>
+        <w:t xml:space="preserve">הגלים האנליטיים יעבדו בפיתוח פנימי רק אם מתכננים אותם כבר עכשיו.</w:t>
       </w:r>
       <w:r>
         <w:rPr>
           <w:rFonts w:ascii="Arial" w:cs="Arial" w:eastAsia="Arial" w:hAnsi="Arial"/>
           <w:rtl/>
         </w:rPr>
-        <w:t xml:space="preserve"> אם בהמשך תרצו טרנדים, דירוגים וחיתוכים, לבנות כל אחד מהם בקוד יהיה יקר ואיטי בהרבה מכלי BI.</w:t>
+        <w:t xml:space="preserve"> בלי כלי BI, כל גרף, מסנן וייצוא נכתבים בקוד. כדי שזה לא יהפוך לפרויקט אינסופי, צריך שלושה דברים מהיום הראשון:</w:t>
+      </w:r>
+    </w:p>
+    <w:p>
+      <w:pPr>
+        <w:pStyle w:val="ListParagraph"/>
+        <w:numPr>
+          <w:ilvl w:val="0"/>
+          <w:numId w:val="3"/>
+        </w:numPr>
+        <w:bidi/>
+        <w:spacing w:after="60"/>
+        <w:jc w:val="start"/>
+      </w:pPr>
+      <w:r>
+        <w:rPr>
+          <w:rFonts w:ascii="Arial" w:cs="Arial" w:eastAsia="Arial" w:hAnsi="Arial"/>
+          <w:b/>
+          <w:bCs/>
+          <w:rtl/>
+        </w:rPr>
+        <w:t xml:space="preserve">הגדרות המדדים ב-DW ולא בקוד:</w:t>
+      </w:r>
+      <w:r>
+        <w:rPr>
+          <w:rFonts w:ascii="Arial" w:cs="Arial" w:eastAsia="Arial" w:hAnsi="Arial"/>
+          <w:rtl/>
+        </w:rPr>
+        <w:t xml:space="preserve"> כל מדד הוא view, והאפליקציה רק מציגה אותו (סעיף 4.1).</w:t>
+      </w:r>
+    </w:p>
+    <w:p>
+      <w:pPr>
+        <w:pStyle w:val="ListParagraph"/>
+        <w:numPr>
+          <w:ilvl w:val="0"/>
+          <w:numId w:val="3"/>
+        </w:numPr>
+        <w:bidi/>
+        <w:spacing w:after="60"/>
+        <w:jc w:val="start"/>
+      </w:pPr>
+      <w:r>
+        <w:rPr>
+          <w:rFonts w:ascii="Arial" w:cs="Arial" w:eastAsia="Arial" w:hAnsi="Arial"/>
+          <w:b/>
+          <w:bCs/>
+          <w:rtl/>
+        </w:rPr>
+        <w:t xml:space="preserve">ספריית רכיבים חוזרים:</w:t>
+      </w:r>
+      <w:r>
+        <w:rPr>
+          <w:rFonts w:ascii="Arial" w:cs="Arial" w:eastAsia="Arial" w:hAnsi="Arial"/>
+          <w:rtl/>
+        </w:rPr>
+        <w:t xml:space="preserve"> אריח, טבלה, גרף עמודות, גרף קו ומפת חום. כל מסך חדש מורכב מהם, ולא נכתב מאפס.</w:t>
+      </w:r>
+    </w:p>
+    <w:p>
+      <w:pPr>
+        <w:pStyle w:val="ListParagraph"/>
+        <w:numPr>
+          <w:ilvl w:val="0"/>
+          <w:numId w:val="3"/>
+        </w:numPr>
+        <w:bidi/>
+        <w:spacing w:after="60"/>
+        <w:jc w:val="start"/>
+      </w:pPr>
+      <w:r>
+        <w:rPr>
+          <w:rFonts w:ascii="Arial" w:cs="Arial" w:eastAsia="Arial" w:hAnsi="Arial"/>
+          <w:b/>
+          <w:bCs/>
+          <w:rtl/>
+        </w:rPr>
+        <w:t xml:space="preserve">ייצוא ל-CSV מכל טבלה:</w:t>
+      </w:r>
+      <w:r>
+        <w:rPr>
+          <w:rFonts w:ascii="Arial" w:cs="Arial" w:eastAsia="Arial" w:hAnsi="Arial"/>
+          <w:rtl/>
+        </w:rPr>
+        <w:t xml:space="preserve"> בלי כלי BI, זו הדרך היחידה לענות על שאלה חד-פעמית בלי לפתוח משימת פיתוח.</w:t>
       </w:r>
     </w:p>
     <w:p>
@@ -1370,14 +1526,14 @@
           <w:bCs/>
           <w:rtl/>
         </w:rPr>
-        <w:t xml:space="preserve">המסקנה:</w:t>
+        <w:t xml:space="preserve">"מפתח ו-DBA מתחזקים" זה בפועל פיתוח מתמשך, לא רק תחזוקה.</w:t>
       </w:r>
       <w:r>
         <w:rPr>
           <w:rFonts w:ascii="Arial" w:cs="Arial" w:eastAsia="Arial" w:hAnsi="Arial"/>
           <w:rtl/>
         </w:rPr>
-        <w:t xml:space="preserve"> אם בוחרים בפיתוח פנימי, כדאי להחליט כבר עכשיו מה עושים עם הגל האנליטי. האפשרויות: כלי BI אחר שכבר יש בארגון, או תקציב פיתוח מתמשך.</w:t>
+        <w:t xml:space="preserve"> אם אותו מפתח גם מתחזק וגם בונה את הגלים האנליטיים, הוא צריך להיות במשרה מלאה על המערכת, לתקופה ארוכה (סעיף 7.4).</w:t>
       </w:r>
     </w:p>
     <w:p>
@@ -4268,6 +4424,804 @@
     </w:p>
     <w:p>
       <w:pPr>
+        <w:pStyle w:val="Heading2"/>
+        <w:bidi/>
+      </w:pPr>
+      <w:r>
+        <w:rPr>
+          <w:rFonts w:ascii="Arial" w:cs="Arial" w:eastAsia="Arial" w:hAnsi="Arial"/>
+          <w:rtl/>
+        </w:rPr>
+        <w:t xml:space="preserve">4.1 תכנון לאנליטיקה בלי כלי BI</w:t>
+      </w:r>
+    </w:p>
+    <w:p>
+      <w:pPr>
+        <w:bidi/>
+        <w:spacing w:after="120" w:line="276"/>
+        <w:jc w:val="start"/>
+      </w:pPr>
+      <w:r>
+        <w:rPr>
+          <w:rFonts w:ascii="Arial" w:cs="Arial" w:eastAsia="Arial" w:hAnsi="Arial"/>
+          <w:rtl/>
+        </w:rPr>
+        <w:t xml:space="preserve">ה-MVP כולל רק את המסך החי, אבל כמה החלטות צריך לקבל כבר בו, כדי שהגלים הבאים לא ידרשו לבנות מחדש:</w:t>
+      </w:r>
+    </w:p>
+    <w:tbl>
+      <w:tblPr>
+        <w:bidiVisual/>
+        <w:tblW w:type="dxa" w:w="9638"/>
+        <w:tblBorders>
+          <w:top w:val="single" w:color="auto" w:sz="4"/>
+          <w:left w:val="single" w:color="auto" w:sz="4"/>
+          <w:bottom w:val="single" w:color="auto" w:sz="4"/>
+          <w:right w:val="single" w:color="auto" w:sz="4"/>
+          <w:insideH w:val="single" w:color="auto" w:sz="4"/>
+          <w:insideV w:val="single" w:color="auto" w:sz="4"/>
+        </w:tblBorders>
+        <w:tblLayout w:type="fixed"/>
+      </w:tblPr>
+      <w:tblGrid>
+        <w:gridCol w:w="1070"/>
+        <w:gridCol w:w="4285"/>
+        <w:gridCol w:w="4283"/>
+      </w:tblGrid>
+      <w:tr>
+        <w:trPr>
+          <w:tblHeader/>
+        </w:trPr>
+        <w:tc>
+          <w:tcPr>
+            <w:tcW w:type="dxa" w:w="1070"/>
+            <w:tcBorders>
+              <w:top w:val="single" w:color="BFBFBF" w:sz="4"/>
+              <w:left w:val="single" w:color="BFBFBF" w:sz="4"/>
+              <w:bottom w:val="single" w:color="BFBFBF" w:sz="4"/>
+              <w:right w:val="single" w:color="BFBFBF" w:sz="4"/>
+            </w:tcBorders>
+            <w:shd w:fill="DCE6F1" w:color="auto" w:val="clear"/>
+            <w:tcMar>
+              <w:top w:type="dxa" w:w="60"/>
+              <w:left w:type="dxa" w:w="100"/>
+              <w:bottom w:type="dxa" w:w="60"/>
+              <w:right w:type="dxa" w:w="100"/>
+            </w:tcMar>
+          </w:tcPr>
+          <w:p>
+            <w:pPr>
+              <w:bidi/>
+              <w:spacing w:after="0"/>
+            </w:pPr>
+            <w:r>
+              <w:rPr>
+                <w:rFonts w:ascii="Arial" w:cs="Arial" w:eastAsia="Arial" w:hAnsi="Arial"/>
+                <w:b/>
+                <w:bCs/>
+                <w:sz w:val="19"/>
+                <w:szCs w:val="19"/>
+                <w:rtl/>
+              </w:rPr>
+              <w:t xml:space="preserve">החלטה</w:t>
+            </w:r>
+          </w:p>
+        </w:tc>
+        <w:tc>
+          <w:tcPr>
+            <w:tcW w:type="dxa" w:w="4285"/>
+            <w:tcBorders>
+              <w:top w:val="single" w:color="BFBFBF" w:sz="4"/>
+              <w:left w:val="single" w:color="BFBFBF" w:sz="4"/>
+              <w:bottom w:val="single" w:color="BFBFBF" w:sz="4"/>
+              <w:right w:val="single" w:color="BFBFBF" w:sz="4"/>
+            </w:tcBorders>
+            <w:shd w:fill="DCE6F1" w:color="auto" w:val="clear"/>
+            <w:tcMar>
+              <w:top w:type="dxa" w:w="60"/>
+              <w:left w:type="dxa" w:w="100"/>
+              <w:bottom w:type="dxa" w:w="60"/>
+              <w:right w:type="dxa" w:w="100"/>
+            </w:tcMar>
+          </w:tcPr>
+          <w:p>
+            <w:pPr>
+              <w:bidi/>
+              <w:spacing w:after="0"/>
+            </w:pPr>
+            <w:r>
+              <w:rPr>
+                <w:rFonts w:ascii="Arial" w:cs="Arial" w:eastAsia="Arial" w:hAnsi="Arial"/>
+                <w:b/>
+                <w:bCs/>
+                <w:sz w:val="19"/>
+                <w:szCs w:val="19"/>
+                <w:rtl/>
+              </w:rPr>
+              <w:t xml:space="preserve">מה עושים כבר ב-MVP</w:t>
+            </w:r>
+          </w:p>
+        </w:tc>
+        <w:tc>
+          <w:tcPr>
+            <w:tcW w:type="dxa" w:w="4283"/>
+            <w:tcBorders>
+              <w:top w:val="single" w:color="BFBFBF" w:sz="4"/>
+              <w:left w:val="single" w:color="BFBFBF" w:sz="4"/>
+              <w:bottom w:val="single" w:color="BFBFBF" w:sz="4"/>
+              <w:right w:val="single" w:color="BFBFBF" w:sz="4"/>
+            </w:tcBorders>
+            <w:shd w:fill="DCE6F1" w:color="auto" w:val="clear"/>
+            <w:tcMar>
+              <w:top w:type="dxa" w:w="60"/>
+              <w:left w:type="dxa" w:w="100"/>
+              <w:bottom w:type="dxa" w:w="60"/>
+              <w:right w:type="dxa" w:w="100"/>
+            </w:tcMar>
+          </w:tcPr>
+          <w:p>
+            <w:pPr>
+              <w:bidi/>
+              <w:spacing w:after="0"/>
+            </w:pPr>
+            <w:r>
+              <w:rPr>
+                <w:rFonts w:ascii="Arial" w:cs="Arial" w:eastAsia="Arial" w:hAnsi="Arial"/>
+                <w:b/>
+                <w:bCs/>
+                <w:sz w:val="19"/>
+                <w:szCs w:val="19"/>
+                <w:rtl/>
+              </w:rPr>
+              <w:t xml:space="preserve">למה</w:t>
+            </w:r>
+          </w:p>
+        </w:tc>
+      </w:tr>
+      <w:tr>
+        <w:trPr>
+          <w:tblHeader w:val="false"/>
+        </w:trPr>
+        <w:tc>
+          <w:tcPr>
+            <w:tcW w:type="dxa" w:w="1070"/>
+            <w:tcBorders>
+              <w:top w:val="single" w:color="BFBFBF" w:sz="4"/>
+              <w:left w:val="single" w:color="BFBFBF" w:sz="4"/>
+              <w:bottom w:val="single" w:color="BFBFBF" w:sz="4"/>
+              <w:right w:val="single" w:color="BFBFBF" w:sz="4"/>
+            </w:tcBorders>
+            <w:tcMar>
+              <w:top w:type="dxa" w:w="60"/>
+              <w:left w:type="dxa" w:w="100"/>
+              <w:bottom w:type="dxa" w:w="60"/>
+              <w:right w:type="dxa" w:w="100"/>
+            </w:tcMar>
+          </w:tcPr>
+          <w:p>
+            <w:pPr>
+              <w:bidi/>
+              <w:spacing w:after="0"/>
+            </w:pPr>
+            <w:r>
+              <w:rPr>
+                <w:rFonts w:ascii="Arial" w:cs="Arial" w:eastAsia="Arial" w:hAnsi="Arial"/>
+                <w:b/>
+                <w:bCs/>
+                <w:sz w:val="19"/>
+                <w:szCs w:val="19"/>
+                <w:rtl/>
+              </w:rPr>
+              <w:t xml:space="preserve">שכבת מדדים ב-DW</w:t>
+            </w:r>
+          </w:p>
+        </w:tc>
+        <w:tc>
+          <w:tcPr>
+            <w:tcW w:type="dxa" w:w="4285"/>
+            <w:tcBorders>
+              <w:top w:val="single" w:color="BFBFBF" w:sz="4"/>
+              <w:left w:val="single" w:color="BFBFBF" w:sz="4"/>
+              <w:bottom w:val="single" w:color="BFBFBF" w:sz="4"/>
+              <w:right w:val="single" w:color="BFBFBF" w:sz="4"/>
+            </w:tcBorders>
+            <w:tcMar>
+              <w:top w:type="dxa" w:w="60"/>
+              <w:left w:type="dxa" w:w="100"/>
+              <w:bottom w:type="dxa" w:w="60"/>
+              <w:right w:type="dxa" w:w="100"/>
+            </w:tcMar>
+          </w:tcPr>
+          <w:p>
+            <w:pPr>
+              <w:bidi/>
+              <w:spacing w:after="0"/>
+            </w:pPr>
+            <w:r>
+              <w:rPr>
+                <w:rFonts w:ascii="Arial" w:cs="Arial" w:eastAsia="Arial" w:hAnsi="Arial"/>
+                <w:sz w:val="19"/>
+                <w:szCs w:val="19"/>
+                <w:rtl/>
+              </w:rPr>
+              <w:t xml:space="preserve">כל מדד מוגדר ב-view עם שם קבוע (למשל </w:t>
+            </w:r>
+            <w:r>
+              <w:rPr>
+                <w:rFonts w:ascii="Consolas" w:cs="Consolas" w:eastAsia="Consolas" w:hAnsi="Consolas"/>
+                <w:color w:val="444444"/>
+                <w:sz w:val="18"/>
+                <w:szCs w:val="18"/>
+              </w:rPr>
+              <w:t xml:space="preserve">support.v_live_sla_at_risk</w:t>
+            </w:r>
+            <w:r>
+              <w:rPr>
+                <w:rFonts w:ascii="Arial" w:cs="Arial" w:eastAsia="Arial" w:hAnsi="Arial"/>
+                <w:sz w:val="19"/>
+                <w:szCs w:val="19"/>
+                <w:rtl/>
+              </w:rPr>
+              <w:t xml:space="preserve">), ומתועד מול מילון המדדים</w:t>
+            </w:r>
+          </w:p>
+        </w:tc>
+        <w:tc>
+          <w:tcPr>
+            <w:tcW w:type="dxa" w:w="4283"/>
+            <w:tcBorders>
+              <w:top w:val="single" w:color="BFBFBF" w:sz="4"/>
+              <w:left w:val="single" w:color="BFBFBF" w:sz="4"/>
+              <w:bottom w:val="single" w:color="BFBFBF" w:sz="4"/>
+              <w:right w:val="single" w:color="BFBFBF" w:sz="4"/>
+            </w:tcBorders>
+            <w:tcMar>
+              <w:top w:type="dxa" w:w="60"/>
+              <w:left w:type="dxa" w:w="100"/>
+              <w:bottom w:type="dxa" w:w="60"/>
+              <w:right w:type="dxa" w:w="100"/>
+            </w:tcMar>
+          </w:tcPr>
+          <w:p>
+            <w:pPr>
+              <w:bidi/>
+              <w:spacing w:after="0"/>
+            </w:pPr>
+            <w:r>
+              <w:rPr>
+                <w:rFonts w:ascii="Arial" w:cs="Arial" w:eastAsia="Arial" w:hAnsi="Arial"/>
+                <w:sz w:val="19"/>
+                <w:szCs w:val="19"/>
+                <w:rtl/>
+              </w:rPr>
+              <w:t xml:space="preserve">שינוי הגדרה הוא שינוי ב-view אחד, בלי לגעת בקוד. ה-DBA יכול לתחזק את ההגדרות לבד</w:t>
+            </w:r>
+          </w:p>
+        </w:tc>
+      </w:tr>
+      <w:tr>
+        <w:trPr>
+          <w:tblHeader w:val="false"/>
+        </w:trPr>
+        <w:tc>
+          <w:tcPr>
+            <w:tcW w:type="dxa" w:w="1070"/>
+            <w:tcBorders>
+              <w:top w:val="single" w:color="BFBFBF" w:sz="4"/>
+              <w:left w:val="single" w:color="BFBFBF" w:sz="4"/>
+              <w:bottom w:val="single" w:color="BFBFBF" w:sz="4"/>
+              <w:right w:val="single" w:color="BFBFBF" w:sz="4"/>
+            </w:tcBorders>
+            <w:tcMar>
+              <w:top w:type="dxa" w:w="60"/>
+              <w:left w:type="dxa" w:w="100"/>
+              <w:bottom w:type="dxa" w:w="60"/>
+              <w:right w:type="dxa" w:w="100"/>
+            </w:tcMar>
+          </w:tcPr>
+          <w:p>
+            <w:pPr>
+              <w:bidi/>
+              <w:spacing w:after="0"/>
+            </w:pPr>
+            <w:r>
+              <w:rPr>
+                <w:rFonts w:ascii="Arial" w:cs="Arial" w:eastAsia="Arial" w:hAnsi="Arial"/>
+                <w:b/>
+                <w:bCs/>
+                <w:sz w:val="19"/>
+                <w:szCs w:val="19"/>
+                <w:rtl/>
+              </w:rPr>
+              <w:t xml:space="preserve">ספריית רכיבים</w:t>
+            </w:r>
+          </w:p>
+        </w:tc>
+        <w:tc>
+          <w:tcPr>
+            <w:tcW w:type="dxa" w:w="4285"/>
+            <w:tcBorders>
+              <w:top w:val="single" w:color="BFBFBF" w:sz="4"/>
+              <w:left w:val="single" w:color="BFBFBF" w:sz="4"/>
+              <w:bottom w:val="single" w:color="BFBFBF" w:sz="4"/>
+              <w:right w:val="single" w:color="BFBFBF" w:sz="4"/>
+            </w:tcBorders>
+            <w:tcMar>
+              <w:top w:type="dxa" w:w="60"/>
+              <w:left w:type="dxa" w:w="100"/>
+              <w:bottom w:type="dxa" w:w="60"/>
+              <w:right w:type="dxa" w:w="100"/>
+            </w:tcMar>
+          </w:tcPr>
+          <w:p>
+            <w:pPr>
+              <w:bidi/>
+              <w:spacing w:after="0"/>
+            </w:pPr>
+            <w:r>
+              <w:rPr>
+                <w:rFonts w:ascii="Arial" w:cs="Arial" w:eastAsia="Arial" w:hAnsi="Arial"/>
+                <w:sz w:val="19"/>
+                <w:szCs w:val="19"/>
+                <w:rtl/>
+              </w:rPr>
+              <w:t xml:space="preserve">האריחים והטבלאות של המסך החי נבנים כרכיבים כלליים, עם ספריית גרפים קיימת (למשל Apache ECharts)</w:t>
+            </w:r>
+          </w:p>
+        </w:tc>
+        <w:tc>
+          <w:tcPr>
+            <w:tcW w:type="dxa" w:w="4283"/>
+            <w:tcBorders>
+              <w:top w:val="single" w:color="BFBFBF" w:sz="4"/>
+              <w:left w:val="single" w:color="BFBFBF" w:sz="4"/>
+              <w:bottom w:val="single" w:color="BFBFBF" w:sz="4"/>
+              <w:right w:val="single" w:color="BFBFBF" w:sz="4"/>
+            </w:tcBorders>
+            <w:tcMar>
+              <w:top w:type="dxa" w:w="60"/>
+              <w:left w:type="dxa" w:w="100"/>
+              <w:bottom w:type="dxa" w:w="60"/>
+              <w:right w:type="dxa" w:w="100"/>
+            </w:tcMar>
+          </w:tcPr>
+          <w:p>
+            <w:pPr>
+              <w:bidi/>
+              <w:spacing w:after="0"/>
+            </w:pPr>
+            <w:r>
+              <w:rPr>
+                <w:rFonts w:ascii="Arial" w:cs="Arial" w:eastAsia="Arial" w:hAnsi="Arial"/>
+                <w:sz w:val="19"/>
+                <w:szCs w:val="19"/>
+                <w:rtl/>
+              </w:rPr>
+              <w:t xml:space="preserve">כל מסך אנליטי בהמשך מורכב מרכיבים קיימים</w:t>
+            </w:r>
+          </w:p>
+        </w:tc>
+      </w:tr>
+      <w:tr>
+        <w:trPr>
+          <w:tblHeader w:val="false"/>
+        </w:trPr>
+        <w:tc>
+          <w:tcPr>
+            <w:tcW w:type="dxa" w:w="1070"/>
+            <w:tcBorders>
+              <w:top w:val="single" w:color="BFBFBF" w:sz="4"/>
+              <w:left w:val="single" w:color="BFBFBF" w:sz="4"/>
+              <w:bottom w:val="single" w:color="BFBFBF" w:sz="4"/>
+              <w:right w:val="single" w:color="BFBFBF" w:sz="4"/>
+            </w:tcBorders>
+            <w:tcMar>
+              <w:top w:type="dxa" w:w="60"/>
+              <w:left w:type="dxa" w:w="100"/>
+              <w:bottom w:type="dxa" w:w="60"/>
+              <w:right w:type="dxa" w:w="100"/>
+            </w:tcMar>
+          </w:tcPr>
+          <w:p>
+            <w:pPr>
+              <w:bidi/>
+              <w:spacing w:after="0"/>
+            </w:pPr>
+            <w:r>
+              <w:rPr>
+                <w:rFonts w:ascii="Arial" w:cs="Arial" w:eastAsia="Arial" w:hAnsi="Arial"/>
+                <w:b/>
+                <w:bCs/>
+                <w:sz w:val="19"/>
+                <w:szCs w:val="19"/>
+                <w:rtl/>
+              </w:rPr>
+              <w:t xml:space="preserve">API לפי מסכים</w:t>
+            </w:r>
+          </w:p>
+        </w:tc>
+        <w:tc>
+          <w:tcPr>
+            <w:tcW w:type="dxa" w:w="4285"/>
+            <w:tcBorders>
+              <w:top w:val="single" w:color="BFBFBF" w:sz="4"/>
+              <w:left w:val="single" w:color="BFBFBF" w:sz="4"/>
+              <w:bottom w:val="single" w:color="BFBFBF" w:sz="4"/>
+              <w:right w:val="single" w:color="BFBFBF" w:sz="4"/>
+            </w:tcBorders>
+            <w:tcMar>
+              <w:top w:type="dxa" w:w="60"/>
+              <w:left w:type="dxa" w:w="100"/>
+              <w:bottom w:type="dxa" w:w="60"/>
+              <w:right w:type="dxa" w:w="100"/>
+            </w:tcMar>
+          </w:tcPr>
+          <w:p>
+            <w:pPr>
+              <w:bidi/>
+              <w:spacing w:after="0"/>
+            </w:pPr>
+            <w:r>
+              <w:rPr>
+                <w:rFonts w:ascii="Arial" w:cs="Arial" w:eastAsia="Arial" w:hAnsi="Arial"/>
+                <w:sz w:val="19"/>
+                <w:szCs w:val="19"/>
+                <w:rtl/>
+              </w:rPr>
+              <w:t xml:space="preserve">כל מסך מקבל endpoint משלו, וכולם עוברים דרך אותה שכבת הרשאות</w:t>
+            </w:r>
+          </w:p>
+        </w:tc>
+        <w:tc>
+          <w:tcPr>
+            <w:tcW w:type="dxa" w:w="4283"/>
+            <w:tcBorders>
+              <w:top w:val="single" w:color="BFBFBF" w:sz="4"/>
+              <w:left w:val="single" w:color="BFBFBF" w:sz="4"/>
+              <w:bottom w:val="single" w:color="BFBFBF" w:sz="4"/>
+              <w:right w:val="single" w:color="BFBFBF" w:sz="4"/>
+            </w:tcBorders>
+            <w:tcMar>
+              <w:top w:type="dxa" w:w="60"/>
+              <w:left w:type="dxa" w:w="100"/>
+              <w:bottom w:type="dxa" w:w="60"/>
+              <w:right w:type="dxa" w:w="100"/>
+            </w:tcMar>
+          </w:tcPr>
+          <w:p>
+            <w:pPr>
+              <w:bidi/>
+              <w:spacing w:after="0"/>
+            </w:pPr>
+            <w:r>
+              <w:rPr>
+                <w:rFonts w:ascii="Arial" w:cs="Arial" w:eastAsia="Arial" w:hAnsi="Arial"/>
+                <w:sz w:val="19"/>
+                <w:szCs w:val="19"/>
+                <w:rtl/>
+              </w:rPr>
+              <w:t xml:space="preserve">מסך חדש לא פותח פרצת הרשאות חדשה</w:t>
+            </w:r>
+          </w:p>
+        </w:tc>
+      </w:tr>
+      <w:tr>
+        <w:trPr>
+          <w:tblHeader w:val="false"/>
+        </w:trPr>
+        <w:tc>
+          <w:tcPr>
+            <w:tcW w:type="dxa" w:w="1070"/>
+            <w:tcBorders>
+              <w:top w:val="single" w:color="BFBFBF" w:sz="4"/>
+              <w:left w:val="single" w:color="BFBFBF" w:sz="4"/>
+              <w:bottom w:val="single" w:color="BFBFBF" w:sz="4"/>
+              <w:right w:val="single" w:color="BFBFBF" w:sz="4"/>
+            </w:tcBorders>
+            <w:tcMar>
+              <w:top w:type="dxa" w:w="60"/>
+              <w:left w:type="dxa" w:w="100"/>
+              <w:bottom w:type="dxa" w:w="60"/>
+              <w:right w:type="dxa" w:w="100"/>
+            </w:tcMar>
+          </w:tcPr>
+          <w:p>
+            <w:pPr>
+              <w:bidi/>
+              <w:spacing w:after="0"/>
+            </w:pPr>
+            <w:r>
+              <w:rPr>
+                <w:rFonts w:ascii="Arial" w:cs="Arial" w:eastAsia="Arial" w:hAnsi="Arial"/>
+                <w:b/>
+                <w:bCs/>
+                <w:sz w:val="19"/>
+                <w:szCs w:val="19"/>
+                <w:rtl/>
+              </w:rPr>
+              <w:t xml:space="preserve">מסננים משותפים</w:t>
+            </w:r>
+          </w:p>
+        </w:tc>
+        <w:tc>
+          <w:tcPr>
+            <w:tcW w:type="dxa" w:w="4285"/>
+            <w:tcBorders>
+              <w:top w:val="single" w:color="BFBFBF" w:sz="4"/>
+              <w:left w:val="single" w:color="BFBFBF" w:sz="4"/>
+              <w:bottom w:val="single" w:color="BFBFBF" w:sz="4"/>
+              <w:right w:val="single" w:color="BFBFBF" w:sz="4"/>
+            </w:tcBorders>
+            <w:tcMar>
+              <w:top w:type="dxa" w:w="60"/>
+              <w:left w:type="dxa" w:w="100"/>
+              <w:bottom w:type="dxa" w:w="60"/>
+              <w:right w:type="dxa" w:w="100"/>
+            </w:tcMar>
+          </w:tcPr>
+          <w:p>
+            <w:pPr>
+              <w:bidi/>
+              <w:spacing w:after="0"/>
+            </w:pPr>
+            <w:r>
+              <w:rPr>
+                <w:rFonts w:ascii="Arial" w:cs="Arial" w:eastAsia="Arial" w:hAnsi="Arial"/>
+                <w:sz w:val="19"/>
+                <w:szCs w:val="19"/>
+                <w:rtl/>
+              </w:rPr>
+              <w:t xml:space="preserve">רכיב אחד לטווח תאריכים, טיר, מוצר וגרסה. ב-MVP מופעל רק מסנן הטיר</w:t>
+            </w:r>
+          </w:p>
+        </w:tc>
+        <w:tc>
+          <w:tcPr>
+            <w:tcW w:type="dxa" w:w="4283"/>
+            <w:tcBorders>
+              <w:top w:val="single" w:color="BFBFBF" w:sz="4"/>
+              <w:left w:val="single" w:color="BFBFBF" w:sz="4"/>
+              <w:bottom w:val="single" w:color="BFBFBF" w:sz="4"/>
+              <w:right w:val="single" w:color="BFBFBF" w:sz="4"/>
+            </w:tcBorders>
+            <w:tcMar>
+              <w:top w:type="dxa" w:w="60"/>
+              <w:left w:type="dxa" w:w="100"/>
+              <w:bottom w:type="dxa" w:w="60"/>
+              <w:right w:type="dxa" w:w="100"/>
+            </w:tcMar>
+          </w:tcPr>
+          <w:p>
+            <w:pPr>
+              <w:bidi/>
+              <w:spacing w:after="0"/>
+            </w:pPr>
+            <w:r>
+              <w:rPr>
+                <w:rFonts w:ascii="Arial" w:cs="Arial" w:eastAsia="Arial" w:hAnsi="Arial"/>
+                <w:sz w:val="19"/>
+                <w:szCs w:val="19"/>
+                <w:rtl/>
+              </w:rPr>
+              <w:t xml:space="preserve">בגלים הבאים כל המסכים יקבלו את אותם מסננים</w:t>
+            </w:r>
+          </w:p>
+        </w:tc>
+      </w:tr>
+      <w:tr>
+        <w:trPr>
+          <w:tblHeader w:val="false"/>
+        </w:trPr>
+        <w:tc>
+          <w:tcPr>
+            <w:tcW w:type="dxa" w:w="1070"/>
+            <w:tcBorders>
+              <w:top w:val="single" w:color="BFBFBF" w:sz="4"/>
+              <w:left w:val="single" w:color="BFBFBF" w:sz="4"/>
+              <w:bottom w:val="single" w:color="BFBFBF" w:sz="4"/>
+              <w:right w:val="single" w:color="BFBFBF" w:sz="4"/>
+            </w:tcBorders>
+            <w:tcMar>
+              <w:top w:type="dxa" w:w="60"/>
+              <w:left w:type="dxa" w:w="100"/>
+              <w:bottom w:type="dxa" w:w="60"/>
+              <w:right w:type="dxa" w:w="100"/>
+            </w:tcMar>
+          </w:tcPr>
+          <w:p>
+            <w:pPr>
+              <w:bidi/>
+              <w:spacing w:after="0"/>
+            </w:pPr>
+            <w:r>
+              <w:rPr>
+                <w:rFonts w:ascii="Arial" w:cs="Arial" w:eastAsia="Arial" w:hAnsi="Arial"/>
+                <w:b/>
+                <w:bCs/>
+                <w:sz w:val="19"/>
+                <w:szCs w:val="19"/>
+                <w:rtl/>
+              </w:rPr>
+              <w:t xml:space="preserve">ייצוא</w:t>
+            </w:r>
+          </w:p>
+        </w:tc>
+        <w:tc>
+          <w:tcPr>
+            <w:tcW w:type="dxa" w:w="4285"/>
+            <w:tcBorders>
+              <w:top w:val="single" w:color="BFBFBF" w:sz="4"/>
+              <w:left w:val="single" w:color="BFBFBF" w:sz="4"/>
+              <w:bottom w:val="single" w:color="BFBFBF" w:sz="4"/>
+              <w:right w:val="single" w:color="BFBFBF" w:sz="4"/>
+            </w:tcBorders>
+            <w:tcMar>
+              <w:top w:type="dxa" w:w="60"/>
+              <w:left w:type="dxa" w:w="100"/>
+              <w:bottom w:type="dxa" w:w="60"/>
+              <w:right w:type="dxa" w:w="100"/>
+            </w:tcMar>
+          </w:tcPr>
+          <w:p>
+            <w:pPr>
+              <w:bidi/>
+              <w:spacing w:after="0"/>
+            </w:pPr>
+            <w:r>
+              <w:rPr>
+                <w:rFonts w:ascii="Arial" w:cs="Arial" w:eastAsia="Arial" w:hAnsi="Arial"/>
+                <w:sz w:val="19"/>
+                <w:szCs w:val="19"/>
+                <w:rtl/>
+              </w:rPr>
+              <w:t xml:space="preserve">ייצוא CSV מכל טבלה, עם audit log, ורק של השדות שמוצגים במסך</w:t>
+            </w:r>
+          </w:p>
+        </w:tc>
+        <w:tc>
+          <w:tcPr>
+            <w:tcW w:type="dxa" w:w="4283"/>
+            <w:tcBorders>
+              <w:top w:val="single" w:color="BFBFBF" w:sz="4"/>
+              <w:left w:val="single" w:color="BFBFBF" w:sz="4"/>
+              <w:bottom w:val="single" w:color="BFBFBF" w:sz="4"/>
+              <w:right w:val="single" w:color="BFBFBF" w:sz="4"/>
+            </w:tcBorders>
+            <w:tcMar>
+              <w:top w:type="dxa" w:w="60"/>
+              <w:left w:type="dxa" w:w="100"/>
+              <w:bottom w:type="dxa" w:w="60"/>
+              <w:right w:type="dxa" w:w="100"/>
+            </w:tcMar>
+          </w:tcPr>
+          <w:p>
+            <w:pPr>
+              <w:bidi/>
+              <w:spacing w:after="0"/>
+            </w:pPr>
+            <w:r>
+              <w:rPr>
+                <w:rFonts w:ascii="Arial" w:cs="Arial" w:eastAsia="Arial" w:hAnsi="Arial"/>
+                <w:sz w:val="19"/>
+                <w:szCs w:val="19"/>
+                <w:rtl/>
+              </w:rPr>
+              <w:t xml:space="preserve">מענה לשאלות חד-פעמיות, בלי שהנתונים "מתפזרים" בקבצים לא מבוקרים</w:t>
+            </w:r>
+          </w:p>
+        </w:tc>
+      </w:tr>
+      <w:tr>
+        <w:trPr>
+          <w:tblHeader w:val="false"/>
+        </w:trPr>
+        <w:tc>
+          <w:tcPr>
+            <w:tcW w:type="dxa" w:w="1070"/>
+            <w:tcBorders>
+              <w:top w:val="single" w:color="BFBFBF" w:sz="4"/>
+              <w:left w:val="single" w:color="BFBFBF" w:sz="4"/>
+              <w:bottom w:val="single" w:color="BFBFBF" w:sz="4"/>
+              <w:right w:val="single" w:color="BFBFBF" w:sz="4"/>
+            </w:tcBorders>
+            <w:tcMar>
+              <w:top w:type="dxa" w:w="60"/>
+              <w:left w:type="dxa" w:w="100"/>
+              <w:bottom w:type="dxa" w:w="60"/>
+              <w:right w:type="dxa" w:w="100"/>
+            </w:tcMar>
+          </w:tcPr>
+          <w:p>
+            <w:pPr>
+              <w:bidi/>
+              <w:spacing w:after="0"/>
+            </w:pPr>
+            <w:r>
+              <w:rPr>
+                <w:rFonts w:ascii="Arial" w:cs="Arial" w:eastAsia="Arial" w:hAnsi="Arial"/>
+                <w:b/>
+                <w:bCs/>
+                <w:sz w:val="19"/>
+                <w:szCs w:val="19"/>
+                <w:rtl/>
+              </w:rPr>
+              <w:t xml:space="preserve">היסטוריה</w:t>
+            </w:r>
+          </w:p>
+        </w:tc>
+        <w:tc>
+          <w:tcPr>
+            <w:tcW w:type="dxa" w:w="4285"/>
+            <w:tcBorders>
+              <w:top w:val="single" w:color="BFBFBF" w:sz="4"/>
+              <w:left w:val="single" w:color="BFBFBF" w:sz="4"/>
+              <w:bottom w:val="single" w:color="BFBFBF" w:sz="4"/>
+              <w:right w:val="single" w:color="BFBFBF" w:sz="4"/>
+            </w:tcBorders>
+            <w:tcMar>
+              <w:top w:type="dxa" w:w="60"/>
+              <w:left w:type="dxa" w:w="100"/>
+              <w:bottom w:type="dxa" w:w="60"/>
+              <w:right w:type="dxa" w:w="100"/>
+            </w:tcMar>
+          </w:tcPr>
+          <w:p>
+            <w:pPr>
+              <w:bidi/>
+              <w:spacing w:after="0"/>
+            </w:pPr>
+            <w:r>
+              <w:rPr>
+                <w:rFonts w:ascii="Arial" w:cs="Arial" w:eastAsia="Arial" w:hAnsi="Arial"/>
+                <w:sz w:val="19"/>
+                <w:szCs w:val="19"/>
+                <w:rtl/>
+              </w:rPr>
+              <w:t xml:space="preserve">שמירת היסטוריית השדות של Case ו-Request ב-DW מתחילה עכשיו, למרות שה-MVP לא משתמש בה</w:t>
+            </w:r>
+          </w:p>
+        </w:tc>
+        <w:tc>
+          <w:tcPr>
+            <w:tcW w:type="dxa" w:w="4283"/>
+            <w:tcBorders>
+              <w:top w:val="single" w:color="BFBFBF" w:sz="4"/>
+              <w:left w:val="single" w:color="BFBFBF" w:sz="4"/>
+              <w:bottom w:val="single" w:color="BFBFBF" w:sz="4"/>
+              <w:right w:val="single" w:color="BFBFBF" w:sz="4"/>
+            </w:tcBorders>
+            <w:tcMar>
+              <w:top w:type="dxa" w:w="60"/>
+              <w:left w:type="dxa" w:w="100"/>
+              <w:bottom w:type="dxa" w:w="60"/>
+              <w:right w:type="dxa" w:w="100"/>
+            </w:tcMar>
+          </w:tcPr>
+          <w:p>
+            <w:pPr>
+              <w:bidi/>
+              <w:spacing w:after="0"/>
+            </w:pPr>
+            <w:r>
+              <w:rPr>
+                <w:rFonts w:ascii="Arial" w:cs="Arial" w:eastAsia="Arial" w:hAnsi="Arial"/>
+                <w:sz w:val="19"/>
+                <w:szCs w:val="19"/>
+                <w:rtl/>
+              </w:rPr>
+              <w:t xml:space="preserve">כל הגל האנליטי תלוי בה, ו-Salesforce מוחקת אותה אחרי כ-18 חודשים</w:t>
+            </w:r>
+          </w:p>
+        </w:tc>
+      </w:tr>
+    </w:tbl>
+    <w:p>
+      <w:pPr>
+        <w:spacing w:after="120"/>
+      </w:pPr>
+    </w:p>
+    <w:p>
+      <w:pPr>
         <w:pStyle w:val="Heading1"/>
         <w:bidi/>
       </w:pPr>
@@ -7197,9 +8151,9 @@
         <w:tblLayout w:type="fixed"/>
       </w:tblPr>
       <w:tblGrid>
-        <w:gridCol w:w="4029"/>
-        <w:gridCol w:w="3555"/>
-        <w:gridCol w:w="2054"/>
+        <w:gridCol w:w="2943"/>
+        <w:gridCol w:w="3231"/>
+        <w:gridCol w:w="3464"/>
       </w:tblGrid>
       <w:tr>
         <w:trPr>
@@ -7207,7 +8161,7 @@
         </w:trPr>
         <w:tc>
           <w:tcPr>
-            <w:tcW w:type="dxa" w:w="4029"/>
+            <w:tcW w:type="dxa" w:w="2943"/>
             <w:tcBorders>
               <w:top w:val="single" w:color="BFBFBF" w:sz="4"/>
               <w:left w:val="single" w:color="BFBFBF" w:sz="4"/>
@@ -7242,7 +8196,7 @@
         </w:tc>
         <w:tc>
           <w:tcPr>
-            <w:tcW w:type="dxa" w:w="3555"/>
+            <w:tcW w:type="dxa" w:w="3231"/>
             <w:tcBorders>
               <w:top w:val="single" w:color="BFBFBF" w:sz="4"/>
               <w:left w:val="single" w:color="BFBFBF" w:sz="4"/>
@@ -7277,7 +8231,7 @@
         </w:tc>
         <w:tc>
           <w:tcPr>
-            <w:tcW w:type="dxa" w:w="2054"/>
+            <w:tcW w:type="dxa" w:w="3464"/>
             <w:tcBorders>
               <w:top w:val="single" w:color="BFBFBF" w:sz="4"/>
               <w:left w:val="single" w:color="BFBFBF" w:sz="4"/>
@@ -7317,7 +8271,7 @@
         </w:trPr>
         <w:tc>
           <w:tcPr>
-            <w:tcW w:type="dxa" w:w="4029"/>
+            <w:tcW w:type="dxa" w:w="2943"/>
             <w:tcBorders>
               <w:top w:val="single" w:color="BFBFBF" w:sz="4"/>
               <w:left w:val="single" w:color="BFBFBF" w:sz="4"/>
@@ -7349,7 +8303,7 @@
         </w:tc>
         <w:tc>
           <w:tcPr>
-            <w:tcW w:type="dxa" w:w="3555"/>
+            <w:tcW w:type="dxa" w:w="3231"/>
             <w:tcBorders>
               <w:top w:val="single" w:color="BFBFBF" w:sz="4"/>
               <w:left w:val="single" w:color="BFBFBF" w:sz="4"/>
@@ -7381,7 +8335,7 @@
         </w:tc>
         <w:tc>
           <w:tcPr>
-            <w:tcW w:type="dxa" w:w="2054"/>
+            <w:tcW w:type="dxa" w:w="3464"/>
             <w:tcBorders>
               <w:top w:val="single" w:color="BFBFBF" w:sz="4"/>
               <w:left w:val="single" w:color="BFBFBF" w:sz="4"/>
@@ -7418,7 +8372,7 @@
         </w:trPr>
         <w:tc>
           <w:tcPr>
-            <w:tcW w:type="dxa" w:w="4029"/>
+            <w:tcW w:type="dxa" w:w="2943"/>
             <w:tcBorders>
               <w:top w:val="single" w:color="BFBFBF" w:sz="4"/>
               <w:left w:val="single" w:color="BFBFBF" w:sz="4"/>
@@ -7450,7 +8404,7 @@
         </w:tc>
         <w:tc>
           <w:tcPr>
-            <w:tcW w:type="dxa" w:w="3555"/>
+            <w:tcW w:type="dxa" w:w="3231"/>
             <w:tcBorders>
               <w:top w:val="single" w:color="BFBFBF" w:sz="4"/>
               <w:left w:val="single" w:color="BFBFBF" w:sz="4"/>
@@ -7482,7 +8436,7 @@
         </w:tc>
         <w:tc>
           <w:tcPr>
-            <w:tcW w:type="dxa" w:w="2054"/>
+            <w:tcW w:type="dxa" w:w="3464"/>
             <w:tcBorders>
               <w:top w:val="single" w:color="BFBFBF" w:sz="4"/>
               <w:left w:val="single" w:color="BFBFBF" w:sz="4"/>
@@ -7519,7 +8473,7 @@
         </w:trPr>
         <w:tc>
           <w:tcPr>
-            <w:tcW w:type="dxa" w:w="4029"/>
+            <w:tcW w:type="dxa" w:w="2943"/>
             <w:tcBorders>
               <w:top w:val="single" w:color="BFBFBF" w:sz="4"/>
               <w:left w:val="single" w:color="BFBFBF" w:sz="4"/>
@@ -7551,7 +8505,7 @@
         </w:tc>
         <w:tc>
           <w:tcPr>
-            <w:tcW w:type="dxa" w:w="3555"/>
+            <w:tcW w:type="dxa" w:w="3231"/>
             <w:tcBorders>
               <w:top w:val="single" w:color="BFBFBF" w:sz="4"/>
               <w:left w:val="single" w:color="BFBFBF" w:sz="4"/>
@@ -7583,7 +8537,7 @@
         </w:tc>
         <w:tc>
           <w:tcPr>
-            <w:tcW w:type="dxa" w:w="2054"/>
+            <w:tcW w:type="dxa" w:w="3464"/>
             <w:tcBorders>
               <w:top w:val="single" w:color="BFBFBF" w:sz="4"/>
               <w:left w:val="single" w:color="BFBFBF" w:sz="4"/>
@@ -7620,7 +8574,7 @@
         </w:trPr>
         <w:tc>
           <w:tcPr>
-            <w:tcW w:type="dxa" w:w="4029"/>
+            <w:tcW w:type="dxa" w:w="2943"/>
             <w:tcBorders>
               <w:top w:val="single" w:color="BFBFBF" w:sz="4"/>
               <w:left w:val="single" w:color="BFBFBF" w:sz="4"/>
@@ -7652,7 +8606,7 @@
         </w:tc>
         <w:tc>
           <w:tcPr>
-            <w:tcW w:type="dxa" w:w="3555"/>
+            <w:tcW w:type="dxa" w:w="3231"/>
             <w:tcBorders>
               <w:top w:val="single" w:color="BFBFBF" w:sz="4"/>
               <w:left w:val="single" w:color="BFBFBF" w:sz="4"/>
@@ -7684,7 +8638,7 @@
         </w:tc>
         <w:tc>
           <w:tcPr>
-            <w:tcW w:type="dxa" w:w="2054"/>
+            <w:tcW w:type="dxa" w:w="3464"/>
             <w:tcBorders>
               <w:top w:val="single" w:color="BFBFBF" w:sz="4"/>
               <w:left w:val="single" w:color="BFBFBF" w:sz="4"/>
@@ -7721,7 +8675,7 @@
         </w:trPr>
         <w:tc>
           <w:tcPr>
-            <w:tcW w:type="dxa" w:w="4029"/>
+            <w:tcW w:type="dxa" w:w="2943"/>
             <w:tcBorders>
               <w:top w:val="single" w:color="BFBFBF" w:sz="4"/>
               <w:left w:val="single" w:color="BFBFBF" w:sz="4"/>
@@ -7755,39 +8709,39 @@
         </w:tc>
         <w:tc>
           <w:tcPr>
-            <w:tcW w:type="dxa" w:w="3555"/>
-            <w:tcBorders>
-              <w:top w:val="single" w:color="BFBFBF" w:sz="4"/>
-              <w:left w:val="single" w:color="BFBFBF" w:sz="4"/>
-              <w:bottom w:val="single" w:color="BFBFBF" w:sz="4"/>
-              <w:right w:val="single" w:color="BFBFBF" w:sz="4"/>
-            </w:tcBorders>
-            <w:tcMar>
-              <w:top w:type="dxa" w:w="60"/>
-              <w:left w:type="dxa" w:w="100"/>
-              <w:bottom w:type="dxa" w:w="60"/>
-              <w:right w:type="dxa" w:w="100"/>
-            </w:tcMar>
-          </w:tcPr>
-          <w:p>
-            <w:pPr>
-              <w:bidi/>
-              <w:spacing w:after="0"/>
-            </w:pPr>
-            <w:r>
-              <w:rPr>
-                <w:rFonts w:ascii="Arial" w:cs="Arial" w:eastAsia="Arial" w:hAnsi="Arial"/>
-                <w:sz w:val="19"/>
-                <w:szCs w:val="19"/>
-                <w:rtl/>
-              </w:rPr>
-              <w:t xml:space="preserve">תיקונים, עדכוני ספריות ואבטחה, ושינויים קטנים</w:t>
-            </w:r>
-          </w:p>
-        </w:tc>
-        <w:tc>
-          <w:tcPr>
-            <w:tcW w:type="dxa" w:w="2054"/>
+            <w:tcW w:type="dxa" w:w="3231"/>
+            <w:tcBorders>
+              <w:top w:val="single" w:color="BFBFBF" w:sz="4"/>
+              <w:left w:val="single" w:color="BFBFBF" w:sz="4"/>
+              <w:bottom w:val="single" w:color="BFBFBF" w:sz="4"/>
+              <w:right w:val="single" w:color="BFBFBF" w:sz="4"/>
+            </w:tcBorders>
+            <w:tcMar>
+              <w:top w:type="dxa" w:w="60"/>
+              <w:left w:type="dxa" w:w="100"/>
+              <w:bottom w:type="dxa" w:w="60"/>
+              <w:right w:type="dxa" w:w="100"/>
+            </w:tcMar>
+          </w:tcPr>
+          <w:p>
+            <w:pPr>
+              <w:bidi/>
+              <w:spacing w:after="0"/>
+            </w:pPr>
+            <w:r>
+              <w:rPr>
+                <w:rFonts w:ascii="Arial" w:cs="Arial" w:eastAsia="Arial" w:hAnsi="Arial"/>
+                <w:sz w:val="19"/>
+                <w:szCs w:val="19"/>
+                <w:rtl/>
+              </w:rPr>
+              <w:t xml:space="preserve">מפתח ו-DBA: תיקונים, עדכוני ספריות ואבטחה, שינויים קטנים</w:t>
+            </w:r>
+          </w:p>
+        </w:tc>
+        <w:tc>
+          <w:tcPr>
+            <w:tcW w:type="dxa" w:w="3464"/>
             <w:tcBorders>
               <w:top w:val="single" w:color="BFBFBF" w:sz="4"/>
               <w:left w:val="single" w:color="BFBFBF" w:sz="4"/>
@@ -7815,7 +8769,16 @@
                 <w:szCs w:val="19"/>
                 <w:rtl/>
               </w:rPr>
-              <w:t xml:space="preserve">כ-0.2-0.3 משרה, באופן קבוע</w:t>
+              <w:t xml:space="preserve">כ-0.2-0.3 משרת מפתח וכ-0.1 משרת DBA, באופן קבוע</w:t>
+            </w:r>
+            <w:r>
+              <w:rPr>
+                <w:rFonts w:ascii="Arial" w:cs="Arial" w:eastAsia="Arial" w:hAnsi="Arial"/>
+                <w:sz w:val="19"/>
+                <w:szCs w:val="19"/>
+                <w:rtl/>
+              </w:rPr>
+              <w:t xml:space="preserve"> (לא כולל פיתוח הגלים האנליטיים, ראו 7.4)</w:t>
             </w:r>
           </w:p>
         </w:tc>
@@ -7860,6 +8823,1558 @@
     </w:p>
     <w:p>
       <w:pPr>
+        <w:pStyle w:val="Heading2"/>
+        <w:bidi/>
+      </w:pPr>
+      <w:r>
+        <w:rPr>
+          <w:rFonts w:ascii="Arial" w:cs="Arial" w:eastAsia="Arial" w:hAnsi="Arial"/>
+          <w:rtl/>
+        </w:rPr>
+        <w:t xml:space="preserve">7.4 מפת דרכים: הגלים האנליטיים בפיתוח פנימי</w:t>
+      </w:r>
+    </w:p>
+    <w:p>
+      <w:pPr>
+        <w:bidi/>
+        <w:spacing w:after="120" w:line="276"/>
+        <w:jc w:val="start"/>
+      </w:pPr>
+      <w:r>
+        <w:rPr>
+          <w:rFonts w:ascii="Arial" w:cs="Arial" w:eastAsia="Arial" w:hAnsi="Arial"/>
+          <w:rtl/>
+        </w:rPr>
+        <w:t xml:space="preserve">ההערכות כאן גסות, ונועדו לתכנון קיבולת בלבד. כל גל יקבל אפיון והערכה משלו לפני שמתחילים אותו.</w:t>
+      </w:r>
+    </w:p>
+    <w:tbl>
+      <w:tblPr>
+        <w:bidiVisual/>
+        <w:tblW w:type="dxa" w:w="9638"/>
+        <w:tblBorders>
+          <w:top w:val="single" w:color="auto" w:sz="4"/>
+          <w:left w:val="single" w:color="auto" w:sz="4"/>
+          <w:bottom w:val="single" w:color="auto" w:sz="4"/>
+          <w:right w:val="single" w:color="auto" w:sz="4"/>
+          <w:insideH w:val="single" w:color="auto" w:sz="4"/>
+          <w:insideV w:val="single" w:color="auto" w:sz="4"/>
+        </w:tblBorders>
+        <w:tblLayout w:type="fixed"/>
+      </w:tblPr>
+      <w:tblGrid>
+        <w:gridCol w:w="950"/>
+        <w:gridCol w:w="4766"/>
+        <w:gridCol w:w="2217"/>
+        <w:gridCol w:w="1705"/>
+      </w:tblGrid>
+      <w:tr>
+        <w:trPr>
+          <w:tblHeader/>
+        </w:trPr>
+        <w:tc>
+          <w:tcPr>
+            <w:tcW w:type="dxa" w:w="950"/>
+            <w:tcBorders>
+              <w:top w:val="single" w:color="BFBFBF" w:sz="4"/>
+              <w:left w:val="single" w:color="BFBFBF" w:sz="4"/>
+              <w:bottom w:val="single" w:color="BFBFBF" w:sz="4"/>
+              <w:right w:val="single" w:color="BFBFBF" w:sz="4"/>
+            </w:tcBorders>
+            <w:shd w:fill="DCE6F1" w:color="auto" w:val="clear"/>
+            <w:tcMar>
+              <w:top w:type="dxa" w:w="60"/>
+              <w:left w:type="dxa" w:w="100"/>
+              <w:bottom w:type="dxa" w:w="60"/>
+              <w:right w:type="dxa" w:w="100"/>
+            </w:tcMar>
+          </w:tcPr>
+          <w:p>
+            <w:pPr>
+              <w:bidi/>
+              <w:spacing w:after="0"/>
+            </w:pPr>
+            <w:r>
+              <w:rPr>
+                <w:rFonts w:ascii="Arial" w:cs="Arial" w:eastAsia="Arial" w:hAnsi="Arial"/>
+                <w:b/>
+                <w:bCs/>
+                <w:sz w:val="19"/>
+                <w:szCs w:val="19"/>
+                <w:rtl/>
+              </w:rPr>
+              <w:t xml:space="preserve">גל</w:t>
+            </w:r>
+          </w:p>
+        </w:tc>
+        <w:tc>
+          <w:tcPr>
+            <w:tcW w:type="dxa" w:w="4766"/>
+            <w:tcBorders>
+              <w:top w:val="single" w:color="BFBFBF" w:sz="4"/>
+              <w:left w:val="single" w:color="BFBFBF" w:sz="4"/>
+              <w:bottom w:val="single" w:color="BFBFBF" w:sz="4"/>
+              <w:right w:val="single" w:color="BFBFBF" w:sz="4"/>
+            </w:tcBorders>
+            <w:shd w:fill="DCE6F1" w:color="auto" w:val="clear"/>
+            <w:tcMar>
+              <w:top w:type="dxa" w:w="60"/>
+              <w:left w:type="dxa" w:w="100"/>
+              <w:bottom w:type="dxa" w:w="60"/>
+              <w:right w:type="dxa" w:w="100"/>
+            </w:tcMar>
+          </w:tcPr>
+          <w:p>
+            <w:pPr>
+              <w:bidi/>
+              <w:spacing w:after="0"/>
+            </w:pPr>
+            <w:r>
+              <w:rPr>
+                <w:rFonts w:ascii="Arial" w:cs="Arial" w:eastAsia="Arial" w:hAnsi="Arial"/>
+                <w:b/>
+                <w:bCs/>
+                <w:sz w:val="19"/>
+                <w:szCs w:val="19"/>
+                <w:rtl/>
+              </w:rPr>
+              <w:t xml:space="preserve">תוכן</w:t>
+            </w:r>
+          </w:p>
+        </w:tc>
+        <w:tc>
+          <w:tcPr>
+            <w:tcW w:type="dxa" w:w="2217"/>
+            <w:tcBorders>
+              <w:top w:val="single" w:color="BFBFBF" w:sz="4"/>
+              <w:left w:val="single" w:color="BFBFBF" w:sz="4"/>
+              <w:bottom w:val="single" w:color="BFBFBF" w:sz="4"/>
+              <w:right w:val="single" w:color="BFBFBF" w:sz="4"/>
+            </w:tcBorders>
+            <w:shd w:fill="DCE6F1" w:color="auto" w:val="clear"/>
+            <w:tcMar>
+              <w:top w:type="dxa" w:w="60"/>
+              <w:left w:type="dxa" w:w="100"/>
+              <w:bottom w:type="dxa" w:w="60"/>
+              <w:right w:type="dxa" w:w="100"/>
+            </w:tcMar>
+          </w:tcPr>
+          <w:p>
+            <w:pPr>
+              <w:bidi/>
+              <w:spacing w:after="0"/>
+            </w:pPr>
+            <w:r>
+              <w:rPr>
+                <w:rFonts w:ascii="Arial" w:cs="Arial" w:eastAsia="Arial" w:hAnsi="Arial"/>
+                <w:b/>
+                <w:bCs/>
+                <w:sz w:val="19"/>
+                <w:szCs w:val="19"/>
+                <w:rtl/>
+              </w:rPr>
+              <w:t xml:space="preserve">הערכה (שבועות-מפתח)</w:t>
+            </w:r>
+          </w:p>
+        </w:tc>
+        <w:tc>
+          <w:tcPr>
+            <w:tcW w:type="dxa" w:w="1705"/>
+            <w:tcBorders>
+              <w:top w:val="single" w:color="BFBFBF" w:sz="4"/>
+              <w:left w:val="single" w:color="BFBFBF" w:sz="4"/>
+              <w:bottom w:val="single" w:color="BFBFBF" w:sz="4"/>
+              <w:right w:val="single" w:color="BFBFBF" w:sz="4"/>
+            </w:tcBorders>
+            <w:shd w:fill="DCE6F1" w:color="auto" w:val="clear"/>
+            <w:tcMar>
+              <w:top w:type="dxa" w:w="60"/>
+              <w:left w:type="dxa" w:w="100"/>
+              <w:bottom w:type="dxa" w:w="60"/>
+              <w:right w:type="dxa" w:w="100"/>
+            </w:tcMar>
+          </w:tcPr>
+          <w:p>
+            <w:pPr>
+              <w:bidi/>
+              <w:spacing w:after="0"/>
+            </w:pPr>
+            <w:r>
+              <w:rPr>
+                <w:rFonts w:ascii="Arial" w:cs="Arial" w:eastAsia="Arial" w:hAnsi="Arial"/>
+                <w:b/>
+                <w:bCs/>
+                <w:sz w:val="19"/>
+                <w:szCs w:val="19"/>
+                <w:rtl/>
+              </w:rPr>
+              <w:t xml:space="preserve">הערכה (שבועות-DBA)</w:t>
+            </w:r>
+          </w:p>
+        </w:tc>
+      </w:tr>
+      <w:tr>
+        <w:trPr>
+          <w:tblHeader w:val="false"/>
+        </w:trPr>
+        <w:tc>
+          <w:tcPr>
+            <w:tcW w:type="dxa" w:w="950"/>
+            <w:tcBorders>
+              <w:top w:val="single" w:color="BFBFBF" w:sz="4"/>
+              <w:left w:val="single" w:color="BFBFBF" w:sz="4"/>
+              <w:bottom w:val="single" w:color="BFBFBF" w:sz="4"/>
+              <w:right w:val="single" w:color="BFBFBF" w:sz="4"/>
+            </w:tcBorders>
+            <w:tcMar>
+              <w:top w:type="dxa" w:w="60"/>
+              <w:left w:type="dxa" w:w="100"/>
+              <w:bottom w:type="dxa" w:w="60"/>
+              <w:right w:type="dxa" w:w="100"/>
+            </w:tcMar>
+          </w:tcPr>
+          <w:p>
+            <w:pPr>
+              <w:bidi/>
+              <w:spacing w:after="0"/>
+            </w:pPr>
+            <w:r>
+              <w:rPr>
+                <w:rFonts w:ascii="Arial" w:cs="Arial" w:eastAsia="Arial" w:hAnsi="Arial"/>
+                <w:sz w:val="19"/>
+                <w:szCs w:val="19"/>
+                <w:rtl/>
+              </w:rPr>
+              <w:t xml:space="preserve">2א</w:t>
+            </w:r>
+          </w:p>
+        </w:tc>
+        <w:tc>
+          <w:tcPr>
+            <w:tcW w:type="dxa" w:w="4766"/>
+            <w:tcBorders>
+              <w:top w:val="single" w:color="BFBFBF" w:sz="4"/>
+              <w:left w:val="single" w:color="BFBFBF" w:sz="4"/>
+              <w:bottom w:val="single" w:color="BFBFBF" w:sz="4"/>
+              <w:right w:val="single" w:color="BFBFBF" w:sz="4"/>
+            </w:tcBorders>
+            <w:tcMar>
+              <w:top w:type="dxa" w:w="60"/>
+              <w:left w:type="dxa" w:w="100"/>
+              <w:bottom w:type="dxa" w:w="60"/>
+              <w:right w:type="dxa" w:w="100"/>
+            </w:tcMar>
+          </w:tcPr>
+          <w:p>
+            <w:pPr>
+              <w:bidi/>
+              <w:spacing w:after="0"/>
+            </w:pPr>
+            <w:r>
+              <w:rPr>
+                <w:rFonts w:ascii="Arial" w:cs="Arial" w:eastAsia="Arial" w:hAnsi="Arial"/>
+                <w:sz w:val="19"/>
+                <w:szCs w:val="19"/>
+                <w:rtl/>
+              </w:rPr>
+              <w:t xml:space="preserve">שכבת היסטוריה ומדדים: פרקי זמן בכל סטטוס ובכל טיר, Assets, Case Type</w:t>
+            </w:r>
+          </w:p>
+        </w:tc>
+        <w:tc>
+          <w:tcPr>
+            <w:tcW w:type="dxa" w:w="2217"/>
+            <w:tcBorders>
+              <w:top w:val="single" w:color="BFBFBF" w:sz="4"/>
+              <w:left w:val="single" w:color="BFBFBF" w:sz="4"/>
+              <w:bottom w:val="single" w:color="BFBFBF" w:sz="4"/>
+              <w:right w:val="single" w:color="BFBFBF" w:sz="4"/>
+            </w:tcBorders>
+            <w:tcMar>
+              <w:top w:type="dxa" w:w="60"/>
+              <w:left w:type="dxa" w:w="100"/>
+              <w:bottom w:type="dxa" w:w="60"/>
+              <w:right w:type="dxa" w:w="100"/>
+            </w:tcMar>
+          </w:tcPr>
+          <w:p>
+            <w:pPr>
+              <w:bidi/>
+              <w:spacing w:after="0"/>
+            </w:pPr>
+            <w:r>
+              <w:rPr>
+                <w:rFonts w:ascii="Arial" w:cs="Arial" w:eastAsia="Arial" w:hAnsi="Arial"/>
+                <w:sz w:val="19"/>
+                <w:szCs w:val="19"/>
+                <w:rtl/>
+              </w:rPr>
+              <w:t xml:space="preserve">1</w:t>
+            </w:r>
+          </w:p>
+        </w:tc>
+        <w:tc>
+          <w:tcPr>
+            <w:tcW w:type="dxa" w:w="1705"/>
+            <w:tcBorders>
+              <w:top w:val="single" w:color="BFBFBF" w:sz="4"/>
+              <w:left w:val="single" w:color="BFBFBF" w:sz="4"/>
+              <w:bottom w:val="single" w:color="BFBFBF" w:sz="4"/>
+              <w:right w:val="single" w:color="BFBFBF" w:sz="4"/>
+            </w:tcBorders>
+            <w:tcMar>
+              <w:top w:type="dxa" w:w="60"/>
+              <w:left w:type="dxa" w:w="100"/>
+              <w:bottom w:type="dxa" w:w="60"/>
+              <w:right w:type="dxa" w:w="100"/>
+            </w:tcMar>
+          </w:tcPr>
+          <w:p>
+            <w:pPr>
+              <w:bidi/>
+              <w:spacing w:after="0"/>
+            </w:pPr>
+            <w:r>
+              <w:rPr>
+                <w:rFonts w:ascii="Arial" w:cs="Arial" w:eastAsia="Arial" w:hAnsi="Arial"/>
+                <w:sz w:val="19"/>
+                <w:szCs w:val="19"/>
+                <w:rtl/>
+              </w:rPr>
+              <w:t xml:space="preserve">3-4</w:t>
+            </w:r>
+          </w:p>
+        </w:tc>
+      </w:tr>
+      <w:tr>
+        <w:trPr>
+          <w:tblHeader w:val="false"/>
+        </w:trPr>
+        <w:tc>
+          <w:tcPr>
+            <w:tcW w:type="dxa" w:w="950"/>
+            <w:tcBorders>
+              <w:top w:val="single" w:color="BFBFBF" w:sz="4"/>
+              <w:left w:val="single" w:color="BFBFBF" w:sz="4"/>
+              <w:bottom w:val="single" w:color="BFBFBF" w:sz="4"/>
+              <w:right w:val="single" w:color="BFBFBF" w:sz="4"/>
+            </w:tcBorders>
+            <w:tcMar>
+              <w:top w:type="dxa" w:w="60"/>
+              <w:left w:type="dxa" w:w="100"/>
+              <w:bottom w:type="dxa" w:w="60"/>
+              <w:right w:type="dxa" w:w="100"/>
+            </w:tcMar>
+          </w:tcPr>
+          <w:p>
+            <w:pPr>
+              <w:bidi/>
+              <w:spacing w:after="0"/>
+            </w:pPr>
+            <w:r>
+              <w:rPr>
+                <w:rFonts w:ascii="Arial" w:cs="Arial" w:eastAsia="Arial" w:hAnsi="Arial"/>
+                <w:sz w:val="19"/>
+                <w:szCs w:val="19"/>
+                <w:rtl/>
+              </w:rPr>
+              <w:t xml:space="preserve">2ב</w:t>
+            </w:r>
+          </w:p>
+        </w:tc>
+        <w:tc>
+          <w:tcPr>
+            <w:tcW w:type="dxa" w:w="4766"/>
+            <w:tcBorders>
+              <w:top w:val="single" w:color="BFBFBF" w:sz="4"/>
+              <w:left w:val="single" w:color="BFBFBF" w:sz="4"/>
+              <w:bottom w:val="single" w:color="BFBFBF" w:sz="4"/>
+              <w:right w:val="single" w:color="BFBFBF" w:sz="4"/>
+            </w:tcBorders>
+            <w:tcMar>
+              <w:top w:type="dxa" w:w="60"/>
+              <w:left w:type="dxa" w:w="100"/>
+              <w:bottom w:type="dxa" w:w="60"/>
+              <w:right w:type="dxa" w:w="100"/>
+            </w:tcMar>
+          </w:tcPr>
+          <w:p>
+            <w:pPr>
+              <w:bidi/>
+              <w:spacing w:after="0"/>
+            </w:pPr>
+            <w:r>
+              <w:rPr>
+                <w:rFonts w:ascii="Arial" w:cs="Arial" w:eastAsia="Arial" w:hAnsi="Arial"/>
+                <w:sz w:val="19"/>
+                <w:szCs w:val="19"/>
+                <w:rtl/>
+              </w:rPr>
+              <w:t xml:space="preserve">עומס והספק: עומס משוקלל לסוכן, FCR, אסקלציה, עבודה לפי Case Type</w:t>
+            </w:r>
+          </w:p>
+        </w:tc>
+        <w:tc>
+          <w:tcPr>
+            <w:tcW w:type="dxa" w:w="2217"/>
+            <w:tcBorders>
+              <w:top w:val="single" w:color="BFBFBF" w:sz="4"/>
+              <w:left w:val="single" w:color="BFBFBF" w:sz="4"/>
+              <w:bottom w:val="single" w:color="BFBFBF" w:sz="4"/>
+              <w:right w:val="single" w:color="BFBFBF" w:sz="4"/>
+            </w:tcBorders>
+            <w:tcMar>
+              <w:top w:type="dxa" w:w="60"/>
+              <w:left w:type="dxa" w:w="100"/>
+              <w:bottom w:type="dxa" w:w="60"/>
+              <w:right w:type="dxa" w:w="100"/>
+            </w:tcMar>
+          </w:tcPr>
+          <w:p>
+            <w:pPr>
+              <w:bidi/>
+              <w:spacing w:after="0"/>
+            </w:pPr>
+            <w:r>
+              <w:rPr>
+                <w:rFonts w:ascii="Arial" w:cs="Arial" w:eastAsia="Arial" w:hAnsi="Arial"/>
+                <w:sz w:val="19"/>
+                <w:szCs w:val="19"/>
+                <w:rtl/>
+              </w:rPr>
+              <w:t xml:space="preserve">3-4</w:t>
+            </w:r>
+          </w:p>
+        </w:tc>
+        <w:tc>
+          <w:tcPr>
+            <w:tcW w:type="dxa" w:w="1705"/>
+            <w:tcBorders>
+              <w:top w:val="single" w:color="BFBFBF" w:sz="4"/>
+              <w:left w:val="single" w:color="BFBFBF" w:sz="4"/>
+              <w:bottom w:val="single" w:color="BFBFBF" w:sz="4"/>
+              <w:right w:val="single" w:color="BFBFBF" w:sz="4"/>
+            </w:tcBorders>
+            <w:tcMar>
+              <w:top w:type="dxa" w:w="60"/>
+              <w:left w:type="dxa" w:w="100"/>
+              <w:bottom w:type="dxa" w:w="60"/>
+              <w:right w:type="dxa" w:w="100"/>
+            </w:tcMar>
+          </w:tcPr>
+          <w:p>
+            <w:pPr>
+              <w:bidi/>
+              <w:spacing w:after="0"/>
+            </w:pPr>
+            <w:r>
+              <w:rPr>
+                <w:rFonts w:ascii="Arial" w:cs="Arial" w:eastAsia="Arial" w:hAnsi="Arial"/>
+                <w:sz w:val="19"/>
+                <w:szCs w:val="19"/>
+                <w:rtl/>
+              </w:rPr>
+              <w:t xml:space="preserve">1</w:t>
+            </w:r>
+          </w:p>
+        </w:tc>
+      </w:tr>
+      <w:tr>
+        <w:trPr>
+          <w:tblHeader w:val="false"/>
+        </w:trPr>
+        <w:tc>
+          <w:tcPr>
+            <w:tcW w:type="dxa" w:w="950"/>
+            <w:tcBorders>
+              <w:top w:val="single" w:color="BFBFBF" w:sz="4"/>
+              <w:left w:val="single" w:color="BFBFBF" w:sz="4"/>
+              <w:bottom w:val="single" w:color="BFBFBF" w:sz="4"/>
+              <w:right w:val="single" w:color="BFBFBF" w:sz="4"/>
+            </w:tcBorders>
+            <w:tcMar>
+              <w:top w:type="dxa" w:w="60"/>
+              <w:left w:type="dxa" w:w="100"/>
+              <w:bottom w:type="dxa" w:w="60"/>
+              <w:right w:type="dxa" w:w="100"/>
+            </w:tcMar>
+          </w:tcPr>
+          <w:p>
+            <w:pPr>
+              <w:bidi/>
+              <w:spacing w:after="0"/>
+            </w:pPr>
+            <w:r>
+              <w:rPr>
+                <w:rFonts w:ascii="Arial" w:cs="Arial" w:eastAsia="Arial" w:hAnsi="Arial"/>
+                <w:sz w:val="19"/>
+                <w:szCs w:val="19"/>
+                <w:rtl/>
+              </w:rPr>
+              <w:t xml:space="preserve">2ג</w:t>
+            </w:r>
+          </w:p>
+        </w:tc>
+        <w:tc>
+          <w:tcPr>
+            <w:tcW w:type="dxa" w:w="4766"/>
+            <w:tcBorders>
+              <w:top w:val="single" w:color="BFBFBF" w:sz="4"/>
+              <w:left w:val="single" w:color="BFBFBF" w:sz="4"/>
+              <w:bottom w:val="single" w:color="BFBFBF" w:sz="4"/>
+              <w:right w:val="single" w:color="BFBFBF" w:sz="4"/>
+            </w:tcBorders>
+            <w:tcMar>
+              <w:top w:type="dxa" w:w="60"/>
+              <w:left w:type="dxa" w:w="100"/>
+              <w:bottom w:type="dxa" w:w="60"/>
+              <w:right w:type="dxa" w:w="100"/>
+            </w:tcMar>
+          </w:tcPr>
+          <w:p>
+            <w:pPr>
+              <w:bidi/>
+              <w:spacing w:after="0"/>
+            </w:pPr>
+            <w:r>
+              <w:rPr>
+                <w:rFonts w:ascii="Arial" w:cs="Arial" w:eastAsia="Arial" w:hAnsi="Arial"/>
+                <w:sz w:val="19"/>
+                <w:szCs w:val="19"/>
+                <w:rtl/>
+              </w:rPr>
+              <w:t xml:space="preserve">איכות מוצר: תקלות ל-100 Assets לפי גרסה, באגים מאושרים, דפוסי מוצר</w:t>
+            </w:r>
+          </w:p>
+        </w:tc>
+        <w:tc>
+          <w:tcPr>
+            <w:tcW w:type="dxa" w:w="2217"/>
+            <w:tcBorders>
+              <w:top w:val="single" w:color="BFBFBF" w:sz="4"/>
+              <w:left w:val="single" w:color="BFBFBF" w:sz="4"/>
+              <w:bottom w:val="single" w:color="BFBFBF" w:sz="4"/>
+              <w:right w:val="single" w:color="BFBFBF" w:sz="4"/>
+            </w:tcBorders>
+            <w:tcMar>
+              <w:top w:type="dxa" w:w="60"/>
+              <w:left w:type="dxa" w:w="100"/>
+              <w:bottom w:type="dxa" w:w="60"/>
+              <w:right w:type="dxa" w:w="100"/>
+            </w:tcMar>
+          </w:tcPr>
+          <w:p>
+            <w:pPr>
+              <w:bidi/>
+              <w:spacing w:after="0"/>
+            </w:pPr>
+            <w:r>
+              <w:rPr>
+                <w:rFonts w:ascii="Arial" w:cs="Arial" w:eastAsia="Arial" w:hAnsi="Arial"/>
+                <w:sz w:val="19"/>
+                <w:szCs w:val="19"/>
+                <w:rtl/>
+              </w:rPr>
+              <w:t xml:space="preserve">3-4</w:t>
+            </w:r>
+          </w:p>
+        </w:tc>
+        <w:tc>
+          <w:tcPr>
+            <w:tcW w:type="dxa" w:w="1705"/>
+            <w:tcBorders>
+              <w:top w:val="single" w:color="BFBFBF" w:sz="4"/>
+              <w:left w:val="single" w:color="BFBFBF" w:sz="4"/>
+              <w:bottom w:val="single" w:color="BFBFBF" w:sz="4"/>
+              <w:right w:val="single" w:color="BFBFBF" w:sz="4"/>
+            </w:tcBorders>
+            <w:tcMar>
+              <w:top w:type="dxa" w:w="60"/>
+              <w:left w:type="dxa" w:w="100"/>
+              <w:bottom w:type="dxa" w:w="60"/>
+              <w:right w:type="dxa" w:w="100"/>
+            </w:tcMar>
+          </w:tcPr>
+          <w:p>
+            <w:pPr>
+              <w:bidi/>
+              <w:spacing w:after="0"/>
+            </w:pPr>
+            <w:r>
+              <w:rPr>
+                <w:rFonts w:ascii="Arial" w:cs="Arial" w:eastAsia="Arial" w:hAnsi="Arial"/>
+                <w:sz w:val="19"/>
+                <w:szCs w:val="19"/>
+                <w:rtl/>
+              </w:rPr>
+              <w:t xml:space="preserve">1-2</w:t>
+            </w:r>
+          </w:p>
+        </w:tc>
+      </w:tr>
+      <w:tr>
+        <w:trPr>
+          <w:tblHeader w:val="false"/>
+        </w:trPr>
+        <w:tc>
+          <w:tcPr>
+            <w:tcW w:type="dxa" w:w="950"/>
+            <w:tcBorders>
+              <w:top w:val="single" w:color="BFBFBF" w:sz="4"/>
+              <w:left w:val="single" w:color="BFBFBF" w:sz="4"/>
+              <w:bottom w:val="single" w:color="BFBFBF" w:sz="4"/>
+              <w:right w:val="single" w:color="BFBFBF" w:sz="4"/>
+            </w:tcBorders>
+            <w:tcMar>
+              <w:top w:type="dxa" w:w="60"/>
+              <w:left w:type="dxa" w:w="100"/>
+              <w:bottom w:type="dxa" w:w="60"/>
+              <w:right w:type="dxa" w:w="100"/>
+            </w:tcMar>
+          </w:tcPr>
+          <w:p>
+            <w:pPr>
+              <w:bidi/>
+              <w:spacing w:after="0"/>
+            </w:pPr>
+            <w:r>
+              <w:rPr>
+                <w:rFonts w:ascii="Arial" w:cs="Arial" w:eastAsia="Arial" w:hAnsi="Arial"/>
+                <w:sz w:val="19"/>
+                <w:szCs w:val="19"/>
+                <w:rtl/>
+              </w:rPr>
+              <w:t xml:space="preserve">2ד</w:t>
+            </w:r>
+          </w:p>
+        </w:tc>
+        <w:tc>
+          <w:tcPr>
+            <w:tcW w:type="dxa" w:w="4766"/>
+            <w:tcBorders>
+              <w:top w:val="single" w:color="BFBFBF" w:sz="4"/>
+              <w:left w:val="single" w:color="BFBFBF" w:sz="4"/>
+              <w:bottom w:val="single" w:color="BFBFBF" w:sz="4"/>
+              <w:right w:val="single" w:color="BFBFBF" w:sz="4"/>
+            </w:tcBorders>
+            <w:tcMar>
+              <w:top w:type="dxa" w:w="60"/>
+              <w:left w:type="dxa" w:w="100"/>
+              <w:bottom w:type="dxa" w:w="60"/>
+              <w:right w:type="dxa" w:w="100"/>
+            </w:tcMar>
+          </w:tcPr>
+          <w:p>
+            <w:pPr>
+              <w:bidi/>
+              <w:spacing w:after="0"/>
+            </w:pPr>
+            <w:r>
+              <w:rPr>
+                <w:rFonts w:ascii="Arial" w:cs="Arial" w:eastAsia="Arial" w:hAnsi="Arial"/>
+                <w:sz w:val="19"/>
+                <w:szCs w:val="19"/>
+                <w:rtl/>
+              </w:rPr>
+              <w:t xml:space="preserve">R&amp;D: בקשות לטיר 4 לפי גיל, כניסות מול יציאות</w:t>
+            </w:r>
+          </w:p>
+        </w:tc>
+        <w:tc>
+          <w:tcPr>
+            <w:tcW w:type="dxa" w:w="2217"/>
+            <w:tcBorders>
+              <w:top w:val="single" w:color="BFBFBF" w:sz="4"/>
+              <w:left w:val="single" w:color="BFBFBF" w:sz="4"/>
+              <w:bottom w:val="single" w:color="BFBFBF" w:sz="4"/>
+              <w:right w:val="single" w:color="BFBFBF" w:sz="4"/>
+            </w:tcBorders>
+            <w:tcMar>
+              <w:top w:type="dxa" w:w="60"/>
+              <w:left w:type="dxa" w:w="100"/>
+              <w:bottom w:type="dxa" w:w="60"/>
+              <w:right w:type="dxa" w:w="100"/>
+            </w:tcMar>
+          </w:tcPr>
+          <w:p>
+            <w:pPr>
+              <w:bidi/>
+              <w:spacing w:after="0"/>
+            </w:pPr>
+            <w:r>
+              <w:rPr>
+                <w:rFonts w:ascii="Arial" w:cs="Arial" w:eastAsia="Arial" w:hAnsi="Arial"/>
+                <w:sz w:val="19"/>
+                <w:szCs w:val="19"/>
+                <w:rtl/>
+              </w:rPr>
+              <w:t xml:space="preserve">2</w:t>
+            </w:r>
+          </w:p>
+        </w:tc>
+        <w:tc>
+          <w:tcPr>
+            <w:tcW w:type="dxa" w:w="1705"/>
+            <w:tcBorders>
+              <w:top w:val="single" w:color="BFBFBF" w:sz="4"/>
+              <w:left w:val="single" w:color="BFBFBF" w:sz="4"/>
+              <w:bottom w:val="single" w:color="BFBFBF" w:sz="4"/>
+              <w:right w:val="single" w:color="BFBFBF" w:sz="4"/>
+            </w:tcBorders>
+            <w:tcMar>
+              <w:top w:type="dxa" w:w="60"/>
+              <w:left w:type="dxa" w:w="100"/>
+              <w:bottom w:type="dxa" w:w="60"/>
+              <w:right w:type="dxa" w:w="100"/>
+            </w:tcMar>
+          </w:tcPr>
+          <w:p>
+            <w:pPr>
+              <w:bidi/>
+              <w:spacing w:after="0"/>
+            </w:pPr>
+            <w:r>
+              <w:rPr>
+                <w:rFonts w:ascii="Arial" w:cs="Arial" w:eastAsia="Arial" w:hAnsi="Arial"/>
+                <w:sz w:val="19"/>
+                <w:szCs w:val="19"/>
+                <w:rtl/>
+              </w:rPr>
+              <w:t xml:space="preserve">0.5</w:t>
+            </w:r>
+          </w:p>
+        </w:tc>
+      </w:tr>
+      <w:tr>
+        <w:trPr>
+          <w:tblHeader w:val="false"/>
+        </w:trPr>
+        <w:tc>
+          <w:tcPr>
+            <w:tcW w:type="dxa" w:w="950"/>
+            <w:tcBorders>
+              <w:top w:val="single" w:color="BFBFBF" w:sz="4"/>
+              <w:left w:val="single" w:color="BFBFBF" w:sz="4"/>
+              <w:bottom w:val="single" w:color="BFBFBF" w:sz="4"/>
+              <w:right w:val="single" w:color="BFBFBF" w:sz="4"/>
+            </w:tcBorders>
+            <w:tcMar>
+              <w:top w:type="dxa" w:w="60"/>
+              <w:left w:type="dxa" w:w="100"/>
+              <w:bottom w:type="dxa" w:w="60"/>
+              <w:right w:type="dxa" w:w="100"/>
+            </w:tcMar>
+          </w:tcPr>
+          <w:p>
+            <w:pPr>
+              <w:bidi/>
+              <w:spacing w:after="0"/>
+            </w:pPr>
+            <w:r>
+              <w:rPr>
+                <w:rFonts w:ascii="Arial" w:cs="Arial" w:eastAsia="Arial" w:hAnsi="Arial"/>
+                <w:sz w:val="19"/>
+                <w:szCs w:val="19"/>
+                <w:rtl/>
+              </w:rPr>
+              <w:t xml:space="preserve">2ה</w:t>
+            </w:r>
+          </w:p>
+        </w:tc>
+        <w:tc>
+          <w:tcPr>
+            <w:tcW w:type="dxa" w:w="4766"/>
+            <w:tcBorders>
+              <w:top w:val="single" w:color="BFBFBF" w:sz="4"/>
+              <w:left w:val="single" w:color="BFBFBF" w:sz="4"/>
+              <w:bottom w:val="single" w:color="BFBFBF" w:sz="4"/>
+              <w:right w:val="single" w:color="BFBFBF" w:sz="4"/>
+            </w:tcBorders>
+            <w:tcMar>
+              <w:top w:type="dxa" w:w="60"/>
+              <w:left w:type="dxa" w:w="100"/>
+              <w:bottom w:type="dxa" w:w="60"/>
+              <w:right w:type="dxa" w:w="100"/>
+            </w:tcMar>
+          </w:tcPr>
+          <w:p>
+            <w:pPr>
+              <w:bidi/>
+              <w:spacing w:after="0"/>
+            </w:pPr>
+            <w:r>
+              <w:rPr>
+                <w:rFonts w:ascii="Arial" w:cs="Arial" w:eastAsia="Arial" w:hAnsi="Arial"/>
+                <w:sz w:val="19"/>
+                <w:szCs w:val="19"/>
+                <w:rtl/>
+              </w:rPr>
+              <w:t xml:space="preserve">בתי חולים: דירוג מוחלט ומנורמל</w:t>
+            </w:r>
+          </w:p>
+        </w:tc>
+        <w:tc>
+          <w:tcPr>
+            <w:tcW w:type="dxa" w:w="2217"/>
+            <w:tcBorders>
+              <w:top w:val="single" w:color="BFBFBF" w:sz="4"/>
+              <w:left w:val="single" w:color="BFBFBF" w:sz="4"/>
+              <w:bottom w:val="single" w:color="BFBFBF" w:sz="4"/>
+              <w:right w:val="single" w:color="BFBFBF" w:sz="4"/>
+            </w:tcBorders>
+            <w:tcMar>
+              <w:top w:type="dxa" w:w="60"/>
+              <w:left w:type="dxa" w:w="100"/>
+              <w:bottom w:type="dxa" w:w="60"/>
+              <w:right w:type="dxa" w:w="100"/>
+            </w:tcMar>
+          </w:tcPr>
+          <w:p>
+            <w:pPr>
+              <w:bidi/>
+              <w:spacing w:after="0"/>
+            </w:pPr>
+            <w:r>
+              <w:rPr>
+                <w:rFonts w:ascii="Arial" w:cs="Arial" w:eastAsia="Arial" w:hAnsi="Arial"/>
+                <w:sz w:val="19"/>
+                <w:szCs w:val="19"/>
+                <w:rtl/>
+              </w:rPr>
+              <w:t xml:space="preserve">2</w:t>
+            </w:r>
+          </w:p>
+        </w:tc>
+        <w:tc>
+          <w:tcPr>
+            <w:tcW w:type="dxa" w:w="1705"/>
+            <w:tcBorders>
+              <w:top w:val="single" w:color="BFBFBF" w:sz="4"/>
+              <w:left w:val="single" w:color="BFBFBF" w:sz="4"/>
+              <w:bottom w:val="single" w:color="BFBFBF" w:sz="4"/>
+              <w:right w:val="single" w:color="BFBFBF" w:sz="4"/>
+            </w:tcBorders>
+            <w:tcMar>
+              <w:top w:type="dxa" w:w="60"/>
+              <w:left w:type="dxa" w:w="100"/>
+              <w:bottom w:type="dxa" w:w="60"/>
+              <w:right w:type="dxa" w:w="100"/>
+            </w:tcMar>
+          </w:tcPr>
+          <w:p>
+            <w:pPr>
+              <w:bidi/>
+              <w:spacing w:after="0"/>
+            </w:pPr>
+            <w:r>
+              <w:rPr>
+                <w:rFonts w:ascii="Arial" w:cs="Arial" w:eastAsia="Arial" w:hAnsi="Arial"/>
+                <w:sz w:val="19"/>
+                <w:szCs w:val="19"/>
+                <w:rtl/>
+              </w:rPr>
+              <w:t xml:space="preserve">0.5</w:t>
+            </w:r>
+          </w:p>
+        </w:tc>
+      </w:tr>
+      <w:tr>
+        <w:trPr>
+          <w:tblHeader w:val="false"/>
+        </w:trPr>
+        <w:tc>
+          <w:tcPr>
+            <w:tcW w:type="dxa" w:w="950"/>
+            <w:tcBorders>
+              <w:top w:val="single" w:color="BFBFBF" w:sz="4"/>
+              <w:left w:val="single" w:color="BFBFBF" w:sz="4"/>
+              <w:bottom w:val="single" w:color="BFBFBF" w:sz="4"/>
+              <w:right w:val="single" w:color="BFBFBF" w:sz="4"/>
+            </w:tcBorders>
+            <w:tcMar>
+              <w:top w:type="dxa" w:w="60"/>
+              <w:left w:type="dxa" w:w="100"/>
+              <w:bottom w:type="dxa" w:w="60"/>
+              <w:right w:type="dxa" w:w="100"/>
+            </w:tcMar>
+          </w:tcPr>
+          <w:p>
+            <w:pPr>
+              <w:bidi/>
+              <w:spacing w:after="0"/>
+            </w:pPr>
+            <w:r>
+              <w:rPr>
+                <w:rFonts w:ascii="Arial" w:cs="Arial" w:eastAsia="Arial" w:hAnsi="Arial"/>
+                <w:sz w:val="19"/>
+                <w:szCs w:val="19"/>
+                <w:rtl/>
+              </w:rPr>
+              <w:t xml:space="preserve">2ו</w:t>
+            </w:r>
+          </w:p>
+        </w:tc>
+        <w:tc>
+          <w:tcPr>
+            <w:tcW w:type="dxa" w:w="4766"/>
+            <w:tcBorders>
+              <w:top w:val="single" w:color="BFBFBF" w:sz="4"/>
+              <w:left w:val="single" w:color="BFBFBF" w:sz="4"/>
+              <w:bottom w:val="single" w:color="BFBFBF" w:sz="4"/>
+              <w:right w:val="single" w:color="BFBFBF" w:sz="4"/>
+            </w:tcBorders>
+            <w:tcMar>
+              <w:top w:type="dxa" w:w="60"/>
+              <w:left w:type="dxa" w:w="100"/>
+              <w:bottom w:type="dxa" w:w="60"/>
+              <w:right w:type="dxa" w:w="100"/>
+            </w:tcMar>
+          </w:tcPr>
+          <w:p>
+            <w:pPr>
+              <w:bidi/>
+              <w:spacing w:after="0"/>
+            </w:pPr>
+            <w:r>
+              <w:rPr>
+                <w:rFonts w:ascii="Arial" w:cs="Arial" w:eastAsia="Arial" w:hAnsi="Arial"/>
+                <w:sz w:val="19"/>
+                <w:szCs w:val="19"/>
+                <w:rtl/>
+              </w:rPr>
+              <w:t xml:space="preserve">דוחות PDF מתוזמנים (יומי, שבועי, Management Review)</w:t>
+            </w:r>
+          </w:p>
+        </w:tc>
+        <w:tc>
+          <w:tcPr>
+            <w:tcW w:type="dxa" w:w="2217"/>
+            <w:tcBorders>
+              <w:top w:val="single" w:color="BFBFBF" w:sz="4"/>
+              <w:left w:val="single" w:color="BFBFBF" w:sz="4"/>
+              <w:bottom w:val="single" w:color="BFBFBF" w:sz="4"/>
+              <w:right w:val="single" w:color="BFBFBF" w:sz="4"/>
+            </w:tcBorders>
+            <w:tcMar>
+              <w:top w:type="dxa" w:w="60"/>
+              <w:left w:type="dxa" w:w="100"/>
+              <w:bottom w:type="dxa" w:w="60"/>
+              <w:right w:type="dxa" w:w="100"/>
+            </w:tcMar>
+          </w:tcPr>
+          <w:p>
+            <w:pPr>
+              <w:bidi/>
+              <w:spacing w:after="0"/>
+            </w:pPr>
+            <w:r>
+              <w:rPr>
+                <w:rFonts w:ascii="Arial" w:cs="Arial" w:eastAsia="Arial" w:hAnsi="Arial"/>
+                <w:sz w:val="19"/>
+                <w:szCs w:val="19"/>
+                <w:rtl/>
+              </w:rPr>
+              <w:t xml:space="preserve">2-3</w:t>
+            </w:r>
+          </w:p>
+        </w:tc>
+        <w:tc>
+          <w:tcPr>
+            <w:tcW w:type="dxa" w:w="1705"/>
+            <w:tcBorders>
+              <w:top w:val="single" w:color="BFBFBF" w:sz="4"/>
+              <w:left w:val="single" w:color="BFBFBF" w:sz="4"/>
+              <w:bottom w:val="single" w:color="BFBFBF" w:sz="4"/>
+              <w:right w:val="single" w:color="BFBFBF" w:sz="4"/>
+            </w:tcBorders>
+            <w:tcMar>
+              <w:top w:type="dxa" w:w="60"/>
+              <w:left w:type="dxa" w:w="100"/>
+              <w:bottom w:type="dxa" w:w="60"/>
+              <w:right w:type="dxa" w:w="100"/>
+            </w:tcMar>
+          </w:tcPr>
+          <w:p>
+            <w:pPr>
+              <w:bidi/>
+              <w:spacing w:after="0"/>
+            </w:pPr>
+            <w:r>
+              <w:rPr>
+                <w:rFonts w:ascii="Arial" w:cs="Arial" w:eastAsia="Arial" w:hAnsi="Arial"/>
+                <w:sz w:val="19"/>
+                <w:szCs w:val="19"/>
+                <w:rtl/>
+              </w:rPr>
+              <w:t xml:space="preserve">0.5</w:t>
+            </w:r>
+          </w:p>
+        </w:tc>
+      </w:tr>
+      <w:tr>
+        <w:trPr>
+          <w:tblHeader w:val="false"/>
+        </w:trPr>
+        <w:tc>
+          <w:tcPr>
+            <w:tcW w:type="dxa" w:w="950"/>
+            <w:tcBorders>
+              <w:top w:val="single" w:color="BFBFBF" w:sz="4"/>
+              <w:left w:val="single" w:color="BFBFBF" w:sz="4"/>
+              <w:bottom w:val="single" w:color="BFBFBF" w:sz="4"/>
+              <w:right w:val="single" w:color="BFBFBF" w:sz="4"/>
+            </w:tcBorders>
+            <w:tcMar>
+              <w:top w:type="dxa" w:w="60"/>
+              <w:left w:type="dxa" w:w="100"/>
+              <w:bottom w:type="dxa" w:w="60"/>
+              <w:right w:type="dxa" w:w="100"/>
+            </w:tcMar>
+          </w:tcPr>
+          <w:p>
+            <w:pPr>
+              <w:bidi/>
+              <w:spacing w:after="0"/>
+            </w:pPr>
+            <w:r>
+              <w:rPr>
+                <w:rFonts w:ascii="Arial" w:cs="Arial" w:eastAsia="Arial" w:hAnsi="Arial"/>
+                <w:sz w:val="19"/>
+                <w:szCs w:val="19"/>
+                <w:rtl/>
+              </w:rPr>
+              <w:t xml:space="preserve">2ז</w:t>
+            </w:r>
+          </w:p>
+        </w:tc>
+        <w:tc>
+          <w:tcPr>
+            <w:tcW w:type="dxa" w:w="4766"/>
+            <w:tcBorders>
+              <w:top w:val="single" w:color="BFBFBF" w:sz="4"/>
+              <w:left w:val="single" w:color="BFBFBF" w:sz="4"/>
+              <w:bottom w:val="single" w:color="BFBFBF" w:sz="4"/>
+              <w:right w:val="single" w:color="BFBFBF" w:sz="4"/>
+            </w:tcBorders>
+            <w:tcMar>
+              <w:top w:type="dxa" w:w="60"/>
+              <w:left w:type="dxa" w:w="100"/>
+              <w:bottom w:type="dxa" w:w="60"/>
+              <w:right w:type="dxa" w:w="100"/>
+            </w:tcMar>
+          </w:tcPr>
+          <w:p>
+            <w:pPr>
+              <w:bidi/>
+              <w:spacing w:after="0"/>
+            </w:pPr>
+            <w:r>
+              <w:rPr>
+                <w:rFonts w:ascii="Arial" w:cs="Arial" w:eastAsia="Arial" w:hAnsi="Arial"/>
+                <w:sz w:val="19"/>
+                <w:szCs w:val="19"/>
+                <w:rtl/>
+              </w:rPr>
+              <w:t xml:space="preserve">התראות (P1, SLA, בקשות לא משויכות), אם יוחלט להכניס אותן למערכת</w:t>
+            </w:r>
+          </w:p>
+        </w:tc>
+        <w:tc>
+          <w:tcPr>
+            <w:tcW w:type="dxa" w:w="2217"/>
+            <w:tcBorders>
+              <w:top w:val="single" w:color="BFBFBF" w:sz="4"/>
+              <w:left w:val="single" w:color="BFBFBF" w:sz="4"/>
+              <w:bottom w:val="single" w:color="BFBFBF" w:sz="4"/>
+              <w:right w:val="single" w:color="BFBFBF" w:sz="4"/>
+            </w:tcBorders>
+            <w:tcMar>
+              <w:top w:type="dxa" w:w="60"/>
+              <w:left w:type="dxa" w:w="100"/>
+              <w:bottom w:type="dxa" w:w="60"/>
+              <w:right w:type="dxa" w:w="100"/>
+            </w:tcMar>
+          </w:tcPr>
+          <w:p>
+            <w:pPr>
+              <w:bidi/>
+              <w:spacing w:after="0"/>
+            </w:pPr>
+            <w:r>
+              <w:rPr>
+                <w:rFonts w:ascii="Arial" w:cs="Arial" w:eastAsia="Arial" w:hAnsi="Arial"/>
+                <w:sz w:val="19"/>
+                <w:szCs w:val="19"/>
+                <w:rtl/>
+              </w:rPr>
+              <w:t xml:space="preserve">2</w:t>
+            </w:r>
+          </w:p>
+        </w:tc>
+        <w:tc>
+          <w:tcPr>
+            <w:tcW w:type="dxa" w:w="1705"/>
+            <w:tcBorders>
+              <w:top w:val="single" w:color="BFBFBF" w:sz="4"/>
+              <w:left w:val="single" w:color="BFBFBF" w:sz="4"/>
+              <w:bottom w:val="single" w:color="BFBFBF" w:sz="4"/>
+              <w:right w:val="single" w:color="BFBFBF" w:sz="4"/>
+            </w:tcBorders>
+            <w:tcMar>
+              <w:top w:type="dxa" w:w="60"/>
+              <w:left w:type="dxa" w:w="100"/>
+              <w:bottom w:type="dxa" w:w="60"/>
+              <w:right w:type="dxa" w:w="100"/>
+            </w:tcMar>
+          </w:tcPr>
+          <w:p>
+            <w:pPr>
+              <w:bidi/>
+              <w:spacing w:after="0"/>
+            </w:pPr>
+            <w:r>
+              <w:rPr>
+                <w:rFonts w:ascii="Arial" w:cs="Arial" w:eastAsia="Arial" w:hAnsi="Arial"/>
+                <w:sz w:val="19"/>
+                <w:szCs w:val="19"/>
+                <w:rtl/>
+              </w:rPr>
+              <w:t xml:space="preserve">0</w:t>
+            </w:r>
+          </w:p>
+        </w:tc>
+      </w:tr>
+      <w:tr>
+        <w:trPr>
+          <w:tblHeader w:val="false"/>
+        </w:trPr>
+        <w:tc>
+          <w:tcPr>
+            <w:tcW w:type="dxa" w:w="950"/>
+            <w:tcBorders>
+              <w:top w:val="single" w:color="BFBFBF" w:sz="4"/>
+              <w:left w:val="single" w:color="BFBFBF" w:sz="4"/>
+              <w:bottom w:val="single" w:color="BFBFBF" w:sz="4"/>
+              <w:right w:val="single" w:color="BFBFBF" w:sz="4"/>
+            </w:tcBorders>
+            <w:tcMar>
+              <w:top w:type="dxa" w:w="60"/>
+              <w:left w:type="dxa" w:w="100"/>
+              <w:bottom w:type="dxa" w:w="60"/>
+              <w:right w:type="dxa" w:w="100"/>
+            </w:tcMar>
+          </w:tcPr>
+          <w:p>
+            <w:pPr>
+              <w:bidi/>
+              <w:spacing w:after="0"/>
+            </w:pPr>
+            <w:r>
+              <w:rPr>
+                <w:rFonts w:ascii="Arial" w:cs="Arial" w:eastAsia="Arial" w:hAnsi="Arial"/>
+                <w:b/>
+                <w:bCs/>
+                <w:sz w:val="19"/>
+                <w:szCs w:val="19"/>
+                <w:rtl/>
+              </w:rPr>
+              <w:t xml:space="preserve">סה"כ</w:t>
+            </w:r>
+          </w:p>
+        </w:tc>
+        <w:tc>
+          <w:tcPr>
+            <w:tcW w:type="dxa" w:w="4766"/>
+            <w:tcBorders>
+              <w:top w:val="single" w:color="BFBFBF" w:sz="4"/>
+              <w:left w:val="single" w:color="BFBFBF" w:sz="4"/>
+              <w:bottom w:val="single" w:color="BFBFBF" w:sz="4"/>
+              <w:right w:val="single" w:color="BFBFBF" w:sz="4"/>
+            </w:tcBorders>
+            <w:tcMar>
+              <w:top w:type="dxa" w:w="60"/>
+              <w:left w:type="dxa" w:w="100"/>
+              <w:bottom w:type="dxa" w:w="60"/>
+              <w:right w:type="dxa" w:w="100"/>
+            </w:tcMar>
+          </w:tcPr>
+          <w:p>
+            <w:pPr>
+              <w:bidi/>
+              <w:spacing w:after="0"/>
+            </w:pPr>
+          </w:p>
+        </w:tc>
+        <w:tc>
+          <w:tcPr>
+            <w:tcW w:type="dxa" w:w="2217"/>
+            <w:tcBorders>
+              <w:top w:val="single" w:color="BFBFBF" w:sz="4"/>
+              <w:left w:val="single" w:color="BFBFBF" w:sz="4"/>
+              <w:bottom w:val="single" w:color="BFBFBF" w:sz="4"/>
+              <w:right w:val="single" w:color="BFBFBF" w:sz="4"/>
+            </w:tcBorders>
+            <w:tcMar>
+              <w:top w:type="dxa" w:w="60"/>
+              <w:left w:type="dxa" w:w="100"/>
+              <w:bottom w:type="dxa" w:w="60"/>
+              <w:right w:type="dxa" w:w="100"/>
+            </w:tcMar>
+          </w:tcPr>
+          <w:p>
+            <w:pPr>
+              <w:bidi/>
+              <w:spacing w:after="0"/>
+            </w:pPr>
+            <w:r>
+              <w:rPr>
+                <w:rFonts w:ascii="Arial" w:cs="Arial" w:eastAsia="Arial" w:hAnsi="Arial"/>
+                <w:b/>
+                <w:bCs/>
+                <w:sz w:val="19"/>
+                <w:szCs w:val="19"/>
+                <w:rtl/>
+              </w:rPr>
+              <w:t xml:space="preserve">כ-15-18</w:t>
+            </w:r>
+          </w:p>
+        </w:tc>
+        <w:tc>
+          <w:tcPr>
+            <w:tcW w:type="dxa" w:w="1705"/>
+            <w:tcBorders>
+              <w:top w:val="single" w:color="BFBFBF" w:sz="4"/>
+              <w:left w:val="single" w:color="BFBFBF" w:sz="4"/>
+              <w:bottom w:val="single" w:color="BFBFBF" w:sz="4"/>
+              <w:right w:val="single" w:color="BFBFBF" w:sz="4"/>
+            </w:tcBorders>
+            <w:tcMar>
+              <w:top w:type="dxa" w:w="60"/>
+              <w:left w:type="dxa" w:w="100"/>
+              <w:bottom w:type="dxa" w:w="60"/>
+              <w:right w:type="dxa" w:w="100"/>
+            </w:tcMar>
+          </w:tcPr>
+          <w:p>
+            <w:pPr>
+              <w:bidi/>
+              <w:spacing w:after="0"/>
+            </w:pPr>
+            <w:r>
+              <w:rPr>
+                <w:rFonts w:ascii="Arial" w:cs="Arial" w:eastAsia="Arial" w:hAnsi="Arial"/>
+                <w:b/>
+                <w:bCs/>
+                <w:sz w:val="19"/>
+                <w:szCs w:val="19"/>
+                <w:rtl/>
+              </w:rPr>
+              <w:t xml:space="preserve">כ-7-9</w:t>
+            </w:r>
+          </w:p>
+        </w:tc>
+      </w:tr>
+      <w:tr>
+        <w:trPr>
+          <w:tblHeader w:val="false"/>
+        </w:trPr>
+        <w:tc>
+          <w:tcPr>
+            <w:tcW w:type="dxa" w:w="950"/>
+            <w:tcBorders>
+              <w:top w:val="single" w:color="BFBFBF" w:sz="4"/>
+              <w:left w:val="single" w:color="BFBFBF" w:sz="4"/>
+              <w:bottom w:val="single" w:color="BFBFBF" w:sz="4"/>
+              <w:right w:val="single" w:color="BFBFBF" w:sz="4"/>
+            </w:tcBorders>
+            <w:tcMar>
+              <w:top w:type="dxa" w:w="60"/>
+              <w:left w:type="dxa" w:w="100"/>
+              <w:bottom w:type="dxa" w:w="60"/>
+              <w:right w:type="dxa" w:w="100"/>
+            </w:tcMar>
+          </w:tcPr>
+          <w:p>
+            <w:pPr>
+              <w:bidi/>
+              <w:spacing w:after="0"/>
+            </w:pPr>
+            <w:r>
+              <w:rPr>
+                <w:rFonts w:ascii="Arial" w:cs="Arial" w:eastAsia="Arial" w:hAnsi="Arial"/>
+                <w:sz w:val="19"/>
+                <w:szCs w:val="19"/>
+                <w:rtl/>
+              </w:rPr>
+              <w:t xml:space="preserve">3</w:t>
+            </w:r>
+          </w:p>
+        </w:tc>
+        <w:tc>
+          <w:tcPr>
+            <w:tcW w:type="dxa" w:w="4766"/>
+            <w:tcBorders>
+              <w:top w:val="single" w:color="BFBFBF" w:sz="4"/>
+              <w:left w:val="single" w:color="BFBFBF" w:sz="4"/>
+              <w:bottom w:val="single" w:color="BFBFBF" w:sz="4"/>
+              <w:right w:val="single" w:color="BFBFBF" w:sz="4"/>
+            </w:tcBorders>
+            <w:tcMar>
+              <w:top w:type="dxa" w:w="60"/>
+              <w:left w:type="dxa" w:w="100"/>
+              <w:bottom w:type="dxa" w:w="60"/>
+              <w:right w:type="dxa" w:w="100"/>
+            </w:tcMar>
+          </w:tcPr>
+          <w:p>
+            <w:pPr>
+              <w:bidi/>
+              <w:spacing w:after="0"/>
+            </w:pPr>
+            <w:r>
+              <w:rPr>
+                <w:rFonts w:ascii="Arial" w:cs="Arial" w:eastAsia="Arial" w:hAnsi="Arial"/>
+                <w:sz w:val="19"/>
+                <w:szCs w:val="19"/>
+                <w:rtl/>
+              </w:rPr>
+              <w:t xml:space="preserve">אפליקציה לטלפון, מעל אותו API (לפי MVP-Mobile, בלי בניית שרת מחדש)</w:t>
+            </w:r>
+          </w:p>
+        </w:tc>
+        <w:tc>
+          <w:tcPr>
+            <w:tcW w:type="dxa" w:w="2217"/>
+            <w:tcBorders>
+              <w:top w:val="single" w:color="BFBFBF" w:sz="4"/>
+              <w:left w:val="single" w:color="BFBFBF" w:sz="4"/>
+              <w:bottom w:val="single" w:color="BFBFBF" w:sz="4"/>
+              <w:right w:val="single" w:color="BFBFBF" w:sz="4"/>
+            </w:tcBorders>
+            <w:tcMar>
+              <w:top w:type="dxa" w:w="60"/>
+              <w:left w:type="dxa" w:w="100"/>
+              <w:bottom w:type="dxa" w:w="60"/>
+              <w:right w:type="dxa" w:w="100"/>
+            </w:tcMar>
+          </w:tcPr>
+          <w:p>
+            <w:pPr>
+              <w:bidi/>
+              <w:spacing w:after="0"/>
+            </w:pPr>
+            <w:r>
+              <w:rPr>
+                <w:rFonts w:ascii="Arial" w:cs="Arial" w:eastAsia="Arial" w:hAnsi="Arial"/>
+                <w:sz w:val="19"/>
+                <w:szCs w:val="19"/>
+                <w:rtl/>
+              </w:rPr>
+              <w:t xml:space="preserve">כ-12-16 (שני מפתחי מובייל)</w:t>
+            </w:r>
+          </w:p>
+        </w:tc>
+        <w:tc>
+          <w:tcPr>
+            <w:tcW w:type="dxa" w:w="1705"/>
+            <w:tcBorders>
+              <w:top w:val="single" w:color="BFBFBF" w:sz="4"/>
+              <w:left w:val="single" w:color="BFBFBF" w:sz="4"/>
+              <w:bottom w:val="single" w:color="BFBFBF" w:sz="4"/>
+              <w:right w:val="single" w:color="BFBFBF" w:sz="4"/>
+            </w:tcBorders>
+            <w:tcMar>
+              <w:top w:type="dxa" w:w="60"/>
+              <w:left w:type="dxa" w:w="100"/>
+              <w:bottom w:type="dxa" w:w="60"/>
+              <w:right w:type="dxa" w:w="100"/>
+            </w:tcMar>
+          </w:tcPr>
+          <w:p>
+            <w:pPr>
+              <w:bidi/>
+              <w:spacing w:after="0"/>
+            </w:pPr>
+            <w:r>
+              <w:rPr>
+                <w:rFonts w:ascii="Arial" w:cs="Arial" w:eastAsia="Arial" w:hAnsi="Arial"/>
+                <w:sz w:val="19"/>
+                <w:szCs w:val="19"/>
+                <w:rtl/>
+              </w:rPr>
+              <w:t xml:space="preserve">0</w:t>
+            </w:r>
+          </w:p>
+        </w:tc>
+      </w:tr>
+    </w:tbl>
+    <w:p>
+      <w:pPr>
+        <w:spacing w:after="120"/>
+      </w:pPr>
+    </w:p>
+    <w:p>
+      <w:pPr>
+        <w:bidi/>
+        <w:spacing w:after="120" w:line="276"/>
+        <w:jc w:val="start"/>
+      </w:pPr>
+      <w:r>
+        <w:rPr>
+          <w:rFonts w:ascii="Arial" w:cs="Arial" w:eastAsia="Arial" w:hAnsi="Arial"/>
+          <w:b/>
+          <w:bCs/>
+          <w:rtl/>
+        </w:rPr>
+        <w:t xml:space="preserve">מה זה אומר בפועל:</w:t>
+      </w:r>
+    </w:p>
+    <w:p>
+      <w:pPr>
+        <w:pStyle w:val="ListParagraph"/>
+        <w:numPr>
+          <w:ilvl w:val="0"/>
+          <w:numId w:val="2"/>
+        </w:numPr>
+        <w:bidi/>
+        <w:spacing w:after="60"/>
+        <w:jc w:val="start"/>
+      </w:pPr>
+      <w:r>
+        <w:rPr>
+          <w:rFonts w:ascii="Arial" w:cs="Arial" w:eastAsia="Arial" w:hAnsi="Arial"/>
+          <w:b/>
+          <w:bCs/>
+          <w:rtl/>
+        </w:rPr>
+        <w:t xml:space="preserve">מפתח אחד</w:t>
+      </w:r>
+      <w:r>
+        <w:rPr>
+          <w:rFonts w:ascii="Arial" w:cs="Arial" w:eastAsia="Arial" w:hAnsi="Arial"/>
+          <w:rtl/>
+        </w:rPr>
+        <w:t xml:space="preserve"> שגם מתחזק (20-30% מהזמן) וגם מפתח: הגל השני ייקח בערך </w:t>
+      </w:r>
+      <w:r>
+        <w:rPr>
+          <w:rFonts w:ascii="Arial" w:cs="Arial" w:eastAsia="Arial" w:hAnsi="Arial"/>
+          <w:b/>
+          <w:bCs/>
+          <w:rtl/>
+        </w:rPr>
+        <w:t xml:space="preserve">5-6 חודשים</w:t>
+      </w:r>
+      <w:r>
+        <w:rPr>
+          <w:rFonts w:ascii="Arial" w:cs="Arial" w:eastAsia="Arial" w:hAnsi="Arial"/>
+          <w:rtl/>
+        </w:rPr>
+        <w:t xml:space="preserve"> אחרי העלייה לאוויר.</w:t>
+      </w:r>
+    </w:p>
+    <w:p>
+      <w:pPr>
+        <w:pStyle w:val="ListParagraph"/>
+        <w:numPr>
+          <w:ilvl w:val="0"/>
+          <w:numId w:val="2"/>
+        </w:numPr>
+        <w:bidi/>
+        <w:spacing w:after="60"/>
+        <w:jc w:val="start"/>
+      </w:pPr>
+      <w:r>
+        <w:rPr>
+          <w:rFonts w:ascii="Arial" w:cs="Arial" w:eastAsia="Arial" w:hAnsi="Arial"/>
+          <w:b/>
+          <w:bCs/>
+          <w:rtl/>
+        </w:rPr>
+        <w:t xml:space="preserve">שני מפתחים:</w:t>
+      </w:r>
+      <w:r>
+        <w:rPr>
+          <w:rFonts w:ascii="Arial" w:cs="Arial" w:eastAsia="Arial" w:hAnsi="Arial"/>
+          <w:rtl/>
+        </w:rPr>
+        <w:t xml:space="preserve"> בערך </w:t>
+      </w:r>
+      <w:r>
+        <w:rPr>
+          <w:rFonts w:ascii="Arial" w:cs="Arial" w:eastAsia="Arial" w:hAnsi="Arial"/>
+          <w:b/>
+          <w:bCs/>
+          <w:rtl/>
+        </w:rPr>
+        <w:t xml:space="preserve">2.5-3 חודשים</w:t>
+      </w:r>
+      <w:r>
+        <w:rPr>
+          <w:rFonts w:ascii="Arial" w:cs="Arial" w:eastAsia="Arial" w:hAnsi="Arial"/>
+          <w:rtl/>
+        </w:rPr>
+        <w:t xml:space="preserve">.</w:t>
+      </w:r>
+    </w:p>
+    <w:p>
+      <w:pPr>
+        <w:pStyle w:val="ListParagraph"/>
+        <w:numPr>
+          <w:ilvl w:val="0"/>
+          <w:numId w:val="2"/>
+        </w:numPr>
+        <w:bidi/>
+        <w:spacing w:after="60"/>
+        <w:jc w:val="start"/>
+      </w:pPr>
+      <w:r>
+        <w:rPr>
+          <w:rFonts w:ascii="Arial" w:cs="Arial" w:eastAsia="Arial" w:hAnsi="Arial"/>
+          <w:b/>
+          <w:bCs/>
+          <w:rtl/>
+        </w:rPr>
+        <w:t xml:space="preserve">DBA:</w:t>
+      </w:r>
+      <w:r>
+        <w:rPr>
+          <w:rFonts w:ascii="Arial" w:cs="Arial" w:eastAsia="Arial" w:hAnsi="Arial"/>
+          <w:rtl/>
+        </w:rPr>
+        <w:t xml:space="preserve"> כ-7-9 שבועות עבודה לאורך התקופה, כלומר בערך חצי משרה בחודשים האלה.</w:t>
+      </w:r>
+    </w:p>
+    <w:p>
+      <w:pPr>
+        <w:pStyle w:val="ListParagraph"/>
+        <w:numPr>
+          <w:ilvl w:val="0"/>
+          <w:numId w:val="2"/>
+        </w:numPr>
+        <w:bidi/>
+        <w:spacing w:after="60"/>
+        <w:jc w:val="start"/>
+      </w:pPr>
+      <w:r>
+        <w:rPr>
+          <w:rFonts w:ascii="Arial" w:cs="Arial" w:eastAsia="Arial" w:hAnsi="Arial"/>
+          <w:b/>
+          <w:bCs/>
+          <w:rtl/>
+        </w:rPr>
+        <w:t xml:space="preserve">בלי כלי BI, כל שאלה אנליטית חדשה היא משימת פיתוח.</w:t>
+      </w:r>
+      <w:r>
+        <w:rPr>
+          <w:rFonts w:ascii="Arial" w:cs="Arial" w:eastAsia="Arial" w:hAnsi="Arial"/>
+          <w:rtl/>
+        </w:rPr>
+        <w:t xml:space="preserve"> כדאי לקבוע מראש תהליך: בקשות נאספות, מתועדפות פעם בחודש, ונכנסות לגל הבא. בלי תהליך כזה, המפתח יעבוד רק על בקשות חד-פעמיות.</w:t>
+      </w:r>
+    </w:p>
+    <w:p>
+      <w:pPr>
         <w:pStyle w:val="Heading1"/>
         <w:bidi/>
       </w:pPr>
@@ -7886,10 +10401,10 @@
         <w:tblLayout w:type="fixed"/>
       </w:tblPr>
       <w:tblGrid>
-        <w:gridCol w:w="3306"/>
-        <w:gridCol w:w="1055"/>
-        <w:gridCol w:w="1055"/>
-        <w:gridCol w:w="4222"/>
+        <w:gridCol w:w="3696"/>
+        <w:gridCol w:w="990"/>
+        <w:gridCol w:w="990"/>
+        <w:gridCol w:w="3962"/>
       </w:tblGrid>
       <w:tr>
         <w:trPr>
@@ -7897,7 +10412,7 @@
         </w:trPr>
         <w:tc>
           <w:tcPr>
-            <w:tcW w:type="dxa" w:w="3306"/>
+            <w:tcW w:type="dxa" w:w="3696"/>
             <w:tcBorders>
               <w:top w:val="single" w:color="BFBFBF" w:sz="4"/>
               <w:left w:val="single" w:color="BFBFBF" w:sz="4"/>
@@ -7932,7 +10447,7 @@
         </w:tc>
         <w:tc>
           <w:tcPr>
-            <w:tcW w:type="dxa" w:w="1055"/>
+            <w:tcW w:type="dxa" w:w="990"/>
             <w:tcBorders>
               <w:top w:val="single" w:color="BFBFBF" w:sz="4"/>
               <w:left w:val="single" w:color="BFBFBF" w:sz="4"/>
@@ -7967,7 +10482,7 @@
         </w:tc>
         <w:tc>
           <w:tcPr>
-            <w:tcW w:type="dxa" w:w="1055"/>
+            <w:tcW w:type="dxa" w:w="990"/>
             <w:tcBorders>
               <w:top w:val="single" w:color="BFBFBF" w:sz="4"/>
               <w:left w:val="single" w:color="BFBFBF" w:sz="4"/>
@@ -8002,7 +10517,7 @@
         </w:tc>
         <w:tc>
           <w:tcPr>
-            <w:tcW w:type="dxa" w:w="4222"/>
+            <w:tcW w:type="dxa" w:w="3962"/>
             <w:tcBorders>
               <w:top w:val="single" w:color="BFBFBF" w:sz="4"/>
               <w:left w:val="single" w:color="BFBFBF" w:sz="4"/>
@@ -8042,7 +10557,7 @@
         </w:trPr>
         <w:tc>
           <w:tcPr>
-            <w:tcW w:type="dxa" w:w="3306"/>
+            <w:tcW w:type="dxa" w:w="3696"/>
             <w:tcBorders>
               <w:top w:val="single" w:color="BFBFBF" w:sz="4"/>
               <w:left w:val="single" w:color="BFBFBF" w:sz="4"/>
@@ -8074,7 +10589,7 @@
         </w:tc>
         <w:tc>
           <w:tcPr>
-            <w:tcW w:type="dxa" w:w="1055"/>
+            <w:tcW w:type="dxa" w:w="990"/>
             <w:tcBorders>
               <w:top w:val="single" w:color="BFBFBF" w:sz="4"/>
               <w:left w:val="single" w:color="BFBFBF" w:sz="4"/>
@@ -8106,7 +10621,7 @@
         </w:tc>
         <w:tc>
           <w:tcPr>
-            <w:tcW w:type="dxa" w:w="1055"/>
+            <w:tcW w:type="dxa" w:w="990"/>
             <w:tcBorders>
               <w:top w:val="single" w:color="BFBFBF" w:sz="4"/>
               <w:left w:val="single" w:color="BFBFBF" w:sz="4"/>
@@ -8138,7 +10653,7 @@
         </w:tc>
         <w:tc>
           <w:tcPr>
-            <w:tcW w:type="dxa" w:w="4222"/>
+            <w:tcW w:type="dxa" w:w="3962"/>
             <w:tcBorders>
               <w:top w:val="single" w:color="BFBFBF" w:sz="4"/>
               <w:left w:val="single" w:color="BFBFBF" w:sz="4"/>
@@ -8175,130 +10690,25 @@
         </w:trPr>
         <w:tc>
           <w:tcPr>
-            <w:tcW w:type="dxa" w:w="3306"/>
-            <w:tcBorders>
-              <w:top w:val="single" w:color="BFBFBF" w:sz="4"/>
-              <w:left w:val="single" w:color="BFBFBF" w:sz="4"/>
-              <w:bottom w:val="single" w:color="BFBFBF" w:sz="4"/>
-              <w:right w:val="single" w:color="BFBFBF" w:sz="4"/>
-            </w:tcBorders>
-            <w:tcMar>
-              <w:top w:type="dxa" w:w="60"/>
-              <w:left w:type="dxa" w:w="100"/>
-              <w:bottom w:type="dxa" w:w="60"/>
-              <w:right w:type="dxa" w:w="100"/>
-            </w:tcMar>
-          </w:tcPr>
-          <w:p>
-            <w:pPr>
-              <w:bidi/>
-              <w:spacing w:after="0"/>
-            </w:pPr>
-            <w:r>
-              <w:rPr>
-                <w:rFonts w:ascii="Arial" w:cs="Arial" w:eastAsia="Arial" w:hAnsi="Arial"/>
-                <w:sz w:val="19"/>
-                <w:szCs w:val="19"/>
-                <w:rtl/>
-              </w:rPr>
-              <w:t xml:space="preserve">אין בעלים לתחזוקה אחרי העלייה</w:t>
-            </w:r>
-          </w:p>
-        </w:tc>
-        <w:tc>
-          <w:tcPr>
-            <w:tcW w:type="dxa" w:w="1055"/>
-            <w:tcBorders>
-              <w:top w:val="single" w:color="BFBFBF" w:sz="4"/>
-              <w:left w:val="single" w:color="BFBFBF" w:sz="4"/>
-              <w:bottom w:val="single" w:color="BFBFBF" w:sz="4"/>
-              <w:right w:val="single" w:color="BFBFBF" w:sz="4"/>
-            </w:tcBorders>
-            <w:tcMar>
-              <w:top w:type="dxa" w:w="60"/>
-              <w:left w:type="dxa" w:w="100"/>
-              <w:bottom w:type="dxa" w:w="60"/>
-              <w:right w:type="dxa" w:w="100"/>
-            </w:tcMar>
-          </w:tcPr>
-          <w:p>
-            <w:pPr>
-              <w:bidi/>
-              <w:spacing w:after="0"/>
-            </w:pPr>
-            <w:r>
-              <w:rPr>
-                <w:rFonts w:ascii="Arial" w:cs="Arial" w:eastAsia="Arial" w:hAnsi="Arial"/>
-                <w:sz w:val="19"/>
-                <w:szCs w:val="19"/>
-                <w:rtl/>
-              </w:rPr>
-              <w:t xml:space="preserve">גבוהה</w:t>
-            </w:r>
-          </w:p>
-        </w:tc>
-        <w:tc>
-          <w:tcPr>
-            <w:tcW w:type="dxa" w:w="1055"/>
-            <w:tcBorders>
-              <w:top w:val="single" w:color="BFBFBF" w:sz="4"/>
-              <w:left w:val="single" w:color="BFBFBF" w:sz="4"/>
-              <w:bottom w:val="single" w:color="BFBFBF" w:sz="4"/>
-              <w:right w:val="single" w:color="BFBFBF" w:sz="4"/>
-            </w:tcBorders>
-            <w:tcMar>
-              <w:top w:type="dxa" w:w="60"/>
-              <w:left w:type="dxa" w:w="100"/>
-              <w:bottom w:type="dxa" w:w="60"/>
-              <w:right w:type="dxa" w:w="100"/>
-            </w:tcMar>
-          </w:tcPr>
-          <w:p>
-            <w:pPr>
-              <w:bidi/>
-              <w:spacing w:after="0"/>
-            </w:pPr>
-            <w:r>
-              <w:rPr>
-                <w:rFonts w:ascii="Arial" w:cs="Arial" w:eastAsia="Arial" w:hAnsi="Arial"/>
-                <w:sz w:val="19"/>
-                <w:szCs w:val="19"/>
-                <w:rtl/>
-              </w:rPr>
-              <w:t xml:space="preserve">גבוהה</w:t>
-            </w:r>
-          </w:p>
-        </w:tc>
-        <w:tc>
-          <w:tcPr>
-            <w:tcW w:type="dxa" w:w="4222"/>
-            <w:tcBorders>
-              <w:top w:val="single" w:color="BFBFBF" w:sz="4"/>
-              <w:left w:val="single" w:color="BFBFBF" w:sz="4"/>
-              <w:bottom w:val="single" w:color="BFBFBF" w:sz="4"/>
-              <w:right w:val="single" w:color="BFBFBF" w:sz="4"/>
-            </w:tcBorders>
-            <w:tcMar>
-              <w:top w:type="dxa" w:w="60"/>
-              <w:left w:type="dxa" w:w="100"/>
-              <w:bottom w:type="dxa" w:w="60"/>
-              <w:right w:type="dxa" w:w="100"/>
-            </w:tcMar>
-          </w:tcPr>
-          <w:p>
-            <w:pPr>
-              <w:bidi/>
-              <w:spacing w:after="0"/>
-            </w:pPr>
-            <w:r>
-              <w:rPr>
-                <w:rFonts w:ascii="Arial" w:cs="Arial" w:eastAsia="Arial" w:hAnsi="Arial"/>
-                <w:sz w:val="19"/>
-                <w:szCs w:val="19"/>
-                <w:rtl/>
-              </w:rPr>
-              <w:t xml:space="preserve">למנות בעלים ולתקצב 0.2-0.3 משרה </w:t>
-            </w:r>
+            <w:tcW w:type="dxa" w:w="3696"/>
+            <w:tcBorders>
+              <w:top w:val="single" w:color="BFBFBF" w:sz="4"/>
+              <w:left w:val="single" w:color="BFBFBF" w:sz="4"/>
+              <w:bottom w:val="single" w:color="BFBFBF" w:sz="4"/>
+              <w:right w:val="single" w:color="BFBFBF" w:sz="4"/>
+            </w:tcBorders>
+            <w:tcMar>
+              <w:top w:type="dxa" w:w="60"/>
+              <w:left w:type="dxa" w:w="100"/>
+              <w:bottom w:type="dxa" w:w="60"/>
+              <w:right w:type="dxa" w:w="100"/>
+            </w:tcMar>
+          </w:tcPr>
+          <w:p>
+            <w:pPr>
+              <w:bidi/>
+              <w:spacing w:after="0"/>
+            </w:pPr>
             <w:r>
               <w:rPr>
                 <w:rFonts w:ascii="Arial" w:cs="Arial" w:eastAsia="Arial" w:hAnsi="Arial"/>
@@ -8308,16 +10718,112 @@
                 <w:szCs w:val="19"/>
                 <w:rtl/>
               </w:rPr>
-              <w:t xml:space="preserve">לפני</w:t>
-            </w:r>
-            <w:r>
-              <w:rPr>
-                <w:rFonts w:ascii="Arial" w:cs="Arial" w:eastAsia="Arial" w:hAnsi="Arial"/>
-                <w:sz w:val="19"/>
-                <w:szCs w:val="19"/>
-                <w:rtl/>
-              </w:rPr>
-              <w:t xml:space="preserve"> תחילת הפיתוח</w:t>
+              <w:t xml:space="preserve">תלות באדם אחד:</w:t>
+            </w:r>
+            <w:r>
+              <w:rPr>
+                <w:rFonts w:ascii="Arial" w:cs="Arial" w:eastAsia="Arial" w:hAnsi="Arial"/>
+                <w:sz w:val="19"/>
+                <w:szCs w:val="19"/>
+                <w:rtl/>
+              </w:rPr>
+              <w:t xml:space="preserve"> מפתח יחיד שמכיר את המערכת עוזב או לא זמין</w:t>
+            </w:r>
+          </w:p>
+        </w:tc>
+        <w:tc>
+          <w:tcPr>
+            <w:tcW w:type="dxa" w:w="990"/>
+            <w:tcBorders>
+              <w:top w:val="single" w:color="BFBFBF" w:sz="4"/>
+              <w:left w:val="single" w:color="BFBFBF" w:sz="4"/>
+              <w:bottom w:val="single" w:color="BFBFBF" w:sz="4"/>
+              <w:right w:val="single" w:color="BFBFBF" w:sz="4"/>
+            </w:tcBorders>
+            <w:tcMar>
+              <w:top w:type="dxa" w:w="60"/>
+              <w:left w:type="dxa" w:w="100"/>
+              <w:bottom w:type="dxa" w:w="60"/>
+              <w:right w:type="dxa" w:w="100"/>
+            </w:tcMar>
+          </w:tcPr>
+          <w:p>
+            <w:pPr>
+              <w:bidi/>
+              <w:spacing w:after="0"/>
+            </w:pPr>
+            <w:r>
+              <w:rPr>
+                <w:rFonts w:ascii="Arial" w:cs="Arial" w:eastAsia="Arial" w:hAnsi="Arial"/>
+                <w:sz w:val="19"/>
+                <w:szCs w:val="19"/>
+                <w:rtl/>
+              </w:rPr>
+              <w:t xml:space="preserve">בינונית</w:t>
+            </w:r>
+          </w:p>
+        </w:tc>
+        <w:tc>
+          <w:tcPr>
+            <w:tcW w:type="dxa" w:w="990"/>
+            <w:tcBorders>
+              <w:top w:val="single" w:color="BFBFBF" w:sz="4"/>
+              <w:left w:val="single" w:color="BFBFBF" w:sz="4"/>
+              <w:bottom w:val="single" w:color="BFBFBF" w:sz="4"/>
+              <w:right w:val="single" w:color="BFBFBF" w:sz="4"/>
+            </w:tcBorders>
+            <w:tcMar>
+              <w:top w:type="dxa" w:w="60"/>
+              <w:left w:type="dxa" w:w="100"/>
+              <w:bottom w:type="dxa" w:w="60"/>
+              <w:right w:type="dxa" w:w="100"/>
+            </w:tcMar>
+          </w:tcPr>
+          <w:p>
+            <w:pPr>
+              <w:bidi/>
+              <w:spacing w:after="0"/>
+            </w:pPr>
+            <w:r>
+              <w:rPr>
+                <w:rFonts w:ascii="Arial" w:cs="Arial" w:eastAsia="Arial" w:hAnsi="Arial"/>
+                <w:sz w:val="19"/>
+                <w:szCs w:val="19"/>
+                <w:rtl/>
+              </w:rPr>
+              <w:t xml:space="preserve">גבוהה</w:t>
+            </w:r>
+          </w:p>
+        </w:tc>
+        <w:tc>
+          <w:tcPr>
+            <w:tcW w:type="dxa" w:w="3962"/>
+            <w:tcBorders>
+              <w:top w:val="single" w:color="BFBFBF" w:sz="4"/>
+              <w:left w:val="single" w:color="BFBFBF" w:sz="4"/>
+              <w:bottom w:val="single" w:color="BFBFBF" w:sz="4"/>
+              <w:right w:val="single" w:color="BFBFBF" w:sz="4"/>
+            </w:tcBorders>
+            <w:tcMar>
+              <w:top w:type="dxa" w:w="60"/>
+              <w:left w:type="dxa" w:w="100"/>
+              <w:bottom w:type="dxa" w:w="60"/>
+              <w:right w:type="dxa" w:w="100"/>
+            </w:tcMar>
+          </w:tcPr>
+          <w:p>
+            <w:pPr>
+              <w:bidi/>
+              <w:spacing w:after="0"/>
+            </w:pPr>
+            <w:r>
+              <w:rPr>
+                <w:rFonts w:ascii="Arial" w:cs="Arial" w:eastAsia="Arial" w:hAnsi="Arial"/>
+                <w:sz w:val="19"/>
+                <w:szCs w:val="19"/>
+                <w:rtl/>
+              </w:rPr>
+              <w:t xml:space="preserve">תיעוד, code review על ידי מפתח נוסף בארגון, ומפתח גיבוי שמכיר את הקוד ברמה בסיסית</w:t>
             </w:r>
           </w:p>
         </w:tc>
@@ -8328,50 +10834,39 @@
         </w:trPr>
         <w:tc>
           <w:tcPr>
-            <w:tcW w:type="dxa" w:w="3306"/>
-            <w:tcBorders>
-              <w:top w:val="single" w:color="BFBFBF" w:sz="4"/>
-              <w:left w:val="single" w:color="BFBFBF" w:sz="4"/>
-              <w:bottom w:val="single" w:color="BFBFBF" w:sz="4"/>
-              <w:right w:val="single" w:color="BFBFBF" w:sz="4"/>
-            </w:tcBorders>
-            <w:tcMar>
-              <w:top w:type="dxa" w:w="60"/>
-              <w:left w:type="dxa" w:w="100"/>
-              <w:bottom w:type="dxa" w:w="60"/>
-              <w:right w:type="dxa" w:w="100"/>
-            </w:tcMar>
-          </w:tcPr>
-          <w:p>
-            <w:pPr>
-              <w:bidi/>
-              <w:spacing w:after="0"/>
-            </w:pPr>
-            <w:r>
-              <w:rPr>
-                <w:rFonts w:ascii="Arial" w:cs="Arial" w:eastAsia="Arial" w:hAnsi="Arial"/>
-                <w:b/>
-                <w:bCs/>
-                <w:sz w:val="19"/>
-                <w:szCs w:val="19"/>
-                <w:rtl/>
-              </w:rPr>
-              <w:t xml:space="preserve">זחילת היקף:</w:t>
-            </w:r>
-            <w:r>
-              <w:rPr>
-                <w:rFonts w:ascii="Arial" w:cs="Arial" w:eastAsia="Arial" w:hAnsi="Arial"/>
-                <w:sz w:val="19"/>
-                <w:szCs w:val="19"/>
-                <w:rtl/>
-              </w:rPr>
-              <w:t xml:space="preserve"> המסך הופך בהדרגה לכלי BI שנבנה בקוד</w:t>
-            </w:r>
-          </w:p>
-        </w:tc>
-        <w:tc>
-          <w:tcPr>
-            <w:tcW w:type="dxa" w:w="1055"/>
+            <w:tcW w:type="dxa" w:w="3696"/>
+            <w:tcBorders>
+              <w:top w:val="single" w:color="BFBFBF" w:sz="4"/>
+              <w:left w:val="single" w:color="BFBFBF" w:sz="4"/>
+              <w:bottom w:val="single" w:color="BFBFBF" w:sz="4"/>
+              <w:right w:val="single" w:color="BFBFBF" w:sz="4"/>
+            </w:tcBorders>
+            <w:tcMar>
+              <w:top w:type="dxa" w:w="60"/>
+              <w:left w:type="dxa" w:w="100"/>
+              <w:bottom w:type="dxa" w:w="60"/>
+              <w:right w:type="dxa" w:w="100"/>
+            </w:tcMar>
+          </w:tcPr>
+          <w:p>
+            <w:pPr>
+              <w:bidi/>
+              <w:spacing w:after="0"/>
+            </w:pPr>
+            <w:r>
+              <w:rPr>
+                <w:rFonts w:ascii="Arial" w:cs="Arial" w:eastAsia="Arial" w:hAnsi="Arial"/>
+                <w:sz w:val="19"/>
+                <w:szCs w:val="19"/>
+                <w:rtl/>
+              </w:rPr>
+              <w:t xml:space="preserve">המפתח מתחזק וגם מפתח, ושני הדברים נתקעים</w:t>
+            </w:r>
+          </w:p>
+        </w:tc>
+        <w:tc>
+          <w:tcPr>
+            <w:tcW w:type="dxa" w:w="990"/>
             <w:tcBorders>
               <w:top w:val="single" w:color="BFBFBF" w:sz="4"/>
               <w:left w:val="single" w:color="BFBFBF" w:sz="4"/>
@@ -8403,65 +10898,65 @@
         </w:tc>
         <w:tc>
           <w:tcPr>
-            <w:tcW w:type="dxa" w:w="1055"/>
-            <w:tcBorders>
-              <w:top w:val="single" w:color="BFBFBF" w:sz="4"/>
-              <w:left w:val="single" w:color="BFBFBF" w:sz="4"/>
-              <w:bottom w:val="single" w:color="BFBFBF" w:sz="4"/>
-              <w:right w:val="single" w:color="BFBFBF" w:sz="4"/>
-            </w:tcBorders>
-            <w:tcMar>
-              <w:top w:type="dxa" w:w="60"/>
-              <w:left w:type="dxa" w:w="100"/>
-              <w:bottom w:type="dxa" w:w="60"/>
-              <w:right w:type="dxa" w:w="100"/>
-            </w:tcMar>
-          </w:tcPr>
-          <w:p>
-            <w:pPr>
-              <w:bidi/>
-              <w:spacing w:after="0"/>
-            </w:pPr>
-            <w:r>
-              <w:rPr>
-                <w:rFonts w:ascii="Arial" w:cs="Arial" w:eastAsia="Arial" w:hAnsi="Arial"/>
-                <w:sz w:val="19"/>
-                <w:szCs w:val="19"/>
-                <w:rtl/>
-              </w:rPr>
-              <w:t xml:space="preserve">גבוהה</w:t>
-            </w:r>
-          </w:p>
-        </w:tc>
-        <w:tc>
-          <w:tcPr>
-            <w:tcW w:type="dxa" w:w="4222"/>
-            <w:tcBorders>
-              <w:top w:val="single" w:color="BFBFBF" w:sz="4"/>
-              <w:left w:val="single" w:color="BFBFBF" w:sz="4"/>
-              <w:bottom w:val="single" w:color="BFBFBF" w:sz="4"/>
-              <w:right w:val="single" w:color="BFBFBF" w:sz="4"/>
-            </w:tcBorders>
-            <w:tcMar>
-              <w:top w:type="dxa" w:w="60"/>
-              <w:left w:type="dxa" w:w="100"/>
-              <w:bottom w:type="dxa" w:w="60"/>
-              <w:right w:type="dxa" w:w="100"/>
-            </w:tcMar>
-          </w:tcPr>
-          <w:p>
-            <w:pPr>
-              <w:bidi/>
-              <w:spacing w:after="0"/>
-            </w:pPr>
-            <w:r>
-              <w:rPr>
-                <w:rFonts w:ascii="Arial" w:cs="Arial" w:eastAsia="Arial" w:hAnsi="Arial"/>
-                <w:sz w:val="19"/>
-                <w:szCs w:val="19"/>
-                <w:rtl/>
-              </w:rPr>
-              <w:t xml:space="preserve">ההיקף סגור. הגלים האנליטיים מחכים להחלטה נפרדת על כלי BI (סעיף 0)</w:t>
+            <w:tcW w:type="dxa" w:w="990"/>
+            <w:tcBorders>
+              <w:top w:val="single" w:color="BFBFBF" w:sz="4"/>
+              <w:left w:val="single" w:color="BFBFBF" w:sz="4"/>
+              <w:bottom w:val="single" w:color="BFBFBF" w:sz="4"/>
+              <w:right w:val="single" w:color="BFBFBF" w:sz="4"/>
+            </w:tcBorders>
+            <w:tcMar>
+              <w:top w:type="dxa" w:w="60"/>
+              <w:left w:type="dxa" w:w="100"/>
+              <w:bottom w:type="dxa" w:w="60"/>
+              <w:right w:type="dxa" w:w="100"/>
+            </w:tcMar>
+          </w:tcPr>
+          <w:p>
+            <w:pPr>
+              <w:bidi/>
+              <w:spacing w:after="0"/>
+            </w:pPr>
+            <w:r>
+              <w:rPr>
+                <w:rFonts w:ascii="Arial" w:cs="Arial" w:eastAsia="Arial" w:hAnsi="Arial"/>
+                <w:sz w:val="19"/>
+                <w:szCs w:val="19"/>
+                <w:rtl/>
+              </w:rPr>
+              <w:t xml:space="preserve">בינונית</w:t>
+            </w:r>
+          </w:p>
+        </w:tc>
+        <w:tc>
+          <w:tcPr>
+            <w:tcW w:type="dxa" w:w="3962"/>
+            <w:tcBorders>
+              <w:top w:val="single" w:color="BFBFBF" w:sz="4"/>
+              <w:left w:val="single" w:color="BFBFBF" w:sz="4"/>
+              <w:bottom w:val="single" w:color="BFBFBF" w:sz="4"/>
+              <w:right w:val="single" w:color="BFBFBF" w:sz="4"/>
+            </w:tcBorders>
+            <w:tcMar>
+              <w:top w:type="dxa" w:w="60"/>
+              <w:left w:type="dxa" w:w="100"/>
+              <w:bottom w:type="dxa" w:w="60"/>
+              <w:right w:type="dxa" w:w="100"/>
+            </w:tcMar>
+          </w:tcPr>
+          <w:p>
+            <w:pPr>
+              <w:bidi/>
+              <w:spacing w:after="0"/>
+            </w:pPr>
+            <w:r>
+              <w:rPr>
+                <w:rFonts w:ascii="Arial" w:cs="Arial" w:eastAsia="Arial" w:hAnsi="Arial"/>
+                <w:sz w:val="19"/>
+                <w:szCs w:val="19"/>
+                <w:rtl/>
+              </w:rPr>
+              <w:t xml:space="preserve">הקצאה ברורה: 20-30% לתחזוקה, והשאר לגל הבא. תיעדוף חודשי של בקשות</w:t>
             </w:r>
           </w:p>
         </w:tc>
@@ -8472,129 +10967,140 @@
         </w:trPr>
         <w:tc>
           <w:tcPr>
-            <w:tcW w:type="dxa" w:w="3306"/>
-            <w:tcBorders>
-              <w:top w:val="single" w:color="BFBFBF" w:sz="4"/>
-              <w:left w:val="single" w:color="BFBFBF" w:sz="4"/>
-              <w:bottom w:val="single" w:color="BFBFBF" w:sz="4"/>
-              <w:right w:val="single" w:color="BFBFBF" w:sz="4"/>
-            </w:tcBorders>
-            <w:tcMar>
-              <w:top w:type="dxa" w:w="60"/>
-              <w:left w:type="dxa" w:w="100"/>
-              <w:bottom w:type="dxa" w:w="60"/>
-              <w:right w:type="dxa" w:w="100"/>
-            </w:tcMar>
-          </w:tcPr>
-          <w:p>
-            <w:pPr>
-              <w:bidi/>
-              <w:spacing w:after="0"/>
-            </w:pPr>
-            <w:r>
-              <w:rPr>
-                <w:rFonts w:ascii="Arial" w:cs="Arial" w:eastAsia="Arial" w:hAnsi="Arial"/>
-                <w:sz w:val="19"/>
-                <w:szCs w:val="19"/>
-                <w:rtl/>
-              </w:rPr>
-              <w:t xml:space="preserve">מסך הקיר מחובר עם משתמש אישי</w:t>
-            </w:r>
-          </w:p>
-        </w:tc>
-        <w:tc>
-          <w:tcPr>
-            <w:tcW w:type="dxa" w:w="1055"/>
-            <w:tcBorders>
-              <w:top w:val="single" w:color="BFBFBF" w:sz="4"/>
-              <w:left w:val="single" w:color="BFBFBF" w:sz="4"/>
-              <w:bottom w:val="single" w:color="BFBFBF" w:sz="4"/>
-              <w:right w:val="single" w:color="BFBFBF" w:sz="4"/>
-            </w:tcBorders>
-            <w:tcMar>
-              <w:top w:type="dxa" w:w="60"/>
-              <w:left w:type="dxa" w:w="100"/>
-              <w:bottom w:type="dxa" w:w="60"/>
-              <w:right w:type="dxa" w:w="100"/>
-            </w:tcMar>
-          </w:tcPr>
-          <w:p>
-            <w:pPr>
-              <w:bidi/>
-              <w:spacing w:after="0"/>
-            </w:pPr>
-            <w:r>
-              <w:rPr>
-                <w:rFonts w:ascii="Arial" w:cs="Arial" w:eastAsia="Arial" w:hAnsi="Arial"/>
-                <w:sz w:val="19"/>
-                <w:szCs w:val="19"/>
-                <w:rtl/>
-              </w:rPr>
-              <w:t xml:space="preserve">בינונית</w:t>
-            </w:r>
-          </w:p>
-        </w:tc>
-        <w:tc>
-          <w:tcPr>
-            <w:tcW w:type="dxa" w:w="1055"/>
-            <w:tcBorders>
-              <w:top w:val="single" w:color="BFBFBF" w:sz="4"/>
-              <w:left w:val="single" w:color="BFBFBF" w:sz="4"/>
-              <w:bottom w:val="single" w:color="BFBFBF" w:sz="4"/>
-              <w:right w:val="single" w:color="BFBFBF" w:sz="4"/>
-            </w:tcBorders>
-            <w:tcMar>
-              <w:top w:type="dxa" w:w="60"/>
-              <w:left w:type="dxa" w:w="100"/>
-              <w:bottom w:type="dxa" w:w="60"/>
-              <w:right w:type="dxa" w:w="100"/>
-            </w:tcMar>
-          </w:tcPr>
-          <w:p>
-            <w:pPr>
-              <w:bidi/>
-              <w:spacing w:after="0"/>
-            </w:pPr>
-            <w:r>
-              <w:rPr>
-                <w:rFonts w:ascii="Arial" w:cs="Arial" w:eastAsia="Arial" w:hAnsi="Arial"/>
-                <w:sz w:val="19"/>
-                <w:szCs w:val="19"/>
-                <w:rtl/>
-              </w:rPr>
-              <w:t xml:space="preserve">בינונית (אבטחה)</w:t>
-            </w:r>
-          </w:p>
-        </w:tc>
-        <w:tc>
-          <w:tcPr>
-            <w:tcW w:type="dxa" w:w="4222"/>
-            <w:tcBorders>
-              <w:top w:val="single" w:color="BFBFBF" w:sz="4"/>
-              <w:left w:val="single" w:color="BFBFBF" w:sz="4"/>
-              <w:bottom w:val="single" w:color="BFBFBF" w:sz="4"/>
-              <w:right w:val="single" w:color="BFBFBF" w:sz="4"/>
-            </w:tcBorders>
-            <w:tcMar>
-              <w:top w:type="dxa" w:w="60"/>
-              <w:left w:type="dxa" w:w="100"/>
-              <w:bottom w:type="dxa" w:w="60"/>
-              <w:right w:type="dxa" w:w="100"/>
-            </w:tcMar>
-          </w:tcPr>
-          <w:p>
-            <w:pPr>
-              <w:bidi/>
-              <w:spacing w:after="0"/>
-            </w:pPr>
-            <w:r>
-              <w:rPr>
-                <w:rFonts w:ascii="Arial" w:cs="Arial" w:eastAsia="Arial" w:hAnsi="Arial"/>
-                <w:sz w:val="19"/>
-                <w:szCs w:val="19"/>
-                <w:rtl/>
-              </w:rPr>
-              <w:t xml:space="preserve">משתמש Kiosk ייעודי (5.3)</w:t>
+            <w:tcW w:type="dxa" w:w="3696"/>
+            <w:tcBorders>
+              <w:top w:val="single" w:color="BFBFBF" w:sz="4"/>
+              <w:left w:val="single" w:color="BFBFBF" w:sz="4"/>
+              <w:bottom w:val="single" w:color="BFBFBF" w:sz="4"/>
+              <w:right w:val="single" w:color="BFBFBF" w:sz="4"/>
+            </w:tcBorders>
+            <w:tcMar>
+              <w:top w:type="dxa" w:w="60"/>
+              <w:left w:type="dxa" w:w="100"/>
+              <w:bottom w:type="dxa" w:w="60"/>
+              <w:right w:type="dxa" w:w="100"/>
+            </w:tcMar>
+          </w:tcPr>
+          <w:p>
+            <w:pPr>
+              <w:bidi/>
+              <w:spacing w:after="0"/>
+            </w:pPr>
+            <w:r>
+              <w:rPr>
+                <w:rFonts w:ascii="Arial" w:cs="Arial" w:eastAsia="Arial" w:hAnsi="Arial"/>
+                <w:b/>
+                <w:bCs/>
+                <w:sz w:val="19"/>
+                <w:szCs w:val="19"/>
+                <w:rtl/>
+              </w:rPr>
+              <w:t xml:space="preserve">זחילת היקף:</w:t>
+            </w:r>
+            <w:r>
+              <w:rPr>
+                <w:rFonts w:ascii="Arial" w:cs="Arial" w:eastAsia="Arial" w:hAnsi="Arial"/>
+                <w:sz w:val="19"/>
+                <w:szCs w:val="19"/>
+                <w:rtl/>
+              </w:rPr>
+              <w:t xml:space="preserve"> כל בקשה חד-פעמית הופכת למסך חדש</w:t>
+            </w:r>
+          </w:p>
+        </w:tc>
+        <w:tc>
+          <w:tcPr>
+            <w:tcW w:type="dxa" w:w="990"/>
+            <w:tcBorders>
+              <w:top w:val="single" w:color="BFBFBF" w:sz="4"/>
+              <w:left w:val="single" w:color="BFBFBF" w:sz="4"/>
+              <w:bottom w:val="single" w:color="BFBFBF" w:sz="4"/>
+              <w:right w:val="single" w:color="BFBFBF" w:sz="4"/>
+            </w:tcBorders>
+            <w:tcMar>
+              <w:top w:type="dxa" w:w="60"/>
+              <w:left w:type="dxa" w:w="100"/>
+              <w:bottom w:type="dxa" w:w="60"/>
+              <w:right w:type="dxa" w:w="100"/>
+            </w:tcMar>
+          </w:tcPr>
+          <w:p>
+            <w:pPr>
+              <w:bidi/>
+              <w:spacing w:after="0"/>
+            </w:pPr>
+            <w:r>
+              <w:rPr>
+                <w:rFonts w:ascii="Arial" w:cs="Arial" w:eastAsia="Arial" w:hAnsi="Arial"/>
+                <w:sz w:val="19"/>
+                <w:szCs w:val="19"/>
+                <w:rtl/>
+              </w:rPr>
+              <w:t xml:space="preserve">גבוהה</w:t>
+            </w:r>
+          </w:p>
+        </w:tc>
+        <w:tc>
+          <w:tcPr>
+            <w:tcW w:type="dxa" w:w="990"/>
+            <w:tcBorders>
+              <w:top w:val="single" w:color="BFBFBF" w:sz="4"/>
+              <w:left w:val="single" w:color="BFBFBF" w:sz="4"/>
+              <w:bottom w:val="single" w:color="BFBFBF" w:sz="4"/>
+              <w:right w:val="single" w:color="BFBFBF" w:sz="4"/>
+            </w:tcBorders>
+            <w:tcMar>
+              <w:top w:type="dxa" w:w="60"/>
+              <w:left w:type="dxa" w:w="100"/>
+              <w:bottom w:type="dxa" w:w="60"/>
+              <w:right w:type="dxa" w:w="100"/>
+            </w:tcMar>
+          </w:tcPr>
+          <w:p>
+            <w:pPr>
+              <w:bidi/>
+              <w:spacing w:after="0"/>
+            </w:pPr>
+            <w:r>
+              <w:rPr>
+                <w:rFonts w:ascii="Arial" w:cs="Arial" w:eastAsia="Arial" w:hAnsi="Arial"/>
+                <w:sz w:val="19"/>
+                <w:szCs w:val="19"/>
+                <w:rtl/>
+              </w:rPr>
+              <w:t xml:space="preserve">גבוהה</w:t>
+            </w:r>
+          </w:p>
+        </w:tc>
+        <w:tc>
+          <w:tcPr>
+            <w:tcW w:type="dxa" w:w="3962"/>
+            <w:tcBorders>
+              <w:top w:val="single" w:color="BFBFBF" w:sz="4"/>
+              <w:left w:val="single" w:color="BFBFBF" w:sz="4"/>
+              <w:bottom w:val="single" w:color="BFBFBF" w:sz="4"/>
+              <w:right w:val="single" w:color="BFBFBF" w:sz="4"/>
+            </w:tcBorders>
+            <w:tcMar>
+              <w:top w:type="dxa" w:w="60"/>
+              <w:left w:type="dxa" w:w="100"/>
+              <w:bottom w:type="dxa" w:w="60"/>
+              <w:right w:type="dxa" w:w="100"/>
+            </w:tcMar>
+          </w:tcPr>
+          <w:p>
+            <w:pPr>
+              <w:bidi/>
+              <w:spacing w:after="0"/>
+            </w:pPr>
+            <w:r>
+              <w:rPr>
+                <w:rFonts w:ascii="Arial" w:cs="Arial" w:eastAsia="Arial" w:hAnsi="Arial"/>
+                <w:sz w:val="19"/>
+                <w:szCs w:val="19"/>
+                <w:rtl/>
+              </w:rPr>
+              <w:t xml:space="preserve">ייצוא CSV לשאלות חד-פעמיות, ותיעדוף חודשי לבקשות למסכים חדשים (7.4)</w:t>
             </w:r>
           </w:p>
         </w:tc>
@@ -8605,71 +11111,39 @@
         </w:trPr>
         <w:tc>
           <w:tcPr>
-            <w:tcW w:type="dxa" w:w="3306"/>
-            <w:tcBorders>
-              <w:top w:val="single" w:color="BFBFBF" w:sz="4"/>
-              <w:left w:val="single" w:color="BFBFBF" w:sz="4"/>
-              <w:bottom w:val="single" w:color="BFBFBF" w:sz="4"/>
-              <w:right w:val="single" w:color="BFBFBF" w:sz="4"/>
-            </w:tcBorders>
-            <w:tcMar>
-              <w:top w:type="dxa" w:w="60"/>
-              <w:left w:type="dxa" w:w="100"/>
-              <w:bottom w:type="dxa" w:w="60"/>
-              <w:right w:type="dxa" w:w="100"/>
-            </w:tcMar>
-          </w:tcPr>
-          <w:p>
-            <w:pPr>
-              <w:bidi/>
-              <w:spacing w:after="0"/>
-            </w:pPr>
-            <w:r>
-              <w:rPr>
-                <w:rFonts w:ascii="Arial" w:cs="Arial" w:eastAsia="Arial" w:hAnsi="Arial"/>
-                <w:sz w:val="19"/>
-                <w:szCs w:val="19"/>
-                <w:rtl/>
-              </w:rPr>
-              <w:t xml:space="preserve">ה-DW "real time" בפועל עם פער גדול</w:t>
-            </w:r>
-          </w:p>
-        </w:tc>
-        <w:tc>
-          <w:tcPr>
-            <w:tcW w:type="dxa" w:w="1055"/>
-            <w:tcBorders>
-              <w:top w:val="single" w:color="BFBFBF" w:sz="4"/>
-              <w:left w:val="single" w:color="BFBFBF" w:sz="4"/>
-              <w:bottom w:val="single" w:color="BFBFBF" w:sz="4"/>
-              <w:right w:val="single" w:color="BFBFBF" w:sz="4"/>
-            </w:tcBorders>
-            <w:tcMar>
-              <w:top w:type="dxa" w:w="60"/>
-              <w:left w:type="dxa" w:w="100"/>
-              <w:bottom w:type="dxa" w:w="60"/>
-              <w:right w:type="dxa" w:w="100"/>
-            </w:tcMar>
-          </w:tcPr>
-          <w:p>
-            <w:pPr>
-              <w:bidi/>
-              <w:spacing w:after="0"/>
-            </w:pPr>
-            <w:r>
-              <w:rPr>
-                <w:rFonts w:ascii="Arial" w:cs="Arial" w:eastAsia="Arial" w:hAnsi="Arial"/>
-                <w:sz w:val="19"/>
-                <w:szCs w:val="19"/>
-                <w:rtl/>
-              </w:rPr>
-              <w:t xml:space="preserve">נמוכה-בינונית</w:t>
-            </w:r>
-          </w:p>
-        </w:tc>
-        <w:tc>
-          <w:tcPr>
-            <w:tcW w:type="dxa" w:w="1055"/>
+            <w:tcW w:type="dxa" w:w="3696"/>
+            <w:tcBorders>
+              <w:top w:val="single" w:color="BFBFBF" w:sz="4"/>
+              <w:left w:val="single" w:color="BFBFBF" w:sz="4"/>
+              <w:bottom w:val="single" w:color="BFBFBF" w:sz="4"/>
+              <w:right w:val="single" w:color="BFBFBF" w:sz="4"/>
+            </w:tcBorders>
+            <w:tcMar>
+              <w:top w:type="dxa" w:w="60"/>
+              <w:left w:type="dxa" w:w="100"/>
+              <w:bottom w:type="dxa" w:w="60"/>
+              <w:right w:type="dxa" w:w="100"/>
+            </w:tcMar>
+          </w:tcPr>
+          <w:p>
+            <w:pPr>
+              <w:bidi/>
+              <w:spacing w:after="0"/>
+            </w:pPr>
+            <w:r>
+              <w:rPr>
+                <w:rFonts w:ascii="Arial" w:cs="Arial" w:eastAsia="Arial" w:hAnsi="Arial"/>
+                <w:sz w:val="19"/>
+                <w:szCs w:val="19"/>
+                <w:rtl/>
+              </w:rPr>
+              <w:t xml:space="preserve">מסך הקיר מחובר עם משתמש אישי</w:t>
+            </w:r>
+          </w:p>
+        </w:tc>
+        <w:tc>
+          <w:tcPr>
+            <w:tcW w:type="dxa" w:w="990"/>
             <w:tcBorders>
               <w:top w:val="single" w:color="BFBFBF" w:sz="4"/>
               <w:left w:val="single" w:color="BFBFBF" w:sz="4"/>
@@ -8701,33 +11175,65 @@
         </w:tc>
         <w:tc>
           <w:tcPr>
-            <w:tcW w:type="dxa" w:w="4222"/>
-            <w:tcBorders>
-              <w:top w:val="single" w:color="BFBFBF" w:sz="4"/>
-              <w:left w:val="single" w:color="BFBFBF" w:sz="4"/>
-              <w:bottom w:val="single" w:color="BFBFBF" w:sz="4"/>
-              <w:right w:val="single" w:color="BFBFBF" w:sz="4"/>
-            </w:tcBorders>
-            <w:tcMar>
-              <w:top w:type="dxa" w:w="60"/>
-              <w:left w:type="dxa" w:w="100"/>
-              <w:bottom w:type="dxa" w:w="60"/>
-              <w:right w:type="dxa" w:w="100"/>
-            </w:tcMar>
-          </w:tcPr>
-          <w:p>
-            <w:pPr>
-              <w:bidi/>
-              <w:spacing w:after="0"/>
-            </w:pPr>
-            <w:r>
-              <w:rPr>
-                <w:rFonts w:ascii="Arial" w:cs="Arial" w:eastAsia="Arial" w:hAnsi="Arial"/>
-                <w:sz w:val="19"/>
-                <w:szCs w:val="19"/>
-                <w:rtl/>
-              </w:rPr>
-              <w:t xml:space="preserve">לבדוק בשבוע 1</w:t>
+            <w:tcW w:type="dxa" w:w="990"/>
+            <w:tcBorders>
+              <w:top w:val="single" w:color="BFBFBF" w:sz="4"/>
+              <w:left w:val="single" w:color="BFBFBF" w:sz="4"/>
+              <w:bottom w:val="single" w:color="BFBFBF" w:sz="4"/>
+              <w:right w:val="single" w:color="BFBFBF" w:sz="4"/>
+            </w:tcBorders>
+            <w:tcMar>
+              <w:top w:type="dxa" w:w="60"/>
+              <w:left w:type="dxa" w:w="100"/>
+              <w:bottom w:type="dxa" w:w="60"/>
+              <w:right w:type="dxa" w:w="100"/>
+            </w:tcMar>
+          </w:tcPr>
+          <w:p>
+            <w:pPr>
+              <w:bidi/>
+              <w:spacing w:after="0"/>
+            </w:pPr>
+            <w:r>
+              <w:rPr>
+                <w:rFonts w:ascii="Arial" w:cs="Arial" w:eastAsia="Arial" w:hAnsi="Arial"/>
+                <w:sz w:val="19"/>
+                <w:szCs w:val="19"/>
+                <w:rtl/>
+              </w:rPr>
+              <w:t xml:space="preserve">בינונית (אבטחה)</w:t>
+            </w:r>
+          </w:p>
+        </w:tc>
+        <w:tc>
+          <w:tcPr>
+            <w:tcW w:type="dxa" w:w="3962"/>
+            <w:tcBorders>
+              <w:top w:val="single" w:color="BFBFBF" w:sz="4"/>
+              <w:left w:val="single" w:color="BFBFBF" w:sz="4"/>
+              <w:bottom w:val="single" w:color="BFBFBF" w:sz="4"/>
+              <w:right w:val="single" w:color="BFBFBF" w:sz="4"/>
+            </w:tcBorders>
+            <w:tcMar>
+              <w:top w:type="dxa" w:w="60"/>
+              <w:left w:type="dxa" w:w="100"/>
+              <w:bottom w:type="dxa" w:w="60"/>
+              <w:right w:type="dxa" w:w="100"/>
+            </w:tcMar>
+          </w:tcPr>
+          <w:p>
+            <w:pPr>
+              <w:bidi/>
+              <w:spacing w:after="0"/>
+            </w:pPr>
+            <w:r>
+              <w:rPr>
+                <w:rFonts w:ascii="Arial" w:cs="Arial" w:eastAsia="Arial" w:hAnsi="Arial"/>
+                <w:sz w:val="19"/>
+                <w:szCs w:val="19"/>
+                <w:rtl/>
+              </w:rPr>
+              <w:t xml:space="preserve">משתמש Kiosk ייעודי (5.3)</w:t>
             </w:r>
           </w:p>
         </w:tc>
@@ -8738,7 +11244,140 @@
         </w:trPr>
         <w:tc>
           <w:tcPr>
-            <w:tcW w:type="dxa" w:w="3306"/>
+            <w:tcW w:type="dxa" w:w="3696"/>
+            <w:tcBorders>
+              <w:top w:val="single" w:color="BFBFBF" w:sz="4"/>
+              <w:left w:val="single" w:color="BFBFBF" w:sz="4"/>
+              <w:bottom w:val="single" w:color="BFBFBF" w:sz="4"/>
+              <w:right w:val="single" w:color="BFBFBF" w:sz="4"/>
+            </w:tcBorders>
+            <w:tcMar>
+              <w:top w:type="dxa" w:w="60"/>
+              <w:left w:type="dxa" w:w="100"/>
+              <w:bottom w:type="dxa" w:w="60"/>
+              <w:right w:type="dxa" w:w="100"/>
+            </w:tcMar>
+          </w:tcPr>
+          <w:p>
+            <w:pPr>
+              <w:bidi/>
+              <w:spacing w:after="0"/>
+            </w:pPr>
+            <w:r>
+              <w:rPr>
+                <w:rFonts w:ascii="Arial" w:cs="Arial" w:eastAsia="Arial" w:hAnsi="Arial"/>
+                <w:sz w:val="19"/>
+                <w:szCs w:val="19"/>
+                <w:rtl/>
+              </w:rPr>
+              <w:t xml:space="preserve">ה-DW "real time" בפועל עם פער גדול</w:t>
+            </w:r>
+          </w:p>
+        </w:tc>
+        <w:tc>
+          <w:tcPr>
+            <w:tcW w:type="dxa" w:w="990"/>
+            <w:tcBorders>
+              <w:top w:val="single" w:color="BFBFBF" w:sz="4"/>
+              <w:left w:val="single" w:color="BFBFBF" w:sz="4"/>
+              <w:bottom w:val="single" w:color="BFBFBF" w:sz="4"/>
+              <w:right w:val="single" w:color="BFBFBF" w:sz="4"/>
+            </w:tcBorders>
+            <w:tcMar>
+              <w:top w:type="dxa" w:w="60"/>
+              <w:left w:type="dxa" w:w="100"/>
+              <w:bottom w:type="dxa" w:w="60"/>
+              <w:right w:type="dxa" w:w="100"/>
+            </w:tcMar>
+          </w:tcPr>
+          <w:p>
+            <w:pPr>
+              <w:bidi/>
+              <w:spacing w:after="0"/>
+            </w:pPr>
+            <w:r>
+              <w:rPr>
+                <w:rFonts w:ascii="Arial" w:cs="Arial" w:eastAsia="Arial" w:hAnsi="Arial"/>
+                <w:sz w:val="19"/>
+                <w:szCs w:val="19"/>
+                <w:rtl/>
+              </w:rPr>
+              <w:t xml:space="preserve">נמוכה-בינונית</w:t>
+            </w:r>
+          </w:p>
+        </w:tc>
+        <w:tc>
+          <w:tcPr>
+            <w:tcW w:type="dxa" w:w="990"/>
+            <w:tcBorders>
+              <w:top w:val="single" w:color="BFBFBF" w:sz="4"/>
+              <w:left w:val="single" w:color="BFBFBF" w:sz="4"/>
+              <w:bottom w:val="single" w:color="BFBFBF" w:sz="4"/>
+              <w:right w:val="single" w:color="BFBFBF" w:sz="4"/>
+            </w:tcBorders>
+            <w:tcMar>
+              <w:top w:type="dxa" w:w="60"/>
+              <w:left w:type="dxa" w:w="100"/>
+              <w:bottom w:type="dxa" w:w="60"/>
+              <w:right w:type="dxa" w:w="100"/>
+            </w:tcMar>
+          </w:tcPr>
+          <w:p>
+            <w:pPr>
+              <w:bidi/>
+              <w:spacing w:after="0"/>
+            </w:pPr>
+            <w:r>
+              <w:rPr>
+                <w:rFonts w:ascii="Arial" w:cs="Arial" w:eastAsia="Arial" w:hAnsi="Arial"/>
+                <w:sz w:val="19"/>
+                <w:szCs w:val="19"/>
+                <w:rtl/>
+              </w:rPr>
+              <w:t xml:space="preserve">בינונית</w:t>
+            </w:r>
+          </w:p>
+        </w:tc>
+        <w:tc>
+          <w:tcPr>
+            <w:tcW w:type="dxa" w:w="3962"/>
+            <w:tcBorders>
+              <w:top w:val="single" w:color="BFBFBF" w:sz="4"/>
+              <w:left w:val="single" w:color="BFBFBF" w:sz="4"/>
+              <w:bottom w:val="single" w:color="BFBFBF" w:sz="4"/>
+              <w:right w:val="single" w:color="BFBFBF" w:sz="4"/>
+            </w:tcBorders>
+            <w:tcMar>
+              <w:top w:type="dxa" w:w="60"/>
+              <w:left w:type="dxa" w:w="100"/>
+              <w:bottom w:type="dxa" w:w="60"/>
+              <w:right w:type="dxa" w:w="100"/>
+            </w:tcMar>
+          </w:tcPr>
+          <w:p>
+            <w:pPr>
+              <w:bidi/>
+              <w:spacing w:after="0"/>
+            </w:pPr>
+            <w:r>
+              <w:rPr>
+                <w:rFonts w:ascii="Arial" w:cs="Arial" w:eastAsia="Arial" w:hAnsi="Arial"/>
+                <w:sz w:val="19"/>
+                <w:szCs w:val="19"/>
+                <w:rtl/>
+              </w:rPr>
+              <w:t xml:space="preserve">לבדוק בשבוע 1</w:t>
+            </w:r>
+          </w:p>
+        </w:tc>
+      </w:tr>
+      <w:tr>
+        <w:trPr>
+          <w:tblHeader w:val="false"/>
+        </w:trPr>
+        <w:tc>
+          <w:tcPr>
+            <w:tcW w:type="dxa" w:w="3696"/>
             <w:tcBorders>
               <w:top w:val="single" w:color="BFBFBF" w:sz="4"/>
               <w:left w:val="single" w:color="BFBFBF" w:sz="4"/>
@@ -8770,7 +11409,7 @@
         </w:tc>
         <w:tc>
           <w:tcPr>
-            <w:tcW w:type="dxa" w:w="1055"/>
+            <w:tcW w:type="dxa" w:w="990"/>
             <w:tcBorders>
               <w:top w:val="single" w:color="BFBFBF" w:sz="4"/>
               <w:left w:val="single" w:color="BFBFBF" w:sz="4"/>
@@ -8802,7 +11441,7 @@
         </w:tc>
         <w:tc>
           <w:tcPr>
-            <w:tcW w:type="dxa" w:w="1055"/>
+            <w:tcW w:type="dxa" w:w="990"/>
             <w:tcBorders>
               <w:top w:val="single" w:color="BFBFBF" w:sz="4"/>
               <w:left w:val="single" w:color="BFBFBF" w:sz="4"/>
@@ -8834,7 +11473,7 @@
         </w:tc>
         <w:tc>
           <w:tcPr>
-            <w:tcW w:type="dxa" w:w="4222"/>
+            <w:tcW w:type="dxa" w:w="3962"/>
             <w:tcBorders>
               <w:top w:val="single" w:color="BFBFBF" w:sz="4"/>
               <w:left w:val="single" w:color="BFBFBF" w:sz="4"/>
@@ -9174,11 +11813,42 @@
             <w:r>
               <w:rPr>
                 <w:rFonts w:ascii="Arial" w:cs="Arial" w:eastAsia="Arial" w:hAnsi="Arial"/>
-                <w:sz w:val="19"/>
-                <w:szCs w:val="19"/>
-                <w:rtl/>
-              </w:rPr>
-              <w:t xml:space="preserve">מי מתחזק את המערכת אחרי העלייה?</w:t>
+                <w:b/>
+                <w:bCs/>
+                <w:sz w:val="19"/>
+                <w:szCs w:val="19"/>
+                <w:rtl/>
+              </w:rPr>
+              <w:t xml:space="preserve">הוחלט:</w:t>
+            </w:r>
+            <w:r>
+              <w:rPr>
+                <w:rFonts w:ascii="Arial" w:cs="Arial" w:eastAsia="Arial" w:hAnsi="Arial"/>
+                <w:sz w:val="19"/>
+                <w:szCs w:val="19"/>
+                <w:rtl/>
+              </w:rPr>
+              <w:t xml:space="preserve"> מפתח ו-DBA. </w:t>
+            </w:r>
+            <w:r>
+              <w:rPr>
+                <w:rFonts w:ascii="Arial" w:cs="Arial" w:eastAsia="Arial" w:hAnsi="Arial"/>
+                <w:b/>
+                <w:bCs/>
+                <w:sz w:val="19"/>
+                <w:szCs w:val="19"/>
+                <w:rtl/>
+              </w:rPr>
+              <w:t xml:space="preserve">פתוח:</w:t>
+            </w:r>
+            <w:r>
+              <w:rPr>
+                <w:rFonts w:ascii="Arial" w:cs="Arial" w:eastAsia="Arial" w:hAnsi="Arial"/>
+                <w:sz w:val="19"/>
+                <w:szCs w:val="19"/>
+                <w:rtl/>
+              </w:rPr>
+              <w:t xml:space="preserve"> כמה מהזמן שלהם מוקצה למערכת, והאם יש מפתח גיבוי</w:t>
             </w:r>
           </w:p>
         </w:tc>
@@ -9210,7 +11880,7 @@
                 <w:szCs w:val="19"/>
                 <w:rtl/>
               </w:rPr>
-              <w:t xml:space="preserve">בלי בעלים, המערכת מתיישנת ומפסיקה לעבוד</w:t>
+              <w:t xml:space="preserve">ראו 7.4</w:t>
             </w:r>
           </w:p>
         </w:tc>
@@ -9477,11 +12147,42 @@
             <w:r>
               <w:rPr>
                 <w:rFonts w:ascii="Arial" w:cs="Arial" w:eastAsia="Arial" w:hAnsi="Arial"/>
-                <w:sz w:val="19"/>
-                <w:szCs w:val="19"/>
-                <w:rtl/>
-              </w:rPr>
-              <w:t xml:space="preserve">מה עושים עם הגלים האנליטיים בלי Spotfire? כלי BI אחר שכבר יש בארגון, או פיתוח?</w:t>
+                <w:b/>
+                <w:bCs/>
+                <w:sz w:val="19"/>
+                <w:szCs w:val="19"/>
+                <w:rtl/>
+              </w:rPr>
+              <w:t xml:space="preserve">הוחלט:</w:t>
+            </w:r>
+            <w:r>
+              <w:rPr>
+                <w:rFonts w:ascii="Arial" w:cs="Arial" w:eastAsia="Arial" w:hAnsi="Arial"/>
+                <w:sz w:val="19"/>
+                <w:szCs w:val="19"/>
+                <w:rtl/>
+              </w:rPr>
+              <w:t xml:space="preserve"> פיתוח פנימי. </w:t>
+            </w:r>
+            <w:r>
+              <w:rPr>
+                <w:rFonts w:ascii="Arial" w:cs="Arial" w:eastAsia="Arial" w:hAnsi="Arial"/>
+                <w:b/>
+                <w:bCs/>
+                <w:sz w:val="19"/>
+                <w:szCs w:val="19"/>
+                <w:rtl/>
+              </w:rPr>
+              <w:t xml:space="preserve">פתוח:</w:t>
+            </w:r>
+            <w:r>
+              <w:rPr>
+                <w:rFonts w:ascii="Arial" w:cs="Arial" w:eastAsia="Arial" w:hAnsi="Arial"/>
+                <w:sz w:val="19"/>
+                <w:szCs w:val="19"/>
+                <w:rtl/>
+              </w:rPr>
+              <w:t xml:space="preserve"> האם רישיונות Microsoft 365 של החברה כבר כוללים Power BI (למשל במסגרת E5)?</w:t>
             </w:r>
           </w:p>
         </w:tc>
@@ -9513,7 +12214,7 @@
                 <w:szCs w:val="19"/>
                 <w:rtl/>
               </w:rPr>
-              <w:t xml:space="preserve">זו ההחלטה הגדולה יותר, והיא קובעת אם החלופה הזו משתלמת בטווח הארוך</w:t>
+              <w:t xml:space="preserve">אם כן, יש כלי BI בלי עלות נוספת, ואפשר לחסוך חלק גדול מהגל השני</w:t>
             </w:r>
           </w:p>
         </w:tc>
@@ -9874,6 +12575,12 @@
       <w:startOverride w:val="1"/>
     </w:lvlOverride>
   </w:num>
+  <w:num w:numId="3">
+    <w:abstractNumId w:val="3"/>
+    <w:lvlOverride w:ilvl="0">
+      <w:startOverride w:val="1"/>
+    </w:lvlOverride>
+  </w:num>
 </w:numbering>
 </file>
 

--- a/docs/MVP-InHouse.docx
+++ b/docs/MVP-InHouse.docx
@@ -12,7 +12,7 @@
           <w:rFonts w:ascii="Arial" w:cs="Arial" w:eastAsia="Arial" w:hAnsi="Arial"/>
           <w:rtl/>
         </w:rPr>
-        <w:t xml:space="preserve">Support Control Tower: פיתוח פנימי על גבי Spotfire</w:t>
+        <w:t xml:space="preserve">Support Control Tower: בנייה על גבי Spotfire, יועץ חיצוני ומפתח פנימי</w:t>
       </w:r>
     </w:p>
     <w:tbl>
@@ -100,7 +100,7 @@
                 <w:szCs w:val="19"/>
                 <w:rtl/>
               </w:rPr>
-              <w:t xml:space="preserve">2.0 (מחליפה את החלופה "פיתוח מאפס")</w:t>
+              <w:t xml:space="preserve">3.0</w:t>
             </w:r>
           </w:p>
         </w:tc>
@@ -316,7 +316,7 @@
                 <w:szCs w:val="19"/>
                 <w:rtl/>
               </w:rPr>
-              <w:t xml:space="preserve">ה-MVP המקוצר (גרסה 2.0) נבנה ב-Spotfire Cloud הקיים, על ידי מפתח ו-DBA מהארגון, עם התאמות (customization) במקום שבו Spotfire לא נותן את הצורך מהקופסה</w:t>
+              <w:t xml:space="preserve">תוכנית הביצוע של ה-MVP המקוצר (גרסה 2.0) ב-Spotfire Cloud: יועץ חיצוני בונה, ומפתח פנימי עובד איתו צמוד ומקבל לידיו את המערכת</w:t>
             </w:r>
           </w:p>
         </w:tc>
@@ -460,7 +460,7 @@
                 <w:szCs w:val="19"/>
                 <w:rtl/>
               </w:rPr>
-              <w:t xml:space="preserve">יש Spotfire, ולא מפתחים מאפס. אחרי העלייה לאוויר: מפתח ו-DBA מתחזקים ומפתחים את הגלים הבאים</w:t>
+              <w:t xml:space="preserve">יש Spotfire בגרסה האחרונה, ולא מפתחים מאפס. למפתח הפנימי אין ניסיון ב-Spotfire, ולכן יש יועץ חיצוני. אחרי העלייה לאוויר: מפתח ו-DBA מתחזקים ומפתחים את הגלים הבאים</w:t>
             </w:r>
           </w:p>
         </w:tc>
@@ -499,10 +499,10 @@
         <w:tblLayout w:type="fixed"/>
       </w:tblPr>
       <w:tblGrid>
-        <w:gridCol w:w="1308"/>
-        <w:gridCol w:w="2409"/>
-        <w:gridCol w:w="2822"/>
-        <w:gridCol w:w="3099"/>
+        <w:gridCol w:w="1254"/>
+        <w:gridCol w:w="1848"/>
+        <w:gridCol w:w="3764"/>
+        <w:gridCol w:w="2772"/>
       </w:tblGrid>
       <w:tr>
         <w:trPr>
@@ -510,7 +510,7 @@
         </w:trPr>
         <w:tc>
           <w:tcPr>
-            <w:tcW w:type="dxa" w:w="1308"/>
+            <w:tcW w:type="dxa" w:w="1254"/>
             <w:tcBorders>
               <w:top w:val="single" w:color="BFBFBF" w:sz="4"/>
               <w:left w:val="single" w:color="BFBFBF" w:sz="4"/>
@@ -534,7 +534,7 @@
         </w:tc>
         <w:tc>
           <w:tcPr>
-            <w:tcW w:type="dxa" w:w="2409"/>
+            <w:tcW w:type="dxa" w:w="1848"/>
             <w:tcBorders>
               <w:top w:val="single" w:color="BFBFBF" w:sz="4"/>
               <w:left w:val="single" w:color="BFBFBF" w:sz="4"/>
@@ -563,13 +563,13 @@
                 <w:szCs w:val="19"/>
                 <w:rtl/>
               </w:rPr>
-              <w:t xml:space="preserve">Spotfire עם יועץ חיצוני (MVP 2.0)</w:t>
-            </w:r>
-          </w:p>
-        </w:tc>
-        <w:tc>
-          <w:tcPr>
-            <w:tcW w:type="dxa" w:w="2822"/>
+              <w:t xml:space="preserve">יועץ בלבד</w:t>
+            </w:r>
+          </w:p>
+        </w:tc>
+        <w:tc>
+          <w:tcPr>
+            <w:tcW w:type="dxa" w:w="3764"/>
             <w:tcBorders>
               <w:top w:val="single" w:color="BFBFBF" w:sz="4"/>
               <w:left w:val="single" w:color="BFBFBF" w:sz="4"/>
@@ -598,13 +598,13 @@
                 <w:szCs w:val="19"/>
                 <w:rtl/>
               </w:rPr>
-              <w:t xml:space="preserve">Spotfire עם פיתוח פנימי (המסמך הזה)</w:t>
-            </w:r>
-          </w:p>
-        </w:tc>
-        <w:tc>
-          <w:tcPr>
-            <w:tcW w:type="dxa" w:w="3099"/>
+              <w:t xml:space="preserve">יועץ ומפתח פנימי (המסמך הזה)</w:t>
+            </w:r>
+          </w:p>
+        </w:tc>
+        <w:tc>
+          <w:tcPr>
+            <w:tcW w:type="dxa" w:w="2772"/>
             <w:tcBorders>
               <w:top w:val="single" w:color="BFBFBF" w:sz="4"/>
               <w:left w:val="single" w:color="BFBFBF" w:sz="4"/>
@@ -633,7 +633,7 @@
                 <w:szCs w:val="19"/>
                 <w:rtl/>
               </w:rPr>
-              <w:t xml:space="preserve">פיתוח מאפס (הוסר)</w:t>
+              <w:t xml:space="preserve">מפתח פנימי בלבד</w:t>
             </w:r>
           </w:p>
         </w:tc>
@@ -644,7 +644,7 @@
         </w:trPr>
         <w:tc>
           <w:tcPr>
-            <w:tcW w:type="dxa" w:w="1308"/>
+            <w:tcW w:type="dxa" w:w="1254"/>
             <w:tcBorders>
               <w:top w:val="single" w:color="BFBFBF" w:sz="4"/>
               <w:left w:val="single" w:color="BFBFBF" w:sz="4"/>
@@ -676,97 +676,97 @@
         </w:tc>
         <w:tc>
           <w:tcPr>
-            <w:tcW w:type="dxa" w:w="2409"/>
-            <w:tcBorders>
-              <w:top w:val="single" w:color="BFBFBF" w:sz="4"/>
-              <w:left w:val="single" w:color="BFBFBF" w:sz="4"/>
-              <w:bottom w:val="single" w:color="BFBFBF" w:sz="4"/>
-              <w:right w:val="single" w:color="BFBFBF" w:sz="4"/>
-            </w:tcBorders>
-            <w:tcMar>
-              <w:top w:type="dxa" w:w="60"/>
-              <w:left w:type="dxa" w:w="100"/>
-              <w:bottom w:type="dxa" w:w="60"/>
-              <w:right w:type="dxa" w:w="100"/>
-            </w:tcMar>
-          </w:tcPr>
-          <w:p>
-            <w:pPr>
-              <w:bidi/>
-              <w:spacing w:after="0"/>
-            </w:pPr>
-            <w:r>
-              <w:rPr>
-                <w:rFonts w:ascii="Arial" w:cs="Arial" w:eastAsia="Arial" w:hAnsi="Arial"/>
-                <w:sz w:val="19"/>
-                <w:szCs w:val="19"/>
-                <w:rtl/>
-              </w:rPr>
-              <w:t xml:space="preserve">יועץ חיצוני</w:t>
-            </w:r>
-          </w:p>
-        </w:tc>
-        <w:tc>
-          <w:tcPr>
-            <w:tcW w:type="dxa" w:w="2822"/>
-            <w:tcBorders>
-              <w:top w:val="single" w:color="BFBFBF" w:sz="4"/>
-              <w:left w:val="single" w:color="BFBFBF" w:sz="4"/>
-              <w:bottom w:val="single" w:color="BFBFBF" w:sz="4"/>
-              <w:right w:val="single" w:color="BFBFBF" w:sz="4"/>
-            </w:tcBorders>
-            <w:tcMar>
-              <w:top w:type="dxa" w:w="60"/>
-              <w:left w:type="dxa" w:w="100"/>
-              <w:bottom w:type="dxa" w:w="60"/>
-              <w:right w:type="dxa" w:w="100"/>
-            </w:tcMar>
-          </w:tcPr>
-          <w:p>
-            <w:pPr>
-              <w:bidi/>
-              <w:spacing w:after="0"/>
-            </w:pPr>
-            <w:r>
-              <w:rPr>
-                <w:rFonts w:ascii="Arial" w:cs="Arial" w:eastAsia="Arial" w:hAnsi="Arial"/>
-                <w:sz w:val="19"/>
-                <w:szCs w:val="19"/>
-                <w:rtl/>
-              </w:rPr>
-              <w:t xml:space="preserve">מפתח ו-DBA מהארגון</w:t>
-            </w:r>
-          </w:p>
-        </w:tc>
-        <w:tc>
-          <w:tcPr>
-            <w:tcW w:type="dxa" w:w="3099"/>
-            <w:tcBorders>
-              <w:top w:val="single" w:color="BFBFBF" w:sz="4"/>
-              <w:left w:val="single" w:color="BFBFBF" w:sz="4"/>
-              <w:bottom w:val="single" w:color="BFBFBF" w:sz="4"/>
-              <w:right w:val="single" w:color="BFBFBF" w:sz="4"/>
-            </w:tcBorders>
-            <w:tcMar>
-              <w:top w:type="dxa" w:w="60"/>
-              <w:left w:type="dxa" w:w="100"/>
-              <w:bottom w:type="dxa" w:w="60"/>
-              <w:right w:type="dxa" w:w="100"/>
-            </w:tcMar>
-          </w:tcPr>
-          <w:p>
-            <w:pPr>
-              <w:bidi/>
-              <w:spacing w:after="0"/>
-            </w:pPr>
-            <w:r>
-              <w:rPr>
-                <w:rFonts w:ascii="Arial" w:cs="Arial" w:eastAsia="Arial" w:hAnsi="Arial"/>
-                <w:sz w:val="19"/>
-                <w:szCs w:val="19"/>
-                <w:rtl/>
-              </w:rPr>
-              <w:t xml:space="preserve">צוות פיתוח</w:t>
+            <w:tcW w:type="dxa" w:w="1848"/>
+            <w:tcBorders>
+              <w:top w:val="single" w:color="BFBFBF" w:sz="4"/>
+              <w:left w:val="single" w:color="BFBFBF" w:sz="4"/>
+              <w:bottom w:val="single" w:color="BFBFBF" w:sz="4"/>
+              <w:right w:val="single" w:color="BFBFBF" w:sz="4"/>
+            </w:tcBorders>
+            <w:tcMar>
+              <w:top w:type="dxa" w:w="60"/>
+              <w:left w:type="dxa" w:w="100"/>
+              <w:bottom w:type="dxa" w:w="60"/>
+              <w:right w:type="dxa" w:w="100"/>
+            </w:tcMar>
+          </w:tcPr>
+          <w:p>
+            <w:pPr>
+              <w:bidi/>
+              <w:spacing w:after="0"/>
+            </w:pPr>
+            <w:r>
+              <w:rPr>
+                <w:rFonts w:ascii="Arial" w:cs="Arial" w:eastAsia="Arial" w:hAnsi="Arial"/>
+                <w:sz w:val="19"/>
+                <w:szCs w:val="19"/>
+                <w:rtl/>
+              </w:rPr>
+              <w:t xml:space="preserve">יועץ</w:t>
+            </w:r>
+          </w:p>
+        </w:tc>
+        <w:tc>
+          <w:tcPr>
+            <w:tcW w:type="dxa" w:w="3764"/>
+            <w:tcBorders>
+              <w:top w:val="single" w:color="BFBFBF" w:sz="4"/>
+              <w:left w:val="single" w:color="BFBFBF" w:sz="4"/>
+              <w:bottom w:val="single" w:color="BFBFBF" w:sz="4"/>
+              <w:right w:val="single" w:color="BFBFBF" w:sz="4"/>
+            </w:tcBorders>
+            <w:tcMar>
+              <w:top w:type="dxa" w:w="60"/>
+              <w:left w:type="dxa" w:w="100"/>
+              <w:bottom w:type="dxa" w:w="60"/>
+              <w:right w:type="dxa" w:w="100"/>
+            </w:tcMar>
+          </w:tcPr>
+          <w:p>
+            <w:pPr>
+              <w:bidi/>
+              <w:spacing w:after="0"/>
+            </w:pPr>
+            <w:r>
+              <w:rPr>
+                <w:rFonts w:ascii="Arial" w:cs="Arial" w:eastAsia="Arial" w:hAnsi="Arial"/>
+                <w:sz w:val="19"/>
+                <w:szCs w:val="19"/>
+                <w:rtl/>
+              </w:rPr>
+              <w:t xml:space="preserve">יועץ בונה, ומפתח פנימי עובד איתו צמוד ולוקח אחריות בהדרגה</w:t>
+            </w:r>
+          </w:p>
+        </w:tc>
+        <w:tc>
+          <w:tcPr>
+            <w:tcW w:type="dxa" w:w="2772"/>
+            <w:tcBorders>
+              <w:top w:val="single" w:color="BFBFBF" w:sz="4"/>
+              <w:left w:val="single" w:color="BFBFBF" w:sz="4"/>
+              <w:bottom w:val="single" w:color="BFBFBF" w:sz="4"/>
+              <w:right w:val="single" w:color="BFBFBF" w:sz="4"/>
+            </w:tcBorders>
+            <w:tcMar>
+              <w:top w:type="dxa" w:w="60"/>
+              <w:left w:type="dxa" w:w="100"/>
+              <w:bottom w:type="dxa" w:w="60"/>
+              <w:right w:type="dxa" w:w="100"/>
+            </w:tcMar>
+          </w:tcPr>
+          <w:p>
+            <w:pPr>
+              <w:bidi/>
+              <w:spacing w:after="0"/>
+            </w:pPr>
+            <w:r>
+              <w:rPr>
+                <w:rFonts w:ascii="Arial" w:cs="Arial" w:eastAsia="Arial" w:hAnsi="Arial"/>
+                <w:sz w:val="19"/>
+                <w:szCs w:val="19"/>
+                <w:rtl/>
+              </w:rPr>
+              <w:t xml:space="preserve">מפתח פנימי</w:t>
             </w:r>
           </w:p>
         </w:tc>
@@ -777,7 +777,7 @@
         </w:trPr>
         <w:tc>
           <w:tcPr>
-            <w:tcW w:type="dxa" w:w="1308"/>
+            <w:tcW w:type="dxa" w:w="1254"/>
             <w:tcBorders>
               <w:top w:val="single" w:color="BFBFBF" w:sz="4"/>
               <w:left w:val="single" w:color="BFBFBF" w:sz="4"/>
@@ -809,7 +809,7 @@
         </w:tc>
         <w:tc>
           <w:tcPr>
-            <w:tcW w:type="dxa" w:w="2409"/>
+            <w:tcW w:type="dxa" w:w="1848"/>
             <w:tcBorders>
               <w:top w:val="single" w:color="BFBFBF" w:sz="4"/>
               <w:left w:val="single" w:color="BFBFBF" w:sz="4"/>
@@ -841,65 +841,65 @@
         </w:tc>
         <w:tc>
           <w:tcPr>
-            <w:tcW w:type="dxa" w:w="2822"/>
-            <w:tcBorders>
-              <w:top w:val="single" w:color="BFBFBF" w:sz="4"/>
-              <w:left w:val="single" w:color="BFBFBF" w:sz="4"/>
-              <w:bottom w:val="single" w:color="BFBFBF" w:sz="4"/>
-              <w:right w:val="single" w:color="BFBFBF" w:sz="4"/>
-            </w:tcBorders>
-            <w:tcMar>
-              <w:top w:type="dxa" w:w="60"/>
-              <w:left w:type="dxa" w:w="100"/>
-              <w:bottom w:type="dxa" w:w="60"/>
-              <w:right w:type="dxa" w:w="100"/>
-            </w:tcMar>
-          </w:tcPr>
-          <w:p>
-            <w:pPr>
-              <w:bidi/>
-              <w:spacing w:after="0"/>
-            </w:pPr>
-            <w:r>
-              <w:rPr>
-                <w:rFonts w:ascii="Arial" w:cs="Arial" w:eastAsia="Arial" w:hAnsi="Arial"/>
-                <w:sz w:val="19"/>
-                <w:szCs w:val="19"/>
-                <w:rtl/>
-              </w:rPr>
-              <w:t xml:space="preserve">כ-5 שבועות (כולל עקומת למידה)</w:t>
-            </w:r>
-          </w:p>
-        </w:tc>
-        <w:tc>
-          <w:tcPr>
-            <w:tcW w:type="dxa" w:w="3099"/>
-            <w:tcBorders>
-              <w:top w:val="single" w:color="BFBFBF" w:sz="4"/>
-              <w:left w:val="single" w:color="BFBFBF" w:sz="4"/>
-              <w:bottom w:val="single" w:color="BFBFBF" w:sz="4"/>
-              <w:right w:val="single" w:color="BFBFBF" w:sz="4"/>
-            </w:tcBorders>
-            <w:tcMar>
-              <w:top w:type="dxa" w:w="60"/>
-              <w:left w:type="dxa" w:w="100"/>
-              <w:bottom w:type="dxa" w:w="60"/>
-              <w:right w:type="dxa" w:w="100"/>
-            </w:tcMar>
-          </w:tcPr>
-          <w:p>
-            <w:pPr>
-              <w:bidi/>
-              <w:spacing w:after="0"/>
-            </w:pPr>
-            <w:r>
-              <w:rPr>
-                <w:rFonts w:ascii="Arial" w:cs="Arial" w:eastAsia="Arial" w:hAnsi="Arial"/>
-                <w:sz w:val="19"/>
-                <w:szCs w:val="19"/>
-                <w:rtl/>
-              </w:rPr>
-              <w:t xml:space="preserve">כ-7 שבועות</w:t>
+            <w:tcW w:type="dxa" w:w="3764"/>
+            <w:tcBorders>
+              <w:top w:val="single" w:color="BFBFBF" w:sz="4"/>
+              <w:left w:val="single" w:color="BFBFBF" w:sz="4"/>
+              <w:bottom w:val="single" w:color="BFBFBF" w:sz="4"/>
+              <w:right w:val="single" w:color="BFBFBF" w:sz="4"/>
+            </w:tcBorders>
+            <w:tcMar>
+              <w:top w:type="dxa" w:w="60"/>
+              <w:left w:type="dxa" w:w="100"/>
+              <w:bottom w:type="dxa" w:w="60"/>
+              <w:right w:type="dxa" w:w="100"/>
+            </w:tcMar>
+          </w:tcPr>
+          <w:p>
+            <w:pPr>
+              <w:bidi/>
+              <w:spacing w:after="0"/>
+            </w:pPr>
+            <w:r>
+              <w:rPr>
+                <w:rFonts w:ascii="Arial" w:cs="Arial" w:eastAsia="Arial" w:hAnsi="Arial"/>
+                <w:sz w:val="19"/>
+                <w:szCs w:val="19"/>
+                <w:rtl/>
+              </w:rPr>
+              <w:t xml:space="preserve">כ-5 שבועות</w:t>
+            </w:r>
+          </w:p>
+        </w:tc>
+        <w:tc>
+          <w:tcPr>
+            <w:tcW w:type="dxa" w:w="2772"/>
+            <w:tcBorders>
+              <w:top w:val="single" w:color="BFBFBF" w:sz="4"/>
+              <w:left w:val="single" w:color="BFBFBF" w:sz="4"/>
+              <w:bottom w:val="single" w:color="BFBFBF" w:sz="4"/>
+              <w:right w:val="single" w:color="BFBFBF" w:sz="4"/>
+            </w:tcBorders>
+            <w:tcMar>
+              <w:top w:type="dxa" w:w="60"/>
+              <w:left w:type="dxa" w:w="100"/>
+              <w:bottom w:type="dxa" w:w="60"/>
+              <w:right w:type="dxa" w:w="100"/>
+            </w:tcMar>
+          </w:tcPr>
+          <w:p>
+            <w:pPr>
+              <w:bidi/>
+              <w:spacing w:after="0"/>
+            </w:pPr>
+            <w:r>
+              <w:rPr>
+                <w:rFonts w:ascii="Arial" w:cs="Arial" w:eastAsia="Arial" w:hAnsi="Arial"/>
+                <w:sz w:val="19"/>
+                <w:szCs w:val="19"/>
+                <w:rtl/>
+              </w:rPr>
+              <w:t xml:space="preserve">כ-6 שבועות או יותר (בלי ניסיון ב-Spotfire)</w:t>
             </w:r>
           </w:p>
         </w:tc>
@@ -910,129 +910,131 @@
         </w:trPr>
         <w:tc>
           <w:tcPr>
-            <w:tcW w:type="dxa" w:w="1308"/>
-            <w:tcBorders>
-              <w:top w:val="single" w:color="BFBFBF" w:sz="4"/>
-              <w:left w:val="single" w:color="BFBFBF" w:sz="4"/>
-              <w:bottom w:val="single" w:color="BFBFBF" w:sz="4"/>
-              <w:right w:val="single" w:color="BFBFBF" w:sz="4"/>
-            </w:tcBorders>
-            <w:tcMar>
-              <w:top w:type="dxa" w:w="60"/>
-              <w:left w:type="dxa" w:w="100"/>
-              <w:bottom w:type="dxa" w:w="60"/>
-              <w:right w:type="dxa" w:w="100"/>
-            </w:tcMar>
-          </w:tcPr>
-          <w:p>
-            <w:pPr>
-              <w:bidi/>
-              <w:spacing w:after="0"/>
-            </w:pPr>
-            <w:r>
-              <w:rPr>
-                <w:rFonts w:ascii="Arial" w:cs="Arial" w:eastAsia="Arial" w:hAnsi="Arial"/>
-                <w:sz w:val="19"/>
-                <w:szCs w:val="19"/>
-                <w:rtl/>
-              </w:rPr>
-              <w:t xml:space="preserve">רישיונות</w:t>
-            </w:r>
-          </w:p>
-        </w:tc>
-        <w:tc>
-          <w:tcPr>
-            <w:tcW w:type="dxa" w:w="2409"/>
-            <w:tcBorders>
-              <w:top w:val="single" w:color="BFBFBF" w:sz="4"/>
-              <w:left w:val="single" w:color="BFBFBF" w:sz="4"/>
-              <w:bottom w:val="single" w:color="BFBFBF" w:sz="4"/>
-              <w:right w:val="single" w:color="BFBFBF" w:sz="4"/>
-            </w:tcBorders>
-            <w:tcMar>
-              <w:top w:type="dxa" w:w="60"/>
-              <w:left w:type="dxa" w:w="100"/>
-              <w:bottom w:type="dxa" w:w="60"/>
-              <w:right w:type="dxa" w:w="100"/>
-            </w:tcMar>
-          </w:tcPr>
-          <w:p>
-            <w:pPr>
-              <w:bidi/>
-              <w:spacing w:after="0"/>
-            </w:pPr>
-            <w:r>
-              <w:rPr>
-                <w:rFonts w:ascii="Arial" w:cs="Arial" w:eastAsia="Arial" w:hAnsi="Arial"/>
-                <w:sz w:val="19"/>
-                <w:szCs w:val="19"/>
-                <w:rtl/>
-              </w:rPr>
-              <w:t xml:space="preserve">קיימים</w:t>
-            </w:r>
-          </w:p>
-        </w:tc>
-        <w:tc>
-          <w:tcPr>
-            <w:tcW w:type="dxa" w:w="2822"/>
-            <w:tcBorders>
-              <w:top w:val="single" w:color="BFBFBF" w:sz="4"/>
-              <w:left w:val="single" w:color="BFBFBF" w:sz="4"/>
-              <w:bottom w:val="single" w:color="BFBFBF" w:sz="4"/>
-              <w:right w:val="single" w:color="BFBFBF" w:sz="4"/>
-            </w:tcBorders>
-            <w:tcMar>
-              <w:top w:type="dxa" w:w="60"/>
-              <w:left w:type="dxa" w:w="100"/>
-              <w:bottom w:type="dxa" w:w="60"/>
-              <w:right w:type="dxa" w:w="100"/>
-            </w:tcMar>
-          </w:tcPr>
-          <w:p>
-            <w:pPr>
-              <w:bidi/>
-              <w:spacing w:after="0"/>
-            </w:pPr>
-            <w:r>
-              <w:rPr>
-                <w:rFonts w:ascii="Arial" w:cs="Arial" w:eastAsia="Arial" w:hAnsi="Arial"/>
-                <w:sz w:val="19"/>
-                <w:szCs w:val="19"/>
-                <w:rtl/>
-              </w:rPr>
-              <w:t xml:space="preserve">קיימים, ועוד רישיון author למפתח (לבדיקה)</w:t>
-            </w:r>
-          </w:p>
-        </w:tc>
-        <w:tc>
-          <w:tcPr>
-            <w:tcW w:type="dxa" w:w="3099"/>
-            <w:tcBorders>
-              <w:top w:val="single" w:color="BFBFBF" w:sz="4"/>
-              <w:left w:val="single" w:color="BFBFBF" w:sz="4"/>
-              <w:bottom w:val="single" w:color="BFBFBF" w:sz="4"/>
-              <w:right w:val="single" w:color="BFBFBF" w:sz="4"/>
-            </w:tcBorders>
-            <w:tcMar>
-              <w:top w:type="dxa" w:w="60"/>
-              <w:left w:type="dxa" w:w="100"/>
-              <w:bottom w:type="dxa" w:w="60"/>
-              <w:right w:type="dxa" w:w="100"/>
-            </w:tcMar>
-          </w:tcPr>
-          <w:p>
-            <w:pPr>
-              <w:bidi/>
-              <w:spacing w:after="0"/>
-            </w:pPr>
-            <w:r>
-              <w:rPr>
-                <w:rFonts w:ascii="Arial" w:cs="Arial" w:eastAsia="Arial" w:hAnsi="Arial"/>
-                <w:sz w:val="19"/>
-                <w:szCs w:val="19"/>
-                <w:rtl/>
-              </w:rPr>
-              <w:t xml:space="preserve">אין</w:t>
+            <w:tcW w:type="dxa" w:w="1254"/>
+            <w:tcBorders>
+              <w:top w:val="single" w:color="BFBFBF" w:sz="4"/>
+              <w:left w:val="single" w:color="BFBFBF" w:sz="4"/>
+              <w:bottom w:val="single" w:color="BFBFBF" w:sz="4"/>
+              <w:right w:val="single" w:color="BFBFBF" w:sz="4"/>
+            </w:tcBorders>
+            <w:tcMar>
+              <w:top w:type="dxa" w:w="60"/>
+              <w:left w:type="dxa" w:w="100"/>
+              <w:bottom w:type="dxa" w:w="60"/>
+              <w:right w:type="dxa" w:w="100"/>
+            </w:tcMar>
+          </w:tcPr>
+          <w:p>
+            <w:pPr>
+              <w:bidi/>
+              <w:spacing w:after="0"/>
+            </w:pPr>
+            <w:r>
+              <w:rPr>
+                <w:rFonts w:ascii="Arial" w:cs="Arial" w:eastAsia="Arial" w:hAnsi="Arial"/>
+                <w:sz w:val="19"/>
+                <w:szCs w:val="19"/>
+                <w:rtl/>
+              </w:rPr>
+              <w:t xml:space="preserve">הידע אחרי העלייה</w:t>
+            </w:r>
+          </w:p>
+        </w:tc>
+        <w:tc>
+          <w:tcPr>
+            <w:tcW w:type="dxa" w:w="1848"/>
+            <w:tcBorders>
+              <w:top w:val="single" w:color="BFBFBF" w:sz="4"/>
+              <w:left w:val="single" w:color="BFBFBF" w:sz="4"/>
+              <w:bottom w:val="single" w:color="BFBFBF" w:sz="4"/>
+              <w:right w:val="single" w:color="BFBFBF" w:sz="4"/>
+            </w:tcBorders>
+            <w:tcMar>
+              <w:top w:type="dxa" w:w="60"/>
+              <w:left w:type="dxa" w:w="100"/>
+              <w:bottom w:type="dxa" w:w="60"/>
+              <w:right w:type="dxa" w:w="100"/>
+            </w:tcMar>
+          </w:tcPr>
+          <w:p>
+            <w:pPr>
+              <w:bidi/>
+              <w:spacing w:after="0"/>
+            </w:pPr>
+            <w:r>
+              <w:rPr>
+                <w:rFonts w:ascii="Arial" w:cs="Arial" w:eastAsia="Arial" w:hAnsi="Arial"/>
+                <w:sz w:val="19"/>
+                <w:szCs w:val="19"/>
+                <w:rtl/>
+              </w:rPr>
+              <w:t xml:space="preserve">אצל היועץ, ותלוי בהעברה בסוף</w:t>
+            </w:r>
+          </w:p>
+        </w:tc>
+        <w:tc>
+          <w:tcPr>
+            <w:tcW w:type="dxa" w:w="3764"/>
+            <w:tcBorders>
+              <w:top w:val="single" w:color="BFBFBF" w:sz="4"/>
+              <w:left w:val="single" w:color="BFBFBF" w:sz="4"/>
+              <w:bottom w:val="single" w:color="BFBFBF" w:sz="4"/>
+              <w:right w:val="single" w:color="BFBFBF" w:sz="4"/>
+            </w:tcBorders>
+            <w:tcMar>
+              <w:top w:type="dxa" w:w="60"/>
+              <w:left w:type="dxa" w:w="100"/>
+              <w:bottom w:type="dxa" w:w="60"/>
+              <w:right w:type="dxa" w:w="100"/>
+            </w:tcMar>
+          </w:tcPr>
+          <w:p>
+            <w:pPr>
+              <w:bidi/>
+              <w:spacing w:after="0"/>
+            </w:pPr>
+            <w:r>
+              <w:rPr>
+                <w:rFonts w:ascii="Arial" w:cs="Arial" w:eastAsia="Arial" w:hAnsi="Arial"/>
+                <w:b/>
+                <w:bCs/>
+                <w:sz w:val="19"/>
+                <w:szCs w:val="19"/>
+                <w:rtl/>
+              </w:rPr>
+              <w:t xml:space="preserve">עובר למפתח במהלך הבנייה, ולא בסוף</w:t>
+            </w:r>
+          </w:p>
+        </w:tc>
+        <w:tc>
+          <w:tcPr>
+            <w:tcW w:type="dxa" w:w="2772"/>
+            <w:tcBorders>
+              <w:top w:val="single" w:color="BFBFBF" w:sz="4"/>
+              <w:left w:val="single" w:color="BFBFBF" w:sz="4"/>
+              <w:bottom w:val="single" w:color="BFBFBF" w:sz="4"/>
+              <w:right w:val="single" w:color="BFBFBF" w:sz="4"/>
+            </w:tcBorders>
+            <w:tcMar>
+              <w:top w:type="dxa" w:w="60"/>
+              <w:left w:type="dxa" w:w="100"/>
+              <w:bottom w:type="dxa" w:w="60"/>
+              <w:right w:type="dxa" w:w="100"/>
+            </w:tcMar>
+          </w:tcPr>
+          <w:p>
+            <w:pPr>
+              <w:bidi/>
+              <w:spacing w:after="0"/>
+            </w:pPr>
+            <w:r>
+              <w:rPr>
+                <w:rFonts w:ascii="Arial" w:cs="Arial" w:eastAsia="Arial" w:hAnsi="Arial"/>
+                <w:sz w:val="19"/>
+                <w:szCs w:val="19"/>
+                <w:rtl/>
+              </w:rPr>
+              <w:t xml:space="preserve">בבית, אבל נבנה בניסוי וטעייה</w:t>
             </w:r>
           </w:p>
         </w:tc>
@@ -1043,129 +1045,129 @@
         </w:trPr>
         <w:tc>
           <w:tcPr>
-            <w:tcW w:type="dxa" w:w="1308"/>
-            <w:tcBorders>
-              <w:top w:val="single" w:color="BFBFBF" w:sz="4"/>
-              <w:left w:val="single" w:color="BFBFBF" w:sz="4"/>
-              <w:bottom w:val="single" w:color="BFBFBF" w:sz="4"/>
-              <w:right w:val="single" w:color="BFBFBF" w:sz="4"/>
-            </w:tcBorders>
-            <w:tcMar>
-              <w:top w:type="dxa" w:w="60"/>
-              <w:left w:type="dxa" w:w="100"/>
-              <w:bottom w:type="dxa" w:w="60"/>
-              <w:right w:type="dxa" w:w="100"/>
-            </w:tcMar>
-          </w:tcPr>
-          <w:p>
-            <w:pPr>
-              <w:bidi/>
-              <w:spacing w:after="0"/>
-            </w:pPr>
-            <w:r>
-              <w:rPr>
-                <w:rFonts w:ascii="Arial" w:cs="Arial" w:eastAsia="Arial" w:hAnsi="Arial"/>
-                <w:sz w:val="19"/>
-                <w:szCs w:val="19"/>
-                <w:rtl/>
-              </w:rPr>
-              <w:t xml:space="preserve">הידע אחרי העלייה</w:t>
-            </w:r>
-          </w:p>
-        </w:tc>
-        <w:tc>
-          <w:tcPr>
-            <w:tcW w:type="dxa" w:w="2409"/>
-            <w:tcBorders>
-              <w:top w:val="single" w:color="BFBFBF" w:sz="4"/>
-              <w:left w:val="single" w:color="BFBFBF" w:sz="4"/>
-              <w:bottom w:val="single" w:color="BFBFBF" w:sz="4"/>
-              <w:right w:val="single" w:color="BFBFBF" w:sz="4"/>
-            </w:tcBorders>
-            <w:tcMar>
-              <w:top w:type="dxa" w:w="60"/>
-              <w:left w:type="dxa" w:w="100"/>
-              <w:bottom w:type="dxa" w:w="60"/>
-              <w:right w:type="dxa" w:w="100"/>
-            </w:tcMar>
-          </w:tcPr>
-          <w:p>
-            <w:pPr>
-              <w:bidi/>
-              <w:spacing w:after="0"/>
-            </w:pPr>
-            <w:r>
-              <w:rPr>
-                <w:rFonts w:ascii="Arial" w:cs="Arial" w:eastAsia="Arial" w:hAnsi="Arial"/>
-                <w:sz w:val="19"/>
-                <w:szCs w:val="19"/>
-                <w:rtl/>
-              </w:rPr>
-              <w:t xml:space="preserve">אצל היועץ, ותלוי בהעברה מסודרת</w:t>
-            </w:r>
-          </w:p>
-        </w:tc>
-        <w:tc>
-          <w:tcPr>
-            <w:tcW w:type="dxa" w:w="2822"/>
-            <w:tcBorders>
-              <w:top w:val="single" w:color="BFBFBF" w:sz="4"/>
-              <w:left w:val="single" w:color="BFBFBF" w:sz="4"/>
-              <w:bottom w:val="single" w:color="BFBFBF" w:sz="4"/>
-              <w:right w:val="single" w:color="BFBFBF" w:sz="4"/>
-            </w:tcBorders>
-            <w:tcMar>
-              <w:top w:type="dxa" w:w="60"/>
-              <w:left w:type="dxa" w:w="100"/>
-              <w:bottom w:type="dxa" w:w="60"/>
-              <w:right w:type="dxa" w:w="100"/>
-            </w:tcMar>
-          </w:tcPr>
-          <w:p>
-            <w:pPr>
-              <w:bidi/>
-              <w:spacing w:after="0"/>
-            </w:pPr>
-            <w:r>
-              <w:rPr>
-                <w:rFonts w:ascii="Arial" w:cs="Arial" w:eastAsia="Arial" w:hAnsi="Arial"/>
-                <w:sz w:val="19"/>
-                <w:szCs w:val="19"/>
-                <w:rtl/>
-              </w:rPr>
-              <w:t xml:space="preserve">בבית מהיום הראשון</w:t>
-            </w:r>
-          </w:p>
-        </w:tc>
-        <w:tc>
-          <w:tcPr>
-            <w:tcW w:type="dxa" w:w="3099"/>
-            <w:tcBorders>
-              <w:top w:val="single" w:color="BFBFBF" w:sz="4"/>
-              <w:left w:val="single" w:color="BFBFBF" w:sz="4"/>
-              <w:bottom w:val="single" w:color="BFBFBF" w:sz="4"/>
-              <w:right w:val="single" w:color="BFBFBF" w:sz="4"/>
-            </w:tcBorders>
-            <w:tcMar>
-              <w:top w:type="dxa" w:w="60"/>
-              <w:left w:type="dxa" w:w="100"/>
-              <w:bottom w:type="dxa" w:w="60"/>
-              <w:right w:type="dxa" w:w="100"/>
-            </w:tcMar>
-          </w:tcPr>
-          <w:p>
-            <w:pPr>
-              <w:bidi/>
-              <w:spacing w:after="0"/>
-            </w:pPr>
-            <w:r>
-              <w:rPr>
-                <w:rFonts w:ascii="Arial" w:cs="Arial" w:eastAsia="Arial" w:hAnsi="Arial"/>
-                <w:sz w:val="19"/>
-                <w:szCs w:val="19"/>
-                <w:rtl/>
-              </w:rPr>
-              <w:t xml:space="preserve">בבית</w:t>
+            <w:tcW w:type="dxa" w:w="1254"/>
+            <w:tcBorders>
+              <w:top w:val="single" w:color="BFBFBF" w:sz="4"/>
+              <w:left w:val="single" w:color="BFBFBF" w:sz="4"/>
+              <w:bottom w:val="single" w:color="BFBFBF" w:sz="4"/>
+              <w:right w:val="single" w:color="BFBFBF" w:sz="4"/>
+            </w:tcBorders>
+            <w:tcMar>
+              <w:top w:type="dxa" w:w="60"/>
+              <w:left w:type="dxa" w:w="100"/>
+              <w:bottom w:type="dxa" w:w="60"/>
+              <w:right w:type="dxa" w:w="100"/>
+            </w:tcMar>
+          </w:tcPr>
+          <w:p>
+            <w:pPr>
+              <w:bidi/>
+              <w:spacing w:after="0"/>
+            </w:pPr>
+            <w:r>
+              <w:rPr>
+                <w:rFonts w:ascii="Arial" w:cs="Arial" w:eastAsia="Arial" w:hAnsi="Arial"/>
+                <w:sz w:val="19"/>
+                <w:szCs w:val="19"/>
+                <w:rtl/>
+              </w:rPr>
+              <w:t xml:space="preserve">גל שני</w:t>
+            </w:r>
+          </w:p>
+        </w:tc>
+        <w:tc>
+          <w:tcPr>
+            <w:tcW w:type="dxa" w:w="1848"/>
+            <w:tcBorders>
+              <w:top w:val="single" w:color="BFBFBF" w:sz="4"/>
+              <w:left w:val="single" w:color="BFBFBF" w:sz="4"/>
+              <w:bottom w:val="single" w:color="BFBFBF" w:sz="4"/>
+              <w:right w:val="single" w:color="BFBFBF" w:sz="4"/>
+            </w:tcBorders>
+            <w:tcMar>
+              <w:top w:type="dxa" w:w="60"/>
+              <w:left w:type="dxa" w:w="100"/>
+              <w:bottom w:type="dxa" w:w="60"/>
+              <w:right w:type="dxa" w:w="100"/>
+            </w:tcMar>
+          </w:tcPr>
+          <w:p>
+            <w:pPr>
+              <w:bidi/>
+              <w:spacing w:after="0"/>
+            </w:pPr>
+            <w:r>
+              <w:rPr>
+                <w:rFonts w:ascii="Arial" w:cs="Arial" w:eastAsia="Arial" w:hAnsi="Arial"/>
+                <w:sz w:val="19"/>
+                <w:szCs w:val="19"/>
+                <w:rtl/>
+              </w:rPr>
+              <w:t xml:space="preserve">תלות ביועץ</w:t>
+            </w:r>
+          </w:p>
+        </w:tc>
+        <w:tc>
+          <w:tcPr>
+            <w:tcW w:type="dxa" w:w="3764"/>
+            <w:tcBorders>
+              <w:top w:val="single" w:color="BFBFBF" w:sz="4"/>
+              <w:left w:val="single" w:color="BFBFBF" w:sz="4"/>
+              <w:bottom w:val="single" w:color="BFBFBF" w:sz="4"/>
+              <w:right w:val="single" w:color="BFBFBF" w:sz="4"/>
+            </w:tcBorders>
+            <w:tcMar>
+              <w:top w:type="dxa" w:w="60"/>
+              <w:left w:type="dxa" w:w="100"/>
+              <w:bottom w:type="dxa" w:w="60"/>
+              <w:right w:type="dxa" w:w="100"/>
+            </w:tcMar>
+          </w:tcPr>
+          <w:p>
+            <w:pPr>
+              <w:bidi/>
+              <w:spacing w:after="0"/>
+            </w:pPr>
+            <w:r>
+              <w:rPr>
+                <w:rFonts w:ascii="Arial" w:cs="Arial" w:eastAsia="Arial" w:hAnsi="Arial"/>
+                <w:sz w:val="19"/>
+                <w:szCs w:val="19"/>
+                <w:rtl/>
+              </w:rPr>
+              <w:t xml:space="preserve">המפתח בונה, והיועץ בודק</w:t>
+            </w:r>
+          </w:p>
+        </w:tc>
+        <w:tc>
+          <w:tcPr>
+            <w:tcW w:type="dxa" w:w="2772"/>
+            <w:tcBorders>
+              <w:top w:val="single" w:color="BFBFBF" w:sz="4"/>
+              <w:left w:val="single" w:color="BFBFBF" w:sz="4"/>
+              <w:bottom w:val="single" w:color="BFBFBF" w:sz="4"/>
+              <w:right w:val="single" w:color="BFBFBF" w:sz="4"/>
+            </w:tcBorders>
+            <w:tcMar>
+              <w:top w:type="dxa" w:w="60"/>
+              <w:left w:type="dxa" w:w="100"/>
+              <w:bottom w:type="dxa" w:w="60"/>
+              <w:right w:type="dxa" w:w="100"/>
+            </w:tcMar>
+          </w:tcPr>
+          <w:p>
+            <w:pPr>
+              <w:bidi/>
+              <w:spacing w:after="0"/>
+            </w:pPr>
+            <w:r>
+              <w:rPr>
+                <w:rFonts w:ascii="Arial" w:cs="Arial" w:eastAsia="Arial" w:hAnsi="Arial"/>
+                <w:sz w:val="19"/>
+                <w:szCs w:val="19"/>
+                <w:rtl/>
+              </w:rPr>
+              <w:t xml:space="preserve">המפתח לבד</w:t>
             </w:r>
           </w:p>
         </w:tc>
@@ -1176,262 +1178,129 @@
         </w:trPr>
         <w:tc>
           <w:tcPr>
-            <w:tcW w:type="dxa" w:w="1308"/>
-            <w:tcBorders>
-              <w:top w:val="single" w:color="BFBFBF" w:sz="4"/>
-              <w:left w:val="single" w:color="BFBFBF" w:sz="4"/>
-              <w:bottom w:val="single" w:color="BFBFBF" w:sz="4"/>
-              <w:right w:val="single" w:color="BFBFBF" w:sz="4"/>
-            </w:tcBorders>
-            <w:tcMar>
-              <w:top w:type="dxa" w:w="60"/>
-              <w:left w:type="dxa" w:w="100"/>
-              <w:bottom w:type="dxa" w:w="60"/>
-              <w:right w:type="dxa" w:w="100"/>
-            </w:tcMar>
-          </w:tcPr>
-          <w:p>
-            <w:pPr>
-              <w:bidi/>
-              <w:spacing w:after="0"/>
-            </w:pPr>
-            <w:r>
-              <w:rPr>
-                <w:rFonts w:ascii="Arial" w:cs="Arial" w:eastAsia="Arial" w:hAnsi="Arial"/>
-                <w:sz w:val="19"/>
-                <w:szCs w:val="19"/>
-                <w:rtl/>
-              </w:rPr>
-              <w:t xml:space="preserve">גלים אנליטיים</w:t>
-            </w:r>
-          </w:p>
-        </w:tc>
-        <w:tc>
-          <w:tcPr>
-            <w:tcW w:type="dxa" w:w="2409"/>
-            <w:tcBorders>
-              <w:top w:val="single" w:color="BFBFBF" w:sz="4"/>
-              <w:left w:val="single" w:color="BFBFBF" w:sz="4"/>
-              <w:bottom w:val="single" w:color="BFBFBF" w:sz="4"/>
-              <w:right w:val="single" w:color="BFBFBF" w:sz="4"/>
-            </w:tcBorders>
-            <w:tcMar>
-              <w:top w:type="dxa" w:w="60"/>
-              <w:left w:type="dxa" w:w="100"/>
-              <w:bottom w:type="dxa" w:w="60"/>
-              <w:right w:type="dxa" w:w="100"/>
-            </w:tcMar>
-          </w:tcPr>
-          <w:p>
-            <w:pPr>
-              <w:bidi/>
-              <w:spacing w:after="0"/>
-            </w:pPr>
-            <w:r>
-              <w:rPr>
-                <w:rFonts w:ascii="Arial" w:cs="Arial" w:eastAsia="Arial" w:hAnsi="Arial"/>
-                <w:sz w:val="19"/>
-                <w:szCs w:val="19"/>
-                <w:rtl/>
-              </w:rPr>
-              <w:t xml:space="preserve">גרפים מובנים</w:t>
-            </w:r>
-          </w:p>
-        </w:tc>
-        <w:tc>
-          <w:tcPr>
-            <w:tcW w:type="dxa" w:w="2822"/>
-            <w:tcBorders>
-              <w:top w:val="single" w:color="BFBFBF" w:sz="4"/>
-              <w:left w:val="single" w:color="BFBFBF" w:sz="4"/>
-              <w:bottom w:val="single" w:color="BFBFBF" w:sz="4"/>
-              <w:right w:val="single" w:color="BFBFBF" w:sz="4"/>
-            </w:tcBorders>
-            <w:tcMar>
-              <w:top w:type="dxa" w:w="60"/>
-              <w:left w:type="dxa" w:w="100"/>
-              <w:bottom w:type="dxa" w:w="60"/>
-              <w:right w:type="dxa" w:w="100"/>
-            </w:tcMar>
-          </w:tcPr>
-          <w:p>
-            <w:pPr>
-              <w:bidi/>
-              <w:spacing w:after="0"/>
-            </w:pPr>
-            <w:r>
-              <w:rPr>
-                <w:rFonts w:ascii="Arial" w:cs="Arial" w:eastAsia="Arial" w:hAnsi="Arial"/>
-                <w:sz w:val="19"/>
-                <w:szCs w:val="19"/>
-                <w:rtl/>
-              </w:rPr>
-              <w:t xml:space="preserve">גרפים מובנים</w:t>
-            </w:r>
-          </w:p>
-        </w:tc>
-        <w:tc>
-          <w:tcPr>
-            <w:tcW w:type="dxa" w:w="3099"/>
-            <w:tcBorders>
-              <w:top w:val="single" w:color="BFBFBF" w:sz="4"/>
-              <w:left w:val="single" w:color="BFBFBF" w:sz="4"/>
-              <w:bottom w:val="single" w:color="BFBFBF" w:sz="4"/>
-              <w:right w:val="single" w:color="BFBFBF" w:sz="4"/>
-            </w:tcBorders>
-            <w:tcMar>
-              <w:top w:type="dxa" w:w="60"/>
-              <w:left w:type="dxa" w:w="100"/>
-              <w:bottom w:type="dxa" w:w="60"/>
-              <w:right w:type="dxa" w:w="100"/>
-            </w:tcMar>
-          </w:tcPr>
-          <w:p>
-            <w:pPr>
-              <w:bidi/>
-              <w:spacing w:after="0"/>
-            </w:pPr>
-            <w:r>
-              <w:rPr>
-                <w:rFonts w:ascii="Arial" w:cs="Arial" w:eastAsia="Arial" w:hAnsi="Arial"/>
-                <w:sz w:val="19"/>
-                <w:szCs w:val="19"/>
-                <w:rtl/>
-              </w:rPr>
-              <w:t xml:space="preserve">כל גרף בקוד, פי 2 בערך</w:t>
-            </w:r>
-          </w:p>
-        </w:tc>
-      </w:tr>
-      <w:tr>
-        <w:trPr>
-          <w:tblHeader w:val="false"/>
-        </w:trPr>
-        <w:tc>
-          <w:tcPr>
-            <w:tcW w:type="dxa" w:w="1308"/>
-            <w:tcBorders>
-              <w:top w:val="single" w:color="BFBFBF" w:sz="4"/>
-              <w:left w:val="single" w:color="BFBFBF" w:sz="4"/>
-              <w:bottom w:val="single" w:color="BFBFBF" w:sz="4"/>
-              <w:right w:val="single" w:color="BFBFBF" w:sz="4"/>
-            </w:tcBorders>
-            <w:tcMar>
-              <w:top w:type="dxa" w:w="60"/>
-              <w:left w:type="dxa" w:w="100"/>
-              <w:bottom w:type="dxa" w:w="60"/>
-              <w:right w:type="dxa" w:w="100"/>
-            </w:tcMar>
-          </w:tcPr>
-          <w:p>
-            <w:pPr>
-              <w:bidi/>
-              <w:spacing w:after="0"/>
-            </w:pPr>
-            <w:r>
-              <w:rPr>
-                <w:rFonts w:ascii="Arial" w:cs="Arial" w:eastAsia="Arial" w:hAnsi="Arial"/>
-                <w:sz w:val="19"/>
-                <w:szCs w:val="19"/>
-                <w:rtl/>
-              </w:rPr>
-              <w:t xml:space="preserve">תחזוקה</w:t>
-            </w:r>
-          </w:p>
-        </w:tc>
-        <w:tc>
-          <w:tcPr>
-            <w:tcW w:type="dxa" w:w="2409"/>
-            <w:tcBorders>
-              <w:top w:val="single" w:color="BFBFBF" w:sz="4"/>
-              <w:left w:val="single" w:color="BFBFBF" w:sz="4"/>
-              <w:bottom w:val="single" w:color="BFBFBF" w:sz="4"/>
-              <w:right w:val="single" w:color="BFBFBF" w:sz="4"/>
-            </w:tcBorders>
-            <w:tcMar>
-              <w:top w:type="dxa" w:w="60"/>
-              <w:left w:type="dxa" w:w="100"/>
-              <w:bottom w:type="dxa" w:w="60"/>
-              <w:right w:type="dxa" w:w="100"/>
-            </w:tcMar>
-          </w:tcPr>
-          <w:p>
-            <w:pPr>
-              <w:bidi/>
-              <w:spacing w:after="0"/>
-            </w:pPr>
-            <w:r>
-              <w:rPr>
-                <w:rFonts w:ascii="Arial" w:cs="Arial" w:eastAsia="Arial" w:hAnsi="Arial"/>
-                <w:sz w:val="19"/>
-                <w:szCs w:val="19"/>
-                <w:rtl/>
-              </w:rPr>
-              <w:t xml:space="preserve">IT, עם תלות ביועץ</w:t>
-            </w:r>
-          </w:p>
-        </w:tc>
-        <w:tc>
-          <w:tcPr>
-            <w:tcW w:type="dxa" w:w="2822"/>
-            <w:tcBorders>
-              <w:top w:val="single" w:color="BFBFBF" w:sz="4"/>
-              <w:left w:val="single" w:color="BFBFBF" w:sz="4"/>
-              <w:bottom w:val="single" w:color="BFBFBF" w:sz="4"/>
-              <w:right w:val="single" w:color="BFBFBF" w:sz="4"/>
-            </w:tcBorders>
-            <w:tcMar>
-              <w:top w:type="dxa" w:w="60"/>
-              <w:left w:type="dxa" w:w="100"/>
-              <w:bottom w:type="dxa" w:w="60"/>
-              <w:right w:type="dxa" w:w="100"/>
-            </w:tcMar>
-          </w:tcPr>
-          <w:p>
-            <w:pPr>
-              <w:bidi/>
-              <w:spacing w:after="0"/>
-            </w:pPr>
-            <w:r>
-              <w:rPr>
-                <w:rFonts w:ascii="Arial" w:cs="Arial" w:eastAsia="Arial" w:hAnsi="Arial"/>
-                <w:sz w:val="19"/>
-                <w:szCs w:val="19"/>
-                <w:rtl/>
-              </w:rPr>
-              <w:t xml:space="preserve">כ-0.2 משרת מפתח ו-0.1 משרת DBA</w:t>
-            </w:r>
-          </w:p>
-        </w:tc>
-        <w:tc>
-          <w:tcPr>
-            <w:tcW w:type="dxa" w:w="3099"/>
-            <w:tcBorders>
-              <w:top w:val="single" w:color="BFBFBF" w:sz="4"/>
-              <w:left w:val="single" w:color="BFBFBF" w:sz="4"/>
-              <w:bottom w:val="single" w:color="BFBFBF" w:sz="4"/>
-              <w:right w:val="single" w:color="BFBFBF" w:sz="4"/>
-            </w:tcBorders>
-            <w:tcMar>
-              <w:top w:type="dxa" w:w="60"/>
-              <w:left w:type="dxa" w:w="100"/>
-              <w:bottom w:type="dxa" w:w="60"/>
-              <w:right w:type="dxa" w:w="100"/>
-            </w:tcMar>
-          </w:tcPr>
-          <w:p>
-            <w:pPr>
-              <w:bidi/>
-              <w:spacing w:after="0"/>
-            </w:pPr>
-            <w:r>
-              <w:rPr>
-                <w:rFonts w:ascii="Arial" w:cs="Arial" w:eastAsia="Arial" w:hAnsi="Arial"/>
-                <w:sz w:val="19"/>
-                <w:szCs w:val="19"/>
-                <w:rtl/>
-              </w:rPr>
-              <w:t xml:space="preserve">כ-0.3 משרת מפתח ו-0.1 משרת DBA, וכל הקוד שלכם</w:t>
+            <w:tcW w:type="dxa" w:w="1254"/>
+            <w:tcBorders>
+              <w:top w:val="single" w:color="BFBFBF" w:sz="4"/>
+              <w:left w:val="single" w:color="BFBFBF" w:sz="4"/>
+              <w:bottom w:val="single" w:color="BFBFBF" w:sz="4"/>
+              <w:right w:val="single" w:color="BFBFBF" w:sz="4"/>
+            </w:tcBorders>
+            <w:tcMar>
+              <w:top w:type="dxa" w:w="60"/>
+              <w:left w:type="dxa" w:w="100"/>
+              <w:bottom w:type="dxa" w:w="60"/>
+              <w:right w:type="dxa" w:w="100"/>
+            </w:tcMar>
+          </w:tcPr>
+          <w:p>
+            <w:pPr>
+              <w:bidi/>
+              <w:spacing w:after="0"/>
+            </w:pPr>
+            <w:r>
+              <w:rPr>
+                <w:rFonts w:ascii="Arial" w:cs="Arial" w:eastAsia="Arial" w:hAnsi="Arial"/>
+                <w:sz w:val="19"/>
+                <w:szCs w:val="19"/>
+                <w:rtl/>
+              </w:rPr>
+              <w:t xml:space="preserve">סיכון עיקרי</w:t>
+            </w:r>
+          </w:p>
+        </w:tc>
+        <w:tc>
+          <w:tcPr>
+            <w:tcW w:type="dxa" w:w="1848"/>
+            <w:tcBorders>
+              <w:top w:val="single" w:color="BFBFBF" w:sz="4"/>
+              <w:left w:val="single" w:color="BFBFBF" w:sz="4"/>
+              <w:bottom w:val="single" w:color="BFBFBF" w:sz="4"/>
+              <w:right w:val="single" w:color="BFBFBF" w:sz="4"/>
+            </w:tcBorders>
+            <w:tcMar>
+              <w:top w:type="dxa" w:w="60"/>
+              <w:left w:type="dxa" w:w="100"/>
+              <w:bottom w:type="dxa" w:w="60"/>
+              <w:right w:type="dxa" w:w="100"/>
+            </w:tcMar>
+          </w:tcPr>
+          <w:p>
+            <w:pPr>
+              <w:bidi/>
+              <w:spacing w:after="0"/>
+            </w:pPr>
+            <w:r>
+              <w:rPr>
+                <w:rFonts w:ascii="Arial" w:cs="Arial" w:eastAsia="Arial" w:hAnsi="Arial"/>
+                <w:sz w:val="19"/>
+                <w:szCs w:val="19"/>
+                <w:rtl/>
+              </w:rPr>
+              <w:t xml:space="preserve">אין מי שמתחזק כשהיועץ עוזב</w:t>
+            </w:r>
+          </w:p>
+        </w:tc>
+        <w:tc>
+          <w:tcPr>
+            <w:tcW w:type="dxa" w:w="3764"/>
+            <w:tcBorders>
+              <w:top w:val="single" w:color="BFBFBF" w:sz="4"/>
+              <w:left w:val="single" w:color="BFBFBF" w:sz="4"/>
+              <w:bottom w:val="single" w:color="BFBFBF" w:sz="4"/>
+              <w:right w:val="single" w:color="BFBFBF" w:sz="4"/>
+            </w:tcBorders>
+            <w:tcMar>
+              <w:top w:type="dxa" w:w="60"/>
+              <w:left w:type="dxa" w:w="100"/>
+              <w:bottom w:type="dxa" w:w="60"/>
+              <w:right w:type="dxa" w:w="100"/>
+            </w:tcMar>
+          </w:tcPr>
+          <w:p>
+            <w:pPr>
+              <w:bidi/>
+              <w:spacing w:after="0"/>
+            </w:pPr>
+            <w:r>
+              <w:rPr>
+                <w:rFonts w:ascii="Arial" w:cs="Arial" w:eastAsia="Arial" w:hAnsi="Arial"/>
+                <w:sz w:val="19"/>
+                <w:szCs w:val="19"/>
+                <w:rtl/>
+              </w:rPr>
+              <w:t xml:space="preserve">העברת ידע שטחית (סעיף 5)</w:t>
+            </w:r>
+          </w:p>
+        </w:tc>
+        <w:tc>
+          <w:tcPr>
+            <w:tcW w:type="dxa" w:w="2772"/>
+            <w:tcBorders>
+              <w:top w:val="single" w:color="BFBFBF" w:sz="4"/>
+              <w:left w:val="single" w:color="BFBFBF" w:sz="4"/>
+              <w:bottom w:val="single" w:color="BFBFBF" w:sz="4"/>
+              <w:right w:val="single" w:color="BFBFBF" w:sz="4"/>
+            </w:tcBorders>
+            <w:tcMar>
+              <w:top w:type="dxa" w:w="60"/>
+              <w:left w:type="dxa" w:w="100"/>
+              <w:bottom w:type="dxa" w:w="60"/>
+              <w:right w:type="dxa" w:w="100"/>
+            </w:tcMar>
+          </w:tcPr>
+          <w:p>
+            <w:pPr>
+              <w:bidi/>
+              <w:spacing w:after="0"/>
+            </w:pPr>
+            <w:r>
+              <w:rPr>
+                <w:rFonts w:ascii="Arial" w:cs="Arial" w:eastAsia="Arial" w:hAnsi="Arial"/>
+                <w:sz w:val="19"/>
+                <w:szCs w:val="19"/>
+                <w:rtl/>
+              </w:rPr>
+              <w:t xml:space="preserve">איכות ולוח זמנים</w:t>
             </w:r>
           </w:p>
         </w:tc>
@@ -1462,7 +1331,7 @@
           <w:rFonts w:ascii="Arial" w:cs="Arial" w:eastAsia="Arial" w:hAnsi="Arial"/>
           <w:rtl/>
         </w:rPr>
-        <w:t xml:space="preserve"> זו החלופה הנכונה. היא משאירה את הידע בבית כמו פיתוח מאפס, אבל משתמשת בכל מה ש-Spotfire כבר נותן: גרפים, מסננים, הרשאות, תצוגה לטלפון ודוחות. את הקוד כותבים רק במקום שבו אין ברירה.</w:t>
+        <w:t xml:space="preserve"> יועץ ומפתח פנימי. אחרי שהוחלט שהמפתח וה-DBA מתחזקים ומפתחים את הגלים הבאים, זו הדרך היחידה שבה יש בבית מי שמכיר את המערכת ביום העלייה לאוויר.</w:t>
       </w:r>
     </w:p>
     <w:p>
@@ -1499,14 +1368,14 @@
           <w:bCs/>
           <w:rtl/>
         </w:rPr>
-        <w:t xml:space="preserve">בדיקת היתכנות בשבוע 1.</w:t>
+        <w:t xml:space="preserve">בדיקת היתכנות של רענון אוטומטי בשבוע 1</w:t>
       </w:r>
       <w:r>
         <w:rPr>
           <w:rFonts w:ascii="Arial" w:cs="Arial" w:eastAsia="Arial" w:hAnsi="Arial"/>
           <w:rtl/>
         </w:rPr>
-        <w:t xml:space="preserve"> צריך לוודא ש-Spotfire Cloud שלכם מאפשר את ההתאמות שהמסך החי צריך, ובראשן רענון אוטומטי בלי לחיצה (סעיף 3, C1). זה הסיכון הטכני היחיד שיכול לשנות את התוכנית.</w:t>
+        <w:t xml:space="preserve"> (C1 בסעיף 3). זה הסיכון הטכני היחיד שיכול לשנות את התוכנית.</w:t>
       </w:r>
     </w:p>
     <w:p>
@@ -1527,14 +1396,14 @@
           <w:bCs/>
           <w:rtl/>
         </w:rPr>
-        <w:t xml:space="preserve">המפתח צריך ידע ב-Spotfire.</w:t>
+        <w:t xml:space="preserve">העברת ידע אמיתית, לא צפייה.</w:t>
       </w:r>
       <w:r>
         <w:rPr>
           <w:rFonts w:ascii="Arial" w:cs="Arial" w:eastAsia="Arial" w:hAnsi="Arial"/>
           <w:rtl/>
         </w:rPr>
-        <w:t xml:space="preserve"> אם אין לו ניסיון, צריך הדרכה של כמה ימים או ליווי קצר של מומחה. זה זול בהרבה מיועץ שבונה הכול.</w:t>
+        <w:t xml:space="preserve"> המפתח בונה בעצמו חלקים מה-MVP, והיועץ בודק. ההעברה נחשבת גמורה רק כשהמפתח מבצע שינוי ומשחרר אותו לבד (סעיף 5).</w:t>
       </w:r>
     </w:p>
     <w:p>
@@ -1636,7 +1505,7 @@
           <w:rFonts w:ascii="Arial" w:cs="Arial" w:eastAsia="Arial" w:hAnsi="Arial"/>
           <w:rtl/>
         </w:rPr>
-        <w:t xml:space="preserve"> משתמשים תמיד בשכבה הנמוכה ביותר שפותרת את הצורך. כל שכבה מעל מוסיפה תחזוקה, ובשכבות העליונות גם סיכון שעדכון של Spotfire ישבור משהו.</w:t>
+        <w:t xml:space="preserve"> משתמשים תמיד בשכבה הנמוכה ביותר שפותרת את הצורך. כל שכבה מעל מוסיפה תחזוקה, ובשכבות העליונות גם סיכון שעדכון של Spotfire ישבור משהו. הכלל הזה חשוב במיוחד כשהמפתח שיתחזק את המערכת עוד לומד את הכלי.</w:t>
       </w:r>
     </w:p>
     <w:tbl>
@@ -1654,10 +1523,10 @@
         <w:tblLayout w:type="fixed"/>
       </w:tblPr>
       <w:tblGrid>
-        <w:gridCol w:w="1689"/>
-        <w:gridCol w:w="3244"/>
+        <w:gridCol w:w="1657"/>
+        <w:gridCol w:w="3348"/>
         <w:gridCol w:w="950"/>
-        <w:gridCol w:w="3755"/>
+        <w:gridCol w:w="3683"/>
       </w:tblGrid>
       <w:tr>
         <w:trPr>
@@ -1665,7 +1534,7 @@
         </w:trPr>
         <w:tc>
           <w:tcPr>
-            <w:tcW w:type="dxa" w:w="1689"/>
+            <w:tcW w:type="dxa" w:w="1657"/>
             <w:tcBorders>
               <w:top w:val="single" w:color="BFBFBF" w:sz="4"/>
               <w:left w:val="single" w:color="BFBFBF" w:sz="4"/>
@@ -1700,7 +1569,7 @@
         </w:tc>
         <w:tc>
           <w:tcPr>
-            <w:tcW w:type="dxa" w:w="3244"/>
+            <w:tcW w:type="dxa" w:w="3348"/>
             <w:tcBorders>
               <w:top w:val="single" w:color="BFBFBF" w:sz="4"/>
               <w:left w:val="single" w:color="BFBFBF" w:sz="4"/>
@@ -1770,7 +1639,7 @@
         </w:tc>
         <w:tc>
           <w:tcPr>
-            <w:tcW w:type="dxa" w:w="3755"/>
+            <w:tcW w:type="dxa" w:w="3683"/>
             <w:tcBorders>
               <w:top w:val="single" w:color="BFBFBF" w:sz="4"/>
               <w:left w:val="single" w:color="BFBFBF" w:sz="4"/>
@@ -1810,7 +1679,7 @@
         </w:trPr>
         <w:tc>
           <w:tcPr>
-            <w:tcW w:type="dxa" w:w="1689"/>
+            <w:tcW w:type="dxa" w:w="1657"/>
             <w:tcBorders>
               <w:top w:val="single" w:color="BFBFBF" w:sz="4"/>
               <w:left w:val="single" w:color="BFBFBF" w:sz="4"/>
@@ -1844,7 +1713,7 @@
         </w:tc>
         <w:tc>
           <w:tcPr>
-            <w:tcW w:type="dxa" w:w="3244"/>
+            <w:tcW w:type="dxa" w:w="3348"/>
             <w:tcBorders>
               <w:top w:val="single" w:color="BFBFBF" w:sz="4"/>
               <w:left w:val="single" w:color="BFBFBF" w:sz="4"/>
@@ -1902,13 +1771,13 @@
                 <w:szCs w:val="19"/>
                 <w:rtl/>
               </w:rPr>
-              <w:t xml:space="preserve">מפתח</w:t>
-            </w:r>
-          </w:p>
-        </w:tc>
-        <w:tc>
-          <w:tcPr>
-            <w:tcW w:type="dxa" w:w="3755"/>
+              <w:t xml:space="preserve">יועץ ומפתח</w:t>
+            </w:r>
+          </w:p>
+        </w:tc>
+        <w:tc>
+          <w:tcPr>
+            <w:tcW w:type="dxa" w:w="3683"/>
             <w:tcBorders>
               <w:top w:val="single" w:color="BFBFBF" w:sz="4"/>
               <w:left w:val="single" w:color="BFBFBF" w:sz="4"/>
@@ -1945,7 +1814,7 @@
         </w:trPr>
         <w:tc>
           <w:tcPr>
-            <w:tcW w:type="dxa" w:w="1689"/>
+            <w:tcW w:type="dxa" w:w="1657"/>
             <w:tcBorders>
               <w:top w:val="single" w:color="BFBFBF" w:sz="4"/>
               <w:left w:val="single" w:color="BFBFBF" w:sz="4"/>
@@ -1979,7 +1848,7 @@
         </w:tc>
         <w:tc>
           <w:tcPr>
-            <w:tcW w:type="dxa" w:w="3244"/>
+            <w:tcW w:type="dxa" w:w="3348"/>
             <w:tcBorders>
               <w:top w:val="single" w:color="BFBFBF" w:sz="4"/>
               <w:left w:val="single" w:color="BFBFBF" w:sz="4"/>
@@ -2043,7 +1912,7 @@
         </w:tc>
         <w:tc>
           <w:tcPr>
-            <w:tcW w:type="dxa" w:w="3755"/>
+            <w:tcW w:type="dxa" w:w="3683"/>
             <w:tcBorders>
               <w:top w:val="single" w:color="BFBFBF" w:sz="4"/>
               <w:left w:val="single" w:color="BFBFBF" w:sz="4"/>
@@ -2080,7 +1949,7 @@
         </w:trPr>
         <w:tc>
           <w:tcPr>
-            <w:tcW w:type="dxa" w:w="1689"/>
+            <w:tcW w:type="dxa" w:w="1657"/>
             <w:tcBorders>
               <w:top w:val="single" w:color="BFBFBF" w:sz="4"/>
               <w:left w:val="single" w:color="BFBFBF" w:sz="4"/>
@@ -2114,7 +1983,7 @@
         </w:tc>
         <w:tc>
           <w:tcPr>
-            <w:tcW w:type="dxa" w:w="3244"/>
+            <w:tcW w:type="dxa" w:w="3348"/>
             <w:tcBorders>
               <w:top w:val="single" w:color="BFBFBF" w:sz="4"/>
               <w:left w:val="single" w:color="BFBFBF" w:sz="4"/>
@@ -2172,50 +2041,39 @@
                 <w:szCs w:val="19"/>
                 <w:rtl/>
               </w:rPr>
-              <w:t xml:space="preserve">מפתח</w:t>
-            </w:r>
-          </w:p>
-        </w:tc>
-        <w:tc>
-          <w:tcPr>
-            <w:tcW w:type="dxa" w:w="3755"/>
-            <w:tcBorders>
-              <w:top w:val="single" w:color="BFBFBF" w:sz="4"/>
-              <w:left w:val="single" w:color="BFBFBF" w:sz="4"/>
-              <w:bottom w:val="single" w:color="BFBFBF" w:sz="4"/>
-              <w:right w:val="single" w:color="BFBFBF" w:sz="4"/>
-            </w:tcBorders>
-            <w:tcMar>
-              <w:top w:type="dxa" w:w="60"/>
-              <w:left w:type="dxa" w:w="100"/>
-              <w:bottom w:type="dxa" w:w="60"/>
-              <w:right w:type="dxa" w:w="100"/>
-            </w:tcMar>
-          </w:tcPr>
-          <w:p>
-            <w:pPr>
-              <w:bidi/>
-              <w:spacing w:after="0"/>
-            </w:pPr>
-            <w:r>
-              <w:rPr>
-                <w:rFonts w:ascii="Arial" w:cs="Arial" w:eastAsia="Arial" w:hAnsi="Arial"/>
-                <w:sz w:val="19"/>
-                <w:szCs w:val="19"/>
-                <w:rtl/>
-              </w:rPr>
-              <w:t xml:space="preserve">נמוך-בינוני. </w:t>
-            </w:r>
-            <w:r>
-              <w:rPr>
-                <w:rFonts w:ascii="Arial" w:cs="Arial" w:eastAsia="Arial" w:hAnsi="Arial"/>
-                <w:b/>
-                <w:bCs/>
-                <w:sz w:val="19"/>
-                <w:szCs w:val="19"/>
-                <w:rtl/>
-              </w:rPr>
-              <w:t xml:space="preserve">לאמת שזה נתמך ב-Spotfire Cloud</w:t>
+              <w:t xml:space="preserve">יועץ ומפתח</w:t>
+            </w:r>
+          </w:p>
+        </w:tc>
+        <w:tc>
+          <w:tcPr>
+            <w:tcW w:type="dxa" w:w="3683"/>
+            <w:tcBorders>
+              <w:top w:val="single" w:color="BFBFBF" w:sz="4"/>
+              <w:left w:val="single" w:color="BFBFBF" w:sz="4"/>
+              <w:bottom w:val="single" w:color="BFBFBF" w:sz="4"/>
+              <w:right w:val="single" w:color="BFBFBF" w:sz="4"/>
+            </w:tcBorders>
+            <w:tcMar>
+              <w:top w:type="dxa" w:w="60"/>
+              <w:left w:type="dxa" w:w="100"/>
+              <w:bottom w:type="dxa" w:w="60"/>
+              <w:right w:type="dxa" w:w="100"/>
+            </w:tcMar>
+          </w:tcPr>
+          <w:p>
+            <w:pPr>
+              <w:bidi/>
+              <w:spacing w:after="0"/>
+            </w:pPr>
+            <w:r>
+              <w:rPr>
+                <w:rFonts w:ascii="Arial" w:cs="Arial" w:eastAsia="Arial" w:hAnsi="Arial"/>
+                <w:sz w:val="19"/>
+                <w:szCs w:val="19"/>
+                <w:rtl/>
+              </w:rPr>
+              <w:t xml:space="preserve">נמוך-בינוני. לאמת שזה נתמך ב-Spotfire Cloud</w:t>
             </w:r>
           </w:p>
         </w:tc>
@@ -2226,7 +2084,7 @@
         </w:trPr>
         <w:tc>
           <w:tcPr>
-            <w:tcW w:type="dxa" w:w="1689"/>
+            <w:tcW w:type="dxa" w:w="1657"/>
             <w:tcBorders>
               <w:top w:val="single" w:color="BFBFBF" w:sz="4"/>
               <w:left w:val="single" w:color="BFBFBF" w:sz="4"/>
@@ -2260,7 +2118,7 @@
         </w:tc>
         <w:tc>
           <w:tcPr>
-            <w:tcW w:type="dxa" w:w="3244"/>
+            <w:tcW w:type="dxa" w:w="3348"/>
             <w:tcBorders>
               <w:top w:val="single" w:color="BFBFBF" w:sz="4"/>
               <w:left w:val="single" w:color="BFBFBF" w:sz="4"/>
@@ -2318,13 +2176,13 @@
                 <w:szCs w:val="19"/>
                 <w:rtl/>
               </w:rPr>
-              <w:t xml:space="preserve">מפתח</w:t>
-            </w:r>
-          </w:p>
-        </w:tc>
-        <w:tc>
-          <w:tcPr>
-            <w:tcW w:type="dxa" w:w="3755"/>
+              <w:t xml:space="preserve">יועץ</w:t>
+            </w:r>
+          </w:p>
+        </w:tc>
+        <w:tc>
+          <w:tcPr>
+            <w:tcW w:type="dxa" w:w="3683"/>
             <w:tcBorders>
               <w:top w:val="single" w:color="BFBFBF" w:sz="4"/>
               <w:left w:val="single" w:color="BFBFBF" w:sz="4"/>
@@ -2372,7 +2230,7 @@
         </w:trPr>
         <w:tc>
           <w:tcPr>
-            <w:tcW w:type="dxa" w:w="1689"/>
+            <w:tcW w:type="dxa" w:w="1657"/>
             <w:tcBorders>
               <w:top w:val="single" w:color="BFBFBF" w:sz="4"/>
               <w:left w:val="single" w:color="BFBFBF" w:sz="4"/>
@@ -2406,33 +2264,33 @@
         </w:tc>
         <w:tc>
           <w:tcPr>
-            <w:tcW w:type="dxa" w:w="3244"/>
-            <w:tcBorders>
-              <w:top w:val="single" w:color="BFBFBF" w:sz="4"/>
-              <w:left w:val="single" w:color="BFBFBF" w:sz="4"/>
-              <w:bottom w:val="single" w:color="BFBFBF" w:sz="4"/>
-              <w:right w:val="single" w:color="BFBFBF" w:sz="4"/>
-            </w:tcBorders>
-            <w:tcMar>
-              <w:top w:type="dxa" w:w="60"/>
-              <w:left w:type="dxa" w:w="100"/>
-              <w:bottom w:type="dxa" w:w="60"/>
-              <w:right w:type="dxa" w:w="100"/>
-            </w:tcMar>
-          </w:tcPr>
-          <w:p>
-            <w:pPr>
-              <w:bidi/>
-              <w:spacing w:after="0"/>
-            </w:pPr>
-            <w:r>
-              <w:rPr>
-                <w:rFonts w:ascii="Arial" w:cs="Arial" w:eastAsia="Arial" w:hAnsi="Arial"/>
-                <w:sz w:val="19"/>
-                <w:szCs w:val="19"/>
-                <w:rtl/>
-              </w:rPr>
-              <w:t xml:space="preserve">הרחבות רשמיות ב-JavaScript/TypeScript: Visualization mods (מגרסה 11) ו-Action mods (מגרסה 14.4)</w:t>
+            <w:tcW w:type="dxa" w:w="3348"/>
+            <w:tcBorders>
+              <w:top w:val="single" w:color="BFBFBF" w:sz="4"/>
+              <w:left w:val="single" w:color="BFBFBF" w:sz="4"/>
+              <w:bottom w:val="single" w:color="BFBFBF" w:sz="4"/>
+              <w:right w:val="single" w:color="BFBFBF" w:sz="4"/>
+            </w:tcBorders>
+            <w:tcMar>
+              <w:top w:type="dxa" w:w="60"/>
+              <w:left w:type="dxa" w:w="100"/>
+              <w:bottom w:type="dxa" w:w="60"/>
+              <w:right w:type="dxa" w:w="100"/>
+            </w:tcMar>
+          </w:tcPr>
+          <w:p>
+            <w:pPr>
+              <w:bidi/>
+              <w:spacing w:after="0"/>
+            </w:pPr>
+            <w:r>
+              <w:rPr>
+                <w:rFonts w:ascii="Arial" w:cs="Arial" w:eastAsia="Arial" w:hAnsi="Arial"/>
+                <w:sz w:val="19"/>
+                <w:szCs w:val="19"/>
+                <w:rtl/>
+              </w:rPr>
+              <w:t xml:space="preserve">הרחבות רשמיות ב-JavaScript/TypeScript: Visualization mods ו-Action mods (זמינים, כי Spotfire בגרסה האחרונה)</w:t>
             </w:r>
           </w:p>
         </w:tc>
@@ -2464,13 +2322,13 @@
                 <w:szCs w:val="19"/>
                 <w:rtl/>
               </w:rPr>
-              <w:t xml:space="preserve">מפתח</w:t>
-            </w:r>
-          </w:p>
-        </w:tc>
-        <w:tc>
-          <w:tcPr>
-            <w:tcW w:type="dxa" w:w="3755"/>
+              <w:t xml:space="preserve">יועץ ומפתח</w:t>
+            </w:r>
+          </w:p>
+        </w:tc>
+        <w:tc>
+          <w:tcPr>
+            <w:tcW w:type="dxa" w:w="3683"/>
             <w:tcBorders>
               <w:top w:val="single" w:color="BFBFBF" w:sz="4"/>
               <w:left w:val="single" w:color="BFBFBF" w:sz="4"/>
@@ -2507,7 +2365,7 @@
         </w:trPr>
         <w:tc>
           <w:tcPr>
-            <w:tcW w:type="dxa" w:w="1689"/>
+            <w:tcW w:type="dxa" w:w="1657"/>
             <w:tcBorders>
               <w:top w:val="single" w:color="BFBFBF" w:sz="4"/>
               <w:left w:val="single" w:color="BFBFBF" w:sz="4"/>
@@ -2541,7 +2399,7 @@
         </w:tc>
         <w:tc>
           <w:tcPr>
-            <w:tcW w:type="dxa" w:w="3244"/>
+            <w:tcW w:type="dxa" w:w="3348"/>
             <w:tcBorders>
               <w:top w:val="single" w:color="BFBFBF" w:sz="4"/>
               <w:left w:val="single" w:color="BFBFBF" w:sz="4"/>
@@ -2605,7 +2463,7 @@
         </w:tc>
         <w:tc>
           <w:tcPr>
-            <w:tcW w:type="dxa" w:w="3755"/>
+            <w:tcW w:type="dxa" w:w="3683"/>
             <w:tcBorders>
               <w:top w:val="single" w:color="BFBFBF" w:sz="4"/>
               <w:left w:val="single" w:color="BFBFBF" w:sz="4"/>
@@ -3199,9 +3057,10 @@
       </w:tblPr>
       <w:tblGrid>
         <w:gridCol w:w="950"/>
-        <w:gridCol w:w="2579"/>
-        <w:gridCol w:w="2239"/>
-        <w:gridCol w:w="2920"/>
+        <w:gridCol w:w="2375"/>
+        <w:gridCol w:w="1724"/>
+        <w:gridCol w:w="2689"/>
+        <w:gridCol w:w="950"/>
         <w:gridCol w:w="950"/>
       </w:tblGrid>
       <w:tr>
@@ -3245,7 +3104,7 @@
         </w:tc>
         <w:tc>
           <w:tcPr>
-            <w:tcW w:type="dxa" w:w="2579"/>
+            <w:tcW w:type="dxa" w:w="2375"/>
             <w:tcBorders>
               <w:top w:val="single" w:color="BFBFBF" w:sz="4"/>
               <w:left w:val="single" w:color="BFBFBF" w:sz="4"/>
@@ -3280,7 +3139,7 @@
         </w:tc>
         <w:tc>
           <w:tcPr>
-            <w:tcW w:type="dxa" w:w="2239"/>
+            <w:tcW w:type="dxa" w:w="1724"/>
             <w:tcBorders>
               <w:top w:val="single" w:color="BFBFBF" w:sz="4"/>
               <w:left w:val="single" w:color="BFBFBF" w:sz="4"/>
@@ -3315,7 +3174,7 @@
         </w:tc>
         <w:tc>
           <w:tcPr>
-            <w:tcW w:type="dxa" w:w="2920"/>
+            <w:tcW w:type="dxa" w:w="2689"/>
             <w:tcBorders>
               <w:top w:val="single" w:color="BFBFBF" w:sz="4"/>
               <w:left w:val="single" w:color="BFBFBF" w:sz="4"/>
@@ -3380,6 +3239,41 @@
                 <w:rtl/>
               </w:rPr>
               <w:t xml:space="preserve">שכבה</w:t>
+            </w:r>
+          </w:p>
+        </w:tc>
+        <w:tc>
+          <w:tcPr>
+            <w:tcW w:type="dxa" w:w="950"/>
+            <w:tcBorders>
+              <w:top w:val="single" w:color="BFBFBF" w:sz="4"/>
+              <w:left w:val="single" w:color="BFBFBF" w:sz="4"/>
+              <w:bottom w:val="single" w:color="BFBFBF" w:sz="4"/>
+              <w:right w:val="single" w:color="BFBFBF" w:sz="4"/>
+            </w:tcBorders>
+            <w:shd w:fill="DCE6F1" w:color="auto" w:val="clear"/>
+            <w:tcMar>
+              <w:top w:type="dxa" w:w="60"/>
+              <w:left w:type="dxa" w:w="100"/>
+              <w:bottom w:type="dxa" w:w="60"/>
+              <w:right w:type="dxa" w:w="100"/>
+            </w:tcMar>
+          </w:tcPr>
+          <w:p>
+            <w:pPr>
+              <w:bidi/>
+              <w:spacing w:after="0"/>
+            </w:pPr>
+            <w:r>
+              <w:rPr>
+                <w:rFonts w:ascii="Arial" w:cs="Arial" w:eastAsia="Arial" w:hAnsi="Arial"/>
+                <w:b/>
+                <w:bCs/>
+                <w:sz w:val="19"/>
+                <w:szCs w:val="19"/>
+                <w:rtl/>
+              </w:rPr>
+              <w:t xml:space="preserve">מי בונה</w:t>
             </w:r>
           </w:p>
         </w:tc>
@@ -3424,7 +3318,7 @@
         </w:tc>
         <w:tc>
           <w:tcPr>
-            <w:tcW w:type="dxa" w:w="2579"/>
+            <w:tcW w:type="dxa" w:w="2375"/>
             <w:tcBorders>
               <w:top w:val="single" w:color="BFBFBF" w:sz="4"/>
               <w:left w:val="single" w:color="BFBFBF" w:sz="4"/>
@@ -3458,65 +3352,65 @@
         </w:tc>
         <w:tc>
           <w:tcPr>
-            <w:tcW w:type="dxa" w:w="2239"/>
-            <w:tcBorders>
-              <w:top w:val="single" w:color="BFBFBF" w:sz="4"/>
-              <w:left w:val="single" w:color="BFBFBF" w:sz="4"/>
-              <w:bottom w:val="single" w:color="BFBFBF" w:sz="4"/>
-              <w:right w:val="single" w:color="BFBFBF" w:sz="4"/>
-            </w:tcBorders>
-            <w:tcMar>
-              <w:top w:type="dxa" w:w="60"/>
-              <w:left w:type="dxa" w:w="100"/>
-              <w:bottom w:type="dxa" w:w="60"/>
-              <w:right w:type="dxa" w:w="100"/>
-            </w:tcMar>
-          </w:tcPr>
-          <w:p>
-            <w:pPr>
-              <w:bidi/>
-              <w:spacing w:after="0"/>
-            </w:pPr>
-            <w:r>
-              <w:rPr>
-                <w:rFonts w:ascii="Arial" w:cs="Arial" w:eastAsia="Arial" w:hAnsi="Arial"/>
-                <w:sz w:val="19"/>
-                <w:szCs w:val="19"/>
-                <w:rtl/>
-              </w:rPr>
-              <w:t xml:space="preserve">מנגנון מובנה, אם גרסת Spotfire Cloud שלכם תומכת בו. אחרת: Action mod (מגרסה 14.4)</w:t>
-            </w:r>
-          </w:p>
-        </w:tc>
-        <w:tc>
-          <w:tcPr>
-            <w:tcW w:type="dxa" w:w="2920"/>
-            <w:tcBorders>
-              <w:top w:val="single" w:color="BFBFBF" w:sz="4"/>
-              <w:left w:val="single" w:color="BFBFBF" w:sz="4"/>
-              <w:bottom w:val="single" w:color="BFBFBF" w:sz="4"/>
-              <w:right w:val="single" w:color="BFBFBF" w:sz="4"/>
-            </w:tcBorders>
-            <w:tcMar>
-              <w:top w:type="dxa" w:w="60"/>
-              <w:left w:type="dxa" w:w="100"/>
-              <w:bottom w:type="dxa" w:w="60"/>
-              <w:right w:type="dxa" w:w="100"/>
-            </w:tcMar>
-          </w:tcPr>
-          <w:p>
-            <w:pPr>
-              <w:bidi/>
-              <w:spacing w:after="0"/>
-            </w:pPr>
-            <w:r>
-              <w:rPr>
-                <w:rFonts w:ascii="Arial" w:cs="Arial" w:eastAsia="Arial" w:hAnsi="Arial"/>
-                <w:sz w:val="19"/>
-                <w:szCs w:val="19"/>
-                <w:rtl/>
-              </w:rPr>
-              <w:t xml:space="preserve">טיימר ב-JavaScript שמפעיל סקריפט IronPython שמרענן את הטבלאות. זה פתרון מקובל בקהילה, אבל לא רשמי</w:t>
+            <w:tcW w:type="dxa" w:w="1724"/>
+            <w:tcBorders>
+              <w:top w:val="single" w:color="BFBFBF" w:sz="4"/>
+              <w:left w:val="single" w:color="BFBFBF" w:sz="4"/>
+              <w:bottom w:val="single" w:color="BFBFBF" w:sz="4"/>
+              <w:right w:val="single" w:color="BFBFBF" w:sz="4"/>
+            </w:tcBorders>
+            <w:tcMar>
+              <w:top w:type="dxa" w:w="60"/>
+              <w:left w:type="dxa" w:w="100"/>
+              <w:bottom w:type="dxa" w:w="60"/>
+              <w:right w:type="dxa" w:w="100"/>
+            </w:tcMar>
+          </w:tcPr>
+          <w:p>
+            <w:pPr>
+              <w:bidi/>
+              <w:spacing w:after="0"/>
+            </w:pPr>
+            <w:r>
+              <w:rPr>
+                <w:rFonts w:ascii="Arial" w:cs="Arial" w:eastAsia="Arial" w:hAnsi="Arial"/>
+                <w:sz w:val="19"/>
+                <w:szCs w:val="19"/>
+                <w:rtl/>
+              </w:rPr>
+              <w:t xml:space="preserve">מנגנון מובנה, אם קיים, או Action mod (זמין בגרסה האחרונה). צריך לבדוק שהוא יכול לפעול לפי טיימר ולא רק בלחיצה</w:t>
+            </w:r>
+          </w:p>
+        </w:tc>
+        <w:tc>
+          <w:tcPr>
+            <w:tcW w:type="dxa" w:w="2689"/>
+            <w:tcBorders>
+              <w:top w:val="single" w:color="BFBFBF" w:sz="4"/>
+              <w:left w:val="single" w:color="BFBFBF" w:sz="4"/>
+              <w:bottom w:val="single" w:color="BFBFBF" w:sz="4"/>
+              <w:right w:val="single" w:color="BFBFBF" w:sz="4"/>
+            </w:tcBorders>
+            <w:tcMar>
+              <w:top w:type="dxa" w:w="60"/>
+              <w:left w:type="dxa" w:w="100"/>
+              <w:bottom w:type="dxa" w:w="60"/>
+              <w:right w:type="dxa" w:w="100"/>
+            </w:tcMar>
+          </w:tcPr>
+          <w:p>
+            <w:pPr>
+              <w:bidi/>
+              <w:spacing w:after="0"/>
+            </w:pPr>
+            <w:r>
+              <w:rPr>
+                <w:rFonts w:ascii="Arial" w:cs="Arial" w:eastAsia="Arial" w:hAnsi="Arial"/>
+                <w:sz w:val="19"/>
+                <w:szCs w:val="19"/>
+                <w:rtl/>
+              </w:rPr>
+              <w:t xml:space="preserve">טיימר ב-JavaScript שמפעיל סקריפט IronPython שמרענן את הטבלאות. פתרון מקובל בקהילה, לא רשמי</w:t>
             </w:r>
           </w:p>
         </w:tc>
@@ -3549,6 +3443,38 @@
                 <w:rtl/>
               </w:rPr>
               <w:t xml:space="preserve">L0, L4, או L3 ו-L2</w:t>
+            </w:r>
+          </w:p>
+        </w:tc>
+        <w:tc>
+          <w:tcPr>
+            <w:tcW w:type="dxa" w:w="950"/>
+            <w:tcBorders>
+              <w:top w:val="single" w:color="BFBFBF" w:sz="4"/>
+              <w:left w:val="single" w:color="BFBFBF" w:sz="4"/>
+              <w:bottom w:val="single" w:color="BFBFBF" w:sz="4"/>
+              <w:right w:val="single" w:color="BFBFBF" w:sz="4"/>
+            </w:tcBorders>
+            <w:tcMar>
+              <w:top w:type="dxa" w:w="60"/>
+              <w:left w:type="dxa" w:w="100"/>
+              <w:bottom w:type="dxa" w:w="60"/>
+              <w:right w:type="dxa" w:w="100"/>
+            </w:tcMar>
+          </w:tcPr>
+          <w:p>
+            <w:pPr>
+              <w:bidi/>
+              <w:spacing w:after="0"/>
+            </w:pPr>
+            <w:r>
+              <w:rPr>
+                <w:rFonts w:ascii="Arial" w:cs="Arial" w:eastAsia="Arial" w:hAnsi="Arial"/>
+                <w:sz w:val="19"/>
+                <w:szCs w:val="19"/>
+                <w:rtl/>
+              </w:rPr>
+              <w:t xml:space="preserve">יועץ, והמפתח צמוד</w:t>
             </w:r>
           </w:p>
         </w:tc>
@@ -3591,7 +3517,7 @@
         </w:tc>
         <w:tc>
           <w:tcPr>
-            <w:tcW w:type="dxa" w:w="2579"/>
+            <w:tcW w:type="dxa" w:w="2375"/>
             <w:tcBorders>
               <w:top w:val="single" w:color="BFBFBF" w:sz="4"/>
               <w:left w:val="single" w:color="BFBFBF" w:sz="4"/>
@@ -3623,7 +3549,7 @@
         </w:tc>
         <w:tc>
           <w:tcPr>
-            <w:tcW w:type="dxa" w:w="2239"/>
+            <w:tcW w:type="dxa" w:w="1724"/>
             <w:tcBorders>
               <w:top w:val="single" w:color="BFBFBF" w:sz="4"/>
               <w:left w:val="single" w:color="BFBFBF" w:sz="4"/>
@@ -3655,7 +3581,7 @@
         </w:tc>
         <w:tc>
           <w:tcPr>
-            <w:tcW w:type="dxa" w:w="2920"/>
+            <w:tcW w:type="dxa" w:w="2689"/>
             <w:tcBorders>
               <w:top w:val="single" w:color="BFBFBF" w:sz="4"/>
               <w:left w:val="single" w:color="BFBFBF" w:sz="4"/>
@@ -3714,6 +3640,49 @@
                 <w:rtl/>
               </w:rPr>
               <w:t xml:space="preserve">L0</w:t>
+            </w:r>
+          </w:p>
+        </w:tc>
+        <w:tc>
+          <w:tcPr>
+            <w:tcW w:type="dxa" w:w="950"/>
+            <w:tcBorders>
+              <w:top w:val="single" w:color="BFBFBF" w:sz="4"/>
+              <w:left w:val="single" w:color="BFBFBF" w:sz="4"/>
+              <w:bottom w:val="single" w:color="BFBFBF" w:sz="4"/>
+              <w:right w:val="single" w:color="BFBFBF" w:sz="4"/>
+            </w:tcBorders>
+            <w:tcMar>
+              <w:top w:type="dxa" w:w="60"/>
+              <w:left w:type="dxa" w:w="100"/>
+              <w:bottom w:type="dxa" w:w="60"/>
+              <w:right w:type="dxa" w:w="100"/>
+            </w:tcMar>
+          </w:tcPr>
+          <w:p>
+            <w:pPr>
+              <w:bidi/>
+              <w:spacing w:after="0"/>
+            </w:pPr>
+            <w:r>
+              <w:rPr>
+                <w:rFonts w:ascii="Arial" w:cs="Arial" w:eastAsia="Arial" w:hAnsi="Arial"/>
+                <w:b/>
+                <w:bCs/>
+                <w:sz w:val="19"/>
+                <w:szCs w:val="19"/>
+                <w:rtl/>
+              </w:rPr>
+              <w:t xml:space="preserve">מפתח</w:t>
+            </w:r>
+            <w:r>
+              <w:rPr>
+                <w:rFonts w:ascii="Arial" w:cs="Arial" w:eastAsia="Arial" w:hAnsi="Arial"/>
+                <w:sz w:val="19"/>
+                <w:szCs w:val="19"/>
+                <w:rtl/>
+              </w:rPr>
+              <w:t xml:space="preserve">, היועץ בודק</w:t>
             </w:r>
           </w:p>
         </w:tc>
@@ -3756,7 +3725,7 @@
         </w:tc>
         <w:tc>
           <w:tcPr>
-            <w:tcW w:type="dxa" w:w="2579"/>
+            <w:tcW w:type="dxa" w:w="2375"/>
             <w:tcBorders>
               <w:top w:val="single" w:color="BFBFBF" w:sz="4"/>
               <w:left w:val="single" w:color="BFBFBF" w:sz="4"/>
@@ -3788,7 +3757,7 @@
         </w:tc>
         <w:tc>
           <w:tcPr>
-            <w:tcW w:type="dxa" w:w="2239"/>
+            <w:tcW w:type="dxa" w:w="1724"/>
             <w:tcBorders>
               <w:top w:val="single" w:color="BFBFBF" w:sz="4"/>
               <w:left w:val="single" w:color="BFBFBF" w:sz="4"/>
@@ -3820,7 +3789,7 @@
         </w:tc>
         <w:tc>
           <w:tcPr>
-            <w:tcW w:type="dxa" w:w="2920"/>
+            <w:tcW w:type="dxa" w:w="2689"/>
             <w:tcBorders>
               <w:top w:val="single" w:color="BFBFBF" w:sz="4"/>
               <w:left w:val="single" w:color="BFBFBF" w:sz="4"/>
@@ -3879,6 +3848,38 @@
                 <w:rtl/>
               </w:rPr>
               <w:t xml:space="preserve">L1</w:t>
+            </w:r>
+          </w:p>
+        </w:tc>
+        <w:tc>
+          <w:tcPr>
+            <w:tcW w:type="dxa" w:w="950"/>
+            <w:tcBorders>
+              <w:top w:val="single" w:color="BFBFBF" w:sz="4"/>
+              <w:left w:val="single" w:color="BFBFBF" w:sz="4"/>
+              <w:bottom w:val="single" w:color="BFBFBF" w:sz="4"/>
+              <w:right w:val="single" w:color="BFBFBF" w:sz="4"/>
+            </w:tcBorders>
+            <w:tcMar>
+              <w:top w:type="dxa" w:w="60"/>
+              <w:left w:type="dxa" w:w="100"/>
+              <w:bottom w:type="dxa" w:w="60"/>
+              <w:right w:type="dxa" w:w="100"/>
+            </w:tcMar>
+          </w:tcPr>
+          <w:p>
+            <w:pPr>
+              <w:bidi/>
+              <w:spacing w:after="0"/>
+            </w:pPr>
+            <w:r>
+              <w:rPr>
+                <w:rFonts w:ascii="Arial" w:cs="Arial" w:eastAsia="Arial" w:hAnsi="Arial"/>
+                <w:sz w:val="19"/>
+                <w:szCs w:val="19"/>
+                <w:rtl/>
+              </w:rPr>
+              <w:t xml:space="preserve">DBA</w:t>
             </w:r>
           </w:p>
         </w:tc>
@@ -3921,7 +3922,7 @@
         </w:tc>
         <w:tc>
           <w:tcPr>
-            <w:tcW w:type="dxa" w:w="2579"/>
+            <w:tcW w:type="dxa" w:w="2375"/>
             <w:tcBorders>
               <w:top w:val="single" w:color="BFBFBF" w:sz="4"/>
               <w:left w:val="single" w:color="BFBFBF" w:sz="4"/>
@@ -3953,7 +3954,7 @@
         </w:tc>
         <w:tc>
           <w:tcPr>
-            <w:tcW w:type="dxa" w:w="2239"/>
+            <w:tcW w:type="dxa" w:w="1724"/>
             <w:tcBorders>
               <w:top w:val="single" w:color="BFBFBF" w:sz="4"/>
               <w:left w:val="single" w:color="BFBFBF" w:sz="4"/>
@@ -3985,7 +3986,7 @@
         </w:tc>
         <w:tc>
           <w:tcPr>
-            <w:tcW w:type="dxa" w:w="2920"/>
+            <w:tcW w:type="dxa" w:w="2689"/>
             <w:tcBorders>
               <w:top w:val="single" w:color="BFBFBF" w:sz="4"/>
               <w:left w:val="single" w:color="BFBFBF" w:sz="4"/>
@@ -4035,6 +4036,49 @@
                 <w:rtl/>
               </w:rPr>
               <w:t xml:space="preserve">L0</w:t>
+            </w:r>
+          </w:p>
+        </w:tc>
+        <w:tc>
+          <w:tcPr>
+            <w:tcW w:type="dxa" w:w="950"/>
+            <w:tcBorders>
+              <w:top w:val="single" w:color="BFBFBF" w:sz="4"/>
+              <w:left w:val="single" w:color="BFBFBF" w:sz="4"/>
+              <w:bottom w:val="single" w:color="BFBFBF" w:sz="4"/>
+              <w:right w:val="single" w:color="BFBFBF" w:sz="4"/>
+            </w:tcBorders>
+            <w:tcMar>
+              <w:top w:type="dxa" w:w="60"/>
+              <w:left w:type="dxa" w:w="100"/>
+              <w:bottom w:type="dxa" w:w="60"/>
+              <w:right w:type="dxa" w:w="100"/>
+            </w:tcMar>
+          </w:tcPr>
+          <w:p>
+            <w:pPr>
+              <w:bidi/>
+              <w:spacing w:after="0"/>
+            </w:pPr>
+            <w:r>
+              <w:rPr>
+                <w:rFonts w:ascii="Arial" w:cs="Arial" w:eastAsia="Arial" w:hAnsi="Arial"/>
+                <w:b/>
+                <w:bCs/>
+                <w:sz w:val="19"/>
+                <w:szCs w:val="19"/>
+                <w:rtl/>
+              </w:rPr>
+              <w:t xml:space="preserve">מפתח</w:t>
+            </w:r>
+            <w:r>
+              <w:rPr>
+                <w:rFonts w:ascii="Arial" w:cs="Arial" w:eastAsia="Arial" w:hAnsi="Arial"/>
+                <w:sz w:val="19"/>
+                <w:szCs w:val="19"/>
+                <w:rtl/>
+              </w:rPr>
+              <w:t xml:space="preserve">, היועץ בודק</w:t>
             </w:r>
           </w:p>
         </w:tc>
@@ -4077,7 +4121,7 @@
         </w:tc>
         <w:tc>
           <w:tcPr>
-            <w:tcW w:type="dxa" w:w="2579"/>
+            <w:tcW w:type="dxa" w:w="2375"/>
             <w:tcBorders>
               <w:top w:val="single" w:color="BFBFBF" w:sz="4"/>
               <w:left w:val="single" w:color="BFBFBF" w:sz="4"/>
@@ -4109,7 +4153,7 @@
         </w:tc>
         <w:tc>
           <w:tcPr>
-            <w:tcW w:type="dxa" w:w="2239"/>
+            <w:tcW w:type="dxa" w:w="1724"/>
             <w:tcBorders>
               <w:top w:val="single" w:color="BFBFBF" w:sz="4"/>
               <w:left w:val="single" w:color="BFBFBF" w:sz="4"/>
@@ -4141,7 +4185,7 @@
         </w:tc>
         <w:tc>
           <w:tcPr>
-            <w:tcW w:type="dxa" w:w="2920"/>
+            <w:tcW w:type="dxa" w:w="2689"/>
             <w:tcBorders>
               <w:top w:val="single" w:color="BFBFBF" w:sz="4"/>
               <w:left w:val="single" w:color="BFBFBF" w:sz="4"/>
@@ -4191,6 +4235,49 @@
                 <w:rtl/>
               </w:rPr>
               <w:t xml:space="preserve">L1, L0</w:t>
+            </w:r>
+          </w:p>
+        </w:tc>
+        <w:tc>
+          <w:tcPr>
+            <w:tcW w:type="dxa" w:w="950"/>
+            <w:tcBorders>
+              <w:top w:val="single" w:color="BFBFBF" w:sz="4"/>
+              <w:left w:val="single" w:color="BFBFBF" w:sz="4"/>
+              <w:bottom w:val="single" w:color="BFBFBF" w:sz="4"/>
+              <w:right w:val="single" w:color="BFBFBF" w:sz="4"/>
+            </w:tcBorders>
+            <w:tcMar>
+              <w:top w:type="dxa" w:w="60"/>
+              <w:left w:type="dxa" w:w="100"/>
+              <w:bottom w:type="dxa" w:w="60"/>
+              <w:right w:type="dxa" w:w="100"/>
+            </w:tcMar>
+          </w:tcPr>
+          <w:p>
+            <w:pPr>
+              <w:bidi/>
+              <w:spacing w:after="0"/>
+            </w:pPr>
+            <w:r>
+              <w:rPr>
+                <w:rFonts w:ascii="Arial" w:cs="Arial" w:eastAsia="Arial" w:hAnsi="Arial"/>
+                <w:b/>
+                <w:bCs/>
+                <w:sz w:val="19"/>
+                <w:szCs w:val="19"/>
+                <w:rtl/>
+              </w:rPr>
+              <w:t xml:space="preserve">מפתח</w:t>
+            </w:r>
+            <w:r>
+              <w:rPr>
+                <w:rFonts w:ascii="Arial" w:cs="Arial" w:eastAsia="Arial" w:hAnsi="Arial"/>
+                <w:sz w:val="19"/>
+                <w:szCs w:val="19"/>
+                <w:rtl/>
+              </w:rPr>
+              <w:t xml:space="preserve">, היועץ בודק</w:t>
             </w:r>
           </w:p>
         </w:tc>
@@ -4233,7 +4320,7 @@
         </w:tc>
         <w:tc>
           <w:tcPr>
-            <w:tcW w:type="dxa" w:w="2579"/>
+            <w:tcW w:type="dxa" w:w="2375"/>
             <w:tcBorders>
               <w:top w:val="single" w:color="BFBFBF" w:sz="4"/>
               <w:left w:val="single" w:color="BFBFBF" w:sz="4"/>
@@ -4265,7 +4352,7 @@
         </w:tc>
         <w:tc>
           <w:tcPr>
-            <w:tcW w:type="dxa" w:w="2239"/>
+            <w:tcW w:type="dxa" w:w="1724"/>
             <w:tcBorders>
               <w:top w:val="single" w:color="BFBFBF" w:sz="4"/>
               <w:left w:val="single" w:color="BFBFBF" w:sz="4"/>
@@ -4297,7 +4384,7 @@
         </w:tc>
         <w:tc>
           <w:tcPr>
-            <w:tcW w:type="dxa" w:w="2920"/>
+            <w:tcW w:type="dxa" w:w="2689"/>
             <w:tcBorders>
               <w:top w:val="single" w:color="BFBFBF" w:sz="4"/>
               <w:left w:val="single" w:color="BFBFBF" w:sz="4"/>
@@ -4347,6 +4434,38 @@
                 <w:rtl/>
               </w:rPr>
               <w:t xml:space="preserve">L0, ואדמין</w:t>
+            </w:r>
+          </w:p>
+        </w:tc>
+        <w:tc>
+          <w:tcPr>
+            <w:tcW w:type="dxa" w:w="950"/>
+            <w:tcBorders>
+              <w:top w:val="single" w:color="BFBFBF" w:sz="4"/>
+              <w:left w:val="single" w:color="BFBFBF" w:sz="4"/>
+              <w:bottom w:val="single" w:color="BFBFBF" w:sz="4"/>
+              <w:right w:val="single" w:color="BFBFBF" w:sz="4"/>
+            </w:tcBorders>
+            <w:tcMar>
+              <w:top w:type="dxa" w:w="60"/>
+              <w:left w:type="dxa" w:w="100"/>
+              <w:bottom w:type="dxa" w:w="60"/>
+              <w:right w:type="dxa" w:w="100"/>
+            </w:tcMar>
+          </w:tcPr>
+          <w:p>
+            <w:pPr>
+              <w:bidi/>
+              <w:spacing w:after="0"/>
+            </w:pPr>
+            <w:r>
+              <w:rPr>
+                <w:rFonts w:ascii="Arial" w:cs="Arial" w:eastAsia="Arial" w:hAnsi="Arial"/>
+                <w:sz w:val="19"/>
+                <w:szCs w:val="19"/>
+                <w:rtl/>
+              </w:rPr>
+              <w:t xml:space="preserve">יועץ ו-IT</w:t>
             </w:r>
           </w:p>
         </w:tc>
@@ -4389,7 +4508,7 @@
         </w:tc>
         <w:tc>
           <w:tcPr>
-            <w:tcW w:type="dxa" w:w="2579"/>
+            <w:tcW w:type="dxa" w:w="2375"/>
             <w:tcBorders>
               <w:top w:val="single" w:color="BFBFBF" w:sz="4"/>
               <w:left w:val="single" w:color="BFBFBF" w:sz="4"/>
@@ -4421,7 +4540,7 @@
         </w:tc>
         <w:tc>
           <w:tcPr>
-            <w:tcW w:type="dxa" w:w="2239"/>
+            <w:tcW w:type="dxa" w:w="1724"/>
             <w:tcBorders>
               <w:top w:val="single" w:color="BFBFBF" w:sz="4"/>
               <w:left w:val="single" w:color="BFBFBF" w:sz="4"/>
@@ -4453,7 +4572,7 @@
         </w:tc>
         <w:tc>
           <w:tcPr>
-            <w:tcW w:type="dxa" w:w="2920"/>
+            <w:tcW w:type="dxa" w:w="2689"/>
             <w:tcBorders>
               <w:top w:val="single" w:color="BFBFBF" w:sz="4"/>
               <w:left w:val="single" w:color="BFBFBF" w:sz="4"/>
@@ -4503,6 +4622,49 @@
                 <w:rtl/>
               </w:rPr>
               <w:t xml:space="preserve">L0</w:t>
+            </w:r>
+          </w:p>
+        </w:tc>
+        <w:tc>
+          <w:tcPr>
+            <w:tcW w:type="dxa" w:w="950"/>
+            <w:tcBorders>
+              <w:top w:val="single" w:color="BFBFBF" w:sz="4"/>
+              <w:left w:val="single" w:color="BFBFBF" w:sz="4"/>
+              <w:bottom w:val="single" w:color="BFBFBF" w:sz="4"/>
+              <w:right w:val="single" w:color="BFBFBF" w:sz="4"/>
+            </w:tcBorders>
+            <w:tcMar>
+              <w:top w:type="dxa" w:w="60"/>
+              <w:left w:type="dxa" w:w="100"/>
+              <w:bottom w:type="dxa" w:w="60"/>
+              <w:right w:type="dxa" w:w="100"/>
+            </w:tcMar>
+          </w:tcPr>
+          <w:p>
+            <w:pPr>
+              <w:bidi/>
+              <w:spacing w:after="0"/>
+            </w:pPr>
+            <w:r>
+              <w:rPr>
+                <w:rFonts w:ascii="Arial" w:cs="Arial" w:eastAsia="Arial" w:hAnsi="Arial"/>
+                <w:b/>
+                <w:bCs/>
+                <w:sz w:val="19"/>
+                <w:szCs w:val="19"/>
+                <w:rtl/>
+              </w:rPr>
+              <w:t xml:space="preserve">מפתח</w:t>
+            </w:r>
+            <w:r>
+              <w:rPr>
+                <w:rFonts w:ascii="Arial" w:cs="Arial" w:eastAsia="Arial" w:hAnsi="Arial"/>
+                <w:sz w:val="19"/>
+                <w:szCs w:val="19"/>
+                <w:rtl/>
+              </w:rPr>
+              <w:t xml:space="preserve">, היועץ בודק</w:t>
             </w:r>
           </w:p>
         </w:tc>
@@ -4533,7 +4695,46 @@
           <w:rFonts w:ascii="Arial" w:cs="Arial" w:eastAsia="Arial" w:hAnsi="Arial"/>
           <w:rtl/>
         </w:rPr>
-        <w:t xml:space="preserve"> לא מצאתי תיעוד רשמי לרענון אוטומטי ברמת שניות ב-Spotfire. לכן בשבוע 1 בונים אב-טיפוס של עמוד אחד שמתרענן לבד, ובודקים אותו במחשב, במסך הקיר ובטלפון, לפני שבונים את כל השאר.</w:t>
+        <w:t xml:space="preserve"> לא מצאתי תיעוד רשמי לרענון אוטומטי ברמת שניות ב-Spotfire. לכן בשבוע 1 היועץ בונה אב-טיפוס של עמוד אחד שמתרענן לבד, ובודק אותו במחשב, במסך הקיר ובטלפון, לפני שבונים את כל השאר.</w:t>
+      </w:r>
+    </w:p>
+    <w:p>
+      <w:pPr>
+        <w:bidi/>
+        <w:spacing w:after="120" w:line="276"/>
+        <w:jc w:val="start"/>
+      </w:pPr>
+      <w:r>
+        <w:rPr>
+          <w:rFonts w:ascii="Arial" w:cs="Arial" w:eastAsia="Arial" w:hAnsi="Arial"/>
+          <w:b/>
+          <w:bCs/>
+          <w:rtl/>
+        </w:rPr>
+        <w:t xml:space="preserve">החלוקה בעמודה "מי בונה" מכוונת:</w:t>
+      </w:r>
+      <w:r>
+        <w:rPr>
+          <w:rFonts w:ascii="Arial" w:cs="Arial" w:eastAsia="Arial" w:hAnsi="Arial"/>
+          <w:rtl/>
+        </w:rPr>
+        <w:t xml:space="preserve"> ההתאמות שמסומנות </w:t>
+      </w:r>
+      <w:r>
+        <w:rPr>
+          <w:rFonts w:ascii="Arial" w:cs="Arial" w:eastAsia="Arial" w:hAnsi="Arial"/>
+          <w:b/>
+          <w:bCs/>
+          <w:rtl/>
+        </w:rPr>
+        <w:t xml:space="preserve">מפתח</w:t>
+      </w:r>
+      <w:r>
+        <w:rPr>
+          <w:rFonts w:ascii="Arial" w:cs="Arial" w:eastAsia="Arial" w:hAnsi="Arial"/>
+          <w:rtl/>
+        </w:rPr>
+        <w:t xml:space="preserve"> הן בשכבה L0, פשוטות יחסית, ויתוחזקו הכי הרבה. אותן המפתח בונה בעצמו כבר ב-MVP.</w:t>
       </w:r>
     </w:p>
     <w:p>
@@ -4547,20 +4748,6 @@
           <w:rtl/>
         </w:rPr>
         <w:t xml:space="preserve">4. איך עובדים: כללי הנדסה לפיתוח ב-Spotfire</w:t>
-      </w:r>
-    </w:p>
-    <w:p>
-      <w:pPr>
-        <w:bidi/>
-        <w:spacing w:after="120" w:line="276"/>
-        <w:jc w:val="start"/>
-      </w:pPr>
-      <w:r>
-        <w:rPr>
-          <w:rFonts w:ascii="Arial" w:cs="Arial" w:eastAsia="Arial" w:hAnsi="Arial"/>
-          <w:rtl/>
-        </w:rPr>
-        <w:t xml:space="preserve">בלי כללים, פיתוח ב-Spotfire הופך לקבצים שאף אחד לא יודע מה השתנה בהם. לכן:</w:t>
       </w:r>
     </w:p>
     <w:tbl>
@@ -4793,7 +4980,7 @@
                 <w:szCs w:val="19"/>
                 <w:rtl/>
               </w:rPr>
-              <w:t xml:space="preserve">הקוד (סקריפטי IronPython, JavaScript וקוד Mods) נשמר ב-Git. גם קובץ הניתוח מיוצא ל-Git בכל שחרור</w:t>
+              <w:t xml:space="preserve">הקוד (סקריפטי IronPython, JavaScript וקוד Mods) נשמר ב-Git של הארגון, לא אצל היועץ. גם קובץ הניתוח מיוצא ל-Git בכל שחרור</w:t>
             </w:r>
           </w:p>
         </w:tc>
@@ -5006,7 +5193,7 @@
                 <w:szCs w:val="19"/>
                 <w:rtl/>
               </w:rPr>
-              <w:t xml:space="preserve">דף אחד: אילו views, אילו סקריפטים ולמה, ואיך משחזרים את המסך</w:t>
+              <w:t xml:space="preserve">היועץ כותב, והמפתח מאשר שהוא מבין: אילו views, אילו סקריפטים ולמה, ואיך משחזרים את המסך</w:t>
             </w:r>
           </w:p>
         </w:tc>
@@ -5098,7 +5285,1051 @@
           <w:rFonts w:ascii="Arial" w:cs="Arial" w:eastAsia="Arial" w:hAnsi="Arial"/>
           <w:rtl/>
         </w:rPr>
-        <w:t xml:space="preserve">5. מדדי הצלחה (KPIs)</w:t>
+        <w:t xml:space="preserve">5. מודל העבודה עם היועץ והעברת הידע</w:t>
+      </w:r>
+    </w:p>
+    <w:p>
+      <w:pPr>
+        <w:pStyle w:val="Heading2"/>
+        <w:bidi/>
+      </w:pPr>
+      <w:r>
+        <w:rPr>
+          <w:rFonts w:ascii="Arial" w:cs="Arial" w:eastAsia="Arial" w:hAnsi="Arial"/>
+          <w:rtl/>
+        </w:rPr>
+        <w:t xml:space="preserve">5.1 שלבים</w:t>
+      </w:r>
+    </w:p>
+    <w:tbl>
+      <w:tblPr>
+        <w:bidiVisual/>
+        <w:tblW w:type="dxa" w:w="9638"/>
+        <w:tblBorders>
+          <w:top w:val="single" w:color="auto" w:sz="4"/>
+          <w:left w:val="single" w:color="auto" w:sz="4"/>
+          <w:bottom w:val="single" w:color="auto" w:sz="4"/>
+          <w:right w:val="single" w:color="auto" w:sz="4"/>
+          <w:insideH w:val="single" w:color="auto" w:sz="4"/>
+          <w:insideV w:val="single" w:color="auto" w:sz="4"/>
+        </w:tblBorders>
+        <w:tblLayout w:type="fixed"/>
+      </w:tblPr>
+      <w:tblGrid>
+        <w:gridCol w:w="950"/>
+        <w:gridCol w:w="1359"/>
+        <w:gridCol w:w="3623"/>
+        <w:gridCol w:w="3706"/>
+      </w:tblGrid>
+      <w:tr>
+        <w:trPr>
+          <w:tblHeader/>
+        </w:trPr>
+        <w:tc>
+          <w:tcPr>
+            <w:tcW w:type="dxa" w:w="950"/>
+            <w:tcBorders>
+              <w:top w:val="single" w:color="BFBFBF" w:sz="4"/>
+              <w:left w:val="single" w:color="BFBFBF" w:sz="4"/>
+              <w:bottom w:val="single" w:color="BFBFBF" w:sz="4"/>
+              <w:right w:val="single" w:color="BFBFBF" w:sz="4"/>
+            </w:tcBorders>
+            <w:shd w:fill="DCE6F1" w:color="auto" w:val="clear"/>
+            <w:tcMar>
+              <w:top w:type="dxa" w:w="60"/>
+              <w:left w:type="dxa" w:w="100"/>
+              <w:bottom w:type="dxa" w:w="60"/>
+              <w:right w:type="dxa" w:w="100"/>
+            </w:tcMar>
+          </w:tcPr>
+          <w:p>
+            <w:pPr>
+              <w:bidi/>
+              <w:spacing w:after="0"/>
+            </w:pPr>
+            <w:r>
+              <w:rPr>
+                <w:rFonts w:ascii="Arial" w:cs="Arial" w:eastAsia="Arial" w:hAnsi="Arial"/>
+                <w:b/>
+                <w:bCs/>
+                <w:sz w:val="19"/>
+                <w:szCs w:val="19"/>
+                <w:rtl/>
+              </w:rPr>
+              <w:t xml:space="preserve">שלב</w:t>
+            </w:r>
+          </w:p>
+        </w:tc>
+        <w:tc>
+          <w:tcPr>
+            <w:tcW w:type="dxa" w:w="1359"/>
+            <w:tcBorders>
+              <w:top w:val="single" w:color="BFBFBF" w:sz="4"/>
+              <w:left w:val="single" w:color="BFBFBF" w:sz="4"/>
+              <w:bottom w:val="single" w:color="BFBFBF" w:sz="4"/>
+              <w:right w:val="single" w:color="BFBFBF" w:sz="4"/>
+            </w:tcBorders>
+            <w:shd w:fill="DCE6F1" w:color="auto" w:val="clear"/>
+            <w:tcMar>
+              <w:top w:type="dxa" w:w="60"/>
+              <w:left w:type="dxa" w:w="100"/>
+              <w:bottom w:type="dxa" w:w="60"/>
+              <w:right w:type="dxa" w:w="100"/>
+            </w:tcMar>
+          </w:tcPr>
+          <w:p>
+            <w:pPr>
+              <w:bidi/>
+              <w:spacing w:after="0"/>
+            </w:pPr>
+            <w:r>
+              <w:rPr>
+                <w:rFonts w:ascii="Arial" w:cs="Arial" w:eastAsia="Arial" w:hAnsi="Arial"/>
+                <w:b/>
+                <w:bCs/>
+                <w:sz w:val="19"/>
+                <w:szCs w:val="19"/>
+                <w:rtl/>
+              </w:rPr>
+              <w:t xml:space="preserve">זמן</w:t>
+            </w:r>
+          </w:p>
+        </w:tc>
+        <w:tc>
+          <w:tcPr>
+            <w:tcW w:type="dxa" w:w="3623"/>
+            <w:tcBorders>
+              <w:top w:val="single" w:color="BFBFBF" w:sz="4"/>
+              <w:left w:val="single" w:color="BFBFBF" w:sz="4"/>
+              <w:bottom w:val="single" w:color="BFBFBF" w:sz="4"/>
+              <w:right w:val="single" w:color="BFBFBF" w:sz="4"/>
+            </w:tcBorders>
+            <w:shd w:fill="DCE6F1" w:color="auto" w:val="clear"/>
+            <w:tcMar>
+              <w:top w:type="dxa" w:w="60"/>
+              <w:left w:type="dxa" w:w="100"/>
+              <w:bottom w:type="dxa" w:w="60"/>
+              <w:right w:type="dxa" w:w="100"/>
+            </w:tcMar>
+          </w:tcPr>
+          <w:p>
+            <w:pPr>
+              <w:bidi/>
+              <w:spacing w:after="0"/>
+            </w:pPr>
+            <w:r>
+              <w:rPr>
+                <w:rFonts w:ascii="Arial" w:cs="Arial" w:eastAsia="Arial" w:hAnsi="Arial"/>
+                <w:b/>
+                <w:bCs/>
+                <w:sz w:val="19"/>
+                <w:szCs w:val="19"/>
+                <w:rtl/>
+              </w:rPr>
+              <w:t xml:space="preserve">היועץ</w:t>
+            </w:r>
+          </w:p>
+        </w:tc>
+        <w:tc>
+          <w:tcPr>
+            <w:tcW w:type="dxa" w:w="3706"/>
+            <w:tcBorders>
+              <w:top w:val="single" w:color="BFBFBF" w:sz="4"/>
+              <w:left w:val="single" w:color="BFBFBF" w:sz="4"/>
+              <w:bottom w:val="single" w:color="BFBFBF" w:sz="4"/>
+              <w:right w:val="single" w:color="BFBFBF" w:sz="4"/>
+            </w:tcBorders>
+            <w:shd w:fill="DCE6F1" w:color="auto" w:val="clear"/>
+            <w:tcMar>
+              <w:top w:type="dxa" w:w="60"/>
+              <w:left w:type="dxa" w:w="100"/>
+              <w:bottom w:type="dxa" w:w="60"/>
+              <w:right w:type="dxa" w:w="100"/>
+            </w:tcMar>
+          </w:tcPr>
+          <w:p>
+            <w:pPr>
+              <w:bidi/>
+              <w:spacing w:after="0"/>
+            </w:pPr>
+            <w:r>
+              <w:rPr>
+                <w:rFonts w:ascii="Arial" w:cs="Arial" w:eastAsia="Arial" w:hAnsi="Arial"/>
+                <w:b/>
+                <w:bCs/>
+                <w:sz w:val="19"/>
+                <w:szCs w:val="19"/>
+                <w:rtl/>
+              </w:rPr>
+              <w:t xml:space="preserve">המפתח הפנימי</w:t>
+            </w:r>
+          </w:p>
+        </w:tc>
+      </w:tr>
+      <w:tr>
+        <w:trPr>
+          <w:tblHeader w:val="false"/>
+        </w:trPr>
+        <w:tc>
+          <w:tcPr>
+            <w:tcW w:type="dxa" w:w="950"/>
+            <w:tcBorders>
+              <w:top w:val="single" w:color="BFBFBF" w:sz="4"/>
+              <w:left w:val="single" w:color="BFBFBF" w:sz="4"/>
+              <w:bottom w:val="single" w:color="BFBFBF" w:sz="4"/>
+              <w:right w:val="single" w:color="BFBFBF" w:sz="4"/>
+            </w:tcBorders>
+            <w:tcMar>
+              <w:top w:type="dxa" w:w="60"/>
+              <w:left w:type="dxa" w:w="100"/>
+              <w:bottom w:type="dxa" w:w="60"/>
+              <w:right w:type="dxa" w:w="100"/>
+            </w:tcMar>
+          </w:tcPr>
+          <w:p>
+            <w:pPr>
+              <w:bidi/>
+              <w:spacing w:after="0"/>
+            </w:pPr>
+            <w:r>
+              <w:rPr>
+                <w:rFonts w:ascii="Arial" w:cs="Arial" w:eastAsia="Arial" w:hAnsi="Arial"/>
+                <w:b/>
+                <w:bCs/>
+                <w:sz w:val="19"/>
+                <w:szCs w:val="19"/>
+                <w:rtl/>
+              </w:rPr>
+              <w:t xml:space="preserve">הכנה</w:t>
+            </w:r>
+          </w:p>
+        </w:tc>
+        <w:tc>
+          <w:tcPr>
+            <w:tcW w:type="dxa" w:w="1359"/>
+            <w:tcBorders>
+              <w:top w:val="single" w:color="BFBFBF" w:sz="4"/>
+              <w:left w:val="single" w:color="BFBFBF" w:sz="4"/>
+              <w:bottom w:val="single" w:color="BFBFBF" w:sz="4"/>
+              <w:right w:val="single" w:color="BFBFBF" w:sz="4"/>
+            </w:tcBorders>
+            <w:tcMar>
+              <w:top w:type="dxa" w:w="60"/>
+              <w:left w:type="dxa" w:w="100"/>
+              <w:bottom w:type="dxa" w:w="60"/>
+              <w:right w:type="dxa" w:w="100"/>
+            </w:tcMar>
+          </w:tcPr>
+          <w:p>
+            <w:pPr>
+              <w:bidi/>
+              <w:spacing w:after="0"/>
+            </w:pPr>
+            <w:r>
+              <w:rPr>
+                <w:rFonts w:ascii="Arial" w:cs="Arial" w:eastAsia="Arial" w:hAnsi="Arial"/>
+                <w:sz w:val="19"/>
+                <w:szCs w:val="19"/>
+                <w:rtl/>
+              </w:rPr>
+              <w:t xml:space="preserve">לפני שבוע 1</w:t>
+            </w:r>
+          </w:p>
+        </w:tc>
+        <w:tc>
+          <w:tcPr>
+            <w:tcW w:type="dxa" w:w="3623"/>
+            <w:tcBorders>
+              <w:top w:val="single" w:color="BFBFBF" w:sz="4"/>
+              <w:left w:val="single" w:color="BFBFBF" w:sz="4"/>
+              <w:bottom w:val="single" w:color="BFBFBF" w:sz="4"/>
+              <w:right w:val="single" w:color="BFBFBF" w:sz="4"/>
+            </w:tcBorders>
+            <w:tcMar>
+              <w:top w:type="dxa" w:w="60"/>
+              <w:left w:type="dxa" w:w="100"/>
+              <w:bottom w:type="dxa" w:w="60"/>
+              <w:right w:type="dxa" w:w="100"/>
+            </w:tcMar>
+          </w:tcPr>
+          <w:p>
+            <w:pPr>
+              <w:bidi/>
+              <w:spacing w:after="0"/>
+            </w:pPr>
+          </w:p>
+        </w:tc>
+        <w:tc>
+          <w:tcPr>
+            <w:tcW w:type="dxa" w:w="3706"/>
+            <w:tcBorders>
+              <w:top w:val="single" w:color="BFBFBF" w:sz="4"/>
+              <w:left w:val="single" w:color="BFBFBF" w:sz="4"/>
+              <w:bottom w:val="single" w:color="BFBFBF" w:sz="4"/>
+              <w:right w:val="single" w:color="BFBFBF" w:sz="4"/>
+            </w:tcBorders>
+            <w:tcMar>
+              <w:top w:type="dxa" w:w="60"/>
+              <w:left w:type="dxa" w:w="100"/>
+              <w:bottom w:type="dxa" w:w="60"/>
+              <w:right w:type="dxa" w:w="100"/>
+            </w:tcMar>
+          </w:tcPr>
+          <w:p>
+            <w:pPr>
+              <w:bidi/>
+              <w:spacing w:after="0"/>
+            </w:pPr>
+            <w:r>
+              <w:rPr>
+                <w:rFonts w:ascii="Arial" w:cs="Arial" w:eastAsia="Arial" w:hAnsi="Arial"/>
+                <w:sz w:val="19"/>
+                <w:szCs w:val="19"/>
+                <w:rtl/>
+              </w:rPr>
+              <w:t xml:space="preserve">קורס Spotfire בסיסי (מקוון, כ-2-3 ימים): ניתוחים, טבלאות in-database, עמודות מחושבות, Text Areas</w:t>
+            </w:r>
+          </w:p>
+        </w:tc>
+      </w:tr>
+      <w:tr>
+        <w:trPr>
+          <w:tblHeader w:val="false"/>
+        </w:trPr>
+        <w:tc>
+          <w:tcPr>
+            <w:tcW w:type="dxa" w:w="950"/>
+            <w:tcBorders>
+              <w:top w:val="single" w:color="BFBFBF" w:sz="4"/>
+              <w:left w:val="single" w:color="BFBFBF" w:sz="4"/>
+              <w:bottom w:val="single" w:color="BFBFBF" w:sz="4"/>
+              <w:right w:val="single" w:color="BFBFBF" w:sz="4"/>
+            </w:tcBorders>
+            <w:tcMar>
+              <w:top w:type="dxa" w:w="60"/>
+              <w:left w:type="dxa" w:w="100"/>
+              <w:bottom w:type="dxa" w:w="60"/>
+              <w:right w:type="dxa" w:w="100"/>
+            </w:tcMar>
+          </w:tcPr>
+          <w:p>
+            <w:pPr>
+              <w:bidi/>
+              <w:spacing w:after="0"/>
+            </w:pPr>
+            <w:r>
+              <w:rPr>
+                <w:rFonts w:ascii="Arial" w:cs="Arial" w:eastAsia="Arial" w:hAnsi="Arial"/>
+                <w:b/>
+                <w:bCs/>
+                <w:sz w:val="19"/>
+                <w:szCs w:val="19"/>
+                <w:rtl/>
+              </w:rPr>
+              <w:t xml:space="preserve">בנייה ב-MVP</w:t>
+            </w:r>
+          </w:p>
+        </w:tc>
+        <w:tc>
+          <w:tcPr>
+            <w:tcW w:type="dxa" w:w="1359"/>
+            <w:tcBorders>
+              <w:top w:val="single" w:color="BFBFBF" w:sz="4"/>
+              <w:left w:val="single" w:color="BFBFBF" w:sz="4"/>
+              <w:bottom w:val="single" w:color="BFBFBF" w:sz="4"/>
+              <w:right w:val="single" w:color="BFBFBF" w:sz="4"/>
+            </w:tcBorders>
+            <w:tcMar>
+              <w:top w:type="dxa" w:w="60"/>
+              <w:left w:type="dxa" w:w="100"/>
+              <w:bottom w:type="dxa" w:w="60"/>
+              <w:right w:type="dxa" w:w="100"/>
+            </w:tcMar>
+          </w:tcPr>
+          <w:p>
+            <w:pPr>
+              <w:bidi/>
+              <w:spacing w:after="0"/>
+            </w:pPr>
+            <w:r>
+              <w:rPr>
+                <w:rFonts w:ascii="Arial" w:cs="Arial" w:eastAsia="Arial" w:hAnsi="Arial"/>
+                <w:sz w:val="19"/>
+                <w:szCs w:val="19"/>
+                <w:rtl/>
+              </w:rPr>
+              <w:t xml:space="preserve">שבועות 1-5</w:t>
+            </w:r>
+          </w:p>
+        </w:tc>
+        <w:tc>
+          <w:tcPr>
+            <w:tcW w:type="dxa" w:w="3623"/>
+            <w:tcBorders>
+              <w:top w:val="single" w:color="BFBFBF" w:sz="4"/>
+              <w:left w:val="single" w:color="BFBFBF" w:sz="4"/>
+              <w:bottom w:val="single" w:color="BFBFBF" w:sz="4"/>
+              <w:right w:val="single" w:color="BFBFBF" w:sz="4"/>
+            </w:tcBorders>
+            <w:tcMar>
+              <w:top w:type="dxa" w:w="60"/>
+              <w:left w:type="dxa" w:w="100"/>
+              <w:bottom w:type="dxa" w:w="60"/>
+              <w:right w:type="dxa" w:w="100"/>
+            </w:tcMar>
+          </w:tcPr>
+          <w:p>
+            <w:pPr>
+              <w:bidi/>
+              <w:spacing w:after="0"/>
+            </w:pPr>
+            <w:r>
+              <w:rPr>
+                <w:rFonts w:ascii="Arial" w:cs="Arial" w:eastAsia="Arial" w:hAnsi="Arial"/>
+                <w:sz w:val="19"/>
+                <w:szCs w:val="19"/>
+                <w:rtl/>
+              </w:rPr>
+              <w:t xml:space="preserve">בונה את התשתית ואת ההתאמות המורכבות (C1, C6), ובודק את מה שהמפתח בונה</w:t>
+            </w:r>
+          </w:p>
+        </w:tc>
+        <w:tc>
+          <w:tcPr>
+            <w:tcW w:type="dxa" w:w="3706"/>
+            <w:tcBorders>
+              <w:top w:val="single" w:color="BFBFBF" w:sz="4"/>
+              <w:left w:val="single" w:color="BFBFBF" w:sz="4"/>
+              <w:bottom w:val="single" w:color="BFBFBF" w:sz="4"/>
+              <w:right w:val="single" w:color="BFBFBF" w:sz="4"/>
+            </w:tcBorders>
+            <w:tcMar>
+              <w:top w:type="dxa" w:w="60"/>
+              <w:left w:type="dxa" w:w="100"/>
+              <w:bottom w:type="dxa" w:w="60"/>
+              <w:right w:type="dxa" w:w="100"/>
+            </w:tcMar>
+          </w:tcPr>
+          <w:p>
+            <w:pPr>
+              <w:bidi/>
+              <w:spacing w:after="0"/>
+            </w:pPr>
+            <w:r>
+              <w:rPr>
+                <w:rFonts w:ascii="Arial" w:cs="Arial" w:eastAsia="Arial" w:hAnsi="Arial"/>
+                <w:sz w:val="19"/>
+                <w:szCs w:val="19"/>
+                <w:rtl/>
+              </w:rPr>
+              <w:t xml:space="preserve">עובד צמוד ליועץ במשרה מלאה, ובונה בעצמו את C2, C4, C5 ו-C7</w:t>
+            </w:r>
+          </w:p>
+        </w:tc>
+      </w:tr>
+      <w:tr>
+        <w:trPr>
+          <w:tblHeader w:val="false"/>
+        </w:trPr>
+        <w:tc>
+          <w:tcPr>
+            <w:tcW w:type="dxa" w:w="950"/>
+            <w:tcBorders>
+              <w:top w:val="single" w:color="BFBFBF" w:sz="4"/>
+              <w:left w:val="single" w:color="BFBFBF" w:sz="4"/>
+              <w:bottom w:val="single" w:color="BFBFBF" w:sz="4"/>
+              <w:right w:val="single" w:color="BFBFBF" w:sz="4"/>
+            </w:tcBorders>
+            <w:tcMar>
+              <w:top w:type="dxa" w:w="60"/>
+              <w:left w:type="dxa" w:w="100"/>
+              <w:bottom w:type="dxa" w:w="60"/>
+              <w:right w:type="dxa" w:w="100"/>
+            </w:tcMar>
+          </w:tcPr>
+          <w:p>
+            <w:pPr>
+              <w:bidi/>
+              <w:spacing w:after="0"/>
+            </w:pPr>
+            <w:r>
+              <w:rPr>
+                <w:rFonts w:ascii="Arial" w:cs="Arial" w:eastAsia="Arial" w:hAnsi="Arial"/>
+                <w:b/>
+                <w:bCs/>
+                <w:sz w:val="19"/>
+                <w:szCs w:val="19"/>
+                <w:rtl/>
+              </w:rPr>
+              <w:t xml:space="preserve">העברה</w:t>
+            </w:r>
+          </w:p>
+        </w:tc>
+        <w:tc>
+          <w:tcPr>
+            <w:tcW w:type="dxa" w:w="1359"/>
+            <w:tcBorders>
+              <w:top w:val="single" w:color="BFBFBF" w:sz="4"/>
+              <w:left w:val="single" w:color="BFBFBF" w:sz="4"/>
+              <w:bottom w:val="single" w:color="BFBFBF" w:sz="4"/>
+              <w:right w:val="single" w:color="BFBFBF" w:sz="4"/>
+            </w:tcBorders>
+            <w:tcMar>
+              <w:top w:type="dxa" w:w="60"/>
+              <w:left w:type="dxa" w:w="100"/>
+              <w:bottom w:type="dxa" w:w="60"/>
+              <w:right w:type="dxa" w:w="100"/>
+            </w:tcMar>
+          </w:tcPr>
+          <w:p>
+            <w:pPr>
+              <w:bidi/>
+              <w:spacing w:after="0"/>
+            </w:pPr>
+            <w:r>
+              <w:rPr>
+                <w:rFonts w:ascii="Arial" w:cs="Arial" w:eastAsia="Arial" w:hAnsi="Arial"/>
+                <w:sz w:val="19"/>
+                <w:szCs w:val="19"/>
+                <w:rtl/>
+              </w:rPr>
+              <w:t xml:space="preserve">שבוע 5</w:t>
+            </w:r>
+          </w:p>
+        </w:tc>
+        <w:tc>
+          <w:tcPr>
+            <w:tcW w:type="dxa" w:w="3623"/>
+            <w:tcBorders>
+              <w:top w:val="single" w:color="BFBFBF" w:sz="4"/>
+              <w:left w:val="single" w:color="BFBFBF" w:sz="4"/>
+              <w:bottom w:val="single" w:color="BFBFBF" w:sz="4"/>
+              <w:right w:val="single" w:color="BFBFBF" w:sz="4"/>
+            </w:tcBorders>
+            <w:tcMar>
+              <w:top w:type="dxa" w:w="60"/>
+              <w:left w:type="dxa" w:w="100"/>
+              <w:bottom w:type="dxa" w:w="60"/>
+              <w:right w:type="dxa" w:w="100"/>
+            </w:tcMar>
+          </w:tcPr>
+          <w:p>
+            <w:pPr>
+              <w:bidi/>
+              <w:spacing w:after="0"/>
+            </w:pPr>
+            <w:r>
+              <w:rPr>
+                <w:rFonts w:ascii="Arial" w:cs="Arial" w:eastAsia="Arial" w:hAnsi="Arial"/>
+                <w:sz w:val="19"/>
+                <w:szCs w:val="19"/>
+                <w:rtl/>
+              </w:rPr>
+              <w:t xml:space="preserve">2-3 מפגשי העברה, תיעוד מלא</w:t>
+            </w:r>
+          </w:p>
+        </w:tc>
+        <w:tc>
+          <w:tcPr>
+            <w:tcW w:type="dxa" w:w="3706"/>
+            <w:tcBorders>
+              <w:top w:val="single" w:color="BFBFBF" w:sz="4"/>
+              <w:left w:val="single" w:color="BFBFBF" w:sz="4"/>
+              <w:bottom w:val="single" w:color="BFBFBF" w:sz="4"/>
+              <w:right w:val="single" w:color="BFBFBF" w:sz="4"/>
+            </w:tcBorders>
+            <w:tcMar>
+              <w:top w:type="dxa" w:w="60"/>
+              <w:left w:type="dxa" w:w="100"/>
+              <w:bottom w:type="dxa" w:w="60"/>
+              <w:right w:type="dxa" w:w="100"/>
+            </w:tcMar>
+          </w:tcPr>
+          <w:p>
+            <w:pPr>
+              <w:bidi/>
+              <w:spacing w:after="0"/>
+            </w:pPr>
+            <w:r>
+              <w:rPr>
+                <w:rFonts w:ascii="Arial" w:cs="Arial" w:eastAsia="Arial" w:hAnsi="Arial"/>
+                <w:sz w:val="19"/>
+                <w:szCs w:val="19"/>
+                <w:rtl/>
+              </w:rPr>
+              <w:t xml:space="preserve">מבצע שינוי לבד (סעיף 5.3)</w:t>
+            </w:r>
+          </w:p>
+        </w:tc>
+      </w:tr>
+      <w:tr>
+        <w:trPr>
+          <w:tblHeader w:val="false"/>
+        </w:trPr>
+        <w:tc>
+          <w:tcPr>
+            <w:tcW w:type="dxa" w:w="950"/>
+            <w:tcBorders>
+              <w:top w:val="single" w:color="BFBFBF" w:sz="4"/>
+              <w:left w:val="single" w:color="BFBFBF" w:sz="4"/>
+              <w:bottom w:val="single" w:color="BFBFBF" w:sz="4"/>
+              <w:right w:val="single" w:color="BFBFBF" w:sz="4"/>
+            </w:tcBorders>
+            <w:tcMar>
+              <w:top w:type="dxa" w:w="60"/>
+              <w:left w:type="dxa" w:w="100"/>
+              <w:bottom w:type="dxa" w:w="60"/>
+              <w:right w:type="dxa" w:w="100"/>
+            </w:tcMar>
+          </w:tcPr>
+          <w:p>
+            <w:pPr>
+              <w:bidi/>
+              <w:spacing w:after="0"/>
+            </w:pPr>
+            <w:r>
+              <w:rPr>
+                <w:rFonts w:ascii="Arial" w:cs="Arial" w:eastAsia="Arial" w:hAnsi="Arial"/>
+                <w:b/>
+                <w:bCs/>
+                <w:sz w:val="19"/>
+                <w:szCs w:val="19"/>
+                <w:rtl/>
+              </w:rPr>
+              <w:t xml:space="preserve">ליווי בגל השני</w:t>
+            </w:r>
+          </w:p>
+        </w:tc>
+        <w:tc>
+          <w:tcPr>
+            <w:tcW w:type="dxa" w:w="1359"/>
+            <w:tcBorders>
+              <w:top w:val="single" w:color="BFBFBF" w:sz="4"/>
+              <w:left w:val="single" w:color="BFBFBF" w:sz="4"/>
+              <w:bottom w:val="single" w:color="BFBFBF" w:sz="4"/>
+              <w:right w:val="single" w:color="BFBFBF" w:sz="4"/>
+            </w:tcBorders>
+            <w:tcMar>
+              <w:top w:type="dxa" w:w="60"/>
+              <w:left w:type="dxa" w:w="100"/>
+              <w:bottom w:type="dxa" w:w="60"/>
+              <w:right w:type="dxa" w:w="100"/>
+            </w:tcMar>
+          </w:tcPr>
+          <w:p>
+            <w:pPr>
+              <w:bidi/>
+              <w:spacing w:after="0"/>
+            </w:pPr>
+            <w:r>
+              <w:rPr>
+                <w:rFonts w:ascii="Arial" w:cs="Arial" w:eastAsia="Arial" w:hAnsi="Arial"/>
+                <w:sz w:val="19"/>
+                <w:szCs w:val="19"/>
+                <w:rtl/>
+              </w:rPr>
+              <w:t xml:space="preserve">2-3 חודשים אחרי העלייה</w:t>
+            </w:r>
+          </w:p>
+        </w:tc>
+        <w:tc>
+          <w:tcPr>
+            <w:tcW w:type="dxa" w:w="3623"/>
+            <w:tcBorders>
+              <w:top w:val="single" w:color="BFBFBF" w:sz="4"/>
+              <w:left w:val="single" w:color="BFBFBF" w:sz="4"/>
+              <w:bottom w:val="single" w:color="BFBFBF" w:sz="4"/>
+              <w:right w:val="single" w:color="BFBFBF" w:sz="4"/>
+            </w:tcBorders>
+            <w:tcMar>
+              <w:top w:type="dxa" w:w="60"/>
+              <w:left w:type="dxa" w:w="100"/>
+              <w:bottom w:type="dxa" w:w="60"/>
+              <w:right w:type="dxa" w:w="100"/>
+            </w:tcMar>
+          </w:tcPr>
+          <w:p>
+            <w:pPr>
+              <w:bidi/>
+              <w:spacing w:after="0"/>
+            </w:pPr>
+            <w:r>
+              <w:rPr>
+                <w:rFonts w:ascii="Arial" w:cs="Arial" w:eastAsia="Arial" w:hAnsi="Arial"/>
+                <w:sz w:val="19"/>
+                <w:szCs w:val="19"/>
+                <w:rtl/>
+              </w:rPr>
+              <w:t xml:space="preserve">זמין לשאלות ולבדיקת קוד, כמה שעות בשבוע</w:t>
+            </w:r>
+          </w:p>
+        </w:tc>
+        <w:tc>
+          <w:tcPr>
+            <w:tcW w:type="dxa" w:w="3706"/>
+            <w:tcBorders>
+              <w:top w:val="single" w:color="BFBFBF" w:sz="4"/>
+              <w:left w:val="single" w:color="BFBFBF" w:sz="4"/>
+              <w:bottom w:val="single" w:color="BFBFBF" w:sz="4"/>
+              <w:right w:val="single" w:color="BFBFBF" w:sz="4"/>
+            </w:tcBorders>
+            <w:tcMar>
+              <w:top w:type="dxa" w:w="60"/>
+              <w:left w:type="dxa" w:w="100"/>
+              <w:bottom w:type="dxa" w:w="60"/>
+              <w:right w:type="dxa" w:w="100"/>
+            </w:tcMar>
+          </w:tcPr>
+          <w:p>
+            <w:pPr>
+              <w:bidi/>
+              <w:spacing w:after="0"/>
+            </w:pPr>
+            <w:r>
+              <w:rPr>
+                <w:rFonts w:ascii="Arial" w:cs="Arial" w:eastAsia="Arial" w:hAnsi="Arial"/>
+                <w:sz w:val="19"/>
+                <w:szCs w:val="19"/>
+                <w:rtl/>
+              </w:rPr>
+              <w:t xml:space="preserve">בונה את הגל השני</w:t>
+            </w:r>
+          </w:p>
+        </w:tc>
+      </w:tr>
+      <w:tr>
+        <w:trPr>
+          <w:tblHeader w:val="false"/>
+        </w:trPr>
+        <w:tc>
+          <w:tcPr>
+            <w:tcW w:type="dxa" w:w="950"/>
+            <w:tcBorders>
+              <w:top w:val="single" w:color="BFBFBF" w:sz="4"/>
+              <w:left w:val="single" w:color="BFBFBF" w:sz="4"/>
+              <w:bottom w:val="single" w:color="BFBFBF" w:sz="4"/>
+              <w:right w:val="single" w:color="BFBFBF" w:sz="4"/>
+            </w:tcBorders>
+            <w:tcMar>
+              <w:top w:type="dxa" w:w="60"/>
+              <w:left w:type="dxa" w:w="100"/>
+              <w:bottom w:type="dxa" w:w="60"/>
+              <w:right w:type="dxa" w:w="100"/>
+            </w:tcMar>
+          </w:tcPr>
+          <w:p>
+            <w:pPr>
+              <w:bidi/>
+              <w:spacing w:after="0"/>
+            </w:pPr>
+            <w:r>
+              <w:rPr>
+                <w:rFonts w:ascii="Arial" w:cs="Arial" w:eastAsia="Arial" w:hAnsi="Arial"/>
+                <w:b/>
+                <w:bCs/>
+                <w:sz w:val="19"/>
+                <w:szCs w:val="19"/>
+                <w:rtl/>
+              </w:rPr>
+              <w:t xml:space="preserve">עצמאות</w:t>
+            </w:r>
+          </w:p>
+        </w:tc>
+        <w:tc>
+          <w:tcPr>
+            <w:tcW w:type="dxa" w:w="1359"/>
+            <w:tcBorders>
+              <w:top w:val="single" w:color="BFBFBF" w:sz="4"/>
+              <w:left w:val="single" w:color="BFBFBF" w:sz="4"/>
+              <w:bottom w:val="single" w:color="BFBFBF" w:sz="4"/>
+              <w:right w:val="single" w:color="BFBFBF" w:sz="4"/>
+            </w:tcBorders>
+            <w:tcMar>
+              <w:top w:type="dxa" w:w="60"/>
+              <w:left w:type="dxa" w:w="100"/>
+              <w:bottom w:type="dxa" w:w="60"/>
+              <w:right w:type="dxa" w:w="100"/>
+            </w:tcMar>
+          </w:tcPr>
+          <w:p>
+            <w:pPr>
+              <w:bidi/>
+              <w:spacing w:after="0"/>
+            </w:pPr>
+            <w:r>
+              <w:rPr>
+                <w:rFonts w:ascii="Arial" w:cs="Arial" w:eastAsia="Arial" w:hAnsi="Arial"/>
+                <w:sz w:val="19"/>
+                <w:szCs w:val="19"/>
+                <w:rtl/>
+              </w:rPr>
+              <w:t xml:space="preserve">אחרי הגל השני</w:t>
+            </w:r>
+          </w:p>
+        </w:tc>
+        <w:tc>
+          <w:tcPr>
+            <w:tcW w:type="dxa" w:w="3623"/>
+            <w:tcBorders>
+              <w:top w:val="single" w:color="BFBFBF" w:sz="4"/>
+              <w:left w:val="single" w:color="BFBFBF" w:sz="4"/>
+              <w:bottom w:val="single" w:color="BFBFBF" w:sz="4"/>
+              <w:right w:val="single" w:color="BFBFBF" w:sz="4"/>
+            </w:tcBorders>
+            <w:tcMar>
+              <w:top w:type="dxa" w:w="60"/>
+              <w:left w:type="dxa" w:w="100"/>
+              <w:bottom w:type="dxa" w:w="60"/>
+              <w:right w:type="dxa" w:w="100"/>
+            </w:tcMar>
+          </w:tcPr>
+          <w:p>
+            <w:pPr>
+              <w:bidi/>
+              <w:spacing w:after="0"/>
+            </w:pPr>
+            <w:r>
+              <w:rPr>
+                <w:rFonts w:ascii="Arial" w:cs="Arial" w:eastAsia="Arial" w:hAnsi="Arial"/>
+                <w:sz w:val="19"/>
+                <w:szCs w:val="19"/>
+                <w:rtl/>
+              </w:rPr>
+              <w:t xml:space="preserve">יוצא</w:t>
+            </w:r>
+          </w:p>
+        </w:tc>
+        <w:tc>
+          <w:tcPr>
+            <w:tcW w:type="dxa" w:w="3706"/>
+            <w:tcBorders>
+              <w:top w:val="single" w:color="BFBFBF" w:sz="4"/>
+              <w:left w:val="single" w:color="BFBFBF" w:sz="4"/>
+              <w:bottom w:val="single" w:color="BFBFBF" w:sz="4"/>
+              <w:right w:val="single" w:color="BFBFBF" w:sz="4"/>
+            </w:tcBorders>
+            <w:tcMar>
+              <w:top w:type="dxa" w:w="60"/>
+              <w:left w:type="dxa" w:w="100"/>
+              <w:bottom w:type="dxa" w:w="60"/>
+              <w:right w:type="dxa" w:w="100"/>
+            </w:tcMar>
+          </w:tcPr>
+          <w:p>
+            <w:pPr>
+              <w:bidi/>
+              <w:spacing w:after="0"/>
+            </w:pPr>
+            <w:r>
+              <w:rPr>
+                <w:rFonts w:ascii="Arial" w:cs="Arial" w:eastAsia="Arial" w:hAnsi="Arial"/>
+                <w:sz w:val="19"/>
+                <w:szCs w:val="19"/>
+                <w:rtl/>
+              </w:rPr>
+              <w:t xml:space="preserve">מתחזק ומפתח לבד, עם ה-DBA</w:t>
+            </w:r>
+          </w:p>
+        </w:tc>
+      </w:tr>
+    </w:tbl>
+    <w:p>
+      <w:pPr>
+        <w:spacing w:after="120"/>
+      </w:pPr>
+    </w:p>
+    <w:p>
+      <w:pPr>
+        <w:pStyle w:val="Heading2"/>
+        <w:bidi/>
+      </w:pPr>
+      <w:r>
+        <w:rPr>
+          <w:rFonts w:ascii="Arial" w:cs="Arial" w:eastAsia="Arial" w:hAnsi="Arial"/>
+          <w:rtl/>
+        </w:rPr>
+        <w:t xml:space="preserve">5.2 מה חייב להיות בהזמנת העבודה מול היועץ</w:t>
+      </w:r>
+    </w:p>
+    <w:p>
+      <w:pPr>
+        <w:pStyle w:val="ListParagraph"/>
+        <w:numPr>
+          <w:ilvl w:val="0"/>
+          <w:numId w:val="3"/>
+        </w:numPr>
+        <w:bidi/>
+        <w:spacing w:after="60"/>
+        <w:jc w:val="start"/>
+      </w:pPr>
+      <w:r>
+        <w:rPr>
+          <w:rFonts w:ascii="Arial" w:cs="Arial" w:eastAsia="Arial" w:hAnsi="Arial"/>
+          <w:b/>
+          <w:bCs/>
+          <w:rtl/>
+        </w:rPr>
+        <w:t xml:space="preserve">עבודה בזוג:</w:t>
+      </w:r>
+      <w:r>
+        <w:rPr>
+          <w:rFonts w:ascii="Arial" w:cs="Arial" w:eastAsia="Arial" w:hAnsi="Arial"/>
+          <w:rtl/>
+        </w:rPr>
+        <w:t xml:space="preserve"> המפתח הפנימי עובד צמוד ליועץ לאורך כל ה-MVP. הוא לא מקבל רק הדגמה בסוף.</w:t>
+      </w:r>
+    </w:p>
+    <w:p>
+      <w:pPr>
+        <w:pStyle w:val="ListParagraph"/>
+        <w:numPr>
+          <w:ilvl w:val="0"/>
+          <w:numId w:val="3"/>
+        </w:numPr>
+        <w:bidi/>
+        <w:spacing w:after="60"/>
+        <w:jc w:val="start"/>
+      </w:pPr>
+      <w:r>
+        <w:rPr>
+          <w:rFonts w:ascii="Arial" w:cs="Arial" w:eastAsia="Arial" w:hAnsi="Arial"/>
+          <w:b/>
+          <w:bCs/>
+          <w:rtl/>
+        </w:rPr>
+        <w:t xml:space="preserve">בעלות על הקוד:</w:t>
+      </w:r>
+      <w:r>
+        <w:rPr>
+          <w:rFonts w:ascii="Arial" w:cs="Arial" w:eastAsia="Arial" w:hAnsi="Arial"/>
+          <w:rtl/>
+        </w:rPr>
+        <w:t xml:space="preserve"> כל הקוד והקבצים ב-Git ובספרייה של הארגון, מהיום הראשון.</w:t>
+      </w:r>
+    </w:p>
+    <w:p>
+      <w:pPr>
+        <w:pStyle w:val="ListParagraph"/>
+        <w:numPr>
+          <w:ilvl w:val="0"/>
+          <w:numId w:val="3"/>
+        </w:numPr>
+        <w:bidi/>
+        <w:spacing w:after="60"/>
+        <w:jc w:val="start"/>
+      </w:pPr>
+      <w:r>
+        <w:rPr>
+          <w:rFonts w:ascii="Arial" w:cs="Arial" w:eastAsia="Arial" w:hAnsi="Arial"/>
+          <w:b/>
+          <w:bCs/>
+          <w:rtl/>
+        </w:rPr>
+        <w:t xml:space="preserve">תיעוד:</w:t>
+      </w:r>
+      <w:r>
+        <w:rPr>
+          <w:rFonts w:ascii="Arial" w:cs="Arial" w:eastAsia="Arial" w:hAnsi="Arial"/>
+          <w:rtl/>
+        </w:rPr>
+        <w:t xml:space="preserve"> מסמך תחזוקה, כולל הסבר על כל התאמה מסוג L2-L4.</w:t>
+      </w:r>
+    </w:p>
+    <w:p>
+      <w:pPr>
+        <w:pStyle w:val="ListParagraph"/>
+        <w:numPr>
+          <w:ilvl w:val="0"/>
+          <w:numId w:val="3"/>
+        </w:numPr>
+        <w:bidi/>
+        <w:spacing w:after="60"/>
+        <w:jc w:val="start"/>
+      </w:pPr>
+      <w:r>
+        <w:rPr>
+          <w:rFonts w:ascii="Arial" w:cs="Arial" w:eastAsia="Arial" w:hAnsi="Arial"/>
+          <w:b/>
+          <w:bCs/>
+          <w:rtl/>
+        </w:rPr>
+        <w:t xml:space="preserve">מפגשי העברה:</w:t>
+      </w:r>
+      <w:r>
+        <w:rPr>
+          <w:rFonts w:ascii="Arial" w:cs="Arial" w:eastAsia="Arial" w:hAnsi="Arial"/>
+          <w:rtl/>
+        </w:rPr>
+        <w:t xml:space="preserve"> לפחות 2-3 מפגשים מוקלטים.</w:t>
+      </w:r>
+    </w:p>
+    <w:p>
+      <w:pPr>
+        <w:pStyle w:val="ListParagraph"/>
+        <w:numPr>
+          <w:ilvl w:val="0"/>
+          <w:numId w:val="3"/>
+        </w:numPr>
+        <w:bidi/>
+        <w:spacing w:after="60"/>
+        <w:jc w:val="start"/>
+      </w:pPr>
+      <w:r>
+        <w:rPr>
+          <w:rFonts w:ascii="Arial" w:cs="Arial" w:eastAsia="Arial" w:hAnsi="Arial"/>
+          <w:b/>
+          <w:bCs/>
+          <w:rtl/>
+        </w:rPr>
+        <w:t xml:space="preserve">ליווי:</w:t>
+      </w:r>
+      <w:r>
+        <w:rPr>
+          <w:rFonts w:ascii="Arial" w:cs="Arial" w:eastAsia="Arial" w:hAnsi="Arial"/>
+          <w:rtl/>
+        </w:rPr>
+        <w:t xml:space="preserve"> בנק שעות לבדיקת קוד ולשאלות במהלך הגל השני.</w:t>
+      </w:r>
+    </w:p>
+    <w:p>
+      <w:pPr>
+        <w:pStyle w:val="ListParagraph"/>
+        <w:numPr>
+          <w:ilvl w:val="0"/>
+          <w:numId w:val="3"/>
+        </w:numPr>
+        <w:bidi/>
+        <w:spacing w:after="60"/>
+        <w:jc w:val="start"/>
+      </w:pPr>
+      <w:r>
+        <w:rPr>
+          <w:rFonts w:ascii="Arial" w:cs="Arial" w:eastAsia="Arial" w:hAnsi="Arial"/>
+          <w:b/>
+          <w:bCs/>
+          <w:rtl/>
+        </w:rPr>
+        <w:t xml:space="preserve">גישה לנתונים:</w:t>
+      </w:r>
+      <w:r>
+        <w:rPr>
+          <w:rFonts w:ascii="Arial" w:cs="Arial" w:eastAsia="Arial" w:hAnsi="Arial"/>
+          <w:rtl/>
+        </w:rPr>
+        <w:t xml:space="preserve"> הסכם שמכסה גישה לנתונים (BAA/NDA), או עבודה על סביבה עם נתונים מוסווים.</w:t>
+      </w:r>
+    </w:p>
+    <w:p>
+      <w:pPr>
+        <w:pStyle w:val="Heading2"/>
+        <w:bidi/>
+      </w:pPr>
+      <w:r>
+        <w:rPr>
+          <w:rFonts w:ascii="Arial" w:cs="Arial" w:eastAsia="Arial" w:hAnsi="Arial"/>
+          <w:rtl/>
+        </w:rPr>
+        <w:t xml:space="preserve">5.3 מתי ההעברה גמורה</w:t>
       </w:r>
     </w:p>
     <w:p>
@@ -5112,7 +6343,104 @@
           <w:rFonts w:ascii="Arial" w:cs="Arial" w:eastAsia="Arial" w:hAnsi="Arial"/>
           <w:rtl/>
         </w:rPr>
-        <w:t xml:space="preserve">כמו ב-MVP 2.0:</w:t>
+        <w:t xml:space="preserve">ההעברה גמורה רק כשהמפתח מבצע לבד, בלי היועץ:</w:t>
+      </w:r>
+    </w:p>
+    <w:p>
+      <w:pPr>
+        <w:pStyle w:val="ListParagraph"/>
+        <w:numPr>
+          <w:ilvl w:val="0"/>
+          <w:numId w:val="4"/>
+        </w:numPr>
+        <w:bidi/>
+        <w:spacing w:after="60"/>
+        <w:jc w:val="start"/>
+      </w:pPr>
+      <w:r>
+        <w:rPr>
+          <w:rFonts w:ascii="Arial" w:cs="Arial" w:eastAsia="Arial" w:hAnsi="Arial"/>
+          <w:b/>
+          <w:bCs/>
+          <w:rtl/>
+        </w:rPr>
+        <w:t xml:space="preserve">שינוי בהגדרה:</w:t>
+      </w:r>
+      <w:r>
+        <w:rPr>
+          <w:rFonts w:ascii="Arial" w:cs="Arial" w:eastAsia="Arial" w:hAnsi="Arial"/>
+          <w:rtl/>
+        </w:rPr>
+        <w:t xml:space="preserve"> למשל שינוי הסף של "SLA בסיכון" מ-60 ל-90 דקות. השינוי עובר מה-view, דרך בדיקה, ועד שחרור לייצור.</w:t>
+      </w:r>
+    </w:p>
+    <w:p>
+      <w:pPr>
+        <w:pStyle w:val="ListParagraph"/>
+        <w:numPr>
+          <w:ilvl w:val="0"/>
+          <w:numId w:val="4"/>
+        </w:numPr>
+        <w:bidi/>
+        <w:spacing w:after="60"/>
+        <w:jc w:val="start"/>
+      </w:pPr>
+      <w:r>
+        <w:rPr>
+          <w:rFonts w:ascii="Arial" w:cs="Arial" w:eastAsia="Arial" w:hAnsi="Arial"/>
+          <w:b/>
+          <w:bCs/>
+          <w:rtl/>
+        </w:rPr>
+        <w:t xml:space="preserve">עמודה חדשה:</w:t>
+      </w:r>
+      <w:r>
+        <w:rPr>
+          <w:rFonts w:ascii="Arial" w:cs="Arial" w:eastAsia="Arial" w:hAnsi="Arial"/>
+          <w:rtl/>
+        </w:rPr>
+        <w:t xml:space="preserve"> הוספת עמודה לאחת הרשימות.</w:t>
+      </w:r>
+    </w:p>
+    <w:p>
+      <w:pPr>
+        <w:pStyle w:val="ListParagraph"/>
+        <w:numPr>
+          <w:ilvl w:val="0"/>
+          <w:numId w:val="4"/>
+        </w:numPr>
+        <w:bidi/>
+        <w:spacing w:after="60"/>
+        <w:jc w:val="start"/>
+      </w:pPr>
+      <w:r>
+        <w:rPr>
+          <w:rFonts w:ascii="Arial" w:cs="Arial" w:eastAsia="Arial" w:hAnsi="Arial"/>
+          <w:b/>
+          <w:bCs/>
+          <w:rtl/>
+        </w:rPr>
+        <w:t xml:space="preserve">תיקון אחרי עדכון:</w:t>
+      </w:r>
+      <w:r>
+        <w:rPr>
+          <w:rFonts w:ascii="Arial" w:cs="Arial" w:eastAsia="Arial" w:hAnsi="Arial"/>
+          <w:rtl/>
+        </w:rPr>
+        <w:t xml:space="preserve"> הרצת רשימת הבדיקות שאחרי עדכון של Spotfire, והסבר מה עושים אם הרענון האוטומטי (C1) מפסיק לעבוד.</w:t>
+      </w:r>
+    </w:p>
+    <w:p>
+      <w:pPr>
+        <w:pStyle w:val="Heading1"/>
+        <w:bidi/>
+      </w:pPr>
+      <w:r>
+        <w:rPr>
+          <w:rFonts w:ascii="Arial" w:cs="Arial" w:eastAsia="Arial" w:hAnsi="Arial"/>
+          <w:rtl/>
+        </w:rPr>
+        <w:t xml:space="preserve">6. מדדי הצלחה (KPIs)</w:t>
       </w:r>
     </w:p>
     <w:tbl>
@@ -5523,13 +6851,82 @@
             <w:r>
               <w:rPr>
                 <w:rFonts w:ascii="Arial" w:cs="Arial" w:eastAsia="Arial" w:hAnsi="Arial"/>
+                <w:sz w:val="19"/>
+                <w:szCs w:val="19"/>
+                <w:rtl/>
+              </w:rPr>
+              <w:t xml:space="preserve">יציבות אחרי עדכון של Spotfire</w:t>
+            </w:r>
+          </w:p>
+        </w:tc>
+        <w:tc>
+          <w:tcPr>
+            <w:tcW w:type="dxa" w:w="6498"/>
+            <w:tcBorders>
+              <w:top w:val="single" w:color="BFBFBF" w:sz="4"/>
+              <w:left w:val="single" w:color="BFBFBF" w:sz="4"/>
+              <w:bottom w:val="single" w:color="BFBFBF" w:sz="4"/>
+              <w:right w:val="single" w:color="BFBFBF" w:sz="4"/>
+            </w:tcBorders>
+            <w:tcMar>
+              <w:top w:type="dxa" w:w="60"/>
+              <w:left w:type="dxa" w:w="100"/>
+              <w:bottom w:type="dxa" w:w="60"/>
+              <w:right w:type="dxa" w:w="100"/>
+            </w:tcMar>
+          </w:tcPr>
+          <w:p>
+            <w:pPr>
+              <w:bidi/>
+              <w:spacing w:after="0"/>
+            </w:pPr>
+            <w:r>
+              <w:rPr>
+                <w:rFonts w:ascii="Arial" w:cs="Arial" w:eastAsia="Arial" w:hAnsi="Arial"/>
+                <w:sz w:val="19"/>
+                <w:szCs w:val="19"/>
+                <w:rtl/>
+              </w:rPr>
+              <w:t xml:space="preserve">המסך ממשיך לעבוד אחרי כל עדכון של Spotfire Cloud, לפי רשימת הבדיקות</w:t>
+            </w:r>
+          </w:p>
+        </w:tc>
+      </w:tr>
+      <w:tr>
+        <w:trPr>
+          <w:tblHeader w:val="false"/>
+        </w:trPr>
+        <w:tc>
+          <w:tcPr>
+            <w:tcW w:type="dxa" w:w="3140"/>
+            <w:tcBorders>
+              <w:top w:val="single" w:color="BFBFBF" w:sz="4"/>
+              <w:left w:val="single" w:color="BFBFBF" w:sz="4"/>
+              <w:bottom w:val="single" w:color="BFBFBF" w:sz="4"/>
+              <w:right w:val="single" w:color="BFBFBF" w:sz="4"/>
+            </w:tcBorders>
+            <w:tcMar>
+              <w:top w:type="dxa" w:w="60"/>
+              <w:left w:type="dxa" w:w="100"/>
+              <w:bottom w:type="dxa" w:w="60"/>
+              <w:right w:type="dxa" w:w="100"/>
+            </w:tcMar>
+          </w:tcPr>
+          <w:p>
+            <w:pPr>
+              <w:bidi/>
+              <w:spacing w:after="0"/>
+            </w:pPr>
+            <w:r>
+              <w:rPr>
+                <w:rFonts w:ascii="Arial" w:cs="Arial" w:eastAsia="Arial" w:hAnsi="Arial"/>
                 <w:b/>
                 <w:bCs/>
                 <w:sz w:val="19"/>
                 <w:szCs w:val="19"/>
                 <w:rtl/>
               </w:rPr>
-              <w:t xml:space="preserve">יציבות אחרי עדכון של Spotfire</w:t>
+              <w:t xml:space="preserve">העברת ידע</w:t>
             </w:r>
           </w:p>
         </w:tc>
@@ -5561,7 +6958,7 @@
                 <w:szCs w:val="19"/>
                 <w:rtl/>
               </w:rPr>
-              <w:t xml:space="preserve">המסך ממשיך לעבוד אחרי כל עדכון של Spotfire Cloud, לפי רשימת הבדיקות</w:t>
+              <w:t xml:space="preserve">המפתח ביצע את שלוש המשימות בסעיף 5.3 לבד, עד סוף שבוע 5</w:t>
             </w:r>
           </w:p>
         </w:tc>
@@ -5582,7 +6979,7 @@
           <w:rFonts w:ascii="Arial" w:cs="Arial" w:eastAsia="Arial" w:hAnsi="Arial"/>
           <w:rtl/>
         </w:rPr>
-        <w:t xml:space="preserve">6. לוח זמנים, צוות ותקציב</w:t>
+        <w:t xml:space="preserve">7. לוח זמנים, צוות ותקציב</w:t>
       </w:r>
     </w:p>
     <w:p>
@@ -5595,7 +6992,7 @@
           <w:rFonts w:ascii="Arial" w:cs="Arial" w:eastAsia="Arial" w:hAnsi="Arial"/>
           <w:rtl/>
         </w:rPr>
-        <w:t xml:space="preserve">6.1 לוח זמנים: 5 שבועות עד העלייה לאוויר, ועוד 4 שבועות ניסוי</w:t>
+        <w:t xml:space="preserve">7.1 לוח זמנים: 5 שבועות עד העלייה לאוויר, ועוד 4 שבועות ניסוי</w:t>
       </w:r>
     </w:p>
     <w:tbl>
@@ -5614,8 +7011,8 @@
       </w:tblPr>
       <w:tblGrid>
         <w:gridCol w:w="950"/>
-        <w:gridCol w:w="5200"/>
-        <w:gridCol w:w="3488"/>
+        <w:gridCol w:w="5920"/>
+        <w:gridCol w:w="2768"/>
       </w:tblGrid>
       <w:tr>
         <w:trPr>
@@ -5658,7 +7055,7 @@
         </w:tc>
         <w:tc>
           <w:tcPr>
-            <w:tcW w:type="dxa" w:w="5200"/>
+            <w:tcW w:type="dxa" w:w="5920"/>
             <w:tcBorders>
               <w:top w:val="single" w:color="BFBFBF" w:sz="4"/>
               <w:left w:val="single" w:color="BFBFBF" w:sz="4"/>
@@ -5693,7 +7090,7 @@
         </w:tc>
         <w:tc>
           <w:tcPr>
-            <w:tcW w:type="dxa" w:w="3488"/>
+            <w:tcW w:type="dxa" w:w="2768"/>
             <w:tcBorders>
               <w:top w:val="single" w:color="BFBFBF" w:sz="4"/>
               <w:left w:val="single" w:color="BFBFBF" w:sz="4"/>
@@ -5761,82 +7158,71 @@
                 <w:szCs w:val="19"/>
                 <w:rtl/>
               </w:rPr>
-              <w:t xml:space="preserve">1</w:t>
-            </w:r>
-          </w:p>
-        </w:tc>
-        <w:tc>
-          <w:tcPr>
-            <w:tcW w:type="dxa" w:w="5200"/>
-            <w:tcBorders>
-              <w:top w:val="single" w:color="BFBFBF" w:sz="4"/>
-              <w:left w:val="single" w:color="BFBFBF" w:sz="4"/>
-              <w:bottom w:val="single" w:color="BFBFBF" w:sz="4"/>
-              <w:right w:val="single" w:color="BFBFBF" w:sz="4"/>
-            </w:tcBorders>
-            <w:tcMar>
-              <w:top w:type="dxa" w:w="60"/>
-              <w:left w:type="dxa" w:w="100"/>
-              <w:bottom w:type="dxa" w:w="60"/>
-              <w:right w:type="dxa" w:w="100"/>
-            </w:tcMar>
-          </w:tcPr>
-          <w:p>
-            <w:pPr>
-              <w:bidi/>
-              <w:spacing w:after="0"/>
-            </w:pPr>
-            <w:r>
-              <w:rPr>
-                <w:rFonts w:ascii="Arial" w:cs="Arial" w:eastAsia="Arial" w:hAnsi="Arial"/>
-                <w:b/>
-                <w:bCs/>
-                <w:sz w:val="19"/>
-                <w:szCs w:val="19"/>
-                <w:rtl/>
-              </w:rPr>
-              <w:t xml:space="preserve">בדיקת היתכנות של C1:</w:t>
-            </w:r>
-            <w:r>
-              <w:rPr>
-                <w:rFonts w:ascii="Arial" w:cs="Arial" w:eastAsia="Arial" w:hAnsi="Arial"/>
-                <w:sz w:val="19"/>
-                <w:szCs w:val="19"/>
-                <w:rtl/>
-              </w:rPr>
-              <w:t xml:space="preserve"> עמוד אחד שמתרענן לבד, במחשב, במסך הקיר ובטלפון. בדיקה מה Spotfire Cloud מאפשר: גרסה, IronPython, JavaScript ו-Mods. גישה ל-DW. הדרכת Spotfire למפתח, אם צריך. הפקת נקודת הבסיס למדדים</w:t>
-            </w:r>
-          </w:p>
-        </w:tc>
-        <w:tc>
-          <w:tcPr>
-            <w:tcW w:type="dxa" w:w="3488"/>
-            <w:tcBorders>
-              <w:top w:val="single" w:color="BFBFBF" w:sz="4"/>
-              <w:left w:val="single" w:color="BFBFBF" w:sz="4"/>
-              <w:bottom w:val="single" w:color="BFBFBF" w:sz="4"/>
-              <w:right w:val="single" w:color="BFBFBF" w:sz="4"/>
-            </w:tcBorders>
-            <w:tcMar>
-              <w:top w:type="dxa" w:w="60"/>
-              <w:left w:type="dxa" w:w="100"/>
-              <w:bottom w:type="dxa" w:w="60"/>
-              <w:right w:type="dxa" w:w="100"/>
-            </w:tcMar>
-          </w:tcPr>
-          <w:p>
-            <w:pPr>
-              <w:bidi/>
-              <w:spacing w:after="0"/>
-            </w:pPr>
-            <w:r>
-              <w:rPr>
-                <w:rFonts w:ascii="Arial" w:cs="Arial" w:eastAsia="Arial" w:hAnsi="Arial"/>
-                <w:sz w:val="19"/>
-                <w:szCs w:val="19"/>
-                <w:rtl/>
-              </w:rPr>
-              <w:t xml:space="preserve">מפתח, IT (אדמין Spotfire), מנהל התמיכה</w:t>
+              <w:t xml:space="preserve">לפני</w:t>
+            </w:r>
+          </w:p>
+        </w:tc>
+        <w:tc>
+          <w:tcPr>
+            <w:tcW w:type="dxa" w:w="5920"/>
+            <w:tcBorders>
+              <w:top w:val="single" w:color="BFBFBF" w:sz="4"/>
+              <w:left w:val="single" w:color="BFBFBF" w:sz="4"/>
+              <w:bottom w:val="single" w:color="BFBFBF" w:sz="4"/>
+              <w:right w:val="single" w:color="BFBFBF" w:sz="4"/>
+            </w:tcBorders>
+            <w:tcMar>
+              <w:top w:type="dxa" w:w="60"/>
+              <w:left w:type="dxa" w:w="100"/>
+              <w:bottom w:type="dxa" w:w="60"/>
+              <w:right w:type="dxa" w:w="100"/>
+            </w:tcMar>
+          </w:tcPr>
+          <w:p>
+            <w:pPr>
+              <w:bidi/>
+              <w:spacing w:after="0"/>
+            </w:pPr>
+            <w:r>
+              <w:rPr>
+                <w:rFonts w:ascii="Arial" w:cs="Arial" w:eastAsia="Arial" w:hAnsi="Arial"/>
+                <w:sz w:val="19"/>
+                <w:szCs w:val="19"/>
+                <w:rtl/>
+              </w:rPr>
+              <w:t xml:space="preserve">קורס Spotfire בסיסי למפתח. חתימה על הזמנת העבודה עם היועץ</w:t>
+            </w:r>
+          </w:p>
+        </w:tc>
+        <w:tc>
+          <w:tcPr>
+            <w:tcW w:type="dxa" w:w="2768"/>
+            <w:tcBorders>
+              <w:top w:val="single" w:color="BFBFBF" w:sz="4"/>
+              <w:left w:val="single" w:color="BFBFBF" w:sz="4"/>
+              <w:bottom w:val="single" w:color="BFBFBF" w:sz="4"/>
+              <w:right w:val="single" w:color="BFBFBF" w:sz="4"/>
+            </w:tcBorders>
+            <w:tcMar>
+              <w:top w:type="dxa" w:w="60"/>
+              <w:left w:type="dxa" w:w="100"/>
+              <w:bottom w:type="dxa" w:w="60"/>
+              <w:right w:type="dxa" w:w="100"/>
+            </w:tcMar>
+          </w:tcPr>
+          <w:p>
+            <w:pPr>
+              <w:bidi/>
+              <w:spacing w:after="0"/>
+            </w:pPr>
+            <w:r>
+              <w:rPr>
+                <w:rFonts w:ascii="Arial" w:cs="Arial" w:eastAsia="Arial" w:hAnsi="Arial"/>
+                <w:sz w:val="19"/>
+                <w:szCs w:val="19"/>
+                <w:rtl/>
+              </w:rPr>
+              <w:t xml:space="preserve">מפתח, מנהל התמיכה</w:t>
             </w:r>
           </w:p>
         </w:tc>
@@ -5875,71 +7261,82 @@
                 <w:szCs w:val="19"/>
                 <w:rtl/>
               </w:rPr>
-              <w:t xml:space="preserve">2</w:t>
-            </w:r>
-          </w:p>
-        </w:tc>
-        <w:tc>
-          <w:tcPr>
-            <w:tcW w:type="dxa" w:w="5200"/>
-            <w:tcBorders>
-              <w:top w:val="single" w:color="BFBFBF" w:sz="4"/>
-              <w:left w:val="single" w:color="BFBFBF" w:sz="4"/>
-              <w:bottom w:val="single" w:color="BFBFBF" w:sz="4"/>
-              <w:right w:val="single" w:color="BFBFBF" w:sz="4"/>
-            </w:tcBorders>
-            <w:tcMar>
-              <w:top w:type="dxa" w:w="60"/>
-              <w:left w:type="dxa" w:w="100"/>
-              <w:bottom w:type="dxa" w:w="60"/>
-              <w:right w:type="dxa" w:w="100"/>
-            </w:tcMar>
-          </w:tcPr>
-          <w:p>
-            <w:pPr>
-              <w:bidi/>
-              <w:spacing w:after="0"/>
-            </w:pPr>
-            <w:r>
-              <w:rPr>
-                <w:rFonts w:ascii="Arial" w:cs="Arial" w:eastAsia="Arial" w:hAnsi="Arial"/>
-                <w:sz w:val="19"/>
-                <w:szCs w:val="19"/>
-                <w:rtl/>
-              </w:rPr>
-              <w:t xml:space="preserve">views ב-DW ואינדקסים</w:t>
-            </w:r>
-          </w:p>
-        </w:tc>
-        <w:tc>
-          <w:tcPr>
-            <w:tcW w:type="dxa" w:w="3488"/>
-            <w:tcBorders>
-              <w:top w:val="single" w:color="BFBFBF" w:sz="4"/>
-              <w:left w:val="single" w:color="BFBFBF" w:sz="4"/>
-              <w:bottom w:val="single" w:color="BFBFBF" w:sz="4"/>
-              <w:right w:val="single" w:color="BFBFBF" w:sz="4"/>
-            </w:tcBorders>
-            <w:tcMar>
-              <w:top w:type="dxa" w:w="60"/>
-              <w:left w:type="dxa" w:w="100"/>
-              <w:bottom w:type="dxa" w:w="60"/>
-              <w:right w:type="dxa" w:w="100"/>
-            </w:tcMar>
-          </w:tcPr>
-          <w:p>
-            <w:pPr>
-              <w:bidi/>
-              <w:spacing w:after="0"/>
-            </w:pPr>
-            <w:r>
-              <w:rPr>
-                <w:rFonts w:ascii="Arial" w:cs="Arial" w:eastAsia="Arial" w:hAnsi="Arial"/>
-                <w:sz w:val="19"/>
-                <w:szCs w:val="19"/>
-                <w:rtl/>
-              </w:rPr>
-              <w:t xml:space="preserve">DBA</w:t>
+              <w:t xml:space="preserve">1</w:t>
+            </w:r>
+          </w:p>
+        </w:tc>
+        <w:tc>
+          <w:tcPr>
+            <w:tcW w:type="dxa" w:w="5920"/>
+            <w:tcBorders>
+              <w:top w:val="single" w:color="BFBFBF" w:sz="4"/>
+              <w:left w:val="single" w:color="BFBFBF" w:sz="4"/>
+              <w:bottom w:val="single" w:color="BFBFBF" w:sz="4"/>
+              <w:right w:val="single" w:color="BFBFBF" w:sz="4"/>
+            </w:tcBorders>
+            <w:tcMar>
+              <w:top w:type="dxa" w:w="60"/>
+              <w:left w:type="dxa" w:w="100"/>
+              <w:bottom w:type="dxa" w:w="60"/>
+              <w:right w:type="dxa" w:w="100"/>
+            </w:tcMar>
+          </w:tcPr>
+          <w:p>
+            <w:pPr>
+              <w:bidi/>
+              <w:spacing w:after="0"/>
+            </w:pPr>
+            <w:r>
+              <w:rPr>
+                <w:rFonts w:ascii="Arial" w:cs="Arial" w:eastAsia="Arial" w:hAnsi="Arial"/>
+                <w:b/>
+                <w:bCs/>
+                <w:sz w:val="19"/>
+                <w:szCs w:val="19"/>
+                <w:rtl/>
+              </w:rPr>
+              <w:t xml:space="preserve">בדיקת היתכנות של C1:</w:t>
+            </w:r>
+            <w:r>
+              <w:rPr>
+                <w:rFonts w:ascii="Arial" w:cs="Arial" w:eastAsia="Arial" w:hAnsi="Arial"/>
+                <w:sz w:val="19"/>
+                <w:szCs w:val="19"/>
+                <w:rtl/>
+              </w:rPr>
+              <w:t xml:space="preserve"> עמוד אחד שמתרענן לבד, במחשב, במסך הקיר ובטלפון. גישה ל-DW. הקמת תיקיות הפיתוח, הבדיקות והייצור ו-Git. הפקת נקודת הבסיס למדדים</w:t>
+            </w:r>
+          </w:p>
+        </w:tc>
+        <w:tc>
+          <w:tcPr>
+            <w:tcW w:type="dxa" w:w="2768"/>
+            <w:tcBorders>
+              <w:top w:val="single" w:color="BFBFBF" w:sz="4"/>
+              <w:left w:val="single" w:color="BFBFBF" w:sz="4"/>
+              <w:bottom w:val="single" w:color="BFBFBF" w:sz="4"/>
+              <w:right w:val="single" w:color="BFBFBF" w:sz="4"/>
+            </w:tcBorders>
+            <w:tcMar>
+              <w:top w:type="dxa" w:w="60"/>
+              <w:left w:type="dxa" w:w="100"/>
+              <w:bottom w:type="dxa" w:w="60"/>
+              <w:right w:type="dxa" w:w="100"/>
+            </w:tcMar>
+          </w:tcPr>
+          <w:p>
+            <w:pPr>
+              <w:bidi/>
+              <w:spacing w:after="0"/>
+            </w:pPr>
+            <w:r>
+              <w:rPr>
+                <w:rFonts w:ascii="Arial" w:cs="Arial" w:eastAsia="Arial" w:hAnsi="Arial"/>
+                <w:sz w:val="19"/>
+                <w:szCs w:val="19"/>
+                <w:rtl/>
+              </w:rPr>
+              <w:t xml:space="preserve">יועץ, מפתח, IT, מנהל התמיכה</w:t>
             </w:r>
           </w:p>
         </w:tc>
@@ -5978,71 +7375,71 @@
                 <w:szCs w:val="19"/>
                 <w:rtl/>
               </w:rPr>
-              <w:t xml:space="preserve">2-3</w:t>
-            </w:r>
-          </w:p>
-        </w:tc>
-        <w:tc>
-          <w:tcPr>
-            <w:tcW w:type="dxa" w:w="5200"/>
-            <w:tcBorders>
-              <w:top w:val="single" w:color="BFBFBF" w:sz="4"/>
-              <w:left w:val="single" w:color="BFBFBF" w:sz="4"/>
-              <w:bottom w:val="single" w:color="BFBFBF" w:sz="4"/>
-              <w:right w:val="single" w:color="BFBFBF" w:sz="4"/>
-            </w:tcBorders>
-            <w:tcMar>
-              <w:top w:type="dxa" w:w="60"/>
-              <w:left w:type="dxa" w:w="100"/>
-              <w:bottom w:type="dxa" w:w="60"/>
-              <w:right w:type="dxa" w:w="100"/>
-            </w:tcMar>
-          </w:tcPr>
-          <w:p>
-            <w:pPr>
-              <w:bidi/>
-              <w:spacing w:after="0"/>
-            </w:pPr>
-            <w:r>
-              <w:rPr>
-                <w:rFonts w:ascii="Arial" w:cs="Arial" w:eastAsia="Arial" w:hAnsi="Arial"/>
-                <w:sz w:val="19"/>
-                <w:szCs w:val="19"/>
-                <w:rtl/>
-              </w:rPr>
-              <w:t xml:space="preserve">בניית המסך: אריחים, רשימות, מסנן וקישורים</w:t>
-            </w:r>
-          </w:p>
-        </w:tc>
-        <w:tc>
-          <w:tcPr>
-            <w:tcW w:type="dxa" w:w="3488"/>
-            <w:tcBorders>
-              <w:top w:val="single" w:color="BFBFBF" w:sz="4"/>
-              <w:left w:val="single" w:color="BFBFBF" w:sz="4"/>
-              <w:bottom w:val="single" w:color="BFBFBF" w:sz="4"/>
-              <w:right w:val="single" w:color="BFBFBF" w:sz="4"/>
-            </w:tcBorders>
-            <w:tcMar>
-              <w:top w:type="dxa" w:w="60"/>
-              <w:left w:type="dxa" w:w="100"/>
-              <w:bottom w:type="dxa" w:w="60"/>
-              <w:right w:type="dxa" w:w="100"/>
-            </w:tcMar>
-          </w:tcPr>
-          <w:p>
-            <w:pPr>
-              <w:bidi/>
-              <w:spacing w:after="0"/>
-            </w:pPr>
-            <w:r>
-              <w:rPr>
-                <w:rFonts w:ascii="Arial" w:cs="Arial" w:eastAsia="Arial" w:hAnsi="Arial"/>
-                <w:sz w:val="19"/>
-                <w:szCs w:val="19"/>
-                <w:rtl/>
-              </w:rPr>
-              <w:t xml:space="preserve">מפתח</w:t>
+              <w:t xml:space="preserve">2</w:t>
+            </w:r>
+          </w:p>
+        </w:tc>
+        <w:tc>
+          <w:tcPr>
+            <w:tcW w:type="dxa" w:w="5920"/>
+            <w:tcBorders>
+              <w:top w:val="single" w:color="BFBFBF" w:sz="4"/>
+              <w:left w:val="single" w:color="BFBFBF" w:sz="4"/>
+              <w:bottom w:val="single" w:color="BFBFBF" w:sz="4"/>
+              <w:right w:val="single" w:color="BFBFBF" w:sz="4"/>
+            </w:tcBorders>
+            <w:tcMar>
+              <w:top w:type="dxa" w:w="60"/>
+              <w:left w:type="dxa" w:w="100"/>
+              <w:bottom w:type="dxa" w:w="60"/>
+              <w:right w:type="dxa" w:w="100"/>
+            </w:tcMar>
+          </w:tcPr>
+          <w:p>
+            <w:pPr>
+              <w:bidi/>
+              <w:spacing w:after="0"/>
+            </w:pPr>
+            <w:r>
+              <w:rPr>
+                <w:rFonts w:ascii="Arial" w:cs="Arial" w:eastAsia="Arial" w:hAnsi="Arial"/>
+                <w:sz w:val="19"/>
+                <w:szCs w:val="19"/>
+                <w:rtl/>
+              </w:rPr>
+              <w:t xml:space="preserve">views ב-DW ואינדקסים</w:t>
+            </w:r>
+          </w:p>
+        </w:tc>
+        <w:tc>
+          <w:tcPr>
+            <w:tcW w:type="dxa" w:w="2768"/>
+            <w:tcBorders>
+              <w:top w:val="single" w:color="BFBFBF" w:sz="4"/>
+              <w:left w:val="single" w:color="BFBFBF" w:sz="4"/>
+              <w:bottom w:val="single" w:color="BFBFBF" w:sz="4"/>
+              <w:right w:val="single" w:color="BFBFBF" w:sz="4"/>
+            </w:tcBorders>
+            <w:tcMar>
+              <w:top w:type="dxa" w:w="60"/>
+              <w:left w:type="dxa" w:w="100"/>
+              <w:bottom w:type="dxa" w:w="60"/>
+              <w:right w:type="dxa" w:w="100"/>
+            </w:tcMar>
+          </w:tcPr>
+          <w:p>
+            <w:pPr>
+              <w:bidi/>
+              <w:spacing w:after="0"/>
+            </w:pPr>
+            <w:r>
+              <w:rPr>
+                <w:rFonts w:ascii="Arial" w:cs="Arial" w:eastAsia="Arial" w:hAnsi="Arial"/>
+                <w:sz w:val="19"/>
+                <w:szCs w:val="19"/>
+                <w:rtl/>
+              </w:rPr>
+              <w:t xml:space="preserve">DBA</w:t>
             </w:r>
           </w:p>
         </w:tc>
@@ -6081,71 +7478,71 @@
                 <w:szCs w:val="19"/>
                 <w:rtl/>
               </w:rPr>
-              <w:t xml:space="preserve">4</w:t>
-            </w:r>
-          </w:p>
-        </w:tc>
-        <w:tc>
-          <w:tcPr>
-            <w:tcW w:type="dxa" w:w="5200"/>
-            <w:tcBorders>
-              <w:top w:val="single" w:color="BFBFBF" w:sz="4"/>
-              <w:left w:val="single" w:color="BFBFBF" w:sz="4"/>
-              <w:bottom w:val="single" w:color="BFBFBF" w:sz="4"/>
-              <w:right w:val="single" w:color="BFBFBF" w:sz="4"/>
-            </w:tcBorders>
-            <w:tcMar>
-              <w:top w:type="dxa" w:w="60"/>
-              <w:left w:type="dxa" w:w="100"/>
-              <w:bottom w:type="dxa" w:w="60"/>
-              <w:right w:type="dxa" w:w="100"/>
-            </w:tcMar>
-          </w:tcPr>
-          <w:p>
-            <w:pPr>
-              <w:bidi/>
-              <w:spacing w:after="0"/>
-            </w:pPr>
-            <w:r>
-              <w:rPr>
-                <w:rFonts w:ascii="Arial" w:cs="Arial" w:eastAsia="Arial" w:hAnsi="Arial"/>
-                <w:sz w:val="19"/>
-                <w:szCs w:val="19"/>
-                <w:rtl/>
-              </w:rPr>
-              <w:t xml:space="preserve">ההתאמות C1 ו-C5-C7, ובדיקות במחשב, במסך הקיר ובטלפון</w:t>
-            </w:r>
-          </w:p>
-        </w:tc>
-        <w:tc>
-          <w:tcPr>
-            <w:tcW w:type="dxa" w:w="3488"/>
-            <w:tcBorders>
-              <w:top w:val="single" w:color="BFBFBF" w:sz="4"/>
-              <w:left w:val="single" w:color="BFBFBF" w:sz="4"/>
-              <w:bottom w:val="single" w:color="BFBFBF" w:sz="4"/>
-              <w:right w:val="single" w:color="BFBFBF" w:sz="4"/>
-            </w:tcBorders>
-            <w:tcMar>
-              <w:top w:type="dxa" w:w="60"/>
-              <w:left w:type="dxa" w:w="100"/>
-              <w:bottom w:type="dxa" w:w="60"/>
-              <w:right w:type="dxa" w:w="100"/>
-            </w:tcMar>
-          </w:tcPr>
-          <w:p>
-            <w:pPr>
-              <w:bidi/>
-              <w:spacing w:after="0"/>
-            </w:pPr>
-            <w:r>
-              <w:rPr>
-                <w:rFonts w:ascii="Arial" w:cs="Arial" w:eastAsia="Arial" w:hAnsi="Arial"/>
-                <w:sz w:val="19"/>
-                <w:szCs w:val="19"/>
-                <w:rtl/>
-              </w:rPr>
-              <w:t xml:space="preserve">מפתח</w:t>
+              <w:t xml:space="preserve">2-3</w:t>
+            </w:r>
+          </w:p>
+        </w:tc>
+        <w:tc>
+          <w:tcPr>
+            <w:tcW w:type="dxa" w:w="5920"/>
+            <w:tcBorders>
+              <w:top w:val="single" w:color="BFBFBF" w:sz="4"/>
+              <w:left w:val="single" w:color="BFBFBF" w:sz="4"/>
+              <w:bottom w:val="single" w:color="BFBFBF" w:sz="4"/>
+              <w:right w:val="single" w:color="BFBFBF" w:sz="4"/>
+            </w:tcBorders>
+            <w:tcMar>
+              <w:top w:type="dxa" w:w="60"/>
+              <w:left w:type="dxa" w:w="100"/>
+              <w:bottom w:type="dxa" w:w="60"/>
+              <w:right w:type="dxa" w:w="100"/>
+            </w:tcMar>
+          </w:tcPr>
+          <w:p>
+            <w:pPr>
+              <w:bidi/>
+              <w:spacing w:after="0"/>
+            </w:pPr>
+            <w:r>
+              <w:rPr>
+                <w:rFonts w:ascii="Arial" w:cs="Arial" w:eastAsia="Arial" w:hAnsi="Arial"/>
+                <w:sz w:val="19"/>
+                <w:szCs w:val="19"/>
+                <w:rtl/>
+              </w:rPr>
+              <w:t xml:space="preserve">בניית המסך: היועץ בונה את התשתית, והמפתח בונה את האריחים (C2) ואת הקישורים (C4)</w:t>
+            </w:r>
+          </w:p>
+        </w:tc>
+        <w:tc>
+          <w:tcPr>
+            <w:tcW w:type="dxa" w:w="2768"/>
+            <w:tcBorders>
+              <w:top w:val="single" w:color="BFBFBF" w:sz="4"/>
+              <w:left w:val="single" w:color="BFBFBF" w:sz="4"/>
+              <w:bottom w:val="single" w:color="BFBFBF" w:sz="4"/>
+              <w:right w:val="single" w:color="BFBFBF" w:sz="4"/>
+            </w:tcBorders>
+            <w:tcMar>
+              <w:top w:type="dxa" w:w="60"/>
+              <w:left w:type="dxa" w:w="100"/>
+              <w:bottom w:type="dxa" w:w="60"/>
+              <w:right w:type="dxa" w:w="100"/>
+            </w:tcMar>
+          </w:tcPr>
+          <w:p>
+            <w:pPr>
+              <w:bidi/>
+              <w:spacing w:after="0"/>
+            </w:pPr>
+            <w:r>
+              <w:rPr>
+                <w:rFonts w:ascii="Arial" w:cs="Arial" w:eastAsia="Arial" w:hAnsi="Arial"/>
+                <w:sz w:val="19"/>
+                <w:szCs w:val="19"/>
+                <w:rtl/>
+              </w:rPr>
+              <w:t xml:space="preserve">יועץ, מפתח</w:t>
             </w:r>
           </w:p>
         </w:tc>
@@ -6184,71 +7581,71 @@
                 <w:szCs w:val="19"/>
                 <w:rtl/>
               </w:rPr>
-              <w:t xml:space="preserve">5</w:t>
-            </w:r>
-          </w:p>
-        </w:tc>
-        <w:tc>
-          <w:tcPr>
-            <w:tcW w:type="dxa" w:w="5200"/>
-            <w:tcBorders>
-              <w:top w:val="single" w:color="BFBFBF" w:sz="4"/>
-              <w:left w:val="single" w:color="BFBFBF" w:sz="4"/>
-              <w:bottom w:val="single" w:color="BFBFBF" w:sz="4"/>
-              <w:right w:val="single" w:color="BFBFBF" w:sz="4"/>
-            </w:tcBorders>
-            <w:tcMar>
-              <w:top w:type="dxa" w:w="60"/>
-              <w:left w:type="dxa" w:w="100"/>
-              <w:bottom w:type="dxa" w:w="60"/>
-              <w:right w:type="dxa" w:w="100"/>
-            </w:tcMar>
-          </w:tcPr>
-          <w:p>
-            <w:pPr>
-              <w:bidi/>
-              <w:spacing w:after="0"/>
-            </w:pPr>
-            <w:r>
-              <w:rPr>
-                <w:rFonts w:ascii="Arial" w:cs="Arial" w:eastAsia="Arial" w:hAnsi="Arial"/>
-                <w:sz w:val="19"/>
-                <w:szCs w:val="19"/>
-                <w:rtl/>
-              </w:rPr>
-              <w:t xml:space="preserve">בדיקות מול Salesforce עם ראשי הצוותים, תיקונים, תיעוד, עלייה לאוויר</w:t>
-            </w:r>
-          </w:p>
-        </w:tc>
-        <w:tc>
-          <w:tcPr>
-            <w:tcW w:type="dxa" w:w="3488"/>
-            <w:tcBorders>
-              <w:top w:val="single" w:color="BFBFBF" w:sz="4"/>
-              <w:left w:val="single" w:color="BFBFBF" w:sz="4"/>
-              <w:bottom w:val="single" w:color="BFBFBF" w:sz="4"/>
-              <w:right w:val="single" w:color="BFBFBF" w:sz="4"/>
-            </w:tcBorders>
-            <w:tcMar>
-              <w:top w:type="dxa" w:w="60"/>
-              <w:left w:type="dxa" w:w="100"/>
-              <w:bottom w:type="dxa" w:w="60"/>
-              <w:right w:type="dxa" w:w="100"/>
-            </w:tcMar>
-          </w:tcPr>
-          <w:p>
-            <w:pPr>
-              <w:bidi/>
-              <w:spacing w:after="0"/>
-            </w:pPr>
-            <w:r>
-              <w:rPr>
-                <w:rFonts w:ascii="Arial" w:cs="Arial" w:eastAsia="Arial" w:hAnsi="Arial"/>
-                <w:sz w:val="19"/>
-                <w:szCs w:val="19"/>
-                <w:rtl/>
-              </w:rPr>
-              <w:t xml:space="preserve">מפתח, ראשי צוותים</w:t>
+              <w:t xml:space="preserve">4</w:t>
+            </w:r>
+          </w:p>
+        </w:tc>
+        <w:tc>
+          <w:tcPr>
+            <w:tcW w:type="dxa" w:w="5920"/>
+            <w:tcBorders>
+              <w:top w:val="single" w:color="BFBFBF" w:sz="4"/>
+              <w:left w:val="single" w:color="BFBFBF" w:sz="4"/>
+              <w:bottom w:val="single" w:color="BFBFBF" w:sz="4"/>
+              <w:right w:val="single" w:color="BFBFBF" w:sz="4"/>
+            </w:tcBorders>
+            <w:tcMar>
+              <w:top w:type="dxa" w:w="60"/>
+              <w:left w:type="dxa" w:w="100"/>
+              <w:bottom w:type="dxa" w:w="60"/>
+              <w:right w:type="dxa" w:w="100"/>
+            </w:tcMar>
+          </w:tcPr>
+          <w:p>
+            <w:pPr>
+              <w:bidi/>
+              <w:spacing w:after="0"/>
+            </w:pPr>
+            <w:r>
+              <w:rPr>
+                <w:rFonts w:ascii="Arial" w:cs="Arial" w:eastAsia="Arial" w:hAnsi="Arial"/>
+                <w:sz w:val="19"/>
+                <w:szCs w:val="19"/>
+                <w:rtl/>
+              </w:rPr>
+              <w:t xml:space="preserve">היועץ בונה את C1 ואת C6. המפתח בונה את C5 ואת C7. בדיקות במחשב, במסך הקיר ובטלפון</w:t>
+            </w:r>
+          </w:p>
+        </w:tc>
+        <w:tc>
+          <w:tcPr>
+            <w:tcW w:type="dxa" w:w="2768"/>
+            <w:tcBorders>
+              <w:top w:val="single" w:color="BFBFBF" w:sz="4"/>
+              <w:left w:val="single" w:color="BFBFBF" w:sz="4"/>
+              <w:bottom w:val="single" w:color="BFBFBF" w:sz="4"/>
+              <w:right w:val="single" w:color="BFBFBF" w:sz="4"/>
+            </w:tcBorders>
+            <w:tcMar>
+              <w:top w:type="dxa" w:w="60"/>
+              <w:left w:type="dxa" w:w="100"/>
+              <w:bottom w:type="dxa" w:w="60"/>
+              <w:right w:type="dxa" w:w="100"/>
+            </w:tcMar>
+          </w:tcPr>
+          <w:p>
+            <w:pPr>
+              <w:bidi/>
+              <w:spacing w:after="0"/>
+            </w:pPr>
+            <w:r>
+              <w:rPr>
+                <w:rFonts w:ascii="Arial" w:cs="Arial" w:eastAsia="Arial" w:hAnsi="Arial"/>
+                <w:sz w:val="19"/>
+                <w:szCs w:val="19"/>
+                <w:rtl/>
+              </w:rPr>
+              <w:t xml:space="preserve">יועץ, מפתח</w:t>
             </w:r>
           </w:p>
         </w:tc>
@@ -6287,71 +7684,174 @@
                 <w:szCs w:val="19"/>
                 <w:rtl/>
               </w:rPr>
+              <w:t xml:space="preserve">5</w:t>
+            </w:r>
+          </w:p>
+        </w:tc>
+        <w:tc>
+          <w:tcPr>
+            <w:tcW w:type="dxa" w:w="5920"/>
+            <w:tcBorders>
+              <w:top w:val="single" w:color="BFBFBF" w:sz="4"/>
+              <w:left w:val="single" w:color="BFBFBF" w:sz="4"/>
+              <w:bottom w:val="single" w:color="BFBFBF" w:sz="4"/>
+              <w:right w:val="single" w:color="BFBFBF" w:sz="4"/>
+            </w:tcBorders>
+            <w:tcMar>
+              <w:top w:type="dxa" w:w="60"/>
+              <w:left w:type="dxa" w:w="100"/>
+              <w:bottom w:type="dxa" w:w="60"/>
+              <w:right w:type="dxa" w:w="100"/>
+            </w:tcMar>
+          </w:tcPr>
+          <w:p>
+            <w:pPr>
+              <w:bidi/>
+              <w:spacing w:after="0"/>
+            </w:pPr>
+            <w:r>
+              <w:rPr>
+                <w:rFonts w:ascii="Arial" w:cs="Arial" w:eastAsia="Arial" w:hAnsi="Arial"/>
+                <w:sz w:val="19"/>
+                <w:szCs w:val="19"/>
+                <w:rtl/>
+              </w:rPr>
+              <w:t xml:space="preserve">בדיקות מול Salesforce עם ראשי הצוותים, תיקונים, מפגשי העברה, המפתח מבצע את סעיף 5.3, עלייה לאוויר</w:t>
+            </w:r>
+          </w:p>
+        </w:tc>
+        <w:tc>
+          <w:tcPr>
+            <w:tcW w:type="dxa" w:w="2768"/>
+            <w:tcBorders>
+              <w:top w:val="single" w:color="BFBFBF" w:sz="4"/>
+              <w:left w:val="single" w:color="BFBFBF" w:sz="4"/>
+              <w:bottom w:val="single" w:color="BFBFBF" w:sz="4"/>
+              <w:right w:val="single" w:color="BFBFBF" w:sz="4"/>
+            </w:tcBorders>
+            <w:tcMar>
+              <w:top w:type="dxa" w:w="60"/>
+              <w:left w:type="dxa" w:w="100"/>
+              <w:bottom w:type="dxa" w:w="60"/>
+              <w:right w:type="dxa" w:w="100"/>
+            </w:tcMar>
+          </w:tcPr>
+          <w:p>
+            <w:pPr>
+              <w:bidi/>
+              <w:spacing w:after="0"/>
+            </w:pPr>
+            <w:r>
+              <w:rPr>
+                <w:rFonts w:ascii="Arial" w:cs="Arial" w:eastAsia="Arial" w:hAnsi="Arial"/>
+                <w:sz w:val="19"/>
+                <w:szCs w:val="19"/>
+                <w:rtl/>
+              </w:rPr>
+              <w:t xml:space="preserve">יועץ, מפתח, ראשי צוותים</w:t>
+            </w:r>
+          </w:p>
+        </w:tc>
+      </w:tr>
+      <w:tr>
+        <w:trPr>
+          <w:tblHeader w:val="false"/>
+        </w:trPr>
+        <w:tc>
+          <w:tcPr>
+            <w:tcW w:type="dxa" w:w="950"/>
+            <w:tcBorders>
+              <w:top w:val="single" w:color="BFBFBF" w:sz="4"/>
+              <w:left w:val="single" w:color="BFBFBF" w:sz="4"/>
+              <w:bottom w:val="single" w:color="BFBFBF" w:sz="4"/>
+              <w:right w:val="single" w:color="BFBFBF" w:sz="4"/>
+            </w:tcBorders>
+            <w:tcMar>
+              <w:top w:type="dxa" w:w="60"/>
+              <w:left w:type="dxa" w:w="100"/>
+              <w:bottom w:type="dxa" w:w="60"/>
+              <w:right w:type="dxa" w:w="100"/>
+            </w:tcMar>
+          </w:tcPr>
+          <w:p>
+            <w:pPr>
+              <w:bidi/>
+              <w:spacing w:after="0"/>
+            </w:pPr>
+            <w:r>
+              <w:rPr>
+                <w:rFonts w:ascii="Arial" w:cs="Arial" w:eastAsia="Arial" w:hAnsi="Arial"/>
+                <w:b/>
+                <w:bCs/>
+                <w:sz w:val="19"/>
+                <w:szCs w:val="19"/>
+                <w:rtl/>
+              </w:rPr>
               <w:t xml:space="preserve">6-9</w:t>
             </w:r>
           </w:p>
         </w:tc>
         <w:tc>
           <w:tcPr>
-            <w:tcW w:type="dxa" w:w="5200"/>
-            <w:tcBorders>
-              <w:top w:val="single" w:color="BFBFBF" w:sz="4"/>
-              <w:left w:val="single" w:color="BFBFBF" w:sz="4"/>
-              <w:bottom w:val="single" w:color="BFBFBF" w:sz="4"/>
-              <w:right w:val="single" w:color="BFBFBF" w:sz="4"/>
-            </w:tcBorders>
-            <w:tcMar>
-              <w:top w:type="dxa" w:w="60"/>
-              <w:left w:type="dxa" w:w="100"/>
-              <w:bottom w:type="dxa" w:w="60"/>
-              <w:right w:type="dxa" w:w="100"/>
-            </w:tcMar>
-          </w:tcPr>
-          <w:p>
-            <w:pPr>
-              <w:bidi/>
-              <w:spacing w:after="0"/>
-            </w:pPr>
-            <w:r>
-              <w:rPr>
-                <w:rFonts w:ascii="Arial" w:cs="Arial" w:eastAsia="Arial" w:hAnsi="Arial"/>
-                <w:sz w:val="19"/>
-                <w:szCs w:val="19"/>
-                <w:rtl/>
-              </w:rPr>
-              <w:t xml:space="preserve">ניסוי ומדידה</w:t>
-            </w:r>
-          </w:p>
-        </w:tc>
-        <w:tc>
-          <w:tcPr>
-            <w:tcW w:type="dxa" w:w="3488"/>
-            <w:tcBorders>
-              <w:top w:val="single" w:color="BFBFBF" w:sz="4"/>
-              <w:left w:val="single" w:color="BFBFBF" w:sz="4"/>
-              <w:bottom w:val="single" w:color="BFBFBF" w:sz="4"/>
-              <w:right w:val="single" w:color="BFBFBF" w:sz="4"/>
-            </w:tcBorders>
-            <w:tcMar>
-              <w:top w:type="dxa" w:w="60"/>
-              <w:left w:type="dxa" w:w="100"/>
-              <w:bottom w:type="dxa" w:w="60"/>
-              <w:right w:type="dxa" w:w="100"/>
-            </w:tcMar>
-          </w:tcPr>
-          <w:p>
-            <w:pPr>
-              <w:bidi/>
-              <w:spacing w:after="0"/>
-            </w:pPr>
-            <w:r>
-              <w:rPr>
-                <w:rFonts w:ascii="Arial" w:cs="Arial" w:eastAsia="Arial" w:hAnsi="Arial"/>
-                <w:sz w:val="19"/>
-                <w:szCs w:val="19"/>
-                <w:rtl/>
-              </w:rPr>
-              <w:t xml:space="preserve">מנהל התמיכה</w:t>
+            <w:tcW w:type="dxa" w:w="5920"/>
+            <w:tcBorders>
+              <w:top w:val="single" w:color="BFBFBF" w:sz="4"/>
+              <w:left w:val="single" w:color="BFBFBF" w:sz="4"/>
+              <w:bottom w:val="single" w:color="BFBFBF" w:sz="4"/>
+              <w:right w:val="single" w:color="BFBFBF" w:sz="4"/>
+            </w:tcBorders>
+            <w:tcMar>
+              <w:top w:type="dxa" w:w="60"/>
+              <w:left w:type="dxa" w:w="100"/>
+              <w:bottom w:type="dxa" w:w="60"/>
+              <w:right w:type="dxa" w:w="100"/>
+            </w:tcMar>
+          </w:tcPr>
+          <w:p>
+            <w:pPr>
+              <w:bidi/>
+              <w:spacing w:after="0"/>
+            </w:pPr>
+            <w:r>
+              <w:rPr>
+                <w:rFonts w:ascii="Arial" w:cs="Arial" w:eastAsia="Arial" w:hAnsi="Arial"/>
+                <w:sz w:val="19"/>
+                <w:szCs w:val="19"/>
+                <w:rtl/>
+              </w:rPr>
+              <w:t xml:space="preserve">ניסוי ומדידה. המפתח מתחזק, והיועץ זמין לשאלות</w:t>
+            </w:r>
+          </w:p>
+        </w:tc>
+        <w:tc>
+          <w:tcPr>
+            <w:tcW w:type="dxa" w:w="2768"/>
+            <w:tcBorders>
+              <w:top w:val="single" w:color="BFBFBF" w:sz="4"/>
+              <w:left w:val="single" w:color="BFBFBF" w:sz="4"/>
+              <w:bottom w:val="single" w:color="BFBFBF" w:sz="4"/>
+              <w:right w:val="single" w:color="BFBFBF" w:sz="4"/>
+            </w:tcBorders>
+            <w:tcMar>
+              <w:top w:type="dxa" w:w="60"/>
+              <w:left w:type="dxa" w:w="100"/>
+              <w:bottom w:type="dxa" w:w="60"/>
+              <w:right w:type="dxa" w:w="100"/>
+            </w:tcMar>
+          </w:tcPr>
+          <w:p>
+            <w:pPr>
+              <w:bidi/>
+              <w:spacing w:after="0"/>
+            </w:pPr>
+            <w:r>
+              <w:rPr>
+                <w:rFonts w:ascii="Arial" w:cs="Arial" w:eastAsia="Arial" w:hAnsi="Arial"/>
+                <w:sz w:val="19"/>
+                <w:szCs w:val="19"/>
+                <w:rtl/>
+              </w:rPr>
+              <w:t xml:space="preserve">מנהל התמיכה, מפתח</w:t>
             </w:r>
           </w:p>
         </w:tc>
@@ -6372,7 +7872,7 @@
           <w:rFonts w:ascii="Arial" w:cs="Arial" w:eastAsia="Arial" w:hAnsi="Arial"/>
           <w:rtl/>
         </w:rPr>
-        <w:t xml:space="preserve">6.2 צוות ותקציב</w:t>
+        <w:t xml:space="preserve">7.2 צוות ותקציב</w:t>
       </w:r>
     </w:p>
     <w:tbl>
@@ -6390,9 +7890,9 @@
         <w:tblLayout w:type="fixed"/>
       </w:tblPr>
       <w:tblGrid>
-        <w:gridCol w:w="2613"/>
-        <w:gridCol w:w="4003"/>
-        <w:gridCol w:w="3022"/>
+        <w:gridCol w:w="1494"/>
+        <w:gridCol w:w="3660"/>
+        <w:gridCol w:w="4484"/>
       </w:tblGrid>
       <w:tr>
         <w:trPr>
@@ -6400,7 +7900,7 @@
         </w:trPr>
         <w:tc>
           <w:tcPr>
-            <w:tcW w:type="dxa" w:w="2613"/>
+            <w:tcW w:type="dxa" w:w="1494"/>
             <w:tcBorders>
               <w:top w:val="single" w:color="BFBFBF" w:sz="4"/>
               <w:left w:val="single" w:color="BFBFBF" w:sz="4"/>
@@ -6435,7 +7935,7 @@
         </w:tc>
         <w:tc>
           <w:tcPr>
-            <w:tcW w:type="dxa" w:w="4003"/>
+            <w:tcW w:type="dxa" w:w="3660"/>
             <w:tcBorders>
               <w:top w:val="single" w:color="BFBFBF" w:sz="4"/>
               <w:left w:val="single" w:color="BFBFBF" w:sz="4"/>
@@ -6470,7 +7970,7 @@
         </w:tc>
         <w:tc>
           <w:tcPr>
-            <w:tcW w:type="dxa" w:w="3022"/>
+            <w:tcW w:type="dxa" w:w="4484"/>
             <w:tcBorders>
               <w:top w:val="single" w:color="BFBFBF" w:sz="4"/>
               <w:left w:val="single" w:color="BFBFBF" w:sz="4"/>
@@ -6510,97 +8010,97 @@
         </w:trPr>
         <w:tc>
           <w:tcPr>
-            <w:tcW w:type="dxa" w:w="2613"/>
-            <w:tcBorders>
-              <w:top w:val="single" w:color="BFBFBF" w:sz="4"/>
-              <w:left w:val="single" w:color="BFBFBF" w:sz="4"/>
-              <w:bottom w:val="single" w:color="BFBFBF" w:sz="4"/>
-              <w:right w:val="single" w:color="BFBFBF" w:sz="4"/>
-            </w:tcBorders>
-            <w:tcMar>
-              <w:top w:type="dxa" w:w="60"/>
-              <w:left w:type="dxa" w:w="100"/>
-              <w:bottom w:type="dxa" w:w="60"/>
-              <w:right w:type="dxa" w:w="100"/>
-            </w:tcMar>
-          </w:tcPr>
-          <w:p>
-            <w:pPr>
-              <w:bidi/>
-              <w:spacing w:after="0"/>
-            </w:pPr>
-            <w:r>
-              <w:rPr>
-                <w:rFonts w:ascii="Arial" w:cs="Arial" w:eastAsia="Arial" w:hAnsi="Arial"/>
-                <w:sz w:val="19"/>
-                <w:szCs w:val="19"/>
-                <w:rtl/>
-              </w:rPr>
-              <w:t xml:space="preserve">מפתח (Spotfire)</w:t>
-            </w:r>
-          </w:p>
-        </w:tc>
-        <w:tc>
-          <w:tcPr>
-            <w:tcW w:type="dxa" w:w="4003"/>
-            <w:tcBorders>
-              <w:top w:val="single" w:color="BFBFBF" w:sz="4"/>
-              <w:left w:val="single" w:color="BFBFBF" w:sz="4"/>
-              <w:bottom w:val="single" w:color="BFBFBF" w:sz="4"/>
-              <w:right w:val="single" w:color="BFBFBF" w:sz="4"/>
-            </w:tcBorders>
-            <w:tcMar>
-              <w:top w:type="dxa" w:w="60"/>
-              <w:left w:type="dxa" w:w="100"/>
-              <w:bottom w:type="dxa" w:w="60"/>
-              <w:right w:type="dxa" w:w="100"/>
-            </w:tcMar>
-          </w:tcPr>
-          <w:p>
-            <w:pPr>
-              <w:bidi/>
-              <w:spacing w:after="0"/>
-            </w:pPr>
-            <w:r>
-              <w:rPr>
-                <w:rFonts w:ascii="Arial" w:cs="Arial" w:eastAsia="Arial" w:hAnsi="Arial"/>
-                <w:sz w:val="19"/>
-                <w:szCs w:val="19"/>
-                <w:rtl/>
-              </w:rPr>
-              <w:t xml:space="preserve">כ-5 שבועות במשרה מלאה</w:t>
-            </w:r>
-          </w:p>
-        </w:tc>
-        <w:tc>
-          <w:tcPr>
-            <w:tcW w:type="dxa" w:w="3022"/>
-            <w:tcBorders>
-              <w:top w:val="single" w:color="BFBFBF" w:sz="4"/>
-              <w:left w:val="single" w:color="BFBFBF" w:sz="4"/>
-              <w:bottom w:val="single" w:color="BFBFBF" w:sz="4"/>
-              <w:right w:val="single" w:color="BFBFBF" w:sz="4"/>
-            </w:tcBorders>
-            <w:tcMar>
-              <w:top w:type="dxa" w:w="60"/>
-              <w:left w:type="dxa" w:w="100"/>
-              <w:bottom w:type="dxa" w:w="60"/>
-              <w:right w:type="dxa" w:w="100"/>
-            </w:tcMar>
-          </w:tcPr>
-          <w:p>
-            <w:pPr>
-              <w:bidi/>
-              <w:spacing w:after="0"/>
-            </w:pPr>
-            <w:r>
-              <w:rPr>
-                <w:rFonts w:ascii="Arial" w:cs="Arial" w:eastAsia="Arial" w:hAnsi="Arial"/>
-                <w:sz w:val="19"/>
-                <w:szCs w:val="19"/>
-                <w:rtl/>
-              </w:rPr>
-              <w:t xml:space="preserve">כולל עקומת למידה</w:t>
+            <w:tcW w:type="dxa" w:w="1494"/>
+            <w:tcBorders>
+              <w:top w:val="single" w:color="BFBFBF" w:sz="4"/>
+              <w:left w:val="single" w:color="BFBFBF" w:sz="4"/>
+              <w:bottom w:val="single" w:color="BFBFBF" w:sz="4"/>
+              <w:right w:val="single" w:color="BFBFBF" w:sz="4"/>
+            </w:tcBorders>
+            <w:tcMar>
+              <w:top w:type="dxa" w:w="60"/>
+              <w:left w:type="dxa" w:w="100"/>
+              <w:bottom w:type="dxa" w:w="60"/>
+              <w:right w:type="dxa" w:w="100"/>
+            </w:tcMar>
+          </w:tcPr>
+          <w:p>
+            <w:pPr>
+              <w:bidi/>
+              <w:spacing w:after="0"/>
+            </w:pPr>
+            <w:r>
+              <w:rPr>
+                <w:rFonts w:ascii="Arial" w:cs="Arial" w:eastAsia="Arial" w:hAnsi="Arial"/>
+                <w:sz w:val="19"/>
+                <w:szCs w:val="19"/>
+                <w:rtl/>
+              </w:rPr>
+              <w:t xml:space="preserve">יועץ Spotfire ב-MVP</w:t>
+            </w:r>
+          </w:p>
+        </w:tc>
+        <w:tc>
+          <w:tcPr>
+            <w:tcW w:type="dxa" w:w="3660"/>
+            <w:tcBorders>
+              <w:top w:val="single" w:color="BFBFBF" w:sz="4"/>
+              <w:left w:val="single" w:color="BFBFBF" w:sz="4"/>
+              <w:bottom w:val="single" w:color="BFBFBF" w:sz="4"/>
+              <w:right w:val="single" w:color="BFBFBF" w:sz="4"/>
+            </w:tcBorders>
+            <w:tcMar>
+              <w:top w:type="dxa" w:w="60"/>
+              <w:left w:type="dxa" w:w="100"/>
+              <w:bottom w:type="dxa" w:w="60"/>
+              <w:right w:type="dxa" w:w="100"/>
+            </w:tcMar>
+          </w:tcPr>
+          <w:p>
+            <w:pPr>
+              <w:bidi/>
+              <w:spacing w:after="0"/>
+            </w:pPr>
+            <w:r>
+              <w:rPr>
+                <w:rFonts w:ascii="Arial" w:cs="Arial" w:eastAsia="Arial" w:hAnsi="Arial"/>
+                <w:sz w:val="19"/>
+                <w:szCs w:val="19"/>
+                <w:rtl/>
+              </w:rPr>
+              <w:t xml:space="preserve">כ-10-14 ימי עבודה</w:t>
+            </w:r>
+          </w:p>
+        </w:tc>
+        <w:tc>
+          <w:tcPr>
+            <w:tcW w:type="dxa" w:w="4484"/>
+            <w:tcBorders>
+              <w:top w:val="single" w:color="BFBFBF" w:sz="4"/>
+              <w:left w:val="single" w:color="BFBFBF" w:sz="4"/>
+              <w:bottom w:val="single" w:color="BFBFBF" w:sz="4"/>
+              <w:right w:val="single" w:color="BFBFBF" w:sz="4"/>
+            </w:tcBorders>
+            <w:tcMar>
+              <w:top w:type="dxa" w:w="60"/>
+              <w:left w:type="dxa" w:w="100"/>
+              <w:bottom w:type="dxa" w:w="60"/>
+              <w:right w:type="dxa" w:w="100"/>
+            </w:tcMar>
+          </w:tcPr>
+          <w:p>
+            <w:pPr>
+              <w:bidi/>
+              <w:spacing w:after="0"/>
+            </w:pPr>
+            <w:r>
+              <w:rPr>
+                <w:rFonts w:ascii="Arial" w:cs="Arial" w:eastAsia="Arial" w:hAnsi="Arial"/>
+                <w:sz w:val="19"/>
+                <w:szCs w:val="19"/>
+                <w:rtl/>
+              </w:rPr>
+              <w:t xml:space="preserve">יותר ממודל של יועץ בלבד (6-10 ימים), כי עבודה בזוג ובדיקת קוד לוקחות זמן</w:t>
             </w:r>
           </w:p>
         </w:tc>
@@ -6611,97 +8111,97 @@
         </w:trPr>
         <w:tc>
           <w:tcPr>
-            <w:tcW w:type="dxa" w:w="2613"/>
-            <w:tcBorders>
-              <w:top w:val="single" w:color="BFBFBF" w:sz="4"/>
-              <w:left w:val="single" w:color="BFBFBF" w:sz="4"/>
-              <w:bottom w:val="single" w:color="BFBFBF" w:sz="4"/>
-              <w:right w:val="single" w:color="BFBFBF" w:sz="4"/>
-            </w:tcBorders>
-            <w:tcMar>
-              <w:top w:type="dxa" w:w="60"/>
-              <w:left w:type="dxa" w:w="100"/>
-              <w:bottom w:type="dxa" w:w="60"/>
-              <w:right w:type="dxa" w:w="100"/>
-            </w:tcMar>
-          </w:tcPr>
-          <w:p>
-            <w:pPr>
-              <w:bidi/>
-              <w:spacing w:after="0"/>
-            </w:pPr>
-            <w:r>
-              <w:rPr>
-                <w:rFonts w:ascii="Arial" w:cs="Arial" w:eastAsia="Arial" w:hAnsi="Arial"/>
-                <w:sz w:val="19"/>
-                <w:szCs w:val="19"/>
-                <w:rtl/>
-              </w:rPr>
-              <w:t xml:space="preserve">DBA</w:t>
-            </w:r>
-          </w:p>
-        </w:tc>
-        <w:tc>
-          <w:tcPr>
-            <w:tcW w:type="dxa" w:w="4003"/>
-            <w:tcBorders>
-              <w:top w:val="single" w:color="BFBFBF" w:sz="4"/>
-              <w:left w:val="single" w:color="BFBFBF" w:sz="4"/>
-              <w:bottom w:val="single" w:color="BFBFBF" w:sz="4"/>
-              <w:right w:val="single" w:color="BFBFBF" w:sz="4"/>
-            </w:tcBorders>
-            <w:tcMar>
-              <w:top w:type="dxa" w:w="60"/>
-              <w:left w:type="dxa" w:w="100"/>
-              <w:bottom w:type="dxa" w:w="60"/>
-              <w:right w:type="dxa" w:w="100"/>
-            </w:tcMar>
-          </w:tcPr>
-          <w:p>
-            <w:pPr>
-              <w:bidi/>
-              <w:spacing w:after="0"/>
-            </w:pPr>
-            <w:r>
-              <w:rPr>
-                <w:rFonts w:ascii="Arial" w:cs="Arial" w:eastAsia="Arial" w:hAnsi="Arial"/>
-                <w:sz w:val="19"/>
-                <w:szCs w:val="19"/>
-                <w:rtl/>
-              </w:rPr>
-              <w:t xml:space="preserve">כ-2-4 ימי עבודה</w:t>
-            </w:r>
-          </w:p>
-        </w:tc>
-        <w:tc>
-          <w:tcPr>
-            <w:tcW w:type="dxa" w:w="3022"/>
-            <w:tcBorders>
-              <w:top w:val="single" w:color="BFBFBF" w:sz="4"/>
-              <w:left w:val="single" w:color="BFBFBF" w:sz="4"/>
-              <w:bottom w:val="single" w:color="BFBFBF" w:sz="4"/>
-              <w:right w:val="single" w:color="BFBFBF" w:sz="4"/>
-            </w:tcBorders>
-            <w:tcMar>
-              <w:top w:type="dxa" w:w="60"/>
-              <w:left w:type="dxa" w:w="100"/>
-              <w:bottom w:type="dxa" w:w="60"/>
-              <w:right w:type="dxa" w:w="100"/>
-            </w:tcMar>
-          </w:tcPr>
-          <w:p>
-            <w:pPr>
-              <w:bidi/>
-              <w:spacing w:after="0"/>
-            </w:pPr>
-            <w:r>
-              <w:rPr>
-                <w:rFonts w:ascii="Arial" w:cs="Arial" w:eastAsia="Arial" w:hAnsi="Arial"/>
-                <w:sz w:val="19"/>
-                <w:szCs w:val="19"/>
-                <w:rtl/>
-              </w:rPr>
-              <w:t xml:space="preserve">views בלבד, כי ה-DW מתעדכן בזמן אמת</w:t>
+            <w:tcW w:type="dxa" w:w="1494"/>
+            <w:tcBorders>
+              <w:top w:val="single" w:color="BFBFBF" w:sz="4"/>
+              <w:left w:val="single" w:color="BFBFBF" w:sz="4"/>
+              <w:bottom w:val="single" w:color="BFBFBF" w:sz="4"/>
+              <w:right w:val="single" w:color="BFBFBF" w:sz="4"/>
+            </w:tcBorders>
+            <w:tcMar>
+              <w:top w:type="dxa" w:w="60"/>
+              <w:left w:type="dxa" w:w="100"/>
+              <w:bottom w:type="dxa" w:w="60"/>
+              <w:right w:type="dxa" w:w="100"/>
+            </w:tcMar>
+          </w:tcPr>
+          <w:p>
+            <w:pPr>
+              <w:bidi/>
+              <w:spacing w:after="0"/>
+            </w:pPr>
+            <w:r>
+              <w:rPr>
+                <w:rFonts w:ascii="Arial" w:cs="Arial" w:eastAsia="Arial" w:hAnsi="Arial"/>
+                <w:sz w:val="19"/>
+                <w:szCs w:val="19"/>
+                <w:rtl/>
+              </w:rPr>
+              <w:t xml:space="preserve">יועץ: ליווי בגל השני</w:t>
+            </w:r>
+          </w:p>
+        </w:tc>
+        <w:tc>
+          <w:tcPr>
+            <w:tcW w:type="dxa" w:w="3660"/>
+            <w:tcBorders>
+              <w:top w:val="single" w:color="BFBFBF" w:sz="4"/>
+              <w:left w:val="single" w:color="BFBFBF" w:sz="4"/>
+              <w:bottom w:val="single" w:color="BFBFBF" w:sz="4"/>
+              <w:right w:val="single" w:color="BFBFBF" w:sz="4"/>
+            </w:tcBorders>
+            <w:tcMar>
+              <w:top w:type="dxa" w:w="60"/>
+              <w:left w:type="dxa" w:w="100"/>
+              <w:bottom w:type="dxa" w:w="60"/>
+              <w:right w:type="dxa" w:w="100"/>
+            </w:tcMar>
+          </w:tcPr>
+          <w:p>
+            <w:pPr>
+              <w:bidi/>
+              <w:spacing w:after="0"/>
+            </w:pPr>
+            <w:r>
+              <w:rPr>
+                <w:rFonts w:ascii="Arial" w:cs="Arial" w:eastAsia="Arial" w:hAnsi="Arial"/>
+                <w:sz w:val="19"/>
+                <w:szCs w:val="19"/>
+                <w:rtl/>
+              </w:rPr>
+              <w:t xml:space="preserve">כ-3-5 ימים, כבנק שעות</w:t>
+            </w:r>
+          </w:p>
+        </w:tc>
+        <w:tc>
+          <w:tcPr>
+            <w:tcW w:type="dxa" w:w="4484"/>
+            <w:tcBorders>
+              <w:top w:val="single" w:color="BFBFBF" w:sz="4"/>
+              <w:left w:val="single" w:color="BFBFBF" w:sz="4"/>
+              <w:bottom w:val="single" w:color="BFBFBF" w:sz="4"/>
+              <w:right w:val="single" w:color="BFBFBF" w:sz="4"/>
+            </w:tcBorders>
+            <w:tcMar>
+              <w:top w:type="dxa" w:w="60"/>
+              <w:left w:type="dxa" w:w="100"/>
+              <w:bottom w:type="dxa" w:w="60"/>
+              <w:right w:type="dxa" w:w="100"/>
+            </w:tcMar>
+          </w:tcPr>
+          <w:p>
+            <w:pPr>
+              <w:bidi/>
+              <w:spacing w:after="0"/>
+            </w:pPr>
+            <w:r>
+              <w:rPr>
+                <w:rFonts w:ascii="Arial" w:cs="Arial" w:eastAsia="Arial" w:hAnsi="Arial"/>
+                <w:sz w:val="19"/>
+                <w:szCs w:val="19"/>
+                <w:rtl/>
+              </w:rPr>
+              <w:t xml:space="preserve">בדיקת קוד ושאלות</w:t>
             </w:r>
           </w:p>
         </w:tc>
@@ -6712,98 +8212,89 @@
         </w:trPr>
         <w:tc>
           <w:tcPr>
-            <w:tcW w:type="dxa" w:w="2613"/>
-            <w:tcBorders>
-              <w:top w:val="single" w:color="BFBFBF" w:sz="4"/>
-              <w:left w:val="single" w:color="BFBFBF" w:sz="4"/>
-              <w:bottom w:val="single" w:color="BFBFBF" w:sz="4"/>
-              <w:right w:val="single" w:color="BFBFBF" w:sz="4"/>
-            </w:tcBorders>
-            <w:tcMar>
-              <w:top w:type="dxa" w:w="60"/>
-              <w:left w:type="dxa" w:w="100"/>
-              <w:bottom w:type="dxa" w:w="60"/>
-              <w:right w:type="dxa" w:w="100"/>
-            </w:tcMar>
-          </w:tcPr>
-          <w:p>
-            <w:pPr>
-              <w:bidi/>
-              <w:spacing w:after="0"/>
-            </w:pPr>
-            <w:r>
-              <w:rPr>
-                <w:rFonts w:ascii="Arial" w:cs="Arial" w:eastAsia="Arial" w:hAnsi="Arial"/>
-                <w:sz w:val="19"/>
-                <w:szCs w:val="19"/>
-                <w:rtl/>
-              </w:rPr>
-              <w:t xml:space="preserve">IT / אדמין Spotfire</w:t>
-            </w:r>
-          </w:p>
-        </w:tc>
-        <w:tc>
-          <w:tcPr>
-            <w:tcW w:type="dxa" w:w="4003"/>
-            <w:tcBorders>
-              <w:top w:val="single" w:color="BFBFBF" w:sz="4"/>
-              <w:left w:val="single" w:color="BFBFBF" w:sz="4"/>
-              <w:bottom w:val="single" w:color="BFBFBF" w:sz="4"/>
-              <w:right w:val="single" w:color="BFBFBF" w:sz="4"/>
-            </w:tcBorders>
-            <w:tcMar>
-              <w:top w:type="dxa" w:w="60"/>
-              <w:left w:type="dxa" w:w="100"/>
-              <w:bottom w:type="dxa" w:w="60"/>
-              <w:right w:type="dxa" w:w="100"/>
-            </w:tcMar>
-          </w:tcPr>
-          <w:p>
-            <w:pPr>
-              <w:bidi/>
-              <w:spacing w:after="0"/>
-            </w:pPr>
-            <w:r>
-              <w:rPr>
-                <w:rFonts w:ascii="Arial" w:cs="Arial" w:eastAsia="Arial" w:hAnsi="Arial"/>
-                <w:sz w:val="19"/>
-                <w:szCs w:val="19"/>
-                <w:rtl/>
-              </w:rPr>
-              <w:t xml:space="preserve">כ-2-3 ימי עבודה</w:t>
-            </w:r>
-          </w:p>
-        </w:tc>
-        <w:tc>
-          <w:tcPr>
-            <w:tcW w:type="dxa" w:w="3022"/>
-            <w:tcBorders>
-              <w:top w:val="single" w:color="BFBFBF" w:sz="4"/>
-              <w:left w:val="single" w:color="BFBFBF" w:sz="4"/>
-              <w:bottom w:val="single" w:color="BFBFBF" w:sz="4"/>
-              <w:right w:val="single" w:color="BFBFBF" w:sz="4"/>
-            </w:tcBorders>
-            <w:tcMar>
-              <w:top w:type="dxa" w:w="60"/>
-              <w:left w:type="dxa" w:w="100"/>
-              <w:bottom w:type="dxa" w:w="60"/>
-              <w:right w:type="dxa" w:w="100"/>
-            </w:tcMar>
-          </w:tcPr>
-          <w:p>
-            <w:pPr>
-              <w:bidi/>
-              <w:spacing w:after="0"/>
-            </w:pPr>
-            <w:r>
-              <w:rPr>
-                <w:rFonts w:ascii="Arial" w:cs="Arial" w:eastAsia="Arial" w:hAnsi="Arial"/>
-                <w:sz w:val="19"/>
-                <w:szCs w:val="19"/>
-                <w:rtl/>
-              </w:rPr>
-              <w:t xml:space="preserve">תיקיות, הרשאות, משתמש Kiosk למסך הקיר</w:t>
-            </w:r>
+            <w:tcW w:type="dxa" w:w="1494"/>
+            <w:tcBorders>
+              <w:top w:val="single" w:color="BFBFBF" w:sz="4"/>
+              <w:left w:val="single" w:color="BFBFBF" w:sz="4"/>
+              <w:bottom w:val="single" w:color="BFBFBF" w:sz="4"/>
+              <w:right w:val="single" w:color="BFBFBF" w:sz="4"/>
+            </w:tcBorders>
+            <w:tcMar>
+              <w:top w:type="dxa" w:w="60"/>
+              <w:left w:type="dxa" w:w="100"/>
+              <w:bottom w:type="dxa" w:w="60"/>
+              <w:right w:type="dxa" w:w="100"/>
+            </w:tcMar>
+          </w:tcPr>
+          <w:p>
+            <w:pPr>
+              <w:bidi/>
+              <w:spacing w:after="0"/>
+            </w:pPr>
+            <w:r>
+              <w:rPr>
+                <w:rFonts w:ascii="Arial" w:cs="Arial" w:eastAsia="Arial" w:hAnsi="Arial"/>
+                <w:sz w:val="19"/>
+                <w:szCs w:val="19"/>
+                <w:rtl/>
+              </w:rPr>
+              <w:t xml:space="preserve">מפתח פנימי</w:t>
+            </w:r>
+          </w:p>
+        </w:tc>
+        <w:tc>
+          <w:tcPr>
+            <w:tcW w:type="dxa" w:w="3660"/>
+            <w:tcBorders>
+              <w:top w:val="single" w:color="BFBFBF" w:sz="4"/>
+              <w:left w:val="single" w:color="BFBFBF" w:sz="4"/>
+              <w:bottom w:val="single" w:color="BFBFBF" w:sz="4"/>
+              <w:right w:val="single" w:color="BFBFBF" w:sz="4"/>
+            </w:tcBorders>
+            <w:tcMar>
+              <w:top w:type="dxa" w:w="60"/>
+              <w:left w:type="dxa" w:w="100"/>
+              <w:bottom w:type="dxa" w:w="60"/>
+              <w:right w:type="dxa" w:w="100"/>
+            </w:tcMar>
+          </w:tcPr>
+          <w:p>
+            <w:pPr>
+              <w:bidi/>
+              <w:spacing w:after="0"/>
+            </w:pPr>
+            <w:r>
+              <w:rPr>
+                <w:rFonts w:ascii="Arial" w:cs="Arial" w:eastAsia="Arial" w:hAnsi="Arial"/>
+                <w:sz w:val="19"/>
+                <w:szCs w:val="19"/>
+                <w:rtl/>
+              </w:rPr>
+              <w:t xml:space="preserve">קורס של 2-3 ימים, ועוד 5 שבועות במשרה מלאה</w:t>
+            </w:r>
+          </w:p>
+        </w:tc>
+        <w:tc>
+          <w:tcPr>
+            <w:tcW w:type="dxa" w:w="4484"/>
+            <w:tcBorders>
+              <w:top w:val="single" w:color="BFBFBF" w:sz="4"/>
+              <w:left w:val="single" w:color="BFBFBF" w:sz="4"/>
+              <w:bottom w:val="single" w:color="BFBFBF" w:sz="4"/>
+              <w:right w:val="single" w:color="BFBFBF" w:sz="4"/>
+            </w:tcBorders>
+            <w:tcMar>
+              <w:top w:type="dxa" w:w="60"/>
+              <w:left w:type="dxa" w:w="100"/>
+              <w:bottom w:type="dxa" w:w="60"/>
+              <w:right w:type="dxa" w:w="100"/>
+            </w:tcMar>
+          </w:tcPr>
+          <w:p>
+            <w:pPr>
+              <w:bidi/>
+              <w:spacing w:after="0"/>
+            </w:pPr>
           </w:p>
         </w:tc>
       </w:tr>
@@ -6813,97 +8304,97 @@
         </w:trPr>
         <w:tc>
           <w:tcPr>
-            <w:tcW w:type="dxa" w:w="2613"/>
-            <w:tcBorders>
-              <w:top w:val="single" w:color="BFBFBF" w:sz="4"/>
-              <w:left w:val="single" w:color="BFBFBF" w:sz="4"/>
-              <w:bottom w:val="single" w:color="BFBFBF" w:sz="4"/>
-              <w:right w:val="single" w:color="BFBFBF" w:sz="4"/>
-            </w:tcBorders>
-            <w:tcMar>
-              <w:top w:type="dxa" w:w="60"/>
-              <w:left w:type="dxa" w:w="100"/>
-              <w:bottom w:type="dxa" w:w="60"/>
-              <w:right w:type="dxa" w:w="100"/>
-            </w:tcMar>
-          </w:tcPr>
-          <w:p>
-            <w:pPr>
-              <w:bidi/>
-              <w:spacing w:after="0"/>
-            </w:pPr>
-            <w:r>
-              <w:rPr>
-                <w:rFonts w:ascii="Arial" w:cs="Arial" w:eastAsia="Arial" w:hAnsi="Arial"/>
-                <w:sz w:val="19"/>
-                <w:szCs w:val="19"/>
-                <w:rtl/>
-              </w:rPr>
-              <w:t xml:space="preserve">הדרכה או ליווי של מומחה Spotfire</w:t>
-            </w:r>
-          </w:p>
-        </w:tc>
-        <w:tc>
-          <w:tcPr>
-            <w:tcW w:type="dxa" w:w="4003"/>
-            <w:tcBorders>
-              <w:top w:val="single" w:color="BFBFBF" w:sz="4"/>
-              <w:left w:val="single" w:color="BFBFBF" w:sz="4"/>
-              <w:bottom w:val="single" w:color="BFBFBF" w:sz="4"/>
-              <w:right w:val="single" w:color="BFBFBF" w:sz="4"/>
-            </w:tcBorders>
-            <w:tcMar>
-              <w:top w:type="dxa" w:w="60"/>
-              <w:left w:type="dxa" w:w="100"/>
-              <w:bottom w:type="dxa" w:w="60"/>
-              <w:right w:type="dxa" w:w="100"/>
-            </w:tcMar>
-          </w:tcPr>
-          <w:p>
-            <w:pPr>
-              <w:bidi/>
-              <w:spacing w:after="0"/>
-            </w:pPr>
-            <w:r>
-              <w:rPr>
-                <w:rFonts w:ascii="Arial" w:cs="Arial" w:eastAsia="Arial" w:hAnsi="Arial"/>
-                <w:sz w:val="19"/>
-                <w:szCs w:val="19"/>
-                <w:rtl/>
-              </w:rPr>
-              <w:t xml:space="preserve">כ-3-5 ימים</w:t>
-            </w:r>
-          </w:p>
-        </w:tc>
-        <w:tc>
-          <w:tcPr>
-            <w:tcW w:type="dxa" w:w="3022"/>
-            <w:tcBorders>
-              <w:top w:val="single" w:color="BFBFBF" w:sz="4"/>
-              <w:left w:val="single" w:color="BFBFBF" w:sz="4"/>
-              <w:bottom w:val="single" w:color="BFBFBF" w:sz="4"/>
-              <w:right w:val="single" w:color="BFBFBF" w:sz="4"/>
-            </w:tcBorders>
-            <w:tcMar>
-              <w:top w:type="dxa" w:w="60"/>
-              <w:left w:type="dxa" w:w="100"/>
-              <w:bottom w:type="dxa" w:w="60"/>
-              <w:right w:type="dxa" w:w="100"/>
-            </w:tcMar>
-          </w:tcPr>
-          <w:p>
-            <w:pPr>
-              <w:bidi/>
-              <w:spacing w:after="0"/>
-            </w:pPr>
-            <w:r>
-              <w:rPr>
-                <w:rFonts w:ascii="Arial" w:cs="Arial" w:eastAsia="Arial" w:hAnsi="Arial"/>
-                <w:sz w:val="19"/>
-                <w:szCs w:val="19"/>
-                <w:rtl/>
-              </w:rPr>
-              <w:t xml:space="preserve">רק אם למפתח אין ניסיון ב-Spotfire</w:t>
+            <w:tcW w:type="dxa" w:w="1494"/>
+            <w:tcBorders>
+              <w:top w:val="single" w:color="BFBFBF" w:sz="4"/>
+              <w:left w:val="single" w:color="BFBFBF" w:sz="4"/>
+              <w:bottom w:val="single" w:color="BFBFBF" w:sz="4"/>
+              <w:right w:val="single" w:color="BFBFBF" w:sz="4"/>
+            </w:tcBorders>
+            <w:tcMar>
+              <w:top w:type="dxa" w:w="60"/>
+              <w:left w:type="dxa" w:w="100"/>
+              <w:bottom w:type="dxa" w:w="60"/>
+              <w:right w:type="dxa" w:w="100"/>
+            </w:tcMar>
+          </w:tcPr>
+          <w:p>
+            <w:pPr>
+              <w:bidi/>
+              <w:spacing w:after="0"/>
+            </w:pPr>
+            <w:r>
+              <w:rPr>
+                <w:rFonts w:ascii="Arial" w:cs="Arial" w:eastAsia="Arial" w:hAnsi="Arial"/>
+                <w:sz w:val="19"/>
+                <w:szCs w:val="19"/>
+                <w:rtl/>
+              </w:rPr>
+              <w:t xml:space="preserve">DBA</w:t>
+            </w:r>
+          </w:p>
+        </w:tc>
+        <w:tc>
+          <w:tcPr>
+            <w:tcW w:type="dxa" w:w="3660"/>
+            <w:tcBorders>
+              <w:top w:val="single" w:color="BFBFBF" w:sz="4"/>
+              <w:left w:val="single" w:color="BFBFBF" w:sz="4"/>
+              <w:bottom w:val="single" w:color="BFBFBF" w:sz="4"/>
+              <w:right w:val="single" w:color="BFBFBF" w:sz="4"/>
+            </w:tcBorders>
+            <w:tcMar>
+              <w:top w:type="dxa" w:w="60"/>
+              <w:left w:type="dxa" w:w="100"/>
+              <w:bottom w:type="dxa" w:w="60"/>
+              <w:right w:type="dxa" w:w="100"/>
+            </w:tcMar>
+          </w:tcPr>
+          <w:p>
+            <w:pPr>
+              <w:bidi/>
+              <w:spacing w:after="0"/>
+            </w:pPr>
+            <w:r>
+              <w:rPr>
+                <w:rFonts w:ascii="Arial" w:cs="Arial" w:eastAsia="Arial" w:hAnsi="Arial"/>
+                <w:sz w:val="19"/>
+                <w:szCs w:val="19"/>
+                <w:rtl/>
+              </w:rPr>
+              <w:t xml:space="preserve">כ-2-4 ימי עבודה</w:t>
+            </w:r>
+          </w:p>
+        </w:tc>
+        <w:tc>
+          <w:tcPr>
+            <w:tcW w:type="dxa" w:w="4484"/>
+            <w:tcBorders>
+              <w:top w:val="single" w:color="BFBFBF" w:sz="4"/>
+              <w:left w:val="single" w:color="BFBFBF" w:sz="4"/>
+              <w:bottom w:val="single" w:color="BFBFBF" w:sz="4"/>
+              <w:right w:val="single" w:color="BFBFBF" w:sz="4"/>
+            </w:tcBorders>
+            <w:tcMar>
+              <w:top w:type="dxa" w:w="60"/>
+              <w:left w:type="dxa" w:w="100"/>
+              <w:bottom w:type="dxa" w:w="60"/>
+              <w:right w:type="dxa" w:w="100"/>
+            </w:tcMar>
+          </w:tcPr>
+          <w:p>
+            <w:pPr>
+              <w:bidi/>
+              <w:spacing w:after="0"/>
+            </w:pPr>
+            <w:r>
+              <w:rPr>
+                <w:rFonts w:ascii="Arial" w:cs="Arial" w:eastAsia="Arial" w:hAnsi="Arial"/>
+                <w:sz w:val="19"/>
+                <w:szCs w:val="19"/>
+                <w:rtl/>
+              </w:rPr>
+              <w:t xml:space="preserve">views בלבד, כי ה-DW מתעדכן בזמן אמת</w:t>
             </w:r>
           </w:p>
         </w:tc>
@@ -6914,97 +8405,97 @@
         </w:trPr>
         <w:tc>
           <w:tcPr>
-            <w:tcW w:type="dxa" w:w="2613"/>
-            <w:tcBorders>
-              <w:top w:val="single" w:color="BFBFBF" w:sz="4"/>
-              <w:left w:val="single" w:color="BFBFBF" w:sz="4"/>
-              <w:bottom w:val="single" w:color="BFBFBF" w:sz="4"/>
-              <w:right w:val="single" w:color="BFBFBF" w:sz="4"/>
-            </w:tcBorders>
-            <w:tcMar>
-              <w:top w:type="dxa" w:w="60"/>
-              <w:left w:type="dxa" w:w="100"/>
-              <w:bottom w:type="dxa" w:w="60"/>
-              <w:right w:type="dxa" w:w="100"/>
-            </w:tcMar>
-          </w:tcPr>
-          <w:p>
-            <w:pPr>
-              <w:bidi/>
-              <w:spacing w:after="0"/>
-            </w:pPr>
-            <w:r>
-              <w:rPr>
-                <w:rFonts w:ascii="Arial" w:cs="Arial" w:eastAsia="Arial" w:hAnsi="Arial"/>
-                <w:sz w:val="19"/>
-                <w:szCs w:val="19"/>
-                <w:rtl/>
-              </w:rPr>
-              <w:t xml:space="preserve">רישיונות</w:t>
-            </w:r>
-          </w:p>
-        </w:tc>
-        <w:tc>
-          <w:tcPr>
-            <w:tcW w:type="dxa" w:w="4003"/>
-            <w:tcBorders>
-              <w:top w:val="single" w:color="BFBFBF" w:sz="4"/>
-              <w:left w:val="single" w:color="BFBFBF" w:sz="4"/>
-              <w:bottom w:val="single" w:color="BFBFBF" w:sz="4"/>
-              <w:right w:val="single" w:color="BFBFBF" w:sz="4"/>
-            </w:tcBorders>
-            <w:tcMar>
-              <w:top w:type="dxa" w:w="60"/>
-              <w:left w:type="dxa" w:w="100"/>
-              <w:bottom w:type="dxa" w:w="60"/>
-              <w:right w:type="dxa" w:w="100"/>
-            </w:tcMar>
-          </w:tcPr>
-          <w:p>
-            <w:pPr>
-              <w:bidi/>
-              <w:spacing w:after="0"/>
-            </w:pPr>
-            <w:r>
-              <w:rPr>
-                <w:rFonts w:ascii="Arial" w:cs="Arial" w:eastAsia="Arial" w:hAnsi="Arial"/>
-                <w:sz w:val="19"/>
-                <w:szCs w:val="19"/>
-                <w:rtl/>
-              </w:rPr>
-              <w:t xml:space="preserve">רישיון author למפתח, ובדיקת מודל הרישוי למסך הקיר</w:t>
-            </w:r>
-          </w:p>
-        </w:tc>
-        <w:tc>
-          <w:tcPr>
-            <w:tcW w:type="dxa" w:w="3022"/>
-            <w:tcBorders>
-              <w:top w:val="single" w:color="BFBFBF" w:sz="4"/>
-              <w:left w:val="single" w:color="BFBFBF" w:sz="4"/>
-              <w:bottom w:val="single" w:color="BFBFBF" w:sz="4"/>
-              <w:right w:val="single" w:color="BFBFBF" w:sz="4"/>
-            </w:tcBorders>
-            <w:tcMar>
-              <w:top w:type="dxa" w:w="60"/>
-              <w:left w:type="dxa" w:w="100"/>
-              <w:bottom w:type="dxa" w:w="60"/>
-              <w:right w:type="dxa" w:w="100"/>
-            </w:tcMar>
-          </w:tcPr>
-          <w:p>
-            <w:pPr>
-              <w:bidi/>
-              <w:spacing w:after="0"/>
-            </w:pPr>
-            <w:r>
-              <w:rPr>
-                <w:rFonts w:ascii="Arial" w:cs="Arial" w:eastAsia="Arial" w:hAnsi="Arial"/>
-                <w:sz w:val="19"/>
-                <w:szCs w:val="19"/>
-                <w:rtl/>
-              </w:rPr>
-              <w:t xml:space="preserve">שאר הרישיונות קיימים</w:t>
+            <w:tcW w:type="dxa" w:w="1494"/>
+            <w:tcBorders>
+              <w:top w:val="single" w:color="BFBFBF" w:sz="4"/>
+              <w:left w:val="single" w:color="BFBFBF" w:sz="4"/>
+              <w:bottom w:val="single" w:color="BFBFBF" w:sz="4"/>
+              <w:right w:val="single" w:color="BFBFBF" w:sz="4"/>
+            </w:tcBorders>
+            <w:tcMar>
+              <w:top w:type="dxa" w:w="60"/>
+              <w:left w:type="dxa" w:w="100"/>
+              <w:bottom w:type="dxa" w:w="60"/>
+              <w:right w:type="dxa" w:w="100"/>
+            </w:tcMar>
+          </w:tcPr>
+          <w:p>
+            <w:pPr>
+              <w:bidi/>
+              <w:spacing w:after="0"/>
+            </w:pPr>
+            <w:r>
+              <w:rPr>
+                <w:rFonts w:ascii="Arial" w:cs="Arial" w:eastAsia="Arial" w:hAnsi="Arial"/>
+                <w:sz w:val="19"/>
+                <w:szCs w:val="19"/>
+                <w:rtl/>
+              </w:rPr>
+              <w:t xml:space="preserve">IT / אדמין Spotfire</w:t>
+            </w:r>
+          </w:p>
+        </w:tc>
+        <w:tc>
+          <w:tcPr>
+            <w:tcW w:type="dxa" w:w="3660"/>
+            <w:tcBorders>
+              <w:top w:val="single" w:color="BFBFBF" w:sz="4"/>
+              <w:left w:val="single" w:color="BFBFBF" w:sz="4"/>
+              <w:bottom w:val="single" w:color="BFBFBF" w:sz="4"/>
+              <w:right w:val="single" w:color="BFBFBF" w:sz="4"/>
+            </w:tcBorders>
+            <w:tcMar>
+              <w:top w:type="dxa" w:w="60"/>
+              <w:left w:type="dxa" w:w="100"/>
+              <w:bottom w:type="dxa" w:w="60"/>
+              <w:right w:type="dxa" w:w="100"/>
+            </w:tcMar>
+          </w:tcPr>
+          <w:p>
+            <w:pPr>
+              <w:bidi/>
+              <w:spacing w:after="0"/>
+            </w:pPr>
+            <w:r>
+              <w:rPr>
+                <w:rFonts w:ascii="Arial" w:cs="Arial" w:eastAsia="Arial" w:hAnsi="Arial"/>
+                <w:sz w:val="19"/>
+                <w:szCs w:val="19"/>
+                <w:rtl/>
+              </w:rPr>
+              <w:t xml:space="preserve">כ-2-3 ימי עבודה</w:t>
+            </w:r>
+          </w:p>
+        </w:tc>
+        <w:tc>
+          <w:tcPr>
+            <w:tcW w:type="dxa" w:w="4484"/>
+            <w:tcBorders>
+              <w:top w:val="single" w:color="BFBFBF" w:sz="4"/>
+              <w:left w:val="single" w:color="BFBFBF" w:sz="4"/>
+              <w:bottom w:val="single" w:color="BFBFBF" w:sz="4"/>
+              <w:right w:val="single" w:color="BFBFBF" w:sz="4"/>
+            </w:tcBorders>
+            <w:tcMar>
+              <w:top w:type="dxa" w:w="60"/>
+              <w:left w:type="dxa" w:w="100"/>
+              <w:bottom w:type="dxa" w:w="60"/>
+              <w:right w:type="dxa" w:w="100"/>
+            </w:tcMar>
+          </w:tcPr>
+          <w:p>
+            <w:pPr>
+              <w:bidi/>
+              <w:spacing w:after="0"/>
+            </w:pPr>
+            <w:r>
+              <w:rPr>
+                <w:rFonts w:ascii="Arial" w:cs="Arial" w:eastAsia="Arial" w:hAnsi="Arial"/>
+                <w:sz w:val="19"/>
+                <w:szCs w:val="19"/>
+                <w:rtl/>
+              </w:rPr>
+              <w:t xml:space="preserve">תיקיות, הרשאות, משתמש Kiosk למסך הקיר</w:t>
             </w:r>
           </w:p>
         </w:tc>
@@ -7015,97 +8506,97 @@
         </w:trPr>
         <w:tc>
           <w:tcPr>
-            <w:tcW w:type="dxa" w:w="2613"/>
-            <w:tcBorders>
-              <w:top w:val="single" w:color="BFBFBF" w:sz="4"/>
-              <w:left w:val="single" w:color="BFBFBF" w:sz="4"/>
-              <w:bottom w:val="single" w:color="BFBFBF" w:sz="4"/>
-              <w:right w:val="single" w:color="BFBFBF" w:sz="4"/>
-            </w:tcBorders>
-            <w:tcMar>
-              <w:top w:type="dxa" w:w="60"/>
-              <w:left w:type="dxa" w:w="100"/>
-              <w:bottom w:type="dxa" w:w="60"/>
-              <w:right w:type="dxa" w:w="100"/>
-            </w:tcMar>
-          </w:tcPr>
-          <w:p>
-            <w:pPr>
-              <w:bidi/>
-              <w:spacing w:after="0"/>
-            </w:pPr>
-            <w:r>
-              <w:rPr>
-                <w:rFonts w:ascii="Arial" w:cs="Arial" w:eastAsia="Arial" w:hAnsi="Arial"/>
-                <w:sz w:val="19"/>
-                <w:szCs w:val="19"/>
-                <w:rtl/>
-              </w:rPr>
-              <w:t xml:space="preserve">מנהל התמיכה</w:t>
-            </w:r>
-          </w:p>
-        </w:tc>
-        <w:tc>
-          <w:tcPr>
-            <w:tcW w:type="dxa" w:w="4003"/>
-            <w:tcBorders>
-              <w:top w:val="single" w:color="BFBFBF" w:sz="4"/>
-              <w:left w:val="single" w:color="BFBFBF" w:sz="4"/>
-              <w:bottom w:val="single" w:color="BFBFBF" w:sz="4"/>
-              <w:right w:val="single" w:color="BFBFBF" w:sz="4"/>
-            </w:tcBorders>
-            <w:tcMar>
-              <w:top w:type="dxa" w:w="60"/>
-              <w:left w:type="dxa" w:w="100"/>
-              <w:bottom w:type="dxa" w:w="60"/>
-              <w:right w:type="dxa" w:w="100"/>
-            </w:tcMar>
-          </w:tcPr>
-          <w:p>
-            <w:pPr>
-              <w:bidi/>
-              <w:spacing w:after="0"/>
-            </w:pPr>
-            <w:r>
-              <w:rPr>
-                <w:rFonts w:ascii="Arial" w:cs="Arial" w:eastAsia="Arial" w:hAnsi="Arial"/>
-                <w:sz w:val="19"/>
-                <w:szCs w:val="19"/>
-                <w:rtl/>
-              </w:rPr>
-              <w:t xml:space="preserve">כ-10% מהזמן</w:t>
-            </w:r>
-          </w:p>
-        </w:tc>
-        <w:tc>
-          <w:tcPr>
-            <w:tcW w:type="dxa" w:w="3022"/>
-            <w:tcBorders>
-              <w:top w:val="single" w:color="BFBFBF" w:sz="4"/>
-              <w:left w:val="single" w:color="BFBFBF" w:sz="4"/>
-              <w:bottom w:val="single" w:color="BFBFBF" w:sz="4"/>
-              <w:right w:val="single" w:color="BFBFBF" w:sz="4"/>
-            </w:tcBorders>
-            <w:tcMar>
-              <w:top w:type="dxa" w:w="60"/>
-              <w:left w:type="dxa" w:w="100"/>
-              <w:bottom w:type="dxa" w:w="60"/>
-              <w:right w:type="dxa" w:w="100"/>
-            </w:tcMar>
-          </w:tcPr>
-          <w:p>
-            <w:pPr>
-              <w:bidi/>
-              <w:spacing w:after="0"/>
-            </w:pPr>
-            <w:r>
-              <w:rPr>
-                <w:rFonts w:ascii="Arial" w:cs="Arial" w:eastAsia="Arial" w:hAnsi="Arial"/>
-                <w:sz w:val="19"/>
-                <w:szCs w:val="19"/>
-                <w:rtl/>
-              </w:rPr>
-              <w:t xml:space="preserve">החלטות ובדיקות קבלה</w:t>
+            <w:tcW w:type="dxa" w:w="1494"/>
+            <w:tcBorders>
+              <w:top w:val="single" w:color="BFBFBF" w:sz="4"/>
+              <w:left w:val="single" w:color="BFBFBF" w:sz="4"/>
+              <w:bottom w:val="single" w:color="BFBFBF" w:sz="4"/>
+              <w:right w:val="single" w:color="BFBFBF" w:sz="4"/>
+            </w:tcBorders>
+            <w:tcMar>
+              <w:top w:type="dxa" w:w="60"/>
+              <w:left w:type="dxa" w:w="100"/>
+              <w:bottom w:type="dxa" w:w="60"/>
+              <w:right w:type="dxa" w:w="100"/>
+            </w:tcMar>
+          </w:tcPr>
+          <w:p>
+            <w:pPr>
+              <w:bidi/>
+              <w:spacing w:after="0"/>
+            </w:pPr>
+            <w:r>
+              <w:rPr>
+                <w:rFonts w:ascii="Arial" w:cs="Arial" w:eastAsia="Arial" w:hAnsi="Arial"/>
+                <w:sz w:val="19"/>
+                <w:szCs w:val="19"/>
+                <w:rtl/>
+              </w:rPr>
+              <w:t xml:space="preserve">רישיונות</w:t>
+            </w:r>
+          </w:p>
+        </w:tc>
+        <w:tc>
+          <w:tcPr>
+            <w:tcW w:type="dxa" w:w="3660"/>
+            <w:tcBorders>
+              <w:top w:val="single" w:color="BFBFBF" w:sz="4"/>
+              <w:left w:val="single" w:color="BFBFBF" w:sz="4"/>
+              <w:bottom w:val="single" w:color="BFBFBF" w:sz="4"/>
+              <w:right w:val="single" w:color="BFBFBF" w:sz="4"/>
+            </w:tcBorders>
+            <w:tcMar>
+              <w:top w:type="dxa" w:w="60"/>
+              <w:left w:type="dxa" w:w="100"/>
+              <w:bottom w:type="dxa" w:w="60"/>
+              <w:right w:type="dxa" w:w="100"/>
+            </w:tcMar>
+          </w:tcPr>
+          <w:p>
+            <w:pPr>
+              <w:bidi/>
+              <w:spacing w:after="0"/>
+            </w:pPr>
+            <w:r>
+              <w:rPr>
+                <w:rFonts w:ascii="Arial" w:cs="Arial" w:eastAsia="Arial" w:hAnsi="Arial"/>
+                <w:sz w:val="19"/>
+                <w:szCs w:val="19"/>
+                <w:rtl/>
+              </w:rPr>
+              <w:t xml:space="preserve">רישיון author למפתח, ובדיקת מודל הרישוי למסך הקיר</w:t>
+            </w:r>
+          </w:p>
+        </w:tc>
+        <w:tc>
+          <w:tcPr>
+            <w:tcW w:type="dxa" w:w="4484"/>
+            <w:tcBorders>
+              <w:top w:val="single" w:color="BFBFBF" w:sz="4"/>
+              <w:left w:val="single" w:color="BFBFBF" w:sz="4"/>
+              <w:bottom w:val="single" w:color="BFBFBF" w:sz="4"/>
+              <w:right w:val="single" w:color="BFBFBF" w:sz="4"/>
+            </w:tcBorders>
+            <w:tcMar>
+              <w:top w:type="dxa" w:w="60"/>
+              <w:left w:type="dxa" w:w="100"/>
+              <w:bottom w:type="dxa" w:w="60"/>
+              <w:right w:type="dxa" w:w="100"/>
+            </w:tcMar>
+          </w:tcPr>
+          <w:p>
+            <w:pPr>
+              <w:bidi/>
+              <w:spacing w:after="0"/>
+            </w:pPr>
+            <w:r>
+              <w:rPr>
+                <w:rFonts w:ascii="Arial" w:cs="Arial" w:eastAsia="Arial" w:hAnsi="Arial"/>
+                <w:sz w:val="19"/>
+                <w:szCs w:val="19"/>
+                <w:rtl/>
+              </w:rPr>
+              <w:t xml:space="preserve">שאר הרישיונות קיימים</w:t>
             </w:r>
           </w:p>
         </w:tc>
@@ -7116,7 +8607,108 @@
         </w:trPr>
         <w:tc>
           <w:tcPr>
-            <w:tcW w:type="dxa" w:w="2613"/>
+            <w:tcW w:type="dxa" w:w="1494"/>
+            <w:tcBorders>
+              <w:top w:val="single" w:color="BFBFBF" w:sz="4"/>
+              <w:left w:val="single" w:color="BFBFBF" w:sz="4"/>
+              <w:bottom w:val="single" w:color="BFBFBF" w:sz="4"/>
+              <w:right w:val="single" w:color="BFBFBF" w:sz="4"/>
+            </w:tcBorders>
+            <w:tcMar>
+              <w:top w:type="dxa" w:w="60"/>
+              <w:left w:type="dxa" w:w="100"/>
+              <w:bottom w:type="dxa" w:w="60"/>
+              <w:right w:type="dxa" w:w="100"/>
+            </w:tcMar>
+          </w:tcPr>
+          <w:p>
+            <w:pPr>
+              <w:bidi/>
+              <w:spacing w:after="0"/>
+            </w:pPr>
+            <w:r>
+              <w:rPr>
+                <w:rFonts w:ascii="Arial" w:cs="Arial" w:eastAsia="Arial" w:hAnsi="Arial"/>
+                <w:sz w:val="19"/>
+                <w:szCs w:val="19"/>
+                <w:rtl/>
+              </w:rPr>
+              <w:t xml:space="preserve">מנהל התמיכה</w:t>
+            </w:r>
+          </w:p>
+        </w:tc>
+        <w:tc>
+          <w:tcPr>
+            <w:tcW w:type="dxa" w:w="3660"/>
+            <w:tcBorders>
+              <w:top w:val="single" w:color="BFBFBF" w:sz="4"/>
+              <w:left w:val="single" w:color="BFBFBF" w:sz="4"/>
+              <w:bottom w:val="single" w:color="BFBFBF" w:sz="4"/>
+              <w:right w:val="single" w:color="BFBFBF" w:sz="4"/>
+            </w:tcBorders>
+            <w:tcMar>
+              <w:top w:type="dxa" w:w="60"/>
+              <w:left w:type="dxa" w:w="100"/>
+              <w:bottom w:type="dxa" w:w="60"/>
+              <w:right w:type="dxa" w:w="100"/>
+            </w:tcMar>
+          </w:tcPr>
+          <w:p>
+            <w:pPr>
+              <w:bidi/>
+              <w:spacing w:after="0"/>
+            </w:pPr>
+            <w:r>
+              <w:rPr>
+                <w:rFonts w:ascii="Arial" w:cs="Arial" w:eastAsia="Arial" w:hAnsi="Arial"/>
+                <w:sz w:val="19"/>
+                <w:szCs w:val="19"/>
+                <w:rtl/>
+              </w:rPr>
+              <w:t xml:space="preserve">כ-10% מהזמן</w:t>
+            </w:r>
+          </w:p>
+        </w:tc>
+        <w:tc>
+          <w:tcPr>
+            <w:tcW w:type="dxa" w:w="4484"/>
+            <w:tcBorders>
+              <w:top w:val="single" w:color="BFBFBF" w:sz="4"/>
+              <w:left w:val="single" w:color="BFBFBF" w:sz="4"/>
+              <w:bottom w:val="single" w:color="BFBFBF" w:sz="4"/>
+              <w:right w:val="single" w:color="BFBFBF" w:sz="4"/>
+            </w:tcBorders>
+            <w:tcMar>
+              <w:top w:type="dxa" w:w="60"/>
+              <w:left w:type="dxa" w:w="100"/>
+              <w:bottom w:type="dxa" w:w="60"/>
+              <w:right w:type="dxa" w:w="100"/>
+            </w:tcMar>
+          </w:tcPr>
+          <w:p>
+            <w:pPr>
+              <w:bidi/>
+              <w:spacing w:after="0"/>
+            </w:pPr>
+            <w:r>
+              <w:rPr>
+                <w:rFonts w:ascii="Arial" w:cs="Arial" w:eastAsia="Arial" w:hAnsi="Arial"/>
+                <w:sz w:val="19"/>
+                <w:szCs w:val="19"/>
+                <w:rtl/>
+              </w:rPr>
+              <w:t xml:space="preserve">החלטות ובדיקות קבלה</w:t>
+            </w:r>
+          </w:p>
+        </w:tc>
+      </w:tr>
+      <w:tr>
+        <w:trPr>
+          <w:tblHeader w:val="false"/>
+        </w:trPr>
+        <w:tc>
+          <w:tcPr>
+            <w:tcW w:type="dxa" w:w="1494"/>
             <w:tcBorders>
               <w:top w:val="single" w:color="BFBFBF" w:sz="4"/>
               <w:left w:val="single" w:color="BFBFBF" w:sz="4"/>
@@ -7150,7 +8742,7 @@
         </w:tc>
         <w:tc>
           <w:tcPr>
-            <w:tcW w:type="dxa" w:w="4003"/>
+            <w:tcW w:type="dxa" w:w="3660"/>
             <w:tcBorders>
               <w:top w:val="single" w:color="BFBFBF" w:sz="4"/>
               <w:left w:val="single" w:color="BFBFBF" w:sz="4"/>
@@ -7182,33 +8774,33 @@
         </w:tc>
         <w:tc>
           <w:tcPr>
-            <w:tcW w:type="dxa" w:w="3022"/>
-            <w:tcBorders>
-              <w:top w:val="single" w:color="BFBFBF" w:sz="4"/>
-              <w:left w:val="single" w:color="BFBFBF" w:sz="4"/>
-              <w:bottom w:val="single" w:color="BFBFBF" w:sz="4"/>
-              <w:right w:val="single" w:color="BFBFBF" w:sz="4"/>
-            </w:tcBorders>
-            <w:tcMar>
-              <w:top w:type="dxa" w:w="60"/>
-              <w:left w:type="dxa" w:w="100"/>
-              <w:bottom w:type="dxa" w:w="60"/>
-              <w:right w:type="dxa" w:w="100"/>
-            </w:tcMar>
-          </w:tcPr>
-          <w:p>
-            <w:pPr>
-              <w:bidi/>
-              <w:spacing w:after="0"/>
-            </w:pPr>
-            <w:r>
-              <w:rPr>
-                <w:rFonts w:ascii="Arial" w:cs="Arial" w:eastAsia="Arial" w:hAnsi="Arial"/>
-                <w:sz w:val="19"/>
-                <w:szCs w:val="19"/>
-                <w:rtl/>
-              </w:rPr>
-              <w:t xml:space="preserve">לא כולל פיתוח הגלים הבאים (6.3)</w:t>
+            <w:tcW w:type="dxa" w:w="4484"/>
+            <w:tcBorders>
+              <w:top w:val="single" w:color="BFBFBF" w:sz="4"/>
+              <w:left w:val="single" w:color="BFBFBF" w:sz="4"/>
+              <w:bottom w:val="single" w:color="BFBFBF" w:sz="4"/>
+              <w:right w:val="single" w:color="BFBFBF" w:sz="4"/>
+            </w:tcBorders>
+            <w:tcMar>
+              <w:top w:type="dxa" w:w="60"/>
+              <w:left w:type="dxa" w:w="100"/>
+              <w:bottom w:type="dxa" w:w="60"/>
+              <w:right w:type="dxa" w:w="100"/>
+            </w:tcMar>
+          </w:tcPr>
+          <w:p>
+            <w:pPr>
+              <w:bidi/>
+              <w:spacing w:after="0"/>
+            </w:pPr>
+            <w:r>
+              <w:rPr>
+                <w:rFonts w:ascii="Arial" w:cs="Arial" w:eastAsia="Arial" w:hAnsi="Arial"/>
+                <w:sz w:val="19"/>
+                <w:szCs w:val="19"/>
+                <w:rtl/>
+              </w:rPr>
+              <w:t xml:space="preserve">לא כולל פיתוח הגלים הבאים (7.3)</w:t>
             </w:r>
           </w:p>
         </w:tc>
@@ -7248,7 +8840,7 @@
           <w:szCs w:val="20"/>
           <w:rtl/>
         </w:rPr>
-        <w:t xml:space="preserve"> המפתח וה-DBA צריכים לתת הערכה משלהם אחרי שבוע 1.</w:t>
+        <w:t xml:space="preserve"> היועץ, המפתח וה-DBA צריכים לתת הערכה משלהם אחרי שבוע 1.</w:t>
       </w:r>
     </w:p>
     <w:p>
@@ -7261,7 +8853,7 @@
           <w:rFonts w:ascii="Arial" w:cs="Arial" w:eastAsia="Arial" w:hAnsi="Arial"/>
           <w:rtl/>
         </w:rPr>
-        <w:t xml:space="preserve">6.3 הגלים הבאים ב-Spotfire</w:t>
+        <w:t xml:space="preserve">7.3 הגלים הבאים ב-Spotfire</w:t>
       </w:r>
     </w:p>
     <w:p>
@@ -7275,7 +8867,7 @@
           <w:rFonts w:ascii="Arial" w:cs="Arial" w:eastAsia="Arial" w:hAnsi="Arial"/>
           <w:rtl/>
         </w:rPr>
-        <w:t xml:space="preserve">ב-Spotfire הגלים האנליטיים זולים בהרבה מפיתוח מאפס, כי גרפים, מסננים וחיתוכים כבר קיימים.</w:t>
+        <w:t xml:space="preserve">המפתח בונה, והיועץ בודק במסגרת בנק השעות. ההערכות כוללות תוספת של כ-30% בגל הראשון של המפתח, כי הוא עדיין לומד.</w:t>
       </w:r>
     </w:p>
     <w:tbl>
@@ -7672,7 +9264,7 @@
                 <w:szCs w:val="19"/>
                 <w:rtl/>
               </w:rPr>
-              <w:t xml:space="preserve">1.5-2</w:t>
+              <w:t xml:space="preserve">2-2.5</w:t>
             </w:r>
           </w:p>
         </w:tc>
@@ -7805,7 +9397,7 @@
                 <w:szCs w:val="19"/>
                 <w:rtl/>
               </w:rPr>
-              <w:t xml:space="preserve">2</w:t>
+              <w:t xml:space="preserve">2.5</w:t>
             </w:r>
           </w:p>
         </w:tc>
@@ -7938,7 +9530,7 @@
                 <w:szCs w:val="19"/>
                 <w:rtl/>
               </w:rPr>
-              <w:t xml:space="preserve">1</w:t>
+              <w:t xml:space="preserve">1-1.5</w:t>
             </w:r>
           </w:p>
         </w:tc>
@@ -8071,7 +9663,7 @@
                 <w:szCs w:val="19"/>
                 <w:rtl/>
               </w:rPr>
-              <w:t xml:space="preserve">1</w:t>
+              <w:t xml:space="preserve">1-1.5</w:t>
             </w:r>
           </w:p>
         </w:tc>
@@ -8204,7 +9796,7 @@
                 <w:szCs w:val="19"/>
                 <w:rtl/>
               </w:rPr>
-              <w:t xml:space="preserve">1</w:t>
+              <w:t xml:space="preserve">1-1.5</w:t>
             </w:r>
           </w:p>
         </w:tc>
@@ -8332,7 +9924,7 @@
                 <w:szCs w:val="19"/>
                 <w:rtl/>
               </w:rPr>
-              <w:t xml:space="preserve">כ-7-8</w:t>
+              <w:t xml:space="preserve">כ-9-10</w:t>
             </w:r>
           </w:p>
         </w:tc>
@@ -8420,7 +10012,7 @@
           <w:rFonts w:ascii="Arial" w:cs="Arial" w:eastAsia="Arial" w:hAnsi="Arial"/>
           <w:rtl/>
         </w:rPr>
-        <w:t xml:space="preserve"> מפתח אחד שמקדיש כ-20% מהזמן לתחזוקה יסיים את הגל השני בכ-2-2.5 חודשים אחרי העלייה לאוויר. בפיתוח מאפס זה היה לוקח כ-5-6 חודשים.</w:t>
+        <w:t xml:space="preserve"> מפתח שמקדיש כ-20% מהזמן לתחזוקה יסיים את הגל השני בכ-2.5-3 חודשים אחרי העלייה לאוויר.</w:t>
       </w:r>
     </w:p>
     <w:p>
@@ -8433,7 +10025,7 @@
           <w:rFonts w:ascii="Arial" w:cs="Arial" w:eastAsia="Arial" w:hAnsi="Arial"/>
           <w:rtl/>
         </w:rPr>
-        <w:t xml:space="preserve">7. סיכונים</w:t>
+        <w:t xml:space="preserve">8. סיכונים</w:t>
       </w:r>
     </w:p>
     <w:tbl>
@@ -8451,10 +10043,10 @@
         <w:tblLayout w:type="fixed"/>
       </w:tblPr>
       <w:tblGrid>
-        <w:gridCol w:w="3728"/>
-        <w:gridCol w:w="950"/>
-        <w:gridCol w:w="1055"/>
-        <w:gridCol w:w="3905"/>
+        <w:gridCol w:w="3360"/>
+        <w:gridCol w:w="1521"/>
+        <w:gridCol w:w="951"/>
+        <w:gridCol w:w="3806"/>
       </w:tblGrid>
       <w:tr>
         <w:trPr>
@@ -8462,7 +10054,7 @@
         </w:trPr>
         <w:tc>
           <w:tcPr>
-            <w:tcW w:type="dxa" w:w="3728"/>
+            <w:tcW w:type="dxa" w:w="3360"/>
             <w:tcBorders>
               <w:top w:val="single" w:color="BFBFBF" w:sz="4"/>
               <w:left w:val="single" w:color="BFBFBF" w:sz="4"/>
@@ -8497,7 +10089,7 @@
         </w:tc>
         <w:tc>
           <w:tcPr>
-            <w:tcW w:type="dxa" w:w="950"/>
+            <w:tcW w:type="dxa" w:w="1521"/>
             <w:tcBorders>
               <w:top w:val="single" w:color="BFBFBF" w:sz="4"/>
               <w:left w:val="single" w:color="BFBFBF" w:sz="4"/>
@@ -8532,7 +10124,7 @@
         </w:tc>
         <w:tc>
           <w:tcPr>
-            <w:tcW w:type="dxa" w:w="1055"/>
+            <w:tcW w:type="dxa" w:w="951"/>
             <w:tcBorders>
               <w:top w:val="single" w:color="BFBFBF" w:sz="4"/>
               <w:left w:val="single" w:color="BFBFBF" w:sz="4"/>
@@ -8567,7 +10159,7 @@
         </w:tc>
         <w:tc>
           <w:tcPr>
-            <w:tcW w:type="dxa" w:w="3905"/>
+            <w:tcW w:type="dxa" w:w="3806"/>
             <w:tcBorders>
               <w:top w:val="single" w:color="BFBFBF" w:sz="4"/>
               <w:left w:val="single" w:color="BFBFBF" w:sz="4"/>
@@ -8607,7 +10199,7 @@
         </w:trPr>
         <w:tc>
           <w:tcPr>
-            <w:tcW w:type="dxa" w:w="3728"/>
+            <w:tcW w:type="dxa" w:w="3360"/>
             <w:tcBorders>
               <w:top w:val="single" w:color="BFBFBF" w:sz="4"/>
               <w:left w:val="single" w:color="BFBFBF" w:sz="4"/>
@@ -8639,7 +10231,7 @@
         </w:tc>
         <w:tc>
           <w:tcPr>
-            <w:tcW w:type="dxa" w:w="950"/>
+            <w:tcW w:type="dxa" w:w="1521"/>
             <w:tcBorders>
               <w:top w:val="single" w:color="BFBFBF" w:sz="4"/>
               <w:left w:val="single" w:color="BFBFBF" w:sz="4"/>
@@ -8671,7 +10263,7 @@
         </w:tc>
         <w:tc>
           <w:tcPr>
-            <w:tcW w:type="dxa" w:w="1055"/>
+            <w:tcW w:type="dxa" w:w="951"/>
             <w:tcBorders>
               <w:top w:val="single" w:color="BFBFBF" w:sz="4"/>
               <w:left w:val="single" w:color="BFBFBF" w:sz="4"/>
@@ -8703,7 +10295,7 @@
         </w:tc>
         <w:tc>
           <w:tcPr>
-            <w:tcW w:type="dxa" w:w="3905"/>
+            <w:tcW w:type="dxa" w:w="3806"/>
             <w:tcBorders>
               <w:top w:val="single" w:color="BFBFBF" w:sz="4"/>
               <w:left w:val="single" w:color="BFBFBF" w:sz="4"/>
@@ -8740,129 +10332,140 @@
         </w:trPr>
         <w:tc>
           <w:tcPr>
-            <w:tcW w:type="dxa" w:w="3728"/>
-            <w:tcBorders>
-              <w:top w:val="single" w:color="BFBFBF" w:sz="4"/>
-              <w:left w:val="single" w:color="BFBFBF" w:sz="4"/>
-              <w:bottom w:val="single" w:color="BFBFBF" w:sz="4"/>
-              <w:right w:val="single" w:color="BFBFBF" w:sz="4"/>
-            </w:tcBorders>
-            <w:tcMar>
-              <w:top w:type="dxa" w:w="60"/>
-              <w:left w:type="dxa" w:w="100"/>
-              <w:bottom w:type="dxa" w:w="60"/>
-              <w:right w:type="dxa" w:w="100"/>
-            </w:tcMar>
-          </w:tcPr>
-          <w:p>
-            <w:pPr>
-              <w:bidi/>
-              <w:spacing w:after="0"/>
-            </w:pPr>
-            <w:r>
-              <w:rPr>
-                <w:rFonts w:ascii="Arial" w:cs="Arial" w:eastAsia="Arial" w:hAnsi="Arial"/>
-                <w:sz w:val="19"/>
-                <w:szCs w:val="19"/>
-                <w:rtl/>
-              </w:rPr>
-              <w:t xml:space="preserve">עדכון של Spotfire Cloud שובר התאמה (בעיקר JavaScript)</w:t>
-            </w:r>
-          </w:p>
-        </w:tc>
-        <w:tc>
-          <w:tcPr>
-            <w:tcW w:type="dxa" w:w="950"/>
-            <w:tcBorders>
-              <w:top w:val="single" w:color="BFBFBF" w:sz="4"/>
-              <w:left w:val="single" w:color="BFBFBF" w:sz="4"/>
-              <w:bottom w:val="single" w:color="BFBFBF" w:sz="4"/>
-              <w:right w:val="single" w:color="BFBFBF" w:sz="4"/>
-            </w:tcBorders>
-            <w:tcMar>
-              <w:top w:type="dxa" w:w="60"/>
-              <w:left w:type="dxa" w:w="100"/>
-              <w:bottom w:type="dxa" w:w="60"/>
-              <w:right w:type="dxa" w:w="100"/>
-            </w:tcMar>
-          </w:tcPr>
-          <w:p>
-            <w:pPr>
-              <w:bidi/>
-              <w:spacing w:after="0"/>
-            </w:pPr>
-            <w:r>
-              <w:rPr>
-                <w:rFonts w:ascii="Arial" w:cs="Arial" w:eastAsia="Arial" w:hAnsi="Arial"/>
-                <w:sz w:val="19"/>
-                <w:szCs w:val="19"/>
-                <w:rtl/>
-              </w:rPr>
-              <w:t xml:space="preserve">בינונית</w:t>
-            </w:r>
-          </w:p>
-        </w:tc>
-        <w:tc>
-          <w:tcPr>
-            <w:tcW w:type="dxa" w:w="1055"/>
-            <w:tcBorders>
-              <w:top w:val="single" w:color="BFBFBF" w:sz="4"/>
-              <w:left w:val="single" w:color="BFBFBF" w:sz="4"/>
-              <w:bottom w:val="single" w:color="BFBFBF" w:sz="4"/>
-              <w:right w:val="single" w:color="BFBFBF" w:sz="4"/>
-            </w:tcBorders>
-            <w:tcMar>
-              <w:top w:type="dxa" w:w="60"/>
-              <w:left w:type="dxa" w:w="100"/>
-              <w:bottom w:type="dxa" w:w="60"/>
-              <w:right w:type="dxa" w:w="100"/>
-            </w:tcMar>
-          </w:tcPr>
-          <w:p>
-            <w:pPr>
-              <w:bidi/>
-              <w:spacing w:after="0"/>
-            </w:pPr>
-            <w:r>
-              <w:rPr>
-                <w:rFonts w:ascii="Arial" w:cs="Arial" w:eastAsia="Arial" w:hAnsi="Arial"/>
-                <w:sz w:val="19"/>
-                <w:szCs w:val="19"/>
-                <w:rtl/>
-              </w:rPr>
-              <w:t xml:space="preserve">בינונית</w:t>
-            </w:r>
-          </w:p>
-        </w:tc>
-        <w:tc>
-          <w:tcPr>
-            <w:tcW w:type="dxa" w:w="3905"/>
-            <w:tcBorders>
-              <w:top w:val="single" w:color="BFBFBF" w:sz="4"/>
-              <w:left w:val="single" w:color="BFBFBF" w:sz="4"/>
-              <w:bottom w:val="single" w:color="BFBFBF" w:sz="4"/>
-              <w:right w:val="single" w:color="BFBFBF" w:sz="4"/>
-            </w:tcBorders>
-            <w:tcMar>
-              <w:top w:type="dxa" w:w="60"/>
-              <w:left w:type="dxa" w:w="100"/>
-              <w:bottom w:type="dxa" w:w="60"/>
-              <w:right w:type="dxa" w:w="100"/>
-            </w:tcMar>
-          </w:tcPr>
-          <w:p>
-            <w:pPr>
-              <w:bidi/>
-              <w:spacing w:after="0"/>
-            </w:pPr>
-            <w:r>
-              <w:rPr>
-                <w:rFonts w:ascii="Arial" w:cs="Arial" w:eastAsia="Arial" w:hAnsi="Arial"/>
-                <w:sz w:val="19"/>
-                <w:szCs w:val="19"/>
-                <w:rtl/>
-              </w:rPr>
-              <w:t xml:space="preserve">להעדיף Mods ומנגנונים מובנים, ולהריץ את רשימת הבדיקות אחרי כל עדכון</w:t>
+            <w:tcW w:type="dxa" w:w="3360"/>
+            <w:tcBorders>
+              <w:top w:val="single" w:color="BFBFBF" w:sz="4"/>
+              <w:left w:val="single" w:color="BFBFBF" w:sz="4"/>
+              <w:bottom w:val="single" w:color="BFBFBF" w:sz="4"/>
+              <w:right w:val="single" w:color="BFBFBF" w:sz="4"/>
+            </w:tcBorders>
+            <w:tcMar>
+              <w:top w:type="dxa" w:w="60"/>
+              <w:left w:type="dxa" w:w="100"/>
+              <w:bottom w:type="dxa" w:w="60"/>
+              <w:right w:type="dxa" w:w="100"/>
+            </w:tcMar>
+          </w:tcPr>
+          <w:p>
+            <w:pPr>
+              <w:bidi/>
+              <w:spacing w:after="0"/>
+            </w:pPr>
+            <w:r>
+              <w:rPr>
+                <w:rFonts w:ascii="Arial" w:cs="Arial" w:eastAsia="Arial" w:hAnsi="Arial"/>
+                <w:b/>
+                <w:bCs/>
+                <w:sz w:val="19"/>
+                <w:szCs w:val="19"/>
+                <w:rtl/>
+              </w:rPr>
+              <w:t xml:space="preserve">העברת ידע שטחית:</w:t>
+            </w:r>
+            <w:r>
+              <w:rPr>
+                <w:rFonts w:ascii="Arial" w:cs="Arial" w:eastAsia="Arial" w:hAnsi="Arial"/>
+                <w:sz w:val="19"/>
+                <w:szCs w:val="19"/>
+                <w:rtl/>
+              </w:rPr>
+              <w:t xml:space="preserve"> היועץ בונה הכול, והמפתח רק צופה</w:t>
+            </w:r>
+          </w:p>
+        </w:tc>
+        <w:tc>
+          <w:tcPr>
+            <w:tcW w:type="dxa" w:w="1521"/>
+            <w:tcBorders>
+              <w:top w:val="single" w:color="BFBFBF" w:sz="4"/>
+              <w:left w:val="single" w:color="BFBFBF" w:sz="4"/>
+              <w:bottom w:val="single" w:color="BFBFBF" w:sz="4"/>
+              <w:right w:val="single" w:color="BFBFBF" w:sz="4"/>
+            </w:tcBorders>
+            <w:tcMar>
+              <w:top w:type="dxa" w:w="60"/>
+              <w:left w:type="dxa" w:w="100"/>
+              <w:bottom w:type="dxa" w:w="60"/>
+              <w:right w:type="dxa" w:w="100"/>
+            </w:tcMar>
+          </w:tcPr>
+          <w:p>
+            <w:pPr>
+              <w:bidi/>
+              <w:spacing w:after="0"/>
+            </w:pPr>
+            <w:r>
+              <w:rPr>
+                <w:rFonts w:ascii="Arial" w:cs="Arial" w:eastAsia="Arial" w:hAnsi="Arial"/>
+                <w:sz w:val="19"/>
+                <w:szCs w:val="19"/>
+                <w:rtl/>
+              </w:rPr>
+              <w:t xml:space="preserve">גבוהה אם לא מגדירים מראש</w:t>
+            </w:r>
+          </w:p>
+        </w:tc>
+        <w:tc>
+          <w:tcPr>
+            <w:tcW w:type="dxa" w:w="951"/>
+            <w:tcBorders>
+              <w:top w:val="single" w:color="BFBFBF" w:sz="4"/>
+              <w:left w:val="single" w:color="BFBFBF" w:sz="4"/>
+              <w:bottom w:val="single" w:color="BFBFBF" w:sz="4"/>
+              <w:right w:val="single" w:color="BFBFBF" w:sz="4"/>
+            </w:tcBorders>
+            <w:tcMar>
+              <w:top w:type="dxa" w:w="60"/>
+              <w:left w:type="dxa" w:w="100"/>
+              <w:bottom w:type="dxa" w:w="60"/>
+              <w:right w:type="dxa" w:w="100"/>
+            </w:tcMar>
+          </w:tcPr>
+          <w:p>
+            <w:pPr>
+              <w:bidi/>
+              <w:spacing w:after="0"/>
+            </w:pPr>
+            <w:r>
+              <w:rPr>
+                <w:rFonts w:ascii="Arial" w:cs="Arial" w:eastAsia="Arial" w:hAnsi="Arial"/>
+                <w:sz w:val="19"/>
+                <w:szCs w:val="19"/>
+                <w:rtl/>
+              </w:rPr>
+              <w:t xml:space="preserve">גבוהה</w:t>
+            </w:r>
+          </w:p>
+        </w:tc>
+        <w:tc>
+          <w:tcPr>
+            <w:tcW w:type="dxa" w:w="3806"/>
+            <w:tcBorders>
+              <w:top w:val="single" w:color="BFBFBF" w:sz="4"/>
+              <w:left w:val="single" w:color="BFBFBF" w:sz="4"/>
+              <w:bottom w:val="single" w:color="BFBFBF" w:sz="4"/>
+              <w:right w:val="single" w:color="BFBFBF" w:sz="4"/>
+            </w:tcBorders>
+            <w:tcMar>
+              <w:top w:type="dxa" w:w="60"/>
+              <w:left w:type="dxa" w:w="100"/>
+              <w:bottom w:type="dxa" w:w="60"/>
+              <w:right w:type="dxa" w:w="100"/>
+            </w:tcMar>
+          </w:tcPr>
+          <w:p>
+            <w:pPr>
+              <w:bidi/>
+              <w:spacing w:after="0"/>
+            </w:pPr>
+            <w:r>
+              <w:rPr>
+                <w:rFonts w:ascii="Arial" w:cs="Arial" w:eastAsia="Arial" w:hAnsi="Arial"/>
+                <w:sz w:val="19"/>
+                <w:szCs w:val="19"/>
+                <w:rtl/>
+              </w:rPr>
+              <w:t xml:space="preserve">המפתח בונה בעצמו את C2, C4, C5 ו-C7, ותנאי סיום מוגדרים להעברה (סעיף 5.3)</w:t>
             </w:r>
           </w:p>
         </w:tc>
@@ -8873,39 +10476,39 @@
         </w:trPr>
         <w:tc>
           <w:tcPr>
-            <w:tcW w:type="dxa" w:w="3728"/>
-            <w:tcBorders>
-              <w:top w:val="single" w:color="BFBFBF" w:sz="4"/>
-              <w:left w:val="single" w:color="BFBFBF" w:sz="4"/>
-              <w:bottom w:val="single" w:color="BFBFBF" w:sz="4"/>
-              <w:right w:val="single" w:color="BFBFBF" w:sz="4"/>
-            </w:tcBorders>
-            <w:tcMar>
-              <w:top w:type="dxa" w:w="60"/>
-              <w:left w:type="dxa" w:w="100"/>
-              <w:bottom w:type="dxa" w:w="60"/>
-              <w:right w:type="dxa" w:w="100"/>
-            </w:tcMar>
-          </w:tcPr>
-          <w:p>
-            <w:pPr>
-              <w:bidi/>
-              <w:spacing w:after="0"/>
-            </w:pPr>
-            <w:r>
-              <w:rPr>
-                <w:rFonts w:ascii="Arial" w:cs="Arial" w:eastAsia="Arial" w:hAnsi="Arial"/>
-                <w:sz w:val="19"/>
-                <w:szCs w:val="19"/>
-                <w:rtl/>
-              </w:rPr>
-              <w:t xml:space="preserve">למפתח אין ניסיון ב-Spotfire</w:t>
-            </w:r>
-          </w:p>
-        </w:tc>
-        <w:tc>
-          <w:tcPr>
-            <w:tcW w:type="dxa" w:w="950"/>
+            <w:tcW w:type="dxa" w:w="3360"/>
+            <w:tcBorders>
+              <w:top w:val="single" w:color="BFBFBF" w:sz="4"/>
+              <w:left w:val="single" w:color="BFBFBF" w:sz="4"/>
+              <w:bottom w:val="single" w:color="BFBFBF" w:sz="4"/>
+              <w:right w:val="single" w:color="BFBFBF" w:sz="4"/>
+            </w:tcBorders>
+            <w:tcMar>
+              <w:top w:type="dxa" w:w="60"/>
+              <w:left w:type="dxa" w:w="100"/>
+              <w:bottom w:type="dxa" w:w="60"/>
+              <w:right w:type="dxa" w:w="100"/>
+            </w:tcMar>
+          </w:tcPr>
+          <w:p>
+            <w:pPr>
+              <w:bidi/>
+              <w:spacing w:after="0"/>
+            </w:pPr>
+            <w:r>
+              <w:rPr>
+                <w:rFonts w:ascii="Arial" w:cs="Arial" w:eastAsia="Arial" w:hAnsi="Arial"/>
+                <w:sz w:val="19"/>
+                <w:szCs w:val="19"/>
+                <w:rtl/>
+              </w:rPr>
+              <w:t xml:space="preserve">התאמות מורכבות (C1) שרק היועץ מבין</w:t>
+            </w:r>
+          </w:p>
+        </w:tc>
+        <w:tc>
+          <w:tcPr>
+            <w:tcW w:type="dxa" w:w="1521"/>
             <w:tcBorders>
               <w:top w:val="single" w:color="BFBFBF" w:sz="4"/>
               <w:left w:val="single" w:color="BFBFBF" w:sz="4"/>
@@ -8937,65 +10540,65 @@
         </w:tc>
         <w:tc>
           <w:tcPr>
-            <w:tcW w:type="dxa" w:w="1055"/>
-            <w:tcBorders>
-              <w:top w:val="single" w:color="BFBFBF" w:sz="4"/>
-              <w:left w:val="single" w:color="BFBFBF" w:sz="4"/>
-              <w:bottom w:val="single" w:color="BFBFBF" w:sz="4"/>
-              <w:right w:val="single" w:color="BFBFBF" w:sz="4"/>
-            </w:tcBorders>
-            <w:tcMar>
-              <w:top w:type="dxa" w:w="60"/>
-              <w:left w:type="dxa" w:w="100"/>
-              <w:bottom w:type="dxa" w:w="60"/>
-              <w:right w:type="dxa" w:w="100"/>
-            </w:tcMar>
-          </w:tcPr>
-          <w:p>
-            <w:pPr>
-              <w:bidi/>
-              <w:spacing w:after="0"/>
-            </w:pPr>
-            <w:r>
-              <w:rPr>
-                <w:rFonts w:ascii="Arial" w:cs="Arial" w:eastAsia="Arial" w:hAnsi="Arial"/>
-                <w:sz w:val="19"/>
-                <w:szCs w:val="19"/>
-                <w:rtl/>
-              </w:rPr>
-              <w:t xml:space="preserve">בינונית</w:t>
-            </w:r>
-          </w:p>
-        </w:tc>
-        <w:tc>
-          <w:tcPr>
-            <w:tcW w:type="dxa" w:w="3905"/>
-            <w:tcBorders>
-              <w:top w:val="single" w:color="BFBFBF" w:sz="4"/>
-              <w:left w:val="single" w:color="BFBFBF" w:sz="4"/>
-              <w:bottom w:val="single" w:color="BFBFBF" w:sz="4"/>
-              <w:right w:val="single" w:color="BFBFBF" w:sz="4"/>
-            </w:tcBorders>
-            <w:tcMar>
-              <w:top w:type="dxa" w:w="60"/>
-              <w:left w:type="dxa" w:w="100"/>
-              <w:bottom w:type="dxa" w:w="60"/>
-              <w:right w:type="dxa" w:w="100"/>
-            </w:tcMar>
-          </w:tcPr>
-          <w:p>
-            <w:pPr>
-              <w:bidi/>
-              <w:spacing w:after="0"/>
-            </w:pPr>
-            <w:r>
-              <w:rPr>
-                <w:rFonts w:ascii="Arial" w:cs="Arial" w:eastAsia="Arial" w:hAnsi="Arial"/>
-                <w:sz w:val="19"/>
-                <w:szCs w:val="19"/>
-                <w:rtl/>
-              </w:rPr>
-              <w:t xml:space="preserve">הדרכה או ליווי של 3-5 ימים בשבוע 1</w:t>
+            <w:tcW w:type="dxa" w:w="951"/>
+            <w:tcBorders>
+              <w:top w:val="single" w:color="BFBFBF" w:sz="4"/>
+              <w:left w:val="single" w:color="BFBFBF" w:sz="4"/>
+              <w:bottom w:val="single" w:color="BFBFBF" w:sz="4"/>
+              <w:right w:val="single" w:color="BFBFBF" w:sz="4"/>
+            </w:tcBorders>
+            <w:tcMar>
+              <w:top w:type="dxa" w:w="60"/>
+              <w:left w:type="dxa" w:w="100"/>
+              <w:bottom w:type="dxa" w:w="60"/>
+              <w:right w:type="dxa" w:w="100"/>
+            </w:tcMar>
+          </w:tcPr>
+          <w:p>
+            <w:pPr>
+              <w:bidi/>
+              <w:spacing w:after="0"/>
+            </w:pPr>
+            <w:r>
+              <w:rPr>
+                <w:rFonts w:ascii="Arial" w:cs="Arial" w:eastAsia="Arial" w:hAnsi="Arial"/>
+                <w:sz w:val="19"/>
+                <w:szCs w:val="19"/>
+                <w:rtl/>
+              </w:rPr>
+              <w:t xml:space="preserve">גבוהה</w:t>
+            </w:r>
+          </w:p>
+        </w:tc>
+        <w:tc>
+          <w:tcPr>
+            <w:tcW w:type="dxa" w:w="3806"/>
+            <w:tcBorders>
+              <w:top w:val="single" w:color="BFBFBF" w:sz="4"/>
+              <w:left w:val="single" w:color="BFBFBF" w:sz="4"/>
+              <w:bottom w:val="single" w:color="BFBFBF" w:sz="4"/>
+              <w:right w:val="single" w:color="BFBFBF" w:sz="4"/>
+            </w:tcBorders>
+            <w:tcMar>
+              <w:top w:type="dxa" w:w="60"/>
+              <w:left w:type="dxa" w:w="100"/>
+              <w:bottom w:type="dxa" w:w="60"/>
+              <w:right w:type="dxa" w:w="100"/>
+            </w:tcMar>
+          </w:tcPr>
+          <w:p>
+            <w:pPr>
+              <w:bidi/>
+              <w:spacing w:after="0"/>
+            </w:pPr>
+            <w:r>
+              <w:rPr>
+                <w:rFonts w:ascii="Arial" w:cs="Arial" w:eastAsia="Arial" w:hAnsi="Arial"/>
+                <w:sz w:val="19"/>
+                <w:szCs w:val="19"/>
+                <w:rtl/>
+              </w:rPr>
+              <w:t xml:space="preserve">תיעוד מפורט של C1, והמפתח מתרגל שחזור שלה אחרי עדכון</w:t>
             </w:r>
           </w:p>
         </w:tc>
@@ -9006,39 +10609,39 @@
         </w:trPr>
         <w:tc>
           <w:tcPr>
-            <w:tcW w:type="dxa" w:w="3728"/>
-            <w:tcBorders>
-              <w:top w:val="single" w:color="BFBFBF" w:sz="4"/>
-              <w:left w:val="single" w:color="BFBFBF" w:sz="4"/>
-              <w:bottom w:val="single" w:color="BFBFBF" w:sz="4"/>
-              <w:right w:val="single" w:color="BFBFBF" w:sz="4"/>
-            </w:tcBorders>
-            <w:tcMar>
-              <w:top w:type="dxa" w:w="60"/>
-              <w:left w:type="dxa" w:w="100"/>
-              <w:bottom w:type="dxa" w:w="60"/>
-              <w:right w:type="dxa" w:w="100"/>
-            </w:tcMar>
-          </w:tcPr>
-          <w:p>
-            <w:pPr>
-              <w:bidi/>
-              <w:spacing w:after="0"/>
-            </w:pPr>
-            <w:r>
-              <w:rPr>
-                <w:rFonts w:ascii="Arial" w:cs="Arial" w:eastAsia="Arial" w:hAnsi="Arial"/>
-                <w:sz w:val="19"/>
-                <w:szCs w:val="19"/>
-                <w:rtl/>
-              </w:rPr>
-              <w:t xml:space="preserve">תלות באדם אחד</w:t>
-            </w:r>
-          </w:p>
-        </w:tc>
-        <w:tc>
-          <w:tcPr>
-            <w:tcW w:type="dxa" w:w="950"/>
+            <w:tcW w:type="dxa" w:w="3360"/>
+            <w:tcBorders>
+              <w:top w:val="single" w:color="BFBFBF" w:sz="4"/>
+              <w:left w:val="single" w:color="BFBFBF" w:sz="4"/>
+              <w:bottom w:val="single" w:color="BFBFBF" w:sz="4"/>
+              <w:right w:val="single" w:color="BFBFBF" w:sz="4"/>
+            </w:tcBorders>
+            <w:tcMar>
+              <w:top w:type="dxa" w:w="60"/>
+              <w:left w:type="dxa" w:w="100"/>
+              <w:bottom w:type="dxa" w:w="60"/>
+              <w:right w:type="dxa" w:w="100"/>
+            </w:tcMar>
+          </w:tcPr>
+          <w:p>
+            <w:pPr>
+              <w:bidi/>
+              <w:spacing w:after="0"/>
+            </w:pPr>
+            <w:r>
+              <w:rPr>
+                <w:rFonts w:ascii="Arial" w:cs="Arial" w:eastAsia="Arial" w:hAnsi="Arial"/>
+                <w:sz w:val="19"/>
+                <w:szCs w:val="19"/>
+                <w:rtl/>
+              </w:rPr>
+              <w:t xml:space="preserve">עדכון של Spotfire Cloud שובר התאמה (בעיקר JavaScript)</w:t>
+            </w:r>
+          </w:p>
+        </w:tc>
+        <w:tc>
+          <w:tcPr>
+            <w:tcW w:type="dxa" w:w="1521"/>
             <w:tcBorders>
               <w:top w:val="single" w:color="BFBFBF" w:sz="4"/>
               <w:left w:val="single" w:color="BFBFBF" w:sz="4"/>
@@ -9070,65 +10673,65 @@
         </w:tc>
         <w:tc>
           <w:tcPr>
-            <w:tcW w:type="dxa" w:w="1055"/>
-            <w:tcBorders>
-              <w:top w:val="single" w:color="BFBFBF" w:sz="4"/>
-              <w:left w:val="single" w:color="BFBFBF" w:sz="4"/>
-              <w:bottom w:val="single" w:color="BFBFBF" w:sz="4"/>
-              <w:right w:val="single" w:color="BFBFBF" w:sz="4"/>
-            </w:tcBorders>
-            <w:tcMar>
-              <w:top w:type="dxa" w:w="60"/>
-              <w:left w:type="dxa" w:w="100"/>
-              <w:bottom w:type="dxa" w:w="60"/>
-              <w:right w:type="dxa" w:w="100"/>
-            </w:tcMar>
-          </w:tcPr>
-          <w:p>
-            <w:pPr>
-              <w:bidi/>
-              <w:spacing w:after="0"/>
-            </w:pPr>
-            <w:r>
-              <w:rPr>
-                <w:rFonts w:ascii="Arial" w:cs="Arial" w:eastAsia="Arial" w:hAnsi="Arial"/>
-                <w:sz w:val="19"/>
-                <w:szCs w:val="19"/>
-                <w:rtl/>
-              </w:rPr>
-              <w:t xml:space="preserve">גבוהה</w:t>
-            </w:r>
-          </w:p>
-        </w:tc>
-        <w:tc>
-          <w:tcPr>
-            <w:tcW w:type="dxa" w:w="3905"/>
-            <w:tcBorders>
-              <w:top w:val="single" w:color="BFBFBF" w:sz="4"/>
-              <w:left w:val="single" w:color="BFBFBF" w:sz="4"/>
-              <w:bottom w:val="single" w:color="BFBFBF" w:sz="4"/>
-              <w:right w:val="single" w:color="BFBFBF" w:sz="4"/>
-            </w:tcBorders>
-            <w:tcMar>
-              <w:top w:type="dxa" w:w="60"/>
-              <w:left w:type="dxa" w:w="100"/>
-              <w:bottom w:type="dxa" w:w="60"/>
-              <w:right w:type="dxa" w:w="100"/>
-            </w:tcMar>
-          </w:tcPr>
-          <w:p>
-            <w:pPr>
-              <w:bidi/>
-              <w:spacing w:after="0"/>
-            </w:pPr>
-            <w:r>
-              <w:rPr>
-                <w:rFonts w:ascii="Arial" w:cs="Arial" w:eastAsia="Arial" w:hAnsi="Arial"/>
-                <w:sz w:val="19"/>
-                <w:szCs w:val="19"/>
-                <w:rtl/>
-              </w:rPr>
-              <w:t xml:space="preserve">תיעוד, code review ומפתח גיבוי (סעיף 4)</w:t>
+            <w:tcW w:type="dxa" w:w="951"/>
+            <w:tcBorders>
+              <w:top w:val="single" w:color="BFBFBF" w:sz="4"/>
+              <w:left w:val="single" w:color="BFBFBF" w:sz="4"/>
+              <w:bottom w:val="single" w:color="BFBFBF" w:sz="4"/>
+              <w:right w:val="single" w:color="BFBFBF" w:sz="4"/>
+            </w:tcBorders>
+            <w:tcMar>
+              <w:top w:type="dxa" w:w="60"/>
+              <w:left w:type="dxa" w:w="100"/>
+              <w:bottom w:type="dxa" w:w="60"/>
+              <w:right w:type="dxa" w:w="100"/>
+            </w:tcMar>
+          </w:tcPr>
+          <w:p>
+            <w:pPr>
+              <w:bidi/>
+              <w:spacing w:after="0"/>
+            </w:pPr>
+            <w:r>
+              <w:rPr>
+                <w:rFonts w:ascii="Arial" w:cs="Arial" w:eastAsia="Arial" w:hAnsi="Arial"/>
+                <w:sz w:val="19"/>
+                <w:szCs w:val="19"/>
+                <w:rtl/>
+              </w:rPr>
+              <w:t xml:space="preserve">בינונית</w:t>
+            </w:r>
+          </w:p>
+        </w:tc>
+        <w:tc>
+          <w:tcPr>
+            <w:tcW w:type="dxa" w:w="3806"/>
+            <w:tcBorders>
+              <w:top w:val="single" w:color="BFBFBF" w:sz="4"/>
+              <w:left w:val="single" w:color="BFBFBF" w:sz="4"/>
+              <w:bottom w:val="single" w:color="BFBFBF" w:sz="4"/>
+              <w:right w:val="single" w:color="BFBFBF" w:sz="4"/>
+            </w:tcBorders>
+            <w:tcMar>
+              <w:top w:type="dxa" w:w="60"/>
+              <w:left w:type="dxa" w:w="100"/>
+              <w:bottom w:type="dxa" w:w="60"/>
+              <w:right w:type="dxa" w:w="100"/>
+            </w:tcMar>
+          </w:tcPr>
+          <w:p>
+            <w:pPr>
+              <w:bidi/>
+              <w:spacing w:after="0"/>
+            </w:pPr>
+            <w:r>
+              <w:rPr>
+                <w:rFonts w:ascii="Arial" w:cs="Arial" w:eastAsia="Arial" w:hAnsi="Arial"/>
+                <w:sz w:val="19"/>
+                <w:szCs w:val="19"/>
+                <w:rtl/>
+              </w:rPr>
+              <w:t xml:space="preserve">להעדיף Action mods ומנגנונים מובנים, ולהריץ את רשימת הבדיקות אחרי כל עדכון</w:t>
             </w:r>
           </w:p>
         </w:tc>
@@ -9139,39 +10742,71 @@
         </w:trPr>
         <w:tc>
           <w:tcPr>
-            <w:tcW w:type="dxa" w:w="3728"/>
-            <w:tcBorders>
-              <w:top w:val="single" w:color="BFBFBF" w:sz="4"/>
-              <w:left w:val="single" w:color="BFBFBF" w:sz="4"/>
-              <w:bottom w:val="single" w:color="BFBFBF" w:sz="4"/>
-              <w:right w:val="single" w:color="BFBFBF" w:sz="4"/>
-            </w:tcBorders>
-            <w:tcMar>
-              <w:top w:type="dxa" w:w="60"/>
-              <w:left w:type="dxa" w:w="100"/>
-              <w:bottom w:type="dxa" w:w="60"/>
-              <w:right w:type="dxa" w:w="100"/>
-            </w:tcMar>
-          </w:tcPr>
-          <w:p>
-            <w:pPr>
-              <w:bidi/>
-              <w:spacing w:after="0"/>
-            </w:pPr>
-            <w:r>
-              <w:rPr>
-                <w:rFonts w:ascii="Arial" w:cs="Arial" w:eastAsia="Arial" w:hAnsi="Arial"/>
-                <w:sz w:val="19"/>
-                <w:szCs w:val="19"/>
-                <w:rtl/>
-              </w:rPr>
-              <w:t xml:space="preserve">המפתח מתחזק וגם מפתח, ושני הדברים נתקעים</w:t>
-            </w:r>
-          </w:p>
-        </w:tc>
-        <w:tc>
-          <w:tcPr>
-            <w:tcW w:type="dxa" w:w="950"/>
+            <w:tcW w:type="dxa" w:w="3360"/>
+            <w:tcBorders>
+              <w:top w:val="single" w:color="BFBFBF" w:sz="4"/>
+              <w:left w:val="single" w:color="BFBFBF" w:sz="4"/>
+              <w:bottom w:val="single" w:color="BFBFBF" w:sz="4"/>
+              <w:right w:val="single" w:color="BFBFBF" w:sz="4"/>
+            </w:tcBorders>
+            <w:tcMar>
+              <w:top w:type="dxa" w:w="60"/>
+              <w:left w:type="dxa" w:w="100"/>
+              <w:bottom w:type="dxa" w:w="60"/>
+              <w:right w:type="dxa" w:w="100"/>
+            </w:tcMar>
+          </w:tcPr>
+          <w:p>
+            <w:pPr>
+              <w:bidi/>
+              <w:spacing w:after="0"/>
+            </w:pPr>
+            <w:r>
+              <w:rPr>
+                <w:rFonts w:ascii="Arial" w:cs="Arial" w:eastAsia="Arial" w:hAnsi="Arial"/>
+                <w:sz w:val="19"/>
+                <w:szCs w:val="19"/>
+                <w:rtl/>
+              </w:rPr>
+              <w:t xml:space="preserve">תלות באדם אחד</w:t>
+            </w:r>
+          </w:p>
+        </w:tc>
+        <w:tc>
+          <w:tcPr>
+            <w:tcW w:type="dxa" w:w="1521"/>
+            <w:tcBorders>
+              <w:top w:val="single" w:color="BFBFBF" w:sz="4"/>
+              <w:left w:val="single" w:color="BFBFBF" w:sz="4"/>
+              <w:bottom w:val="single" w:color="BFBFBF" w:sz="4"/>
+              <w:right w:val="single" w:color="BFBFBF" w:sz="4"/>
+            </w:tcBorders>
+            <w:tcMar>
+              <w:top w:type="dxa" w:w="60"/>
+              <w:left w:type="dxa" w:w="100"/>
+              <w:bottom w:type="dxa" w:w="60"/>
+              <w:right w:type="dxa" w:w="100"/>
+            </w:tcMar>
+          </w:tcPr>
+          <w:p>
+            <w:pPr>
+              <w:bidi/>
+              <w:spacing w:after="0"/>
+            </w:pPr>
+            <w:r>
+              <w:rPr>
+                <w:rFonts w:ascii="Arial" w:cs="Arial" w:eastAsia="Arial" w:hAnsi="Arial"/>
+                <w:sz w:val="19"/>
+                <w:szCs w:val="19"/>
+                <w:rtl/>
+              </w:rPr>
+              <w:t xml:space="preserve">בינונית</w:t>
+            </w:r>
+          </w:p>
+        </w:tc>
+        <w:tc>
+          <w:tcPr>
+            <w:tcW w:type="dxa" w:w="951"/>
             <w:tcBorders>
               <w:top w:val="single" w:color="BFBFBF" w:sz="4"/>
               <w:left w:val="single" w:color="BFBFBF" w:sz="4"/>
@@ -9203,65 +10838,33 @@
         </w:tc>
         <w:tc>
           <w:tcPr>
-            <w:tcW w:type="dxa" w:w="1055"/>
-            <w:tcBorders>
-              <w:top w:val="single" w:color="BFBFBF" w:sz="4"/>
-              <w:left w:val="single" w:color="BFBFBF" w:sz="4"/>
-              <w:bottom w:val="single" w:color="BFBFBF" w:sz="4"/>
-              <w:right w:val="single" w:color="BFBFBF" w:sz="4"/>
-            </w:tcBorders>
-            <w:tcMar>
-              <w:top w:type="dxa" w:w="60"/>
-              <w:left w:type="dxa" w:w="100"/>
-              <w:bottom w:type="dxa" w:w="60"/>
-              <w:right w:type="dxa" w:w="100"/>
-            </w:tcMar>
-          </w:tcPr>
-          <w:p>
-            <w:pPr>
-              <w:bidi/>
-              <w:spacing w:after="0"/>
-            </w:pPr>
-            <w:r>
-              <w:rPr>
-                <w:rFonts w:ascii="Arial" w:cs="Arial" w:eastAsia="Arial" w:hAnsi="Arial"/>
-                <w:sz w:val="19"/>
-                <w:szCs w:val="19"/>
-                <w:rtl/>
-              </w:rPr>
-              <w:t xml:space="preserve">בינונית</w:t>
-            </w:r>
-          </w:p>
-        </w:tc>
-        <w:tc>
-          <w:tcPr>
-            <w:tcW w:type="dxa" w:w="3905"/>
-            <w:tcBorders>
-              <w:top w:val="single" w:color="BFBFBF" w:sz="4"/>
-              <w:left w:val="single" w:color="BFBFBF" w:sz="4"/>
-              <w:bottom w:val="single" w:color="BFBFBF" w:sz="4"/>
-              <w:right w:val="single" w:color="BFBFBF" w:sz="4"/>
-            </w:tcBorders>
-            <w:tcMar>
-              <w:top w:type="dxa" w:w="60"/>
-              <w:left w:type="dxa" w:w="100"/>
-              <w:bottom w:type="dxa" w:w="60"/>
-              <w:right w:type="dxa" w:w="100"/>
-            </w:tcMar>
-          </w:tcPr>
-          <w:p>
-            <w:pPr>
-              <w:bidi/>
-              <w:spacing w:after="0"/>
-            </w:pPr>
-            <w:r>
-              <w:rPr>
-                <w:rFonts w:ascii="Arial" w:cs="Arial" w:eastAsia="Arial" w:hAnsi="Arial"/>
-                <w:sz w:val="19"/>
-                <w:szCs w:val="19"/>
-                <w:rtl/>
-              </w:rPr>
-              <w:t xml:space="preserve">הקצאה ברורה: כ-20% לתחזוקה, והשאר לגל הבא. תיעדוף חודשי של בקשות</w:t>
+            <w:tcW w:type="dxa" w:w="3806"/>
+            <w:tcBorders>
+              <w:top w:val="single" w:color="BFBFBF" w:sz="4"/>
+              <w:left w:val="single" w:color="BFBFBF" w:sz="4"/>
+              <w:bottom w:val="single" w:color="BFBFBF" w:sz="4"/>
+              <w:right w:val="single" w:color="BFBFBF" w:sz="4"/>
+            </w:tcBorders>
+            <w:tcMar>
+              <w:top w:type="dxa" w:w="60"/>
+              <w:left w:type="dxa" w:w="100"/>
+              <w:bottom w:type="dxa" w:w="60"/>
+              <w:right w:type="dxa" w:w="100"/>
+            </w:tcMar>
+          </w:tcPr>
+          <w:p>
+            <w:pPr>
+              <w:bidi/>
+              <w:spacing w:after="0"/>
+            </w:pPr>
+            <w:r>
+              <w:rPr>
+                <w:rFonts w:ascii="Arial" w:cs="Arial" w:eastAsia="Arial" w:hAnsi="Arial"/>
+                <w:sz w:val="19"/>
+                <w:szCs w:val="19"/>
+                <w:rtl/>
+              </w:rPr>
+              <w:t xml:space="preserve">תיעוד, code review ומפתח גיבוי (סעיף 4)</w:t>
             </w:r>
           </w:p>
         </w:tc>
@@ -9272,39 +10875,39 @@
         </w:trPr>
         <w:tc>
           <w:tcPr>
-            <w:tcW w:type="dxa" w:w="3728"/>
-            <w:tcBorders>
-              <w:top w:val="single" w:color="BFBFBF" w:sz="4"/>
-              <w:left w:val="single" w:color="BFBFBF" w:sz="4"/>
-              <w:bottom w:val="single" w:color="BFBFBF" w:sz="4"/>
-              <w:right w:val="single" w:color="BFBFBF" w:sz="4"/>
-            </w:tcBorders>
-            <w:tcMar>
-              <w:top w:type="dxa" w:w="60"/>
-              <w:left w:type="dxa" w:w="100"/>
-              <w:bottom w:type="dxa" w:w="60"/>
-              <w:right w:type="dxa" w:w="100"/>
-            </w:tcMar>
-          </w:tcPr>
-          <w:p>
-            <w:pPr>
-              <w:bidi/>
-              <w:spacing w:after="0"/>
-            </w:pPr>
-            <w:r>
-              <w:rPr>
-                <w:rFonts w:ascii="Arial" w:cs="Arial" w:eastAsia="Arial" w:hAnsi="Arial"/>
-                <w:sz w:val="19"/>
-                <w:szCs w:val="19"/>
-                <w:rtl/>
-              </w:rPr>
-              <w:t xml:space="preserve">זחילת היקף: כל בקשה הופכת לעמוד חדש</w:t>
-            </w:r>
-          </w:p>
-        </w:tc>
-        <w:tc>
-          <w:tcPr>
-            <w:tcW w:type="dxa" w:w="950"/>
+            <w:tcW w:type="dxa" w:w="3360"/>
+            <w:tcBorders>
+              <w:top w:val="single" w:color="BFBFBF" w:sz="4"/>
+              <w:left w:val="single" w:color="BFBFBF" w:sz="4"/>
+              <w:bottom w:val="single" w:color="BFBFBF" w:sz="4"/>
+              <w:right w:val="single" w:color="BFBFBF" w:sz="4"/>
+            </w:tcBorders>
+            <w:tcMar>
+              <w:top w:type="dxa" w:w="60"/>
+              <w:left w:type="dxa" w:w="100"/>
+              <w:bottom w:type="dxa" w:w="60"/>
+              <w:right w:type="dxa" w:w="100"/>
+            </w:tcMar>
+          </w:tcPr>
+          <w:p>
+            <w:pPr>
+              <w:bidi/>
+              <w:spacing w:after="0"/>
+            </w:pPr>
+            <w:r>
+              <w:rPr>
+                <w:rFonts w:ascii="Arial" w:cs="Arial" w:eastAsia="Arial" w:hAnsi="Arial"/>
+                <w:sz w:val="19"/>
+                <w:szCs w:val="19"/>
+                <w:rtl/>
+              </w:rPr>
+              <w:t xml:space="preserve">המפתח מתחזק וגם מפתח, ושני הדברים נתקעים</w:t>
+            </w:r>
+          </w:p>
+        </w:tc>
+        <w:tc>
+          <w:tcPr>
+            <w:tcW w:type="dxa" w:w="1521"/>
             <w:tcBorders>
               <w:top w:val="single" w:color="BFBFBF" w:sz="4"/>
               <w:left w:val="single" w:color="BFBFBF" w:sz="4"/>
@@ -9336,7 +10939,7 @@
         </w:tc>
         <w:tc>
           <w:tcPr>
-            <w:tcW w:type="dxa" w:w="1055"/>
+            <w:tcW w:type="dxa" w:w="951"/>
             <w:tcBorders>
               <w:top w:val="single" w:color="BFBFBF" w:sz="4"/>
               <w:left w:val="single" w:color="BFBFBF" w:sz="4"/>
@@ -9368,33 +10971,33 @@
         </w:tc>
         <w:tc>
           <w:tcPr>
-            <w:tcW w:type="dxa" w:w="3905"/>
-            <w:tcBorders>
-              <w:top w:val="single" w:color="BFBFBF" w:sz="4"/>
-              <w:left w:val="single" w:color="BFBFBF" w:sz="4"/>
-              <w:bottom w:val="single" w:color="BFBFBF" w:sz="4"/>
-              <w:right w:val="single" w:color="BFBFBF" w:sz="4"/>
-            </w:tcBorders>
-            <w:tcMar>
-              <w:top w:type="dxa" w:w="60"/>
-              <w:left w:type="dxa" w:w="100"/>
-              <w:bottom w:type="dxa" w:w="60"/>
-              <w:right w:type="dxa" w:w="100"/>
-            </w:tcMar>
-          </w:tcPr>
-          <w:p>
-            <w:pPr>
-              <w:bidi/>
-              <w:spacing w:after="0"/>
-            </w:pPr>
-            <w:r>
-              <w:rPr>
-                <w:rFonts w:ascii="Arial" w:cs="Arial" w:eastAsia="Arial" w:hAnsi="Arial"/>
-                <w:sz w:val="19"/>
-                <w:szCs w:val="19"/>
-                <w:rtl/>
-              </w:rPr>
-              <w:t xml:space="preserve">ההיקף סגור. בקשות נכנסות לתיעדוף החודשי</w:t>
+            <w:tcW w:type="dxa" w:w="3806"/>
+            <w:tcBorders>
+              <w:top w:val="single" w:color="BFBFBF" w:sz="4"/>
+              <w:left w:val="single" w:color="BFBFBF" w:sz="4"/>
+              <w:bottom w:val="single" w:color="BFBFBF" w:sz="4"/>
+              <w:right w:val="single" w:color="BFBFBF" w:sz="4"/>
+            </w:tcBorders>
+            <w:tcMar>
+              <w:top w:type="dxa" w:w="60"/>
+              <w:left w:type="dxa" w:w="100"/>
+              <w:bottom w:type="dxa" w:w="60"/>
+              <w:right w:type="dxa" w:w="100"/>
+            </w:tcMar>
+          </w:tcPr>
+          <w:p>
+            <w:pPr>
+              <w:bidi/>
+              <w:spacing w:after="0"/>
+            </w:pPr>
+            <w:r>
+              <w:rPr>
+                <w:rFonts w:ascii="Arial" w:cs="Arial" w:eastAsia="Arial" w:hAnsi="Arial"/>
+                <w:sz w:val="19"/>
+                <w:szCs w:val="19"/>
+                <w:rtl/>
+              </w:rPr>
+              <w:t xml:space="preserve">הקצאה ברורה: כ-20% לתחזוקה, והשאר לגל הבא. תיעדוף חודשי של בקשות</w:t>
             </w:r>
           </w:p>
         </w:tc>
@@ -9405,7 +11008,140 @@
         </w:trPr>
         <w:tc>
           <w:tcPr>
-            <w:tcW w:type="dxa" w:w="3728"/>
+            <w:tcW w:type="dxa" w:w="3360"/>
+            <w:tcBorders>
+              <w:top w:val="single" w:color="BFBFBF" w:sz="4"/>
+              <w:left w:val="single" w:color="BFBFBF" w:sz="4"/>
+              <w:bottom w:val="single" w:color="BFBFBF" w:sz="4"/>
+              <w:right w:val="single" w:color="BFBFBF" w:sz="4"/>
+            </w:tcBorders>
+            <w:tcMar>
+              <w:top w:type="dxa" w:w="60"/>
+              <w:left w:type="dxa" w:w="100"/>
+              <w:bottom w:type="dxa" w:w="60"/>
+              <w:right w:type="dxa" w:w="100"/>
+            </w:tcMar>
+          </w:tcPr>
+          <w:p>
+            <w:pPr>
+              <w:bidi/>
+              <w:spacing w:after="0"/>
+            </w:pPr>
+            <w:r>
+              <w:rPr>
+                <w:rFonts w:ascii="Arial" w:cs="Arial" w:eastAsia="Arial" w:hAnsi="Arial"/>
+                <w:sz w:val="19"/>
+                <w:szCs w:val="19"/>
+                <w:rtl/>
+              </w:rPr>
+              <w:t xml:space="preserve">זחילת היקף: כל בקשה הופכת לעמוד חדש</w:t>
+            </w:r>
+          </w:p>
+        </w:tc>
+        <w:tc>
+          <w:tcPr>
+            <w:tcW w:type="dxa" w:w="1521"/>
+            <w:tcBorders>
+              <w:top w:val="single" w:color="BFBFBF" w:sz="4"/>
+              <w:left w:val="single" w:color="BFBFBF" w:sz="4"/>
+              <w:bottom w:val="single" w:color="BFBFBF" w:sz="4"/>
+              <w:right w:val="single" w:color="BFBFBF" w:sz="4"/>
+            </w:tcBorders>
+            <w:tcMar>
+              <w:top w:type="dxa" w:w="60"/>
+              <w:left w:type="dxa" w:w="100"/>
+              <w:bottom w:type="dxa" w:w="60"/>
+              <w:right w:type="dxa" w:w="100"/>
+            </w:tcMar>
+          </w:tcPr>
+          <w:p>
+            <w:pPr>
+              <w:bidi/>
+              <w:spacing w:after="0"/>
+            </w:pPr>
+            <w:r>
+              <w:rPr>
+                <w:rFonts w:ascii="Arial" w:cs="Arial" w:eastAsia="Arial" w:hAnsi="Arial"/>
+                <w:sz w:val="19"/>
+                <w:szCs w:val="19"/>
+                <w:rtl/>
+              </w:rPr>
+              <w:t xml:space="preserve">גבוהה</w:t>
+            </w:r>
+          </w:p>
+        </w:tc>
+        <w:tc>
+          <w:tcPr>
+            <w:tcW w:type="dxa" w:w="951"/>
+            <w:tcBorders>
+              <w:top w:val="single" w:color="BFBFBF" w:sz="4"/>
+              <w:left w:val="single" w:color="BFBFBF" w:sz="4"/>
+              <w:bottom w:val="single" w:color="BFBFBF" w:sz="4"/>
+              <w:right w:val="single" w:color="BFBFBF" w:sz="4"/>
+            </w:tcBorders>
+            <w:tcMar>
+              <w:top w:type="dxa" w:w="60"/>
+              <w:left w:type="dxa" w:w="100"/>
+              <w:bottom w:type="dxa" w:w="60"/>
+              <w:right w:type="dxa" w:w="100"/>
+            </w:tcMar>
+          </w:tcPr>
+          <w:p>
+            <w:pPr>
+              <w:bidi/>
+              <w:spacing w:after="0"/>
+            </w:pPr>
+            <w:r>
+              <w:rPr>
+                <w:rFonts w:ascii="Arial" w:cs="Arial" w:eastAsia="Arial" w:hAnsi="Arial"/>
+                <w:sz w:val="19"/>
+                <w:szCs w:val="19"/>
+                <w:rtl/>
+              </w:rPr>
+              <w:t xml:space="preserve">בינונית</w:t>
+            </w:r>
+          </w:p>
+        </w:tc>
+        <w:tc>
+          <w:tcPr>
+            <w:tcW w:type="dxa" w:w="3806"/>
+            <w:tcBorders>
+              <w:top w:val="single" w:color="BFBFBF" w:sz="4"/>
+              <w:left w:val="single" w:color="BFBFBF" w:sz="4"/>
+              <w:bottom w:val="single" w:color="BFBFBF" w:sz="4"/>
+              <w:right w:val="single" w:color="BFBFBF" w:sz="4"/>
+            </w:tcBorders>
+            <w:tcMar>
+              <w:top w:type="dxa" w:w="60"/>
+              <w:left w:type="dxa" w:w="100"/>
+              <w:bottom w:type="dxa" w:w="60"/>
+              <w:right w:type="dxa" w:w="100"/>
+            </w:tcMar>
+          </w:tcPr>
+          <w:p>
+            <w:pPr>
+              <w:bidi/>
+              <w:spacing w:after="0"/>
+            </w:pPr>
+            <w:r>
+              <w:rPr>
+                <w:rFonts w:ascii="Arial" w:cs="Arial" w:eastAsia="Arial" w:hAnsi="Arial"/>
+                <w:sz w:val="19"/>
+                <w:szCs w:val="19"/>
+                <w:rtl/>
+              </w:rPr>
+              <w:t xml:space="preserve">ההיקף סגור. בקשות נכנסות לתיעדוף החודשי</w:t>
+            </w:r>
+          </w:p>
+        </w:tc>
+      </w:tr>
+      <w:tr>
+        <w:trPr>
+          <w:tblHeader w:val="false"/>
+        </w:trPr>
+        <w:tc>
+          <w:tcPr>
+            <w:tcW w:type="dxa" w:w="3360"/>
             <w:tcBorders>
               <w:top w:val="single" w:color="BFBFBF" w:sz="4"/>
               <w:left w:val="single" w:color="BFBFBF" w:sz="4"/>
@@ -9437,7 +11173,7 @@
         </w:tc>
         <w:tc>
           <w:tcPr>
-            <w:tcW w:type="dxa" w:w="950"/>
+            <w:tcW w:type="dxa" w:w="1521"/>
             <w:tcBorders>
               <w:top w:val="single" w:color="BFBFBF" w:sz="4"/>
               <w:left w:val="single" w:color="BFBFBF" w:sz="4"/>
@@ -9469,7 +11205,7 @@
         </w:tc>
         <w:tc>
           <w:tcPr>
-            <w:tcW w:type="dxa" w:w="1055"/>
+            <w:tcW w:type="dxa" w:w="951"/>
             <w:tcBorders>
               <w:top w:val="single" w:color="BFBFBF" w:sz="4"/>
               <w:left w:val="single" w:color="BFBFBF" w:sz="4"/>
@@ -9501,7 +11237,7 @@
         </w:tc>
         <w:tc>
           <w:tcPr>
-            <w:tcW w:type="dxa" w:w="3905"/>
+            <w:tcW w:type="dxa" w:w="3806"/>
             <w:tcBorders>
               <w:top w:val="single" w:color="BFBFBF" w:sz="4"/>
               <w:left w:val="single" w:color="BFBFBF" w:sz="4"/>
@@ -9548,7 +11284,7 @@
           <w:rFonts w:ascii="Arial" w:cs="Arial" w:eastAsia="Arial" w:hAnsi="Arial"/>
           <w:rtl/>
         </w:rPr>
-        <w:t xml:space="preserve">8. שאלות לבדיקה בשבוע 1</w:t>
+        <w:t xml:space="preserve">9. שאלות לבדיקה בשבוע 1</w:t>
       </w:r>
     </w:p>
     <w:tbl>
@@ -9567,8 +11303,8 @@
       </w:tblPr>
       <w:tblGrid>
         <w:gridCol w:w="950"/>
-        <w:gridCol w:w="6473"/>
-        <w:gridCol w:w="2215"/>
+        <w:gridCol w:w="6559"/>
+        <w:gridCol w:w="2129"/>
       </w:tblGrid>
       <w:tr>
         <w:trPr>
@@ -9611,7 +11347,7 @@
         </w:tc>
         <w:tc>
           <w:tcPr>
-            <w:tcW w:type="dxa" w:w="6473"/>
+            <w:tcW w:type="dxa" w:w="6559"/>
             <w:tcBorders>
               <w:top w:val="single" w:color="BFBFBF" w:sz="4"/>
               <w:left w:val="single" w:color="BFBFBF" w:sz="4"/>
@@ -9646,7 +11382,7 @@
         </w:tc>
         <w:tc>
           <w:tcPr>
-            <w:tcW w:type="dxa" w:w="2215"/>
+            <w:tcW w:type="dxa" w:w="2129"/>
             <w:tcBorders>
               <w:top w:val="single" w:color="BFBFBF" w:sz="4"/>
               <w:left w:val="single" w:color="BFBFBF" w:sz="4"/>
@@ -9718,65 +11454,65 @@
         </w:tc>
         <w:tc>
           <w:tcPr>
-            <w:tcW w:type="dxa" w:w="6473"/>
-            <w:tcBorders>
-              <w:top w:val="single" w:color="BFBFBF" w:sz="4"/>
-              <w:left w:val="single" w:color="BFBFBF" w:sz="4"/>
-              <w:bottom w:val="single" w:color="BFBFBF" w:sz="4"/>
-              <w:right w:val="single" w:color="BFBFBF" w:sz="4"/>
-            </w:tcBorders>
-            <w:tcMar>
-              <w:top w:type="dxa" w:w="60"/>
-              <w:left w:type="dxa" w:w="100"/>
-              <w:bottom w:type="dxa" w:w="60"/>
-              <w:right w:type="dxa" w:w="100"/>
-            </w:tcMar>
-          </w:tcPr>
-          <w:p>
-            <w:pPr>
-              <w:bidi/>
-              <w:spacing w:after="0"/>
-            </w:pPr>
-            <w:r>
-              <w:rPr>
-                <w:rFonts w:ascii="Arial" w:cs="Arial" w:eastAsia="Arial" w:hAnsi="Arial"/>
-                <w:sz w:val="19"/>
-                <w:szCs w:val="19"/>
-                <w:rtl/>
-              </w:rPr>
-              <w:t xml:space="preserve">מה גרסת Spotfire Cloud שלכם? (Action mods דורשים 14.4 ומעלה)</w:t>
-            </w:r>
-          </w:p>
-        </w:tc>
-        <w:tc>
-          <w:tcPr>
-            <w:tcW w:type="dxa" w:w="2215"/>
-            <w:tcBorders>
-              <w:top w:val="single" w:color="BFBFBF" w:sz="4"/>
-              <w:left w:val="single" w:color="BFBFBF" w:sz="4"/>
-              <w:bottom w:val="single" w:color="BFBFBF" w:sz="4"/>
-              <w:right w:val="single" w:color="BFBFBF" w:sz="4"/>
-            </w:tcBorders>
-            <w:tcMar>
-              <w:top w:type="dxa" w:w="60"/>
-              <w:left w:type="dxa" w:w="100"/>
-              <w:bottom w:type="dxa" w:w="60"/>
-              <w:right w:type="dxa" w:w="100"/>
-            </w:tcMar>
-          </w:tcPr>
-          <w:p>
-            <w:pPr>
-              <w:bidi/>
-              <w:spacing w:after="0"/>
-            </w:pPr>
-            <w:r>
-              <w:rPr>
-                <w:rFonts w:ascii="Arial" w:cs="Arial" w:eastAsia="Arial" w:hAnsi="Arial"/>
-                <w:sz w:val="19"/>
-                <w:szCs w:val="19"/>
-                <w:rtl/>
-              </w:rPr>
-              <w:t xml:space="preserve">אדמין Spotfire / ספק</w:t>
+            <w:tcW w:type="dxa" w:w="6559"/>
+            <w:tcBorders>
+              <w:top w:val="single" w:color="BFBFBF" w:sz="4"/>
+              <w:left w:val="single" w:color="BFBFBF" w:sz="4"/>
+              <w:bottom w:val="single" w:color="BFBFBF" w:sz="4"/>
+              <w:right w:val="single" w:color="BFBFBF" w:sz="4"/>
+            </w:tcBorders>
+            <w:tcMar>
+              <w:top w:type="dxa" w:w="60"/>
+              <w:left w:type="dxa" w:w="100"/>
+              <w:bottom w:type="dxa" w:w="60"/>
+              <w:right w:type="dxa" w:w="100"/>
+            </w:tcMar>
+          </w:tcPr>
+          <w:p>
+            <w:pPr>
+              <w:bidi/>
+              <w:spacing w:after="0"/>
+            </w:pPr>
+            <w:r>
+              <w:rPr>
+                <w:rFonts w:ascii="Arial" w:cs="Arial" w:eastAsia="Arial" w:hAnsi="Arial"/>
+                <w:sz w:val="19"/>
+                <w:szCs w:val="19"/>
+                <w:rtl/>
+              </w:rPr>
+              <w:t xml:space="preserve">האם Action mod יכול להפעיל רענון לפי טיימר, או רק בלחיצה? ויש מנגנון מובנה לרענון אוטומטי של טבלאות in-database?</w:t>
+            </w:r>
+          </w:p>
+        </w:tc>
+        <w:tc>
+          <w:tcPr>
+            <w:tcW w:type="dxa" w:w="2129"/>
+            <w:tcBorders>
+              <w:top w:val="single" w:color="BFBFBF" w:sz="4"/>
+              <w:left w:val="single" w:color="BFBFBF" w:sz="4"/>
+              <w:bottom w:val="single" w:color="BFBFBF" w:sz="4"/>
+              <w:right w:val="single" w:color="BFBFBF" w:sz="4"/>
+            </w:tcBorders>
+            <w:tcMar>
+              <w:top w:type="dxa" w:w="60"/>
+              <w:left w:type="dxa" w:w="100"/>
+              <w:bottom w:type="dxa" w:w="60"/>
+              <w:right w:type="dxa" w:w="100"/>
+            </w:tcMar>
+          </w:tcPr>
+          <w:p>
+            <w:pPr>
+              <w:bidi/>
+              <w:spacing w:after="0"/>
+            </w:pPr>
+            <w:r>
+              <w:rPr>
+                <w:rFonts w:ascii="Arial" w:cs="Arial" w:eastAsia="Arial" w:hAnsi="Arial"/>
+                <w:sz w:val="19"/>
+                <w:szCs w:val="19"/>
+                <w:rtl/>
+              </w:rPr>
+              <w:t xml:space="preserve">יועץ / ספק Spotfire</w:t>
             </w:r>
           </w:p>
         </w:tc>
@@ -9819,7 +11555,7 @@
         </w:tc>
         <w:tc>
           <w:tcPr>
-            <w:tcW w:type="dxa" w:w="6473"/>
+            <w:tcW w:type="dxa" w:w="6559"/>
             <w:tcBorders>
               <w:top w:val="single" w:color="BFBFBF" w:sz="4"/>
               <w:left w:val="single" w:color="BFBFBF" w:sz="4"/>
@@ -9851,7 +11587,7 @@
         </w:tc>
         <w:tc>
           <w:tcPr>
-            <w:tcW w:type="dxa" w:w="2215"/>
+            <w:tcW w:type="dxa" w:w="2129"/>
             <w:tcBorders>
               <w:top w:val="single" w:color="BFBFBF" w:sz="4"/>
               <w:left w:val="single" w:color="BFBFBF" w:sz="4"/>
@@ -9920,65 +11656,65 @@
         </w:tc>
         <w:tc>
           <w:tcPr>
-            <w:tcW w:type="dxa" w:w="6473"/>
-            <w:tcBorders>
-              <w:top w:val="single" w:color="BFBFBF" w:sz="4"/>
-              <w:left w:val="single" w:color="BFBFBF" w:sz="4"/>
-              <w:bottom w:val="single" w:color="BFBFBF" w:sz="4"/>
-              <w:right w:val="single" w:color="BFBFBF" w:sz="4"/>
-            </w:tcBorders>
-            <w:tcMar>
-              <w:top w:type="dxa" w:w="60"/>
-              <w:left w:type="dxa" w:w="100"/>
-              <w:bottom w:type="dxa" w:w="60"/>
-              <w:right w:type="dxa" w:w="100"/>
-            </w:tcMar>
-          </w:tcPr>
-          <w:p>
-            <w:pPr>
-              <w:bidi/>
-              <w:spacing w:after="0"/>
-            </w:pPr>
-            <w:r>
-              <w:rPr>
-                <w:rFonts w:ascii="Arial" w:cs="Arial" w:eastAsia="Arial" w:hAnsi="Arial"/>
-                <w:sz w:val="19"/>
-                <w:szCs w:val="19"/>
-                <w:rtl/>
-              </w:rPr>
-              <w:t xml:space="preserve">יש מנגנון מובנה לרענון אוטומטי של טבלאות in-database, ומה התדירות המינימלית?</w:t>
-            </w:r>
-          </w:p>
-        </w:tc>
-        <w:tc>
-          <w:tcPr>
-            <w:tcW w:type="dxa" w:w="2215"/>
-            <w:tcBorders>
-              <w:top w:val="single" w:color="BFBFBF" w:sz="4"/>
-              <w:left w:val="single" w:color="BFBFBF" w:sz="4"/>
-              <w:bottom w:val="single" w:color="BFBFBF" w:sz="4"/>
-              <w:right w:val="single" w:color="BFBFBF" w:sz="4"/>
-            </w:tcBorders>
-            <w:tcMar>
-              <w:top w:type="dxa" w:w="60"/>
-              <w:left w:type="dxa" w:w="100"/>
-              <w:bottom w:type="dxa" w:w="60"/>
-              <w:right w:type="dxa" w:w="100"/>
-            </w:tcMar>
-          </w:tcPr>
-          <w:p>
-            <w:pPr>
-              <w:bidi/>
-              <w:spacing w:after="0"/>
-            </w:pPr>
-            <w:r>
-              <w:rPr>
-                <w:rFonts w:ascii="Arial" w:cs="Arial" w:eastAsia="Arial" w:hAnsi="Arial"/>
-                <w:sz w:val="19"/>
-                <w:szCs w:val="19"/>
-                <w:rtl/>
-              </w:rPr>
-              <w:t xml:space="preserve">ספק Spotfire</w:t>
+            <w:tcW w:type="dxa" w:w="6559"/>
+            <w:tcBorders>
+              <w:top w:val="single" w:color="BFBFBF" w:sz="4"/>
+              <w:left w:val="single" w:color="BFBFBF" w:sz="4"/>
+              <w:bottom w:val="single" w:color="BFBFBF" w:sz="4"/>
+              <w:right w:val="single" w:color="BFBFBF" w:sz="4"/>
+            </w:tcBorders>
+            <w:tcMar>
+              <w:top w:type="dxa" w:w="60"/>
+              <w:left w:type="dxa" w:w="100"/>
+              <w:bottom w:type="dxa" w:w="60"/>
+              <w:right w:type="dxa" w:w="100"/>
+            </w:tcMar>
+          </w:tcPr>
+          <w:p>
+            <w:pPr>
+              <w:bidi/>
+              <w:spacing w:after="0"/>
+            </w:pPr>
+            <w:r>
+              <w:rPr>
+                <w:rFonts w:ascii="Arial" w:cs="Arial" w:eastAsia="Arial" w:hAnsi="Arial"/>
+                <w:sz w:val="19"/>
+                <w:szCs w:val="19"/>
+                <w:rtl/>
+              </w:rPr>
+              <w:t xml:space="preserve">יש למפתח רישיון author? ומה מודל הרישוי למסך קיר?</w:t>
+            </w:r>
+          </w:p>
+        </w:tc>
+        <w:tc>
+          <w:tcPr>
+            <w:tcW w:type="dxa" w:w="2129"/>
+            <w:tcBorders>
+              <w:top w:val="single" w:color="BFBFBF" w:sz="4"/>
+              <w:left w:val="single" w:color="BFBFBF" w:sz="4"/>
+              <w:bottom w:val="single" w:color="BFBFBF" w:sz="4"/>
+              <w:right w:val="single" w:color="BFBFBF" w:sz="4"/>
+            </w:tcBorders>
+            <w:tcMar>
+              <w:top w:type="dxa" w:w="60"/>
+              <w:left w:type="dxa" w:w="100"/>
+              <w:bottom w:type="dxa" w:w="60"/>
+              <w:right w:type="dxa" w:w="100"/>
+            </w:tcMar>
+          </w:tcPr>
+          <w:p>
+            <w:pPr>
+              <w:bidi/>
+              <w:spacing w:after="0"/>
+            </w:pPr>
+            <w:r>
+              <w:rPr>
+                <w:rFonts w:ascii="Arial" w:cs="Arial" w:eastAsia="Arial" w:hAnsi="Arial"/>
+                <w:sz w:val="19"/>
+                <w:szCs w:val="19"/>
+                <w:rtl/>
+              </w:rPr>
+              <w:t xml:space="preserve">IT / ספק</w:t>
             </w:r>
           </w:p>
         </w:tc>
@@ -10021,65 +11757,65 @@
         </w:tc>
         <w:tc>
           <w:tcPr>
-            <w:tcW w:type="dxa" w:w="6473"/>
-            <w:tcBorders>
-              <w:top w:val="single" w:color="BFBFBF" w:sz="4"/>
-              <w:left w:val="single" w:color="BFBFBF" w:sz="4"/>
-              <w:bottom w:val="single" w:color="BFBFBF" w:sz="4"/>
-              <w:right w:val="single" w:color="BFBFBF" w:sz="4"/>
-            </w:tcBorders>
-            <w:tcMar>
-              <w:top w:type="dxa" w:w="60"/>
-              <w:left w:type="dxa" w:w="100"/>
-              <w:bottom w:type="dxa" w:w="60"/>
-              <w:right w:type="dxa" w:w="100"/>
-            </w:tcMar>
-          </w:tcPr>
-          <w:p>
-            <w:pPr>
-              <w:bidi/>
-              <w:spacing w:after="0"/>
-            </w:pPr>
-            <w:r>
-              <w:rPr>
-                <w:rFonts w:ascii="Arial" w:cs="Arial" w:eastAsia="Arial" w:hAnsi="Arial"/>
-                <w:sz w:val="19"/>
-                <w:szCs w:val="19"/>
-                <w:rtl/>
-              </w:rPr>
-              <w:t xml:space="preserve">יש למפתח רישיון author? ומה מודל הרישוי למסך קיר?</w:t>
-            </w:r>
-          </w:p>
-        </w:tc>
-        <w:tc>
-          <w:tcPr>
-            <w:tcW w:type="dxa" w:w="2215"/>
-            <w:tcBorders>
-              <w:top w:val="single" w:color="BFBFBF" w:sz="4"/>
-              <w:left w:val="single" w:color="BFBFBF" w:sz="4"/>
-              <w:bottom w:val="single" w:color="BFBFBF" w:sz="4"/>
-              <w:right w:val="single" w:color="BFBFBF" w:sz="4"/>
-            </w:tcBorders>
-            <w:tcMar>
-              <w:top w:type="dxa" w:w="60"/>
-              <w:left w:type="dxa" w:w="100"/>
-              <w:bottom w:type="dxa" w:w="60"/>
-              <w:right w:type="dxa" w:w="100"/>
-            </w:tcMar>
-          </w:tcPr>
-          <w:p>
-            <w:pPr>
-              <w:bidi/>
-              <w:spacing w:after="0"/>
-            </w:pPr>
-            <w:r>
-              <w:rPr>
-                <w:rFonts w:ascii="Arial" w:cs="Arial" w:eastAsia="Arial" w:hAnsi="Arial"/>
-                <w:sz w:val="19"/>
-                <w:szCs w:val="19"/>
-                <w:rtl/>
-              </w:rPr>
-              <w:t xml:space="preserve">IT / ספק</w:t>
+            <w:tcW w:type="dxa" w:w="6559"/>
+            <w:tcBorders>
+              <w:top w:val="single" w:color="BFBFBF" w:sz="4"/>
+              <w:left w:val="single" w:color="BFBFBF" w:sz="4"/>
+              <w:bottom w:val="single" w:color="BFBFBF" w:sz="4"/>
+              <w:right w:val="single" w:color="BFBFBF" w:sz="4"/>
+            </w:tcBorders>
+            <w:tcMar>
+              <w:top w:type="dxa" w:w="60"/>
+              <w:left w:type="dxa" w:w="100"/>
+              <w:bottom w:type="dxa" w:w="60"/>
+              <w:right w:type="dxa" w:w="100"/>
+            </w:tcMar>
+          </w:tcPr>
+          <w:p>
+            <w:pPr>
+              <w:bidi/>
+              <w:spacing w:after="0"/>
+            </w:pPr>
+            <w:r>
+              <w:rPr>
+                <w:rFonts w:ascii="Arial" w:cs="Arial" w:eastAsia="Arial" w:hAnsi="Arial"/>
+                <w:sz w:val="19"/>
+                <w:szCs w:val="19"/>
+                <w:rtl/>
+              </w:rPr>
+              <w:t xml:space="preserve">יש סביבת פיתוח או בדיקות ב-Spotfire Cloud, או רק ספרייה אחת?</w:t>
+            </w:r>
+          </w:p>
+        </w:tc>
+        <w:tc>
+          <w:tcPr>
+            <w:tcW w:type="dxa" w:w="2129"/>
+            <w:tcBorders>
+              <w:top w:val="single" w:color="BFBFBF" w:sz="4"/>
+              <w:left w:val="single" w:color="BFBFBF" w:sz="4"/>
+              <w:bottom w:val="single" w:color="BFBFBF" w:sz="4"/>
+              <w:right w:val="single" w:color="BFBFBF" w:sz="4"/>
+            </w:tcBorders>
+            <w:tcMar>
+              <w:top w:type="dxa" w:w="60"/>
+              <w:left w:type="dxa" w:w="100"/>
+              <w:bottom w:type="dxa" w:w="60"/>
+              <w:right w:type="dxa" w:w="100"/>
+            </w:tcMar>
+          </w:tcPr>
+          <w:p>
+            <w:pPr>
+              <w:bidi/>
+              <w:spacing w:after="0"/>
+            </w:pPr>
+            <w:r>
+              <w:rPr>
+                <w:rFonts w:ascii="Arial" w:cs="Arial" w:eastAsia="Arial" w:hAnsi="Arial"/>
+                <w:sz w:val="19"/>
+                <w:szCs w:val="19"/>
+                <w:rtl/>
+              </w:rPr>
+              <w:t xml:space="preserve">אדמין Spotfire</w:t>
             </w:r>
           </w:p>
         </w:tc>
@@ -10122,65 +11858,65 @@
         </w:tc>
         <w:tc>
           <w:tcPr>
-            <w:tcW w:type="dxa" w:w="6473"/>
-            <w:tcBorders>
-              <w:top w:val="single" w:color="BFBFBF" w:sz="4"/>
-              <w:left w:val="single" w:color="BFBFBF" w:sz="4"/>
-              <w:bottom w:val="single" w:color="BFBFBF" w:sz="4"/>
-              <w:right w:val="single" w:color="BFBFBF" w:sz="4"/>
-            </w:tcBorders>
-            <w:tcMar>
-              <w:top w:type="dxa" w:w="60"/>
-              <w:left w:type="dxa" w:w="100"/>
-              <w:bottom w:type="dxa" w:w="60"/>
-              <w:right w:type="dxa" w:w="100"/>
-            </w:tcMar>
-          </w:tcPr>
-          <w:p>
-            <w:pPr>
-              <w:bidi/>
-              <w:spacing w:after="0"/>
-            </w:pPr>
-            <w:r>
-              <w:rPr>
-                <w:rFonts w:ascii="Arial" w:cs="Arial" w:eastAsia="Arial" w:hAnsi="Arial"/>
-                <w:sz w:val="19"/>
-                <w:szCs w:val="19"/>
-                <w:rtl/>
-              </w:rPr>
-              <w:t xml:space="preserve">למפתח יש ניסיון ב-Spotfire, או שצריך הדרכה?</w:t>
-            </w:r>
-          </w:p>
-        </w:tc>
-        <w:tc>
-          <w:tcPr>
-            <w:tcW w:type="dxa" w:w="2215"/>
-            <w:tcBorders>
-              <w:top w:val="single" w:color="BFBFBF" w:sz="4"/>
-              <w:left w:val="single" w:color="BFBFBF" w:sz="4"/>
-              <w:bottom w:val="single" w:color="BFBFBF" w:sz="4"/>
-              <w:right w:val="single" w:color="BFBFBF" w:sz="4"/>
-            </w:tcBorders>
-            <w:tcMar>
-              <w:top w:type="dxa" w:w="60"/>
-              <w:left w:type="dxa" w:w="100"/>
-              <w:bottom w:type="dxa" w:w="60"/>
-              <w:right w:type="dxa" w:w="100"/>
-            </w:tcMar>
-          </w:tcPr>
-          <w:p>
-            <w:pPr>
-              <w:bidi/>
-              <w:spacing w:after="0"/>
-            </w:pPr>
-            <w:r>
-              <w:rPr>
-                <w:rFonts w:ascii="Arial" w:cs="Arial" w:eastAsia="Arial" w:hAnsi="Arial"/>
-                <w:sz w:val="19"/>
-                <w:szCs w:val="19"/>
-                <w:rtl/>
-              </w:rPr>
-              <w:t xml:space="preserve">מנהל התמיכה</w:t>
+            <w:tcW w:type="dxa" w:w="6559"/>
+            <w:tcBorders>
+              <w:top w:val="single" w:color="BFBFBF" w:sz="4"/>
+              <w:left w:val="single" w:color="BFBFBF" w:sz="4"/>
+              <w:bottom w:val="single" w:color="BFBFBF" w:sz="4"/>
+              <w:right w:val="single" w:color="BFBFBF" w:sz="4"/>
+            </w:tcBorders>
+            <w:tcMar>
+              <w:top w:type="dxa" w:w="60"/>
+              <w:left w:type="dxa" w:w="100"/>
+              <w:bottom w:type="dxa" w:w="60"/>
+              <w:right w:type="dxa" w:w="100"/>
+            </w:tcMar>
+          </w:tcPr>
+          <w:p>
+            <w:pPr>
+              <w:bidi/>
+              <w:spacing w:after="0"/>
+            </w:pPr>
+            <w:r>
+              <w:rPr>
+                <w:rFonts w:ascii="Arial" w:cs="Arial" w:eastAsia="Arial" w:hAnsi="Arial"/>
+                <w:sz w:val="19"/>
+                <w:szCs w:val="19"/>
+                <w:rtl/>
+              </w:rPr>
+              <w:t xml:space="preserve">מה הפער בפועל בין שינוי ב-Salesforce לבין ה-DW?</w:t>
+            </w:r>
+          </w:p>
+        </w:tc>
+        <w:tc>
+          <w:tcPr>
+            <w:tcW w:type="dxa" w:w="2129"/>
+            <w:tcBorders>
+              <w:top w:val="single" w:color="BFBFBF" w:sz="4"/>
+              <w:left w:val="single" w:color="BFBFBF" w:sz="4"/>
+              <w:bottom w:val="single" w:color="BFBFBF" w:sz="4"/>
+              <w:right w:val="single" w:color="BFBFBF" w:sz="4"/>
+            </w:tcBorders>
+            <w:tcMar>
+              <w:top w:type="dxa" w:w="60"/>
+              <w:left w:type="dxa" w:w="100"/>
+              <w:bottom w:type="dxa" w:w="60"/>
+              <w:right w:type="dxa" w:w="100"/>
+            </w:tcMar>
+          </w:tcPr>
+          <w:p>
+            <w:pPr>
+              <w:bidi/>
+              <w:spacing w:after="0"/>
+            </w:pPr>
+            <w:r>
+              <w:rPr>
+                <w:rFonts w:ascii="Arial" w:cs="Arial" w:eastAsia="Arial" w:hAnsi="Arial"/>
+                <w:sz w:val="19"/>
+                <w:szCs w:val="19"/>
+                <w:rtl/>
+              </w:rPr>
+              <w:t xml:space="preserve">DBA</w:t>
             </w:r>
           </w:p>
         </w:tc>
@@ -10223,166 +11959,65 @@
         </w:tc>
         <w:tc>
           <w:tcPr>
-            <w:tcW w:type="dxa" w:w="6473"/>
-            <w:tcBorders>
-              <w:top w:val="single" w:color="BFBFBF" w:sz="4"/>
-              <w:left w:val="single" w:color="BFBFBF" w:sz="4"/>
-              <w:bottom w:val="single" w:color="BFBFBF" w:sz="4"/>
-              <w:right w:val="single" w:color="BFBFBF" w:sz="4"/>
-            </w:tcBorders>
-            <w:tcMar>
-              <w:top w:type="dxa" w:w="60"/>
-              <w:left w:type="dxa" w:w="100"/>
-              <w:bottom w:type="dxa" w:w="60"/>
-              <w:right w:type="dxa" w:w="100"/>
-            </w:tcMar>
-          </w:tcPr>
-          <w:p>
-            <w:pPr>
-              <w:bidi/>
-              <w:spacing w:after="0"/>
-            </w:pPr>
-            <w:r>
-              <w:rPr>
-                <w:rFonts w:ascii="Arial" w:cs="Arial" w:eastAsia="Arial" w:hAnsi="Arial"/>
-                <w:sz w:val="19"/>
-                <w:szCs w:val="19"/>
-                <w:rtl/>
-              </w:rPr>
-              <w:t xml:space="preserve">יש סביבת פיתוח או בדיקות ב-Spotfire Cloud, או רק ספרייה אחת?</w:t>
-            </w:r>
-          </w:p>
-        </w:tc>
-        <w:tc>
-          <w:tcPr>
-            <w:tcW w:type="dxa" w:w="2215"/>
-            <w:tcBorders>
-              <w:top w:val="single" w:color="BFBFBF" w:sz="4"/>
-              <w:left w:val="single" w:color="BFBFBF" w:sz="4"/>
-              <w:bottom w:val="single" w:color="BFBFBF" w:sz="4"/>
-              <w:right w:val="single" w:color="BFBFBF" w:sz="4"/>
-            </w:tcBorders>
-            <w:tcMar>
-              <w:top w:type="dxa" w:w="60"/>
-              <w:left w:type="dxa" w:w="100"/>
-              <w:bottom w:type="dxa" w:w="60"/>
-              <w:right w:type="dxa" w:w="100"/>
-            </w:tcMar>
-          </w:tcPr>
-          <w:p>
-            <w:pPr>
-              <w:bidi/>
-              <w:spacing w:after="0"/>
-            </w:pPr>
-            <w:r>
-              <w:rPr>
-                <w:rFonts w:ascii="Arial" w:cs="Arial" w:eastAsia="Arial" w:hAnsi="Arial"/>
-                <w:sz w:val="19"/>
-                <w:szCs w:val="19"/>
-                <w:rtl/>
-              </w:rPr>
-              <w:t xml:space="preserve">אדמין Spotfire</w:t>
-            </w:r>
-          </w:p>
-        </w:tc>
-      </w:tr>
-      <w:tr>
-        <w:trPr>
-          <w:tblHeader w:val="false"/>
-        </w:trPr>
-        <w:tc>
-          <w:tcPr>
-            <w:tcW w:type="dxa" w:w="950"/>
-            <w:tcBorders>
-              <w:top w:val="single" w:color="BFBFBF" w:sz="4"/>
-              <w:left w:val="single" w:color="BFBFBF" w:sz="4"/>
-              <w:bottom w:val="single" w:color="BFBFBF" w:sz="4"/>
-              <w:right w:val="single" w:color="BFBFBF" w:sz="4"/>
-            </w:tcBorders>
-            <w:tcMar>
-              <w:top w:type="dxa" w:w="60"/>
-              <w:left w:type="dxa" w:w="100"/>
-              <w:bottom w:type="dxa" w:w="60"/>
-              <w:right w:type="dxa" w:w="100"/>
-            </w:tcMar>
-          </w:tcPr>
-          <w:p>
-            <w:pPr>
-              <w:bidi/>
-              <w:spacing w:after="0"/>
-            </w:pPr>
-            <w:r>
-              <w:rPr>
-                <w:rFonts w:ascii="Arial" w:cs="Arial" w:eastAsia="Arial" w:hAnsi="Arial"/>
-                <w:sz w:val="19"/>
-                <w:szCs w:val="19"/>
-                <w:rtl/>
-              </w:rPr>
-              <w:t xml:space="preserve">Q7</w:t>
-            </w:r>
-          </w:p>
-        </w:tc>
-        <w:tc>
-          <w:tcPr>
-            <w:tcW w:type="dxa" w:w="6473"/>
-            <w:tcBorders>
-              <w:top w:val="single" w:color="BFBFBF" w:sz="4"/>
-              <w:left w:val="single" w:color="BFBFBF" w:sz="4"/>
-              <w:bottom w:val="single" w:color="BFBFBF" w:sz="4"/>
-              <w:right w:val="single" w:color="BFBFBF" w:sz="4"/>
-            </w:tcBorders>
-            <w:tcMar>
-              <w:top w:type="dxa" w:w="60"/>
-              <w:left w:type="dxa" w:w="100"/>
-              <w:bottom w:type="dxa" w:w="60"/>
-              <w:right w:type="dxa" w:w="100"/>
-            </w:tcMar>
-          </w:tcPr>
-          <w:p>
-            <w:pPr>
-              <w:bidi/>
-              <w:spacing w:after="0"/>
-            </w:pPr>
-            <w:r>
-              <w:rPr>
-                <w:rFonts w:ascii="Arial" w:cs="Arial" w:eastAsia="Arial" w:hAnsi="Arial"/>
-                <w:sz w:val="19"/>
-                <w:szCs w:val="19"/>
-                <w:rtl/>
-              </w:rPr>
-              <w:t xml:space="preserve">מה הפער בפועל בין שינוי ב-Salesforce לבין ה-DW?</w:t>
-            </w:r>
-          </w:p>
-        </w:tc>
-        <w:tc>
-          <w:tcPr>
-            <w:tcW w:type="dxa" w:w="2215"/>
-            <w:tcBorders>
-              <w:top w:val="single" w:color="BFBFBF" w:sz="4"/>
-              <w:left w:val="single" w:color="BFBFBF" w:sz="4"/>
-              <w:bottom w:val="single" w:color="BFBFBF" w:sz="4"/>
-              <w:right w:val="single" w:color="BFBFBF" w:sz="4"/>
-            </w:tcBorders>
-            <w:tcMar>
-              <w:top w:type="dxa" w:w="60"/>
-              <w:left w:type="dxa" w:w="100"/>
-              <w:bottom w:type="dxa" w:w="60"/>
-              <w:right w:type="dxa" w:w="100"/>
-            </w:tcMar>
-          </w:tcPr>
-          <w:p>
-            <w:pPr>
-              <w:bidi/>
-              <w:spacing w:after="0"/>
-            </w:pPr>
-            <w:r>
-              <w:rPr>
-                <w:rFonts w:ascii="Arial" w:cs="Arial" w:eastAsia="Arial" w:hAnsi="Arial"/>
-                <w:sz w:val="19"/>
-                <w:szCs w:val="19"/>
-                <w:rtl/>
-              </w:rPr>
-              <w:t xml:space="preserve">DBA</w:t>
+            <w:tcW w:type="dxa" w:w="6559"/>
+            <w:tcBorders>
+              <w:top w:val="single" w:color="BFBFBF" w:sz="4"/>
+              <w:left w:val="single" w:color="BFBFBF" w:sz="4"/>
+              <w:bottom w:val="single" w:color="BFBFBF" w:sz="4"/>
+              <w:right w:val="single" w:color="BFBFBF" w:sz="4"/>
+            </w:tcBorders>
+            <w:tcMar>
+              <w:top w:type="dxa" w:w="60"/>
+              <w:left w:type="dxa" w:w="100"/>
+              <w:bottom w:type="dxa" w:w="60"/>
+              <w:right w:type="dxa" w:w="100"/>
+            </w:tcMar>
+          </w:tcPr>
+          <w:p>
+            <w:pPr>
+              <w:bidi/>
+              <w:spacing w:after="0"/>
+            </w:pPr>
+            <w:r>
+              <w:rPr>
+                <w:rFonts w:ascii="Arial" w:cs="Arial" w:eastAsia="Arial" w:hAnsi="Arial"/>
+                <w:sz w:val="19"/>
+                <w:szCs w:val="19"/>
+                <w:rtl/>
+              </w:rPr>
+              <w:t xml:space="preserve">מי היועץ? ניסיון מוכח ב-Spotfire Cloud וב-Mods, ונכונות לעבוד בזוג עם מפתח פנימי</w:t>
+            </w:r>
+          </w:p>
+        </w:tc>
+        <w:tc>
+          <w:tcPr>
+            <w:tcW w:type="dxa" w:w="2129"/>
+            <w:tcBorders>
+              <w:top w:val="single" w:color="BFBFBF" w:sz="4"/>
+              <w:left w:val="single" w:color="BFBFBF" w:sz="4"/>
+              <w:bottom w:val="single" w:color="BFBFBF" w:sz="4"/>
+              <w:right w:val="single" w:color="BFBFBF" w:sz="4"/>
+            </w:tcBorders>
+            <w:tcMar>
+              <w:top w:type="dxa" w:w="60"/>
+              <w:left w:type="dxa" w:w="100"/>
+              <w:bottom w:type="dxa" w:w="60"/>
+              <w:right w:type="dxa" w:w="100"/>
+            </w:tcMar>
+          </w:tcPr>
+          <w:p>
+            <w:pPr>
+              <w:bidi/>
+              <w:spacing w:after="0"/>
+            </w:pPr>
+            <w:r>
+              <w:rPr>
+                <w:rFonts w:ascii="Arial" w:cs="Arial" w:eastAsia="Arial" w:hAnsi="Arial"/>
+                <w:sz w:val="19"/>
+                <w:szCs w:val="19"/>
+                <w:rtl/>
+              </w:rPr>
+              <w:t xml:space="preserve">מנהל התמיכה / רכש</w:t>
             </w:r>
           </w:p>
         </w:tc>
@@ -10642,6 +12277,18 @@
       <w:startOverride w:val="1"/>
     </w:lvlOverride>
   </w:num>
+  <w:num w:numId="3">
+    <w:abstractNumId w:val="2"/>
+    <w:lvlOverride w:ilvl="0">
+      <w:startOverride w:val="1"/>
+    </w:lvlOverride>
+  </w:num>
+  <w:num w:numId="4">
+    <w:abstractNumId w:val="3"/>
+    <w:lvlOverride w:ilvl="0">
+      <w:startOverride w:val="1"/>
+    </w:lvlOverride>
+  </w:num>
 </w:numbering>
 </file>
 
